--- a/dewey-documentation.docx
+++ b/dewey-documentation.docx
@@ -107,10 +107,10 @@
           <w:noProof/>
         </w:rPr>
         <w:drawing>
-          <wp:inline distT="0" distB="0" distL="0" distR="0" wp14:anchorId="7A95BE5B" wp14:editId="3AC4B4E2">
-            <wp:extent cx="1885950" cy="1885950"/>
-            <wp:effectExtent l="0" t="0" r="0" b="0"/>
-            <wp:docPr id="1549291818" name="Picture 1" descr="Turing Tech logo"/>
+          <wp:inline distT="0" distB="0" distL="0" distR="0" wp14:anchorId="7A95BE5B" wp14:editId="5FD4CF61">
+            <wp:extent cx="1537589" cy="1885950"/>
+            <wp:effectExtent l="0" t="0" r="5715" b="0"/>
+            <wp:docPr id="1549291818" name="Picture 1"/>
             <wp:cNvGraphicFramePr>
               <a:graphicFrameLocks xmlns:a="http://schemas.openxmlformats.org/drawingml/2006/main" noChangeAspect="1"/>
             </wp:cNvGraphicFramePr>
@@ -118,7 +118,7 @@
               <a:graphicData uri="http://schemas.openxmlformats.org/drawingml/2006/picture">
                 <pic:pic xmlns:pic="http://schemas.openxmlformats.org/drawingml/2006/picture">
                   <pic:nvPicPr>
-                    <pic:cNvPr id="0" name="Picture 1" descr="Turing Tech logo"/>
+                    <pic:cNvPr id="1549291818" name="Picture 1"/>
                     <pic:cNvPicPr>
                       <a:picLocks noChangeAspect="1" noChangeArrowheads="1"/>
                     </pic:cNvPicPr>
@@ -131,7 +131,6 @@
                         </a:ext>
                       </a:extLst>
                     </a:blip>
-                    <a:srcRect/>
                     <a:stretch>
                       <a:fillRect/>
                     </a:stretch>
@@ -139,9 +138,9 @@
                   <pic:spPr bwMode="auto">
                     <a:xfrm>
                       <a:off x="0" y="0"/>
-                      <a:ext cx="1885950" cy="1885950"/>
+                      <a:ext cx="1537589" cy="1885950"/>
                     </a:xfrm>
-                    <a:prstGeom prst="rect">
+                    <a:prstGeom prst="roundRect">
                       <a:avLst/>
                     </a:prstGeom>
                     <a:noFill/>
@@ -271,7 +270,18 @@
           <w:szCs w:val="22"/>
           <w14:ligatures w14:val="none"/>
         </w:rPr>
-        <w:t>4 (Landing Page)</w:t>
+        <w:t>2</w:t>
+      </w:r>
+      <w:r>
+        <w:rPr>
+          <w:rFonts w:ascii="Aptos Narrow" w:eastAsia="Times New Roman" w:hAnsi="Aptos Narrow" w:cs="Times New Roman"/>
+          <w:color w:val="000000"/>
+          <w:kern w:val="0"/>
+          <w:sz w:val="22"/>
+          <w:szCs w:val="22"/>
+          <w14:ligatures w14:val="none"/>
+        </w:rPr>
+        <w:t xml:space="preserve"> (Landing Page)</w:t>
       </w:r>
     </w:p>
     <w:p>
@@ -665,7 +675,7 @@
           <w:szCs w:val="22"/>
           <w14:ligatures w14:val="none"/>
         </w:rPr>
-        <w:t>PostGreSQL</w:t>
+        <w:t>Nil</w:t>
       </w:r>
     </w:p>
     <w:p>
@@ -823,7 +833,29 @@
           <w14:ligatures w14:val="none"/>
         </w:rPr>
         <w:tab/>
-        <w:t>Website with a minor database</w:t>
+        <w:t xml:space="preserve">Website with </w:t>
+      </w:r>
+      <w:r>
+        <w:rPr>
+          <w:rFonts w:ascii="Aptos Narrow" w:eastAsia="Times New Roman" w:hAnsi="Aptos Narrow" w:cs="Times New Roman"/>
+          <w:color w:val="000000"/>
+          <w:kern w:val="0"/>
+          <w:sz w:val="22"/>
+          <w:szCs w:val="22"/>
+          <w14:ligatures w14:val="none"/>
+        </w:rPr>
+        <w:t>no</w:t>
+      </w:r>
+      <w:r>
+        <w:rPr>
+          <w:rFonts w:ascii="Aptos Narrow" w:eastAsia="Times New Roman" w:hAnsi="Aptos Narrow" w:cs="Times New Roman"/>
+          <w:color w:val="000000"/>
+          <w:kern w:val="0"/>
+          <w:sz w:val="22"/>
+          <w:szCs w:val="22"/>
+          <w14:ligatures w14:val="none"/>
+        </w:rPr>
+        <w:t xml:space="preserve"> database</w:t>
       </w:r>
     </w:p>
     <w:p>
@@ -1038,143 +1070,419 @@
     </w:p>
     <w:p>
       <w:pPr>
-        <w:rPr>
-          <w:rFonts w:ascii="Aptos Narrow" w:eastAsia="Times New Roman" w:hAnsi="Aptos Narrow" w:cs="Times New Roman"/>
-          <w:b/>
-          <w:bCs/>
-          <w:color w:val="000000"/>
-          <w:kern w:val="0"/>
-          <w:sz w:val="22"/>
-          <w:szCs w:val="22"/>
-          <w14:ligatures w14:val="none"/>
-        </w:rPr>
-      </w:pPr>
-    </w:p>
-    <w:p>
-      <w:pPr>
-        <w:rPr>
-          <w:rFonts w:ascii="Aptos Narrow" w:eastAsia="Times New Roman" w:hAnsi="Aptos Narrow" w:cs="Times New Roman"/>
-          <w:b/>
-          <w:bCs/>
-          <w:color w:val="000000"/>
-          <w:kern w:val="0"/>
-          <w:sz w:val="22"/>
-          <w:szCs w:val="22"/>
-          <w14:ligatures w14:val="none"/>
-        </w:rPr>
-      </w:pPr>
-    </w:p>
-    <w:p>
-      <w:pPr>
-        <w:rPr>
-          <w:rFonts w:ascii="Aptos Narrow" w:eastAsia="Times New Roman" w:hAnsi="Aptos Narrow" w:cs="Times New Roman"/>
-          <w:b/>
-          <w:bCs/>
-          <w:color w:val="000000"/>
-          <w:kern w:val="0"/>
-          <w:sz w:val="22"/>
-          <w:szCs w:val="22"/>
-          <w14:ligatures w14:val="none"/>
-        </w:rPr>
-      </w:pPr>
-    </w:p>
-    <w:p>
-      <w:pPr>
-        <w:rPr>
-          <w:rFonts w:ascii="Aptos Narrow" w:eastAsia="Times New Roman" w:hAnsi="Aptos Narrow" w:cs="Times New Roman"/>
-          <w:b/>
-          <w:bCs/>
-          <w:color w:val="000000"/>
-          <w:kern w:val="0"/>
-          <w:sz w:val="22"/>
-          <w:szCs w:val="22"/>
-          <w14:ligatures w14:val="none"/>
-        </w:rPr>
-      </w:pPr>
-    </w:p>
-    <w:p>
-      <w:pPr>
-        <w:rPr>
-          <w:rFonts w:ascii="Aptos Narrow" w:eastAsia="Times New Roman" w:hAnsi="Aptos Narrow" w:cs="Times New Roman"/>
-          <w:b/>
-          <w:bCs/>
-          <w:color w:val="000000"/>
-          <w:kern w:val="0"/>
-          <w:sz w:val="22"/>
-          <w:szCs w:val="22"/>
-          <w14:ligatures w14:val="none"/>
-        </w:rPr>
-      </w:pPr>
-    </w:p>
-    <w:p>
-      <w:pPr>
-        <w:rPr>
-          <w:rFonts w:ascii="Aptos Narrow" w:eastAsia="Times New Roman" w:hAnsi="Aptos Narrow" w:cs="Times New Roman"/>
-          <w:b/>
-          <w:bCs/>
-          <w:color w:val="000000"/>
-          <w:kern w:val="0"/>
-          <w:sz w:val="22"/>
-          <w:szCs w:val="22"/>
-          <w14:ligatures w14:val="none"/>
-        </w:rPr>
-      </w:pPr>
-    </w:p>
-    <w:p>
-      <w:pPr>
-        <w:rPr>
-          <w:rFonts w:ascii="Aptos Narrow" w:eastAsia="Times New Roman" w:hAnsi="Aptos Narrow" w:cs="Times New Roman"/>
-          <w:b/>
-          <w:bCs/>
-          <w:color w:val="000000"/>
-          <w:kern w:val="0"/>
-          <w:sz w:val="22"/>
-          <w:szCs w:val="22"/>
-          <w14:ligatures w14:val="none"/>
-        </w:rPr>
-      </w:pPr>
-    </w:p>
-    <w:p>
-      <w:pPr>
-        <w:rPr>
-          <w:rFonts w:ascii="Aptos Narrow" w:eastAsia="Times New Roman" w:hAnsi="Aptos Narrow" w:cs="Times New Roman"/>
-          <w:b/>
-          <w:bCs/>
-          <w:color w:val="000000"/>
-          <w:kern w:val="0"/>
-          <w:sz w:val="22"/>
-          <w:szCs w:val="22"/>
-          <w14:ligatures w14:val="none"/>
-        </w:rPr>
-      </w:pPr>
-    </w:p>
-    <w:p>
-      <w:pPr>
-        <w:rPr>
-          <w:rFonts w:ascii="Aptos Narrow" w:eastAsia="Times New Roman" w:hAnsi="Aptos Narrow" w:cs="Times New Roman"/>
-          <w:b/>
-          <w:bCs/>
-          <w:color w:val="000000"/>
-          <w:kern w:val="0"/>
-          <w:sz w:val="22"/>
-          <w:szCs w:val="22"/>
-          <w14:ligatures w14:val="none"/>
-        </w:rPr>
-      </w:pPr>
-    </w:p>
-    <w:p>
-      <w:pPr>
-        <w:rPr>
-          <w:rFonts w:ascii="Aptos Narrow" w:eastAsia="Times New Roman" w:hAnsi="Aptos Narrow" w:cs="Times New Roman"/>
-          <w:b/>
-          <w:bCs/>
-          <w:color w:val="000000"/>
-          <w:kern w:val="0"/>
-          <w:sz w:val="22"/>
-          <w:szCs w:val="22"/>
-          <w14:ligatures w14:val="none"/>
-        </w:rPr>
-      </w:pPr>
+        <w:spacing w:after="0" w:line="240" w:lineRule="auto"/>
+        <w:rPr>
+          <w:rFonts w:eastAsia="Times New Roman" w:cstheme="minorHAnsi"/>
+          <w:b/>
+          <w:bCs/>
+          <w:color w:val="000000"/>
+          <w:sz w:val="40"/>
+          <w:szCs w:val="40"/>
+        </w:rPr>
+      </w:pPr>
+      <w:r>
+        <w:rPr>
+          <w:rFonts w:eastAsia="Times New Roman" w:cstheme="minorHAnsi"/>
+          <w:b/>
+          <w:bCs/>
+          <w:color w:val="000000"/>
+          <w:sz w:val="40"/>
+          <w:szCs w:val="40"/>
+        </w:rPr>
+        <w:lastRenderedPageBreak/>
+        <w:t>PURPOSE OF DOCUMENT</w:t>
+      </w:r>
+    </w:p>
+    <w:p>
+      <w:pPr>
+        <w:pStyle w:val="ListParagraph"/>
+        <w:numPr>
+          <w:ilvl w:val="0"/>
+          <w:numId w:val="2"/>
+        </w:numPr>
+        <w:spacing w:after="0" w:line="240" w:lineRule="auto"/>
+        <w:rPr>
+          <w:rFonts w:eastAsia="Times New Roman" w:cstheme="minorHAnsi"/>
+          <w:b/>
+          <w:bCs/>
+          <w:color w:val="000000"/>
+          <w:sz w:val="28"/>
+          <w:szCs w:val="28"/>
+        </w:rPr>
+      </w:pPr>
+      <w:r>
+        <w:rPr>
+          <w:rFonts w:eastAsia="Times New Roman" w:cstheme="minorHAnsi"/>
+          <w:bCs/>
+          <w:color w:val="000000"/>
+          <w:sz w:val="28"/>
+          <w:szCs w:val="28"/>
+        </w:rPr>
+        <w:t>Version Management</w:t>
+      </w:r>
+    </w:p>
+    <w:p>
+      <w:pPr>
+        <w:pStyle w:val="ListParagraph"/>
+        <w:numPr>
+          <w:ilvl w:val="0"/>
+          <w:numId w:val="2"/>
+        </w:numPr>
+        <w:spacing w:after="0" w:line="240" w:lineRule="auto"/>
+        <w:rPr>
+          <w:rFonts w:eastAsia="Times New Roman" w:cstheme="minorHAnsi"/>
+          <w:b/>
+          <w:bCs/>
+          <w:color w:val="000000"/>
+          <w:sz w:val="28"/>
+          <w:szCs w:val="28"/>
+        </w:rPr>
+      </w:pPr>
+      <w:r>
+        <w:rPr>
+          <w:rFonts w:eastAsia="Times New Roman" w:cstheme="minorHAnsi"/>
+          <w:bCs/>
+          <w:color w:val="000000"/>
+          <w:sz w:val="28"/>
+          <w:szCs w:val="28"/>
+        </w:rPr>
+        <w:t>Technical Support</w:t>
+      </w:r>
+    </w:p>
+    <w:p>
+      <w:pPr>
+        <w:pStyle w:val="ListParagraph"/>
+        <w:numPr>
+          <w:ilvl w:val="0"/>
+          <w:numId w:val="2"/>
+        </w:numPr>
+        <w:spacing w:after="0" w:line="240" w:lineRule="auto"/>
+        <w:rPr>
+          <w:rFonts w:eastAsia="Times New Roman" w:cstheme="minorHAnsi"/>
+          <w:b/>
+          <w:bCs/>
+          <w:color w:val="000000"/>
+          <w:sz w:val="28"/>
+          <w:szCs w:val="28"/>
+        </w:rPr>
+      </w:pPr>
+      <w:r>
+        <w:rPr>
+          <w:rFonts w:eastAsia="Times New Roman" w:cstheme="minorHAnsi"/>
+          <w:bCs/>
+          <w:color w:val="000000"/>
+          <w:sz w:val="28"/>
+          <w:szCs w:val="28"/>
+        </w:rPr>
+        <w:t>Functional Spec team</w:t>
+      </w:r>
+    </w:p>
+    <w:p>
+      <w:pPr>
+        <w:pStyle w:val="ListParagraph"/>
+        <w:numPr>
+          <w:ilvl w:val="0"/>
+          <w:numId w:val="2"/>
+        </w:numPr>
+        <w:spacing w:after="0" w:line="240" w:lineRule="auto"/>
+        <w:rPr>
+          <w:rFonts w:eastAsia="Times New Roman" w:cstheme="minorHAnsi"/>
+          <w:b/>
+          <w:bCs/>
+          <w:color w:val="000000"/>
+          <w:sz w:val="28"/>
+          <w:szCs w:val="28"/>
+        </w:rPr>
+      </w:pPr>
+      <w:r>
+        <w:rPr>
+          <w:rFonts w:eastAsia="Times New Roman" w:cstheme="minorHAnsi"/>
+          <w:bCs/>
+          <w:color w:val="000000"/>
+          <w:sz w:val="28"/>
+          <w:szCs w:val="28"/>
+        </w:rPr>
+        <w:t>Programming team</w:t>
+      </w:r>
+    </w:p>
+    <w:p>
+      <w:pPr>
+        <w:pStyle w:val="ListParagraph"/>
+        <w:numPr>
+          <w:ilvl w:val="0"/>
+          <w:numId w:val="2"/>
+        </w:numPr>
+        <w:spacing w:after="0" w:line="240" w:lineRule="auto"/>
+        <w:rPr>
+          <w:rFonts w:eastAsia="Times New Roman" w:cstheme="minorHAnsi"/>
+          <w:b/>
+          <w:bCs/>
+          <w:color w:val="000000"/>
+          <w:sz w:val="28"/>
+          <w:szCs w:val="28"/>
+        </w:rPr>
+      </w:pPr>
+      <w:r>
+        <w:rPr>
+          <w:rFonts w:eastAsia="Times New Roman" w:cstheme="minorHAnsi"/>
+          <w:bCs/>
+          <w:color w:val="000000"/>
+          <w:sz w:val="28"/>
+          <w:szCs w:val="28"/>
+        </w:rPr>
+        <w:t>Intellectual Property Filing</w:t>
+      </w:r>
+    </w:p>
+    <w:p>
+      <w:pPr>
+        <w:pStyle w:val="ListParagraph"/>
+        <w:numPr>
+          <w:ilvl w:val="0"/>
+          <w:numId w:val="2"/>
+        </w:numPr>
+        <w:spacing w:after="0" w:line="240" w:lineRule="auto"/>
+        <w:rPr>
+          <w:rFonts w:eastAsia="Times New Roman" w:cstheme="minorHAnsi"/>
+          <w:b/>
+          <w:bCs/>
+          <w:color w:val="000000"/>
+          <w:sz w:val="28"/>
+          <w:szCs w:val="28"/>
+        </w:rPr>
+      </w:pPr>
+      <w:r>
+        <w:rPr>
+          <w:rFonts w:eastAsia="Times New Roman" w:cstheme="minorHAnsi"/>
+          <w:bCs/>
+          <w:color w:val="000000"/>
+          <w:sz w:val="28"/>
+          <w:szCs w:val="28"/>
+        </w:rPr>
+        <w:t>Trade Mark Purposes</w:t>
+      </w:r>
+    </w:p>
+    <w:p>
+      <w:pPr>
+        <w:pStyle w:val="ListParagraph"/>
+        <w:numPr>
+          <w:ilvl w:val="0"/>
+          <w:numId w:val="2"/>
+        </w:numPr>
+        <w:spacing w:after="0" w:line="240" w:lineRule="auto"/>
+        <w:rPr>
+          <w:rFonts w:eastAsia="Times New Roman" w:cstheme="minorHAnsi"/>
+          <w:b/>
+          <w:bCs/>
+          <w:color w:val="000000"/>
+          <w:sz w:val="28"/>
+          <w:szCs w:val="28"/>
+        </w:rPr>
+      </w:pPr>
+      <w:r>
+        <w:rPr>
+          <w:rFonts w:eastAsia="Times New Roman" w:cstheme="minorHAnsi"/>
+          <w:bCs/>
+          <w:color w:val="000000"/>
+          <w:sz w:val="28"/>
+          <w:szCs w:val="28"/>
+        </w:rPr>
+        <w:t>Copyright Purposes</w:t>
+      </w:r>
+    </w:p>
+    <w:p>
+      <w:pPr>
+        <w:pStyle w:val="ListParagraph"/>
+        <w:numPr>
+          <w:ilvl w:val="0"/>
+          <w:numId w:val="2"/>
+        </w:numPr>
+        <w:spacing w:after="0" w:line="240" w:lineRule="auto"/>
+        <w:rPr>
+          <w:rFonts w:eastAsia="Times New Roman" w:cstheme="minorHAnsi"/>
+          <w:b/>
+          <w:bCs/>
+          <w:color w:val="000000"/>
+          <w:sz w:val="28"/>
+          <w:szCs w:val="28"/>
+        </w:rPr>
+      </w:pPr>
+      <w:r>
+        <w:rPr>
+          <w:rFonts w:eastAsia="Times New Roman" w:cstheme="minorHAnsi"/>
+          <w:bCs/>
+          <w:color w:val="000000"/>
+          <w:sz w:val="28"/>
+          <w:szCs w:val="28"/>
+        </w:rPr>
+        <w:t>Other Miscellaneous Purposes</w:t>
+      </w:r>
+    </w:p>
+    <w:p>
+      <w:pPr>
+        <w:rPr>
+          <w:rFonts w:ascii="Aptos Narrow" w:eastAsia="Times New Roman" w:hAnsi="Aptos Narrow" w:cs="Times New Roman"/>
+          <w:b/>
+          <w:bCs/>
+          <w:color w:val="000000"/>
+          <w:kern w:val="0"/>
+          <w:sz w:val="22"/>
+          <w:szCs w:val="22"/>
+          <w14:ligatures w14:val="none"/>
+        </w:rPr>
+      </w:pPr>
+    </w:p>
+    <w:p>
+      <w:pPr>
+        <w:rPr>
+          <w:rFonts w:ascii="Aptos Narrow" w:eastAsia="Times New Roman" w:hAnsi="Aptos Narrow" w:cs="Times New Roman"/>
+          <w:b/>
+          <w:bCs/>
+          <w:color w:val="000000"/>
+          <w:kern w:val="0"/>
+          <w:sz w:val="22"/>
+          <w:szCs w:val="22"/>
+          <w14:ligatures w14:val="none"/>
+        </w:rPr>
+      </w:pPr>
+    </w:p>
+    <w:p>
+      <w:pPr>
+        <w:rPr>
+          <w:rFonts w:ascii="Aptos Narrow" w:eastAsia="Times New Roman" w:hAnsi="Aptos Narrow" w:cs="Times New Roman"/>
+          <w:b/>
+          <w:bCs/>
+          <w:color w:val="000000"/>
+          <w:kern w:val="0"/>
+          <w:sz w:val="22"/>
+          <w:szCs w:val="22"/>
+          <w14:ligatures w14:val="none"/>
+        </w:rPr>
+      </w:pPr>
+    </w:p>
+    <w:p>
+      <w:pPr>
+        <w:rPr>
+          <w:rFonts w:ascii="Aptos Narrow" w:eastAsia="Times New Roman" w:hAnsi="Aptos Narrow" w:cs="Times New Roman"/>
+          <w:b/>
+          <w:bCs/>
+          <w:color w:val="000000"/>
+          <w:kern w:val="0"/>
+          <w:sz w:val="22"/>
+          <w:szCs w:val="22"/>
+          <w14:ligatures w14:val="none"/>
+        </w:rPr>
+      </w:pPr>
+    </w:p>
+    <w:p>
+      <w:pPr>
+        <w:rPr>
+          <w:rFonts w:ascii="Aptos Narrow" w:eastAsia="Times New Roman" w:hAnsi="Aptos Narrow" w:cs="Times New Roman"/>
+          <w:b/>
+          <w:bCs/>
+          <w:color w:val="000000"/>
+          <w:kern w:val="0"/>
+          <w:sz w:val="22"/>
+          <w:szCs w:val="22"/>
+          <w14:ligatures w14:val="none"/>
+        </w:rPr>
+      </w:pPr>
+    </w:p>
+    <w:p>
+      <w:pPr>
+        <w:rPr>
+          <w:rFonts w:ascii="Aptos Narrow" w:eastAsia="Times New Roman" w:hAnsi="Aptos Narrow" w:cs="Times New Roman"/>
+          <w:b/>
+          <w:bCs/>
+          <w:color w:val="000000"/>
+          <w:kern w:val="0"/>
+          <w:sz w:val="22"/>
+          <w:szCs w:val="22"/>
+          <w14:ligatures w14:val="none"/>
+        </w:rPr>
+      </w:pPr>
+    </w:p>
+    <w:p>
+      <w:pPr>
+        <w:rPr>
+          <w:rFonts w:ascii="Aptos Narrow" w:eastAsia="Times New Roman" w:hAnsi="Aptos Narrow" w:cs="Times New Roman"/>
+          <w:b/>
+          <w:bCs/>
+          <w:color w:val="000000"/>
+          <w:kern w:val="0"/>
+          <w:sz w:val="22"/>
+          <w:szCs w:val="22"/>
+          <w14:ligatures w14:val="none"/>
+        </w:rPr>
+      </w:pPr>
+    </w:p>
+    <w:p>
+      <w:pPr>
+        <w:rPr>
+          <w:rFonts w:ascii="Aptos Narrow" w:eastAsia="Times New Roman" w:hAnsi="Aptos Narrow" w:cs="Times New Roman"/>
+          <w:b/>
+          <w:bCs/>
+          <w:color w:val="000000"/>
+          <w:kern w:val="0"/>
+          <w:sz w:val="22"/>
+          <w:szCs w:val="22"/>
+          <w14:ligatures w14:val="none"/>
+        </w:rPr>
+      </w:pPr>
+    </w:p>
+    <w:p>
+      <w:pPr>
+        <w:rPr>
+          <w:rFonts w:ascii="Aptos Narrow" w:eastAsia="Times New Roman" w:hAnsi="Aptos Narrow" w:cs="Times New Roman"/>
+          <w:b/>
+          <w:bCs/>
+          <w:color w:val="000000"/>
+          <w:kern w:val="0"/>
+          <w:sz w:val="22"/>
+          <w:szCs w:val="22"/>
+          <w14:ligatures w14:val="none"/>
+        </w:rPr>
+      </w:pPr>
+    </w:p>
+    <w:p>
+      <w:pPr>
+        <w:rPr>
+          <w:rFonts w:ascii="Aptos Narrow" w:eastAsia="Times New Roman" w:hAnsi="Aptos Narrow" w:cs="Times New Roman"/>
+          <w:b/>
+          <w:bCs/>
+          <w:color w:val="000000"/>
+          <w:kern w:val="0"/>
+          <w:sz w:val="22"/>
+          <w:szCs w:val="22"/>
+          <w14:ligatures w14:val="none"/>
+        </w:rPr>
+      </w:pPr>
+    </w:p>
+    <w:p>
+      <w:pPr>
+        <w:rPr>
+          <w:rFonts w:ascii="Aptos Narrow" w:eastAsia="Times New Roman" w:hAnsi="Aptos Narrow" w:cs="Times New Roman"/>
+          <w:b/>
+          <w:bCs/>
+          <w:color w:val="000000"/>
+          <w:kern w:val="0"/>
+          <w:sz w:val="22"/>
+          <w:szCs w:val="22"/>
+          <w14:ligatures w14:val="none"/>
+        </w:rPr>
+      </w:pPr>
+      <w:r>
+        <w:rPr>
+          <w:rFonts w:ascii="Aptos Narrow" w:eastAsia="Times New Roman" w:hAnsi="Aptos Narrow" w:cs="Times New Roman"/>
+          <w:b/>
+          <w:bCs/>
+          <w:color w:val="000000"/>
+          <w:kern w:val="0"/>
+          <w:sz w:val="22"/>
+          <w:szCs w:val="22"/>
+          <w14:ligatures w14:val="none"/>
+        </w:rPr>
+        <w:br w:type="page"/>
+      </w:r>
     </w:p>
     <w:p>
       <w:pPr>
@@ -1201,6 +1509,7 @@
           <w:szCs w:val="22"/>
           <w14:ligatures w14:val="none"/>
         </w:rPr>
+        <w:lastRenderedPageBreak/>
         <w:t>LANDING PAGE</w:t>
       </w:r>
     </w:p>
@@ -1237,7 +1546,6 @@
           <w14:ligatures w14:val="none"/>
         </w:rPr>
       </w:pPr>
-      <w:proofErr w:type="spellStart"/>
       <w:r>
         <w:rPr>
           <w:rFonts w:ascii="Aptos Narrow" w:eastAsia="Times New Roman" w:hAnsi="Aptos Narrow" w:cs="Times New Roman"/>
@@ -1262,21 +1570,7 @@
           <w:szCs w:val="22"/>
           <w14:ligatures w14:val="none"/>
         </w:rPr>
-        <w:t>Menu</w:t>
-      </w:r>
-      <w:proofErr w:type="spellEnd"/>
-      <w:r>
-        <w:rPr>
-          <w:rFonts w:ascii="Aptos Narrow" w:eastAsia="Times New Roman" w:hAnsi="Aptos Narrow" w:cs="Times New Roman"/>
-          <w:b/>
-          <w:bCs/>
-          <w:color w:val="000000"/>
-          <w:kern w:val="0"/>
-          <w:sz w:val="22"/>
-          <w:szCs w:val="22"/>
-          <w14:ligatures w14:val="none"/>
-        </w:rPr>
-        <w:t xml:space="preserve"> Section</w:t>
+        <w:t>shot of landing page</w:t>
       </w:r>
     </w:p>
     <w:p>
@@ -1308,7 +1602,7 @@
           <w:szCs w:val="22"/>
           <w14:ligatures w14:val="none"/>
         </w:rPr>
-        <w:t>Hero Section</w:t>
+        <w:t>Menu Section</w:t>
       </w:r>
     </w:p>
     <w:p>
@@ -1340,7 +1634,7 @@
           <w:szCs w:val="22"/>
           <w14:ligatures w14:val="none"/>
         </w:rPr>
-        <w:t>Corporate Video</w:t>
+        <w:t>Hero Section</w:t>
       </w:r>
     </w:p>
     <w:p>
@@ -1372,7 +1666,148 @@
           <w:szCs w:val="22"/>
           <w14:ligatures w14:val="none"/>
         </w:rPr>
-        <w:t>Main Section</w:t>
+        <w:t>About Me Section</w:t>
+      </w:r>
+    </w:p>
+    <w:p>
+      <w:pPr>
+        <w:pStyle w:val="ListParagraph"/>
+        <w:numPr>
+          <w:ilvl w:val="0"/>
+          <w:numId w:val="1"/>
+        </w:numPr>
+        <w:rPr>
+          <w:rFonts w:ascii="Aptos Narrow" w:eastAsia="Times New Roman" w:hAnsi="Aptos Narrow" w:cs="Times New Roman"/>
+          <w:b/>
+          <w:bCs/>
+          <w:color w:val="000000"/>
+          <w:kern w:val="0"/>
+          <w:sz w:val="22"/>
+          <w:szCs w:val="22"/>
+          <w14:ligatures w14:val="none"/>
+        </w:rPr>
+      </w:pPr>
+      <w:r>
+        <w:rPr>
+          <w:rFonts w:ascii="Aptos Narrow" w:eastAsia="Times New Roman" w:hAnsi="Aptos Narrow" w:cs="Times New Roman"/>
+          <w:b/>
+          <w:bCs/>
+          <w:color w:val="000000"/>
+          <w:kern w:val="0"/>
+          <w:sz w:val="22"/>
+          <w:szCs w:val="22"/>
+          <w14:ligatures w14:val="none"/>
+        </w:rPr>
+        <w:t>Skills Section</w:t>
+      </w:r>
+    </w:p>
+    <w:p>
+      <w:pPr>
+        <w:pStyle w:val="ListParagraph"/>
+        <w:numPr>
+          <w:ilvl w:val="0"/>
+          <w:numId w:val="1"/>
+        </w:numPr>
+        <w:rPr>
+          <w:rFonts w:ascii="Aptos Narrow" w:eastAsia="Times New Roman" w:hAnsi="Aptos Narrow" w:cs="Times New Roman"/>
+          <w:b/>
+          <w:bCs/>
+          <w:color w:val="000000"/>
+          <w:kern w:val="0"/>
+          <w:sz w:val="22"/>
+          <w:szCs w:val="22"/>
+          <w14:ligatures w14:val="none"/>
+        </w:rPr>
+      </w:pPr>
+      <w:r>
+        <w:rPr>
+          <w:rFonts w:ascii="Aptos Narrow" w:eastAsia="Times New Roman" w:hAnsi="Aptos Narrow" w:cs="Times New Roman"/>
+          <w:b/>
+          <w:bCs/>
+          <w:color w:val="000000"/>
+          <w:kern w:val="0"/>
+          <w:sz w:val="22"/>
+          <w:szCs w:val="22"/>
+          <w14:ligatures w14:val="none"/>
+        </w:rPr>
+        <w:t>Corporate Video</w:t>
+      </w:r>
+    </w:p>
+    <w:p>
+      <w:pPr>
+        <w:pStyle w:val="ListParagraph"/>
+        <w:numPr>
+          <w:ilvl w:val="0"/>
+          <w:numId w:val="1"/>
+        </w:numPr>
+        <w:rPr>
+          <w:rFonts w:ascii="Aptos Narrow" w:eastAsia="Times New Roman" w:hAnsi="Aptos Narrow" w:cs="Times New Roman"/>
+          <w:b/>
+          <w:bCs/>
+          <w:color w:val="000000"/>
+          <w:kern w:val="0"/>
+          <w:sz w:val="22"/>
+          <w:szCs w:val="22"/>
+          <w14:ligatures w14:val="none"/>
+        </w:rPr>
+      </w:pPr>
+      <w:r>
+        <w:rPr>
+          <w:rFonts w:ascii="Aptos Narrow" w:eastAsia="Times New Roman" w:hAnsi="Aptos Narrow" w:cs="Times New Roman"/>
+          <w:b/>
+          <w:bCs/>
+          <w:color w:val="000000"/>
+          <w:kern w:val="0"/>
+          <w:sz w:val="22"/>
+          <w:szCs w:val="22"/>
+          <w14:ligatures w14:val="none"/>
+        </w:rPr>
+        <w:t>Projects Section</w:t>
+      </w:r>
+    </w:p>
+    <w:p>
+      <w:pPr>
+        <w:pStyle w:val="ListParagraph"/>
+        <w:numPr>
+          <w:ilvl w:val="0"/>
+          <w:numId w:val="1"/>
+        </w:numPr>
+        <w:rPr>
+          <w:rFonts w:ascii="Aptos Narrow" w:eastAsia="Times New Roman" w:hAnsi="Aptos Narrow" w:cs="Times New Roman"/>
+          <w:b/>
+          <w:bCs/>
+          <w:color w:val="000000"/>
+          <w:kern w:val="0"/>
+          <w:sz w:val="22"/>
+          <w:szCs w:val="22"/>
+          <w14:ligatures w14:val="none"/>
+        </w:rPr>
+      </w:pPr>
+      <w:r>
+        <w:rPr>
+          <w:rFonts w:ascii="Aptos Narrow" w:eastAsia="Times New Roman" w:hAnsi="Aptos Narrow" w:cs="Times New Roman"/>
+          <w:b/>
+          <w:bCs/>
+          <w:color w:val="000000"/>
+          <w:kern w:val="0"/>
+          <w:sz w:val="22"/>
+          <w:szCs w:val="22"/>
+          <w14:ligatures w14:val="none"/>
+        </w:rPr>
+        <w:t>Contact</w:t>
+      </w:r>
+      <w:r>
+        <w:rPr>
+          <w:rFonts w:ascii="Aptos Narrow" w:eastAsia="Times New Roman" w:hAnsi="Aptos Narrow" w:cs="Times New Roman"/>
+          <w:b/>
+          <w:bCs/>
+          <w:color w:val="000000"/>
+          <w:kern w:val="0"/>
+          <w:sz w:val="22"/>
+          <w:szCs w:val="22"/>
+          <w14:ligatures w14:val="none"/>
+        </w:rPr>
+        <w:t xml:space="preserve"> Section</w:t>
       </w:r>
     </w:p>
     <w:p>
@@ -2629,6 +3064,96 @@
 <file path=word/numbering.xml><?xml version="1.0" encoding="utf-8"?>
 <w:numbering xmlns:wpc="http://schemas.microsoft.com/office/word/2010/wordprocessingCanvas" xmlns:cx="http://schemas.microsoft.com/office/drawing/2014/chartex" xmlns:cx1="http://schemas.microsoft.com/office/drawing/2015/9/8/chartex" xmlns:cx2="http://schemas.microsoft.com/office/drawing/2015/10/21/chartex" xmlns:cx3="http://schemas.microsoft.com/office/drawing/2016/5/9/chartex" xmlns:cx4="http://schemas.microsoft.com/office/drawing/2016/5/10/chartex" xmlns:cx5="http://schemas.microsoft.com/office/drawing/2016/5/11/chartex" xmlns:cx6="http://schemas.microsoft.com/office/drawing/2016/5/12/chartex" xmlns:cx7="http://schemas.microsoft.com/office/drawing/2016/5/13/chartex" xmlns:cx8="http://schemas.microsoft.com/office/drawing/2016/5/14/chartex" xmlns:mc="http://schemas.openxmlformats.org/markup-compatibility/2006" xmlns:aink="http://schemas.microsoft.com/office/drawing/2016/ink" xmlns:am3d="http://schemas.microsoft.com/office/drawing/2017/model3d" xmlns:o="urn:schemas-microsoft-com:office:office" xmlns:oel="http://schemas.microsoft.com/office/2019/extlst" xmlns:r="http://schemas.openxmlformats.org/officeDocument/2006/relationships" xmlns:m="http://schemas.openxmlformats.org/officeDocument/2006/math" xmlns:v="urn:schemas-microsoft-com:vml" xmlns:wp14="http://schemas.microsoft.com/office/word/2010/wordprocessingDrawing" xmlns:wp="http://schemas.openxmlformats.org/drawingml/2006/wordprocessingDrawing" xmlns:w10="urn:schemas-microsoft-com:office:word" xmlns:w="http://schemas.openxmlformats.org/wordprocessingml/2006/main" xmlns:w14="http://schemas.microsoft.com/office/word/2010/wordml" xmlns:w15="http://schemas.microsoft.com/office/word/2012/wordml" xmlns:w16cex="http://schemas.microsoft.com/office/word/2018/wordml/cex" xmlns:w16cid="http://schemas.microsoft.com/office/word/2016/wordml/cid" xmlns:w16="http://schemas.microsoft.com/office/word/2018/wordml" xmlns:w16du="http://schemas.microsoft.com/office/word/2023/wordml/word16du" xmlns:w16sdtdh="http://schemas.microsoft.com/office/word/2020/wordml/sdtdatahash" xmlns:w16sdtfl="http://schemas.microsoft.com/office/word/2024/wordml/sdtformatlock" xmlns:w16se="http://schemas.microsoft.com/office/word/2015/wordml/symex" xmlns:wpg="http://schemas.microsoft.com/office/word/2010/wordprocessingGroup" xmlns:wpi="http://schemas.microsoft.com/office/word/2010/wordprocessingInk" xmlns:wne="http://schemas.microsoft.com/office/word/2006/wordml" xmlns:wps="http://schemas.microsoft.com/office/word/2010/wordprocessingShape" mc:Ignorable="w14 w15 w16se w16cid w16 w16cex w16sdtdh w16sdtfl w16du wp14">
   <w:abstractNum w:abstractNumId="0" w15:restartNumberingAfterBreak="0">
+    <w:nsid w:val="16BA0D3D"/>
+    <w:multiLevelType w:val="hybridMultilevel"/>
+    <w:tmpl w:val="E5569EA6"/>
+    <w:lvl w:ilvl="0" w:tplc="D8D04874">
+      <w:start w:val="1"/>
+      <w:numFmt w:val="decimal"/>
+      <w:lvlText w:val="%1."/>
+      <w:lvlJc w:val="left"/>
+      <w:pPr>
+        <w:ind w:left="720" w:hanging="360"/>
+      </w:pPr>
+      <w:rPr>
+        <w:rFonts w:hint="default"/>
+        <w:b w:val="0"/>
+      </w:rPr>
+    </w:lvl>
+    <w:lvl w:ilvl="1" w:tplc="04090019" w:tentative="1">
+      <w:start w:val="1"/>
+      <w:numFmt w:val="lowerLetter"/>
+      <w:lvlText w:val="%2."/>
+      <w:lvlJc w:val="left"/>
+      <w:pPr>
+        <w:ind w:left="1440" w:hanging="360"/>
+      </w:pPr>
+    </w:lvl>
+    <w:lvl w:ilvl="2" w:tplc="0409001B" w:tentative="1">
+      <w:start w:val="1"/>
+      <w:numFmt w:val="lowerRoman"/>
+      <w:lvlText w:val="%3."/>
+      <w:lvlJc w:val="right"/>
+      <w:pPr>
+        <w:ind w:left="2160" w:hanging="180"/>
+      </w:pPr>
+    </w:lvl>
+    <w:lvl w:ilvl="3" w:tplc="0409000F" w:tentative="1">
+      <w:start w:val="1"/>
+      <w:numFmt w:val="decimal"/>
+      <w:lvlText w:val="%4."/>
+      <w:lvlJc w:val="left"/>
+      <w:pPr>
+        <w:ind w:left="2880" w:hanging="360"/>
+      </w:pPr>
+    </w:lvl>
+    <w:lvl w:ilvl="4" w:tplc="04090019" w:tentative="1">
+      <w:start w:val="1"/>
+      <w:numFmt w:val="lowerLetter"/>
+      <w:lvlText w:val="%5."/>
+      <w:lvlJc w:val="left"/>
+      <w:pPr>
+        <w:ind w:left="3600" w:hanging="360"/>
+      </w:pPr>
+    </w:lvl>
+    <w:lvl w:ilvl="5" w:tplc="0409001B" w:tentative="1">
+      <w:start w:val="1"/>
+      <w:numFmt w:val="lowerRoman"/>
+      <w:lvlText w:val="%6."/>
+      <w:lvlJc w:val="right"/>
+      <w:pPr>
+        <w:ind w:left="4320" w:hanging="180"/>
+      </w:pPr>
+    </w:lvl>
+    <w:lvl w:ilvl="6" w:tplc="0409000F" w:tentative="1">
+      <w:start w:val="1"/>
+      <w:numFmt w:val="decimal"/>
+      <w:lvlText w:val="%7."/>
+      <w:lvlJc w:val="left"/>
+      <w:pPr>
+        <w:ind w:left="5040" w:hanging="360"/>
+      </w:pPr>
+    </w:lvl>
+    <w:lvl w:ilvl="7" w:tplc="04090019" w:tentative="1">
+      <w:start w:val="1"/>
+      <w:numFmt w:val="lowerLetter"/>
+      <w:lvlText w:val="%8."/>
+      <w:lvlJc w:val="left"/>
+      <w:pPr>
+        <w:ind w:left="5760" w:hanging="360"/>
+      </w:pPr>
+    </w:lvl>
+    <w:lvl w:ilvl="8" w:tplc="0409001B" w:tentative="1">
+      <w:start w:val="1"/>
+      <w:numFmt w:val="lowerRoman"/>
+      <w:lvlText w:val="%9."/>
+      <w:lvlJc w:val="right"/>
+      <w:pPr>
+        <w:ind w:left="6480" w:hanging="180"/>
+      </w:pPr>
+    </w:lvl>
+  </w:abstractNum>
+  <w:abstractNum w:abstractNumId="1" w15:restartNumberingAfterBreak="0">
     <w:nsid w:val="71855758"/>
     <w:multiLevelType w:val="hybridMultilevel"/>
     <w:tmpl w:val="89D88DF0"/>
@@ -2742,6 +3267,9 @@
     </w:lvl>
   </w:abstractNum>
   <w:num w:numId="1" w16cid:durableId="679434833">
+    <w:abstractNumId w:val="1"/>
+  </w:num>
+  <w:num w:numId="2" w16cid:durableId="1019239650">
     <w:abstractNumId w:val="0"/>
   </w:num>
 </w:numbering>

--- a/dewey-documentation.docx
+++ b/dewey-documentation.docx
@@ -1,6 +1,6 @@
 
 <file path=word/document.xml><?xml version="1.0" encoding="utf-8"?>
-<w:document xmlns:wpc="http://schemas.microsoft.com/office/word/2010/wordprocessingCanvas" xmlns:cx="http://schemas.microsoft.com/office/drawing/2014/chartex" xmlns:cx1="http://schemas.microsoft.com/office/drawing/2015/9/8/chartex" xmlns:cx2="http://schemas.microsoft.com/office/drawing/2015/10/21/chartex" xmlns:cx3="http://schemas.microsoft.com/office/drawing/2016/5/9/chartex" xmlns:cx4="http://schemas.microsoft.com/office/drawing/2016/5/10/chartex" xmlns:cx5="http://schemas.microsoft.com/office/drawing/2016/5/11/chartex" xmlns:cx6="http://schemas.microsoft.com/office/drawing/2016/5/12/chartex" xmlns:cx7="http://schemas.microsoft.com/office/drawing/2016/5/13/chartex" xmlns:cx8="http://schemas.microsoft.com/office/drawing/2016/5/14/chartex" xmlns:mc="http://schemas.openxmlformats.org/markup-compatibility/2006" xmlns:aink="http://schemas.microsoft.com/office/drawing/2016/ink" xmlns:am3d="http://schemas.microsoft.com/office/drawing/2017/model3d" xmlns:o="urn:schemas-microsoft-com:office:office" xmlns:oel="http://schemas.microsoft.com/office/2019/extlst" xmlns:r="http://schemas.openxmlformats.org/officeDocument/2006/relationships" xmlns:m="http://schemas.openxmlformats.org/officeDocument/2006/math" xmlns:v="urn:schemas-microsoft-com:vml" xmlns:wp14="http://schemas.microsoft.com/office/word/2010/wordprocessingDrawing" xmlns:wp="http://schemas.openxmlformats.org/drawingml/2006/wordprocessingDrawing" xmlns:w10="urn:schemas-microsoft-com:office:word" xmlns:w="http://schemas.openxmlformats.org/wordprocessingml/2006/main" xmlns:w14="http://schemas.microsoft.com/office/word/2010/wordml" xmlns:w15="http://schemas.microsoft.com/office/word/2012/wordml" xmlns:w16cex="http://schemas.microsoft.com/office/word/2018/wordml/cex" xmlns:w16cid="http://schemas.microsoft.com/office/word/2016/wordml/cid" xmlns:w16="http://schemas.microsoft.com/office/word/2018/wordml" xmlns:w16du="http://schemas.microsoft.com/office/word/2023/wordml/word16du" xmlns:w16sdtdh="http://schemas.microsoft.com/office/word/2020/wordml/sdtdatahash" xmlns:w16sdtfl="http://schemas.microsoft.com/office/word/2024/wordml/sdtformatlock" xmlns:w16se="http://schemas.microsoft.com/office/word/2015/wordml/symex" xmlns:wpg="http://schemas.microsoft.com/office/word/2010/wordprocessingGroup" xmlns:wpi="http://schemas.microsoft.com/office/word/2010/wordprocessingInk" xmlns:wne="http://schemas.microsoft.com/office/word/2006/wordml" xmlns:wps="http://schemas.microsoft.com/office/word/2010/wordprocessingShape" mc:Ignorable="w14 w15 w16se w16cid w16 w16cex w16sdtdh w16sdtfl w16du wp14">
+<w:document xmlns:wpc="http://schemas.microsoft.com/office/word/2010/wordprocessingCanvas" xmlns:cx="http://schemas.microsoft.com/office/drawing/2014/chartex" xmlns:cx1="http://schemas.microsoft.com/office/drawing/2015/9/8/chartex" xmlns:cx2="http://schemas.microsoft.com/office/drawing/2015/10/21/chartex" xmlns:cx3="http://schemas.microsoft.com/office/drawing/2016/5/9/chartex" xmlns:cx4="http://schemas.microsoft.com/office/drawing/2016/5/10/chartex" xmlns:cx5="http://schemas.microsoft.com/office/drawing/2016/5/11/chartex" xmlns:cx6="http://schemas.microsoft.com/office/drawing/2016/5/12/chartex" xmlns:cx7="http://schemas.microsoft.com/office/drawing/2016/5/13/chartex" xmlns:cx8="http://schemas.microsoft.com/office/drawing/2016/5/14/chartex" xmlns:mc="http://schemas.openxmlformats.org/markup-compatibility/2006" xmlns:aink="http://schemas.microsoft.com/office/drawing/2016/ink" xmlns:am3d="http://schemas.microsoft.com/office/drawing/2017/model3d" xmlns:o="urn:schemas-microsoft-com:office:office" xmlns:oel="http://schemas.microsoft.com/office/2019/extlst" xmlns:r="http://schemas.openxmlformats.org/officeDocument/2006/relationships" xmlns:m="http://schemas.openxmlformats.org/officeDocument/2006/math" xmlns:v="urn:schemas-microsoft-com:vml" xmlns:wp14="http://schemas.microsoft.com/office/word/2010/wordprocessingDrawing" xmlns:wp="http://schemas.openxmlformats.org/drawingml/2006/wordprocessingDrawing" xmlns:w10="urn:schemas-microsoft-com:office:word" xmlns:w="http://schemas.openxmlformats.org/wordprocessingml/2006/main" xmlns:w14="http://schemas.microsoft.com/office/word/2010/wordml" xmlns:w15="http://schemas.microsoft.com/office/word/2012/wordml" xmlns:w16cei="http://schemas.microsoft.com/office/word/2026/wordml/cei" xmlns:w16cex="http://schemas.microsoft.com/office/word/2018/wordml/cex" xmlns:w16cid="http://schemas.microsoft.com/office/word/2016/wordml/cid" xmlns:w16="http://schemas.microsoft.com/office/word/2018/wordml" xmlns:w16du="http://schemas.microsoft.com/office/word/2023/wordml/word16du" xmlns:w16sdtdh="http://schemas.microsoft.com/office/word/2020/wordml/sdtdatahash" xmlns:w16sdtfl="http://schemas.microsoft.com/office/word/2024/wordml/sdtformatlock" xmlns:w16se="http://schemas.microsoft.com/office/word/2015/wordml/symex" xmlns:wpg="http://schemas.microsoft.com/office/word/2010/wordprocessingGroup" xmlns:wpi="http://schemas.microsoft.com/office/word/2010/wordprocessingInk" xmlns:wne="http://schemas.microsoft.com/office/word/2006/wordml" xmlns:wps="http://schemas.microsoft.com/office/word/2010/wordprocessingShape" mc:Ignorable="w14 w15 w16se w16cid w16 w16cex w16sdtdh w16sdtfl w16du wp14">
   <w:body>
     <w:p>
       <w:pPr>
@@ -47,14 +47,8 @@
       <w:pPr>
         <w:jc w:val="center"/>
         <w:rPr>
-          <w:rFonts w:ascii="Aptos Narrow" w:eastAsia="Times New Roman" w:hAnsi="Aptos Narrow" w:cs="Times New Roman"/>
-          <w:b/>
-          <w:bCs/>
-          <w:color w:val="000000"/>
-          <w:kern w:val="0"/>
-          <w:sz w:val="28"/>
-          <w:szCs w:val="28"/>
-          <w14:ligatures w14:val="none"/>
+          <w:sz w:val="32"/>
+          <w:szCs w:val="32"/>
         </w:rPr>
       </w:pPr>
       <w:r>
@@ -70,7 +64,7 @@
         </w:rPr>
         <w:t xml:space="preserve">URL - </w:t>
       </w:r>
-      <w:hyperlink r:id="rId5" w:history="1">
+      <w:hyperlink r:id="rId7" w:history="1">
         <w:r>
           <w:rPr>
             <w:rStyle w:val="Hyperlink"/>
@@ -97,6 +91,21 @@
           <w:bCs/>
           <w:color w:val="000000"/>
           <w:kern w:val="0"/>
+          <w:sz w:val="28"/>
+          <w:szCs w:val="28"/>
+          <w14:ligatures w14:val="none"/>
+        </w:rPr>
+      </w:pPr>
+    </w:p>
+    <w:p>
+      <w:pPr>
+        <w:jc w:val="center"/>
+        <w:rPr>
+          <w:rFonts w:ascii="Aptos Narrow" w:eastAsia="Times New Roman" w:hAnsi="Aptos Narrow" w:cs="Times New Roman"/>
+          <w:b/>
+          <w:bCs/>
+          <w:color w:val="000000"/>
+          <w:kern w:val="0"/>
           <w:sz w:val="22"/>
           <w:szCs w:val="22"/>
           <w14:ligatures w14:val="none"/>
@@ -107,10 +116,10 @@
           <w:noProof/>
         </w:rPr>
         <w:drawing>
-          <wp:inline distT="0" distB="0" distL="0" distR="0" wp14:anchorId="7A95BE5B" wp14:editId="5FD4CF61">
-            <wp:extent cx="1537589" cy="1885950"/>
-            <wp:effectExtent l="0" t="0" r="5715" b="0"/>
-            <wp:docPr id="1549291818" name="Picture 1"/>
+          <wp:inline distT="0" distB="0" distL="0" distR="0" wp14:anchorId="45ACFAFE" wp14:editId="0508243C">
+            <wp:extent cx="2807831" cy="1152940"/>
+            <wp:effectExtent l="0" t="0" r="0" b="9525"/>
+            <wp:docPr id="1135529247" name="Picture 1"/>
             <wp:cNvGraphicFramePr>
               <a:graphicFrameLocks xmlns:a="http://schemas.openxmlformats.org/drawingml/2006/main" noChangeAspect="1"/>
             </wp:cNvGraphicFramePr>
@@ -118,19 +127,20 @@
               <a:graphicData uri="http://schemas.openxmlformats.org/drawingml/2006/picture">
                 <pic:pic xmlns:pic="http://schemas.openxmlformats.org/drawingml/2006/picture">
                   <pic:nvPicPr>
-                    <pic:cNvPr id="1549291818" name="Picture 1"/>
+                    <pic:cNvPr id="0" name="Picture 1"/>
                     <pic:cNvPicPr>
                       <a:picLocks noChangeAspect="1" noChangeArrowheads="1"/>
                     </pic:cNvPicPr>
                   </pic:nvPicPr>
                   <pic:blipFill>
-                    <a:blip r:embed="rId6" cstate="print">
+                    <a:blip r:embed="rId8">
                       <a:extLst>
                         <a:ext uri="{28A0092B-C50C-407E-A947-70E740481C1C}">
                           <a14:useLocalDpi xmlns:a14="http://schemas.microsoft.com/office/drawing/2010/main" val="0"/>
                         </a:ext>
                       </a:extLst>
                     </a:blip>
+                    <a:srcRect/>
                     <a:stretch>
                       <a:fillRect/>
                     </a:stretch>
@@ -138,9 +148,9 @@
                   <pic:spPr bwMode="auto">
                     <a:xfrm>
                       <a:off x="0" y="0"/>
-                      <a:ext cx="1537589" cy="1885950"/>
+                      <a:ext cx="2807831" cy="1152940"/>
                     </a:xfrm>
-                    <a:prstGeom prst="roundRect">
+                    <a:prstGeom prst="rect">
                       <a:avLst/>
                     </a:prstGeom>
                     <a:noFill/>
@@ -157,6 +167,21 @@
     </w:p>
     <w:p>
       <w:pPr>
+        <w:jc w:val="center"/>
+        <w:rPr>
+          <w:rFonts w:ascii="Aptos Narrow" w:eastAsia="Times New Roman" w:hAnsi="Aptos Narrow" w:cs="Times New Roman"/>
+          <w:b/>
+          <w:bCs/>
+          <w:color w:val="000000"/>
+          <w:kern w:val="0"/>
+          <w:sz w:val="22"/>
+          <w:szCs w:val="22"/>
+          <w14:ligatures w14:val="none"/>
+        </w:rPr>
+      </w:pPr>
+    </w:p>
+    <w:p>
+      <w:pPr>
         <w:tabs>
           <w:tab w:val="left" w:pos="360"/>
           <w:tab w:val="left" w:pos="3150"/>
@@ -355,7 +380,18 @@
           <w:szCs w:val="22"/>
           <w14:ligatures w14:val="none"/>
         </w:rPr>
-        <w:t>10 (Landing Page &amp; Footer Links)</w:t>
+        <w:t>7</w:t>
+      </w:r>
+      <w:r>
+        <w:rPr>
+          <w:rFonts w:ascii="Aptos Narrow" w:eastAsia="Times New Roman" w:hAnsi="Aptos Narrow" w:cs="Times New Roman"/>
+          <w:color w:val="000000"/>
+          <w:kern w:val="0"/>
+          <w:sz w:val="22"/>
+          <w:szCs w:val="22"/>
+          <w14:ligatures w14:val="none"/>
+        </w:rPr>
+        <w:t xml:space="preserve"> (Landing Page &amp; Footer Links)</w:t>
       </w:r>
     </w:p>
     <w:p>
@@ -440,7 +476,40 @@
           <w:szCs w:val="22"/>
           <w14:ligatures w14:val="none"/>
         </w:rPr>
-        <w:t>12 (Landing Page, Get Started Link &amp; Footer Links)</w:t>
+        <w:t>8</w:t>
+      </w:r>
+      <w:r>
+        <w:rPr>
+          <w:rFonts w:ascii="Aptos Narrow" w:eastAsia="Times New Roman" w:hAnsi="Aptos Narrow" w:cs="Times New Roman"/>
+          <w:color w:val="000000"/>
+          <w:kern w:val="0"/>
+          <w:sz w:val="22"/>
+          <w:szCs w:val="22"/>
+          <w14:ligatures w14:val="none"/>
+        </w:rPr>
+        <w:t xml:space="preserve"> (Landing Page, </w:t>
+      </w:r>
+      <w:r>
+        <w:rPr>
+          <w:rFonts w:ascii="Aptos Narrow" w:eastAsia="Times New Roman" w:hAnsi="Aptos Narrow" w:cs="Times New Roman"/>
+          <w:color w:val="000000"/>
+          <w:kern w:val="0"/>
+          <w:sz w:val="22"/>
+          <w:szCs w:val="22"/>
+          <w14:ligatures w14:val="none"/>
+        </w:rPr>
+        <w:t>View CV</w:t>
+      </w:r>
+      <w:r>
+        <w:rPr>
+          <w:rFonts w:ascii="Aptos Narrow" w:eastAsia="Times New Roman" w:hAnsi="Aptos Narrow" w:cs="Times New Roman"/>
+          <w:color w:val="000000"/>
+          <w:kern w:val="0"/>
+          <w:sz w:val="22"/>
+          <w:szCs w:val="22"/>
+          <w14:ligatures w14:val="none"/>
+        </w:rPr>
+        <w:t xml:space="preserve"> Link &amp; Footer Links)</w:t>
       </w:r>
     </w:p>
     <w:p>
@@ -525,7 +594,62 @@
           <w:szCs w:val="22"/>
           <w14:ligatures w14:val="none"/>
         </w:rPr>
-        <w:t>20+ (Landing Page, Get Started Link, Footer Links &amp; Other Links in the Main Section)</w:t>
+        <w:t>20</w:t>
+      </w:r>
+      <w:r>
+        <w:rPr>
+          <w:rFonts w:ascii="Aptos Narrow" w:eastAsia="Times New Roman" w:hAnsi="Aptos Narrow" w:cs="Times New Roman"/>
+          <w:color w:val="000000"/>
+          <w:kern w:val="0"/>
+          <w:sz w:val="22"/>
+          <w:szCs w:val="22"/>
+          <w14:ligatures w14:val="none"/>
+        </w:rPr>
+        <w:t xml:space="preserve">+ (Landing Page, </w:t>
+      </w:r>
+      <w:r>
+        <w:rPr>
+          <w:rFonts w:ascii="Aptos Narrow" w:eastAsia="Times New Roman" w:hAnsi="Aptos Narrow" w:cs="Times New Roman"/>
+          <w:color w:val="000000"/>
+          <w:kern w:val="0"/>
+          <w:sz w:val="22"/>
+          <w:szCs w:val="22"/>
+          <w14:ligatures w14:val="none"/>
+        </w:rPr>
+        <w:t>View CV</w:t>
+      </w:r>
+      <w:r>
+        <w:rPr>
+          <w:rFonts w:ascii="Aptos Narrow" w:eastAsia="Times New Roman" w:hAnsi="Aptos Narrow" w:cs="Times New Roman"/>
+          <w:color w:val="000000"/>
+          <w:kern w:val="0"/>
+          <w:sz w:val="22"/>
+          <w:szCs w:val="22"/>
+          <w14:ligatures w14:val="none"/>
+        </w:rPr>
+        <w:t>, Footer Links &amp; Other Links in the Main Section</w:t>
+      </w:r>
+      <w:r>
+        <w:rPr>
+          <w:rFonts w:ascii="Aptos Narrow" w:eastAsia="Times New Roman" w:hAnsi="Aptos Narrow" w:cs="Times New Roman"/>
+          <w:color w:val="000000"/>
+          <w:kern w:val="0"/>
+          <w:sz w:val="22"/>
+          <w:szCs w:val="22"/>
+          <w14:ligatures w14:val="none"/>
+        </w:rPr>
+        <w:t xml:space="preserve"> Excluding Blog page</w:t>
+      </w:r>
+      <w:r>
+        <w:rPr>
+          <w:rFonts w:ascii="Aptos Narrow" w:eastAsia="Times New Roman" w:hAnsi="Aptos Narrow" w:cs="Times New Roman"/>
+          <w:color w:val="000000"/>
+          <w:kern w:val="0"/>
+          <w:sz w:val="22"/>
+          <w:szCs w:val="22"/>
+          <w14:ligatures w14:val="none"/>
+        </w:rPr>
+        <w:t>)</w:t>
       </w:r>
     </w:p>
     <w:p>
@@ -1071,13 +1195,14 @@
     <w:p>
       <w:pPr>
         <w:spacing w:after="0" w:line="240" w:lineRule="auto"/>
+        <w:jc w:val="center"/>
         <w:rPr>
           <w:rFonts w:eastAsia="Times New Roman" w:cstheme="minorHAnsi"/>
           <w:b/>
           <w:bCs/>
           <w:color w:val="000000"/>
-          <w:sz w:val="40"/>
-          <w:szCs w:val="40"/>
+          <w:sz w:val="44"/>
+          <w:szCs w:val="44"/>
         </w:rPr>
       </w:pPr>
       <w:r>
@@ -1086,8 +1211,8 @@
           <w:b/>
           <w:bCs/>
           <w:color w:val="000000"/>
-          <w:sz w:val="40"/>
-          <w:szCs w:val="40"/>
+          <w:sz w:val="44"/>
+          <w:szCs w:val="44"/>
         </w:rPr>
         <w:lastRenderedPageBreak/>
         <w:t>PURPOSE OF DOCUMENT</w:t>
@@ -1095,6 +1220,19 @@
     </w:p>
     <w:p>
       <w:pPr>
+        <w:spacing w:after="0" w:line="240" w:lineRule="auto"/>
+        <w:rPr>
+          <w:rFonts w:eastAsia="Times New Roman" w:cstheme="minorHAnsi"/>
+          <w:b/>
+          <w:bCs/>
+          <w:color w:val="000000"/>
+          <w:sz w:val="44"/>
+          <w:szCs w:val="44"/>
+        </w:rPr>
+      </w:pPr>
+    </w:p>
+    <w:p>
+      <w:pPr>
         <w:pStyle w:val="ListParagraph"/>
         <w:numPr>
           <w:ilvl w:val="0"/>
@@ -1486,6 +1624,8 @@
     </w:p>
     <w:p>
       <w:pPr>
+        <w:pStyle w:val="ListParagraph"/>
+        <w:ind w:left="1080"/>
         <w:jc w:val="center"/>
         <w:rPr>
           <w:rFonts w:ascii="Aptos Narrow" w:eastAsia="Times New Roman" w:hAnsi="Aptos Narrow" w:cs="Times New Roman"/>
@@ -1493,24 +1633,76 @@
           <w:bCs/>
           <w:color w:val="000000"/>
           <w:kern w:val="0"/>
-          <w:sz w:val="22"/>
-          <w:szCs w:val="22"/>
-          <w14:ligatures w14:val="none"/>
-        </w:rPr>
-      </w:pPr>
-      <w:r>
-        <w:rPr>
-          <w:rFonts w:ascii="Aptos Narrow" w:eastAsia="Times New Roman" w:hAnsi="Aptos Narrow" w:cs="Times New Roman"/>
-          <w:b/>
-          <w:bCs/>
-          <w:color w:val="000000"/>
-          <w:kern w:val="0"/>
-          <w:sz w:val="22"/>
-          <w:szCs w:val="22"/>
+          <w:sz w:val="44"/>
+          <w:szCs w:val="44"/>
+          <w14:ligatures w14:val="none"/>
+        </w:rPr>
+      </w:pPr>
+      <w:r>
+        <w:rPr>
+          <w:rFonts w:ascii="Aptos Narrow" w:eastAsia="Times New Roman" w:hAnsi="Aptos Narrow" w:cs="Times New Roman"/>
+          <w:b/>
+          <w:bCs/>
+          <w:color w:val="000000"/>
+          <w:kern w:val="0"/>
+          <w:sz w:val="44"/>
+          <w:szCs w:val="44"/>
           <w14:ligatures w14:val="none"/>
         </w:rPr>
         <w:lastRenderedPageBreak/>
-        <w:t>LANDING PAGE</w:t>
+        <w:t>GLOSSARY</w:t>
+      </w:r>
+      <w:r>
+        <w:rPr>
+          <w:rFonts w:ascii="Aptos Narrow" w:eastAsia="Times New Roman" w:hAnsi="Aptos Narrow" w:cs="Times New Roman"/>
+          <w:b/>
+          <w:bCs/>
+          <w:color w:val="000000"/>
+          <w:kern w:val="0"/>
+          <w:sz w:val="44"/>
+          <w:szCs w:val="44"/>
+          <w14:ligatures w14:val="none"/>
+        </w:rPr>
+        <w:t xml:space="preserve"> OF </w:t>
+      </w:r>
+      <w:r>
+        <w:rPr>
+          <w:rFonts w:ascii="Aptos Narrow" w:eastAsia="Times New Roman" w:hAnsi="Aptos Narrow" w:cs="Times New Roman"/>
+          <w:b/>
+          <w:bCs/>
+          <w:color w:val="000000"/>
+          <w:kern w:val="0"/>
+          <w:sz w:val="44"/>
+          <w:szCs w:val="44"/>
+          <w14:ligatures w14:val="none"/>
+        </w:rPr>
+        <w:t>PAGE</w:t>
+      </w:r>
+      <w:r>
+        <w:rPr>
+          <w:rFonts w:ascii="Aptos Narrow" w:eastAsia="Times New Roman" w:hAnsi="Aptos Narrow" w:cs="Times New Roman"/>
+          <w:b/>
+          <w:bCs/>
+          <w:color w:val="000000"/>
+          <w:kern w:val="0"/>
+          <w:sz w:val="44"/>
+          <w:szCs w:val="44"/>
+          <w14:ligatures w14:val="none"/>
+        </w:rPr>
+        <w:t>S</w:t>
+      </w:r>
+      <w:r>
+        <w:rPr>
+          <w:rFonts w:ascii="Aptos Narrow" w:eastAsia="Times New Roman" w:hAnsi="Aptos Narrow" w:cs="Times New Roman"/>
+          <w:b/>
+          <w:bCs/>
+          <w:color w:val="000000"/>
+          <w:kern w:val="0"/>
+          <w:sz w:val="44"/>
+          <w:szCs w:val="44"/>
+          <w14:ligatures w14:val="none"/>
+        </w:rPr>
+        <w:t xml:space="preserve"> &amp; LINKS</w:t>
       </w:r>
     </w:p>
     <w:p>
@@ -1522,8 +1714,8 @@
           <w:bCs/>
           <w:color w:val="000000"/>
           <w:kern w:val="0"/>
-          <w:sz w:val="22"/>
-          <w:szCs w:val="22"/>
+          <w:sz w:val="28"/>
+          <w:szCs w:val="28"/>
           <w14:ligatures w14:val="none"/>
         </w:rPr>
       </w:pPr>
@@ -1533,44 +1725,608 @@
         <w:pStyle w:val="ListParagraph"/>
         <w:numPr>
           <w:ilvl w:val="0"/>
-          <w:numId w:val="1"/>
-        </w:numPr>
-        <w:rPr>
-          <w:rFonts w:ascii="Aptos Narrow" w:eastAsia="Times New Roman" w:hAnsi="Aptos Narrow" w:cs="Times New Roman"/>
-          <w:b/>
-          <w:bCs/>
-          <w:color w:val="000000"/>
-          <w:kern w:val="0"/>
-          <w:sz w:val="22"/>
-          <w:szCs w:val="22"/>
-          <w14:ligatures w14:val="none"/>
-        </w:rPr>
-      </w:pPr>
-      <w:r>
-        <w:rPr>
-          <w:rFonts w:ascii="Aptos Narrow" w:eastAsia="Times New Roman" w:hAnsi="Aptos Narrow" w:cs="Times New Roman"/>
-          <w:b/>
-          <w:bCs/>
-          <w:color w:val="000000"/>
-          <w:kern w:val="0"/>
-          <w:sz w:val="22"/>
-          <w:szCs w:val="22"/>
-          <w14:ligatures w14:val="none"/>
-        </w:rPr>
-        <w:t>Screen</w:t>
-      </w:r>
-      <w:r>
-        <w:rPr>
-          <w:rFonts w:ascii="Aptos Narrow" w:eastAsia="Times New Roman" w:hAnsi="Aptos Narrow" w:cs="Times New Roman"/>
-          <w:b/>
-          <w:bCs/>
-          <w:color w:val="000000"/>
-          <w:kern w:val="0"/>
-          <w:sz w:val="22"/>
-          <w:szCs w:val="22"/>
-          <w14:ligatures w14:val="none"/>
-        </w:rPr>
-        <w:t>shot of landing page</w:t>
+          <w:numId w:val="3"/>
+        </w:numPr>
+        <w:ind w:left="1530" w:hanging="1530"/>
+        <w:rPr>
+          <w:rFonts w:ascii="Aptos Narrow" w:eastAsia="Times New Roman" w:hAnsi="Aptos Narrow" w:cs="Times New Roman"/>
+          <w:color w:val="000000"/>
+          <w:kern w:val="0"/>
+          <w:sz w:val="28"/>
+          <w:szCs w:val="28"/>
+          <w14:ligatures w14:val="none"/>
+        </w:rPr>
+      </w:pPr>
+      <w:r>
+        <w:rPr>
+          <w:rFonts w:ascii="Aptos Narrow" w:eastAsia="Times New Roman" w:hAnsi="Aptos Narrow" w:cs="Times New Roman"/>
+          <w:color w:val="000000"/>
+          <w:kern w:val="0"/>
+          <w:sz w:val="28"/>
+          <w:szCs w:val="28"/>
+          <w14:ligatures w14:val="none"/>
+        </w:rPr>
+        <w:t>Landing / Home Page</w:t>
+      </w:r>
+    </w:p>
+    <w:p>
+      <w:pPr>
+        <w:pStyle w:val="ListParagraph"/>
+        <w:numPr>
+          <w:ilvl w:val="1"/>
+          <w:numId w:val="3"/>
+        </w:numPr>
+        <w:ind w:left="1530" w:hanging="1530"/>
+        <w:rPr>
+          <w:rFonts w:ascii="Aptos Narrow" w:eastAsia="Times New Roman" w:hAnsi="Aptos Narrow" w:cs="Times New Roman"/>
+          <w:color w:val="000000"/>
+          <w:kern w:val="0"/>
+          <w:sz w:val="28"/>
+          <w:szCs w:val="28"/>
+          <w14:ligatures w14:val="none"/>
+        </w:rPr>
+      </w:pPr>
+      <w:r>
+        <w:rPr>
+          <w:rFonts w:ascii="Aptos Narrow" w:eastAsia="Times New Roman" w:hAnsi="Aptos Narrow" w:cs="Times New Roman"/>
+          <w:color w:val="000000"/>
+          <w:kern w:val="0"/>
+          <w:sz w:val="28"/>
+          <w:szCs w:val="28"/>
+          <w14:ligatures w14:val="none"/>
+        </w:rPr>
+        <w:t xml:space="preserve">Menu </w:t>
+      </w:r>
+      <w:r>
+        <w:rPr>
+          <w:rFonts w:ascii="Aptos Narrow" w:eastAsia="Times New Roman" w:hAnsi="Aptos Narrow" w:cs="Times New Roman"/>
+          <w:color w:val="000000"/>
+          <w:kern w:val="0"/>
+          <w:sz w:val="28"/>
+          <w:szCs w:val="28"/>
+          <w14:ligatures w14:val="none"/>
+        </w:rPr>
+        <w:t>bar</w:t>
+      </w:r>
+    </w:p>
+    <w:p>
+      <w:pPr>
+        <w:pStyle w:val="ListParagraph"/>
+        <w:numPr>
+          <w:ilvl w:val="2"/>
+          <w:numId w:val="3"/>
+        </w:numPr>
+        <w:ind w:left="1530" w:hanging="1080"/>
+        <w:rPr>
+          <w:rFonts w:ascii="Aptos Narrow" w:eastAsia="Times New Roman" w:hAnsi="Aptos Narrow" w:cs="Times New Roman"/>
+          <w:color w:val="000000"/>
+          <w:kern w:val="0"/>
+          <w:sz w:val="28"/>
+          <w:szCs w:val="28"/>
+          <w14:ligatures w14:val="none"/>
+        </w:rPr>
+      </w:pPr>
+      <w:r>
+        <w:rPr>
+          <w:rFonts w:ascii="Aptos Narrow" w:eastAsia="Times New Roman" w:hAnsi="Aptos Narrow" w:cs="Times New Roman"/>
+          <w:color w:val="000000"/>
+          <w:kern w:val="0"/>
+          <w:sz w:val="28"/>
+          <w:szCs w:val="28"/>
+          <w14:ligatures w14:val="none"/>
+        </w:rPr>
+        <w:t>Home</w:t>
+      </w:r>
+    </w:p>
+    <w:p>
+      <w:pPr>
+        <w:pStyle w:val="ListParagraph"/>
+        <w:numPr>
+          <w:ilvl w:val="2"/>
+          <w:numId w:val="3"/>
+        </w:numPr>
+        <w:ind w:left="1530" w:hanging="1080"/>
+        <w:rPr>
+          <w:rFonts w:ascii="Aptos Narrow" w:eastAsia="Times New Roman" w:hAnsi="Aptos Narrow" w:cs="Times New Roman"/>
+          <w:color w:val="000000"/>
+          <w:kern w:val="0"/>
+          <w:sz w:val="28"/>
+          <w:szCs w:val="28"/>
+          <w14:ligatures w14:val="none"/>
+        </w:rPr>
+      </w:pPr>
+      <w:r>
+        <w:rPr>
+          <w:rFonts w:ascii="Aptos Narrow" w:eastAsia="Times New Roman" w:hAnsi="Aptos Narrow" w:cs="Times New Roman"/>
+          <w:color w:val="000000"/>
+          <w:kern w:val="0"/>
+          <w:sz w:val="28"/>
+          <w:szCs w:val="28"/>
+          <w14:ligatures w14:val="none"/>
+        </w:rPr>
+        <w:t>Skills</w:t>
+      </w:r>
+    </w:p>
+    <w:p>
+      <w:pPr>
+        <w:pStyle w:val="ListParagraph"/>
+        <w:numPr>
+          <w:ilvl w:val="2"/>
+          <w:numId w:val="3"/>
+        </w:numPr>
+        <w:ind w:left="1530" w:hanging="1080"/>
+        <w:rPr>
+          <w:rFonts w:ascii="Aptos Narrow" w:eastAsia="Times New Roman" w:hAnsi="Aptos Narrow" w:cs="Times New Roman"/>
+          <w:color w:val="000000"/>
+          <w:kern w:val="0"/>
+          <w:sz w:val="28"/>
+          <w:szCs w:val="28"/>
+          <w14:ligatures w14:val="none"/>
+        </w:rPr>
+      </w:pPr>
+      <w:r>
+        <w:rPr>
+          <w:rFonts w:ascii="Aptos Narrow" w:eastAsia="Times New Roman" w:hAnsi="Aptos Narrow" w:cs="Times New Roman"/>
+          <w:color w:val="000000"/>
+          <w:kern w:val="0"/>
+          <w:sz w:val="28"/>
+          <w:szCs w:val="28"/>
+          <w14:ligatures w14:val="none"/>
+        </w:rPr>
+        <w:t>Projects</w:t>
+      </w:r>
+    </w:p>
+    <w:p>
+      <w:pPr>
+        <w:pStyle w:val="ListParagraph"/>
+        <w:numPr>
+          <w:ilvl w:val="2"/>
+          <w:numId w:val="3"/>
+        </w:numPr>
+        <w:ind w:left="1530" w:hanging="1080"/>
+        <w:rPr>
+          <w:rFonts w:ascii="Aptos Narrow" w:eastAsia="Times New Roman" w:hAnsi="Aptos Narrow" w:cs="Times New Roman"/>
+          <w:color w:val="000000"/>
+          <w:kern w:val="0"/>
+          <w:sz w:val="28"/>
+          <w:szCs w:val="28"/>
+          <w14:ligatures w14:val="none"/>
+        </w:rPr>
+      </w:pPr>
+      <w:r>
+        <w:rPr>
+          <w:rFonts w:ascii="Aptos Narrow" w:eastAsia="Times New Roman" w:hAnsi="Aptos Narrow" w:cs="Times New Roman"/>
+          <w:color w:val="000000"/>
+          <w:kern w:val="0"/>
+          <w:sz w:val="28"/>
+          <w:szCs w:val="28"/>
+          <w14:ligatures w14:val="none"/>
+        </w:rPr>
+        <w:t>Blog</w:t>
+      </w:r>
+    </w:p>
+    <w:p>
+      <w:pPr>
+        <w:pStyle w:val="ListParagraph"/>
+        <w:numPr>
+          <w:ilvl w:val="2"/>
+          <w:numId w:val="3"/>
+        </w:numPr>
+        <w:ind w:left="1530" w:hanging="1080"/>
+        <w:rPr>
+          <w:rFonts w:ascii="Aptos Narrow" w:eastAsia="Times New Roman" w:hAnsi="Aptos Narrow" w:cs="Times New Roman"/>
+          <w:color w:val="000000"/>
+          <w:kern w:val="0"/>
+          <w:sz w:val="28"/>
+          <w:szCs w:val="28"/>
+          <w14:ligatures w14:val="none"/>
+        </w:rPr>
+      </w:pPr>
+      <w:r>
+        <w:rPr>
+          <w:rFonts w:ascii="Aptos Narrow" w:eastAsia="Times New Roman" w:hAnsi="Aptos Narrow" w:cs="Times New Roman"/>
+          <w:color w:val="000000"/>
+          <w:kern w:val="0"/>
+          <w:sz w:val="28"/>
+          <w:szCs w:val="28"/>
+          <w14:ligatures w14:val="none"/>
+        </w:rPr>
+        <w:t>Theme Toggle</w:t>
+      </w:r>
+    </w:p>
+    <w:p>
+      <w:pPr>
+        <w:pStyle w:val="ListParagraph"/>
+        <w:numPr>
+          <w:ilvl w:val="2"/>
+          <w:numId w:val="3"/>
+        </w:numPr>
+        <w:ind w:left="1530" w:hanging="1080"/>
+        <w:rPr>
+          <w:rFonts w:ascii="Aptos Narrow" w:eastAsia="Times New Roman" w:hAnsi="Aptos Narrow" w:cs="Times New Roman"/>
+          <w:color w:val="000000"/>
+          <w:kern w:val="0"/>
+          <w:sz w:val="28"/>
+          <w:szCs w:val="28"/>
+          <w14:ligatures w14:val="none"/>
+        </w:rPr>
+      </w:pPr>
+      <w:r>
+        <w:rPr>
+          <w:rFonts w:ascii="Aptos Narrow" w:eastAsia="Times New Roman" w:hAnsi="Aptos Narrow" w:cs="Times New Roman"/>
+          <w:color w:val="000000"/>
+          <w:kern w:val="0"/>
+          <w:sz w:val="28"/>
+          <w:szCs w:val="28"/>
+          <w14:ligatures w14:val="none"/>
+        </w:rPr>
+        <w:t>contact</w:t>
+      </w:r>
+    </w:p>
+    <w:p>
+      <w:pPr>
+        <w:pStyle w:val="ListParagraph"/>
+        <w:numPr>
+          <w:ilvl w:val="1"/>
+          <w:numId w:val="3"/>
+        </w:numPr>
+        <w:ind w:left="1530" w:hanging="1530"/>
+        <w:rPr>
+          <w:rFonts w:ascii="Aptos Narrow" w:eastAsia="Times New Roman" w:hAnsi="Aptos Narrow" w:cs="Times New Roman"/>
+          <w:color w:val="000000"/>
+          <w:kern w:val="0"/>
+          <w:sz w:val="28"/>
+          <w:szCs w:val="28"/>
+          <w14:ligatures w14:val="none"/>
+        </w:rPr>
+      </w:pPr>
+      <w:r>
+        <w:rPr>
+          <w:rFonts w:ascii="Aptos Narrow" w:eastAsia="Times New Roman" w:hAnsi="Aptos Narrow" w:cs="Times New Roman"/>
+          <w:color w:val="000000"/>
+          <w:kern w:val="0"/>
+          <w:sz w:val="28"/>
+          <w:szCs w:val="28"/>
+          <w14:ligatures w14:val="none"/>
+        </w:rPr>
+        <w:t>Hero Section</w:t>
+      </w:r>
+    </w:p>
+    <w:p>
+      <w:pPr>
+        <w:pStyle w:val="ListParagraph"/>
+        <w:numPr>
+          <w:ilvl w:val="2"/>
+          <w:numId w:val="3"/>
+        </w:numPr>
+        <w:ind w:left="1530" w:hanging="1080"/>
+        <w:rPr>
+          <w:rFonts w:ascii="Aptos Narrow" w:eastAsia="Times New Roman" w:hAnsi="Aptos Narrow" w:cs="Times New Roman"/>
+          <w:color w:val="000000"/>
+          <w:kern w:val="0"/>
+          <w:sz w:val="28"/>
+          <w:szCs w:val="28"/>
+          <w14:ligatures w14:val="none"/>
+        </w:rPr>
+      </w:pPr>
+      <w:r>
+        <w:rPr>
+          <w:rFonts w:ascii="Aptos Narrow" w:eastAsia="Times New Roman" w:hAnsi="Aptos Narrow" w:cs="Times New Roman"/>
+          <w:color w:val="000000"/>
+          <w:kern w:val="0"/>
+          <w:sz w:val="28"/>
+          <w:szCs w:val="28"/>
+          <w14:ligatures w14:val="none"/>
+        </w:rPr>
+        <w:t>Main section</w:t>
+      </w:r>
+    </w:p>
+    <w:p>
+      <w:pPr>
+        <w:pStyle w:val="ListParagraph"/>
+        <w:numPr>
+          <w:ilvl w:val="2"/>
+          <w:numId w:val="3"/>
+        </w:numPr>
+        <w:ind w:left="1530" w:hanging="1080"/>
+        <w:rPr>
+          <w:rFonts w:ascii="Aptos Narrow" w:eastAsia="Times New Roman" w:hAnsi="Aptos Narrow" w:cs="Times New Roman"/>
+          <w:color w:val="000000"/>
+          <w:kern w:val="0"/>
+          <w:sz w:val="28"/>
+          <w:szCs w:val="28"/>
+          <w14:ligatures w14:val="none"/>
+        </w:rPr>
+      </w:pPr>
+      <w:r>
+        <w:rPr>
+          <w:rFonts w:ascii="Aptos Narrow" w:eastAsia="Times New Roman" w:hAnsi="Aptos Narrow" w:cs="Times New Roman"/>
+          <w:color w:val="000000"/>
+          <w:kern w:val="0"/>
+          <w:sz w:val="28"/>
+          <w:szCs w:val="28"/>
+          <w14:ligatures w14:val="none"/>
+        </w:rPr>
+        <w:t>Explore Projects</w:t>
+      </w:r>
+    </w:p>
+    <w:p>
+      <w:pPr>
+        <w:pStyle w:val="ListParagraph"/>
+        <w:numPr>
+          <w:ilvl w:val="2"/>
+          <w:numId w:val="3"/>
+        </w:numPr>
+        <w:ind w:left="1530" w:hanging="1080"/>
+        <w:rPr>
+          <w:rFonts w:ascii="Aptos Narrow" w:eastAsia="Times New Roman" w:hAnsi="Aptos Narrow" w:cs="Times New Roman"/>
+          <w:color w:val="000000"/>
+          <w:kern w:val="0"/>
+          <w:sz w:val="28"/>
+          <w:szCs w:val="28"/>
+          <w14:ligatures w14:val="none"/>
+        </w:rPr>
+      </w:pPr>
+      <w:r>
+        <w:rPr>
+          <w:rFonts w:ascii="Aptos Narrow" w:eastAsia="Times New Roman" w:hAnsi="Aptos Narrow" w:cs="Times New Roman"/>
+          <w:color w:val="000000"/>
+          <w:kern w:val="0"/>
+          <w:sz w:val="28"/>
+          <w:szCs w:val="28"/>
+          <w14:ligatures w14:val="none"/>
+        </w:rPr>
+        <w:t>View CV</w:t>
+      </w:r>
+    </w:p>
+    <w:p>
+      <w:pPr>
+        <w:pStyle w:val="ListParagraph"/>
+        <w:numPr>
+          <w:ilvl w:val="2"/>
+          <w:numId w:val="3"/>
+        </w:numPr>
+        <w:ind w:left="1530" w:hanging="1080"/>
+        <w:rPr>
+          <w:rFonts w:ascii="Aptos Narrow" w:eastAsia="Times New Roman" w:hAnsi="Aptos Narrow" w:cs="Times New Roman"/>
+          <w:color w:val="000000"/>
+          <w:kern w:val="0"/>
+          <w:sz w:val="28"/>
+          <w:szCs w:val="28"/>
+          <w14:ligatures w14:val="none"/>
+        </w:rPr>
+      </w:pPr>
+      <w:r>
+        <w:rPr>
+          <w:rFonts w:ascii="Aptos Narrow" w:eastAsia="Times New Roman" w:hAnsi="Aptos Narrow" w:cs="Times New Roman"/>
+          <w:color w:val="000000"/>
+          <w:kern w:val="0"/>
+          <w:sz w:val="28"/>
+          <w:szCs w:val="28"/>
+          <w14:ligatures w14:val="none"/>
+        </w:rPr>
+        <w:t>Blog</w:t>
+      </w:r>
+    </w:p>
+    <w:p>
+      <w:pPr>
+        <w:pStyle w:val="ListParagraph"/>
+        <w:numPr>
+          <w:ilvl w:val="2"/>
+          <w:numId w:val="3"/>
+        </w:numPr>
+        <w:ind w:left="1530" w:hanging="1080"/>
+        <w:rPr>
+          <w:rFonts w:ascii="Aptos Narrow" w:eastAsia="Times New Roman" w:hAnsi="Aptos Narrow" w:cs="Times New Roman"/>
+          <w:color w:val="000000"/>
+          <w:kern w:val="0"/>
+          <w:sz w:val="28"/>
+          <w:szCs w:val="28"/>
+          <w14:ligatures w14:val="none"/>
+        </w:rPr>
+      </w:pPr>
+      <w:r>
+        <w:rPr>
+          <w:rFonts w:ascii="Aptos Narrow" w:eastAsia="Times New Roman" w:hAnsi="Aptos Narrow" w:cs="Times New Roman"/>
+          <w:color w:val="000000"/>
+          <w:kern w:val="0"/>
+          <w:sz w:val="28"/>
+          <w:szCs w:val="28"/>
+          <w14:ligatures w14:val="none"/>
+        </w:rPr>
+        <w:t>Profile Photo</w:t>
+      </w:r>
+    </w:p>
+    <w:p>
+      <w:pPr>
+        <w:pStyle w:val="ListParagraph"/>
+        <w:numPr>
+          <w:ilvl w:val="1"/>
+          <w:numId w:val="3"/>
+        </w:numPr>
+        <w:ind w:left="1530" w:hanging="1530"/>
+        <w:rPr>
+          <w:rFonts w:ascii="Aptos Narrow" w:eastAsia="Times New Roman" w:hAnsi="Aptos Narrow" w:cs="Times New Roman"/>
+          <w:color w:val="000000"/>
+          <w:kern w:val="0"/>
+          <w:sz w:val="28"/>
+          <w:szCs w:val="28"/>
+          <w14:ligatures w14:val="none"/>
+        </w:rPr>
+      </w:pPr>
+      <w:r>
+        <w:rPr>
+          <w:rFonts w:ascii="Aptos Narrow" w:eastAsia="Times New Roman" w:hAnsi="Aptos Narrow" w:cs="Times New Roman"/>
+          <w:color w:val="000000"/>
+          <w:kern w:val="0"/>
+          <w:sz w:val="28"/>
+          <w:szCs w:val="28"/>
+          <w14:ligatures w14:val="none"/>
+        </w:rPr>
+        <w:t>About Me Section</w:t>
+      </w:r>
+    </w:p>
+    <w:p>
+      <w:pPr>
+        <w:pStyle w:val="ListParagraph"/>
+        <w:numPr>
+          <w:ilvl w:val="2"/>
+          <w:numId w:val="3"/>
+        </w:numPr>
+        <w:ind w:left="1530" w:hanging="1530"/>
+        <w:rPr>
+          <w:rFonts w:ascii="Aptos Narrow" w:eastAsia="Times New Roman" w:hAnsi="Aptos Narrow" w:cs="Times New Roman"/>
+          <w:color w:val="000000"/>
+          <w:kern w:val="0"/>
+          <w:sz w:val="28"/>
+          <w:szCs w:val="28"/>
+          <w14:ligatures w14:val="none"/>
+        </w:rPr>
+      </w:pPr>
+    </w:p>
+    <w:p>
+      <w:pPr>
+        <w:pStyle w:val="ListParagraph"/>
+        <w:numPr>
+          <w:ilvl w:val="1"/>
+          <w:numId w:val="3"/>
+        </w:numPr>
+        <w:ind w:left="1530" w:hanging="1530"/>
+        <w:rPr>
+          <w:rFonts w:ascii="Aptos Narrow" w:eastAsia="Times New Roman" w:hAnsi="Aptos Narrow" w:cs="Times New Roman"/>
+          <w:color w:val="000000"/>
+          <w:kern w:val="0"/>
+          <w:sz w:val="28"/>
+          <w:szCs w:val="28"/>
+          <w14:ligatures w14:val="none"/>
+        </w:rPr>
+      </w:pPr>
+      <w:r>
+        <w:rPr>
+          <w:rFonts w:ascii="Aptos Narrow" w:eastAsia="Times New Roman" w:hAnsi="Aptos Narrow" w:cs="Times New Roman"/>
+          <w:color w:val="000000"/>
+          <w:kern w:val="0"/>
+          <w:sz w:val="28"/>
+          <w:szCs w:val="28"/>
+          <w14:ligatures w14:val="none"/>
+        </w:rPr>
+        <w:t>Skills Section</w:t>
+      </w:r>
+    </w:p>
+    <w:p>
+      <w:pPr>
+        <w:pStyle w:val="ListParagraph"/>
+        <w:numPr>
+          <w:ilvl w:val="1"/>
+          <w:numId w:val="3"/>
+        </w:numPr>
+        <w:ind w:left="1530" w:hanging="1530"/>
+        <w:rPr>
+          <w:rFonts w:ascii="Aptos Narrow" w:eastAsia="Times New Roman" w:hAnsi="Aptos Narrow" w:cs="Times New Roman"/>
+          <w:color w:val="000000"/>
+          <w:kern w:val="0"/>
+          <w:sz w:val="28"/>
+          <w:szCs w:val="28"/>
+          <w14:ligatures w14:val="none"/>
+        </w:rPr>
+      </w:pPr>
+      <w:r>
+        <w:rPr>
+          <w:rFonts w:ascii="Aptos Narrow" w:eastAsia="Times New Roman" w:hAnsi="Aptos Narrow" w:cs="Times New Roman"/>
+          <w:color w:val="000000"/>
+          <w:kern w:val="0"/>
+          <w:sz w:val="28"/>
+          <w:szCs w:val="28"/>
+          <w14:ligatures w14:val="none"/>
+        </w:rPr>
+        <w:t>Corporate Video</w:t>
+      </w:r>
+    </w:p>
+    <w:p>
+      <w:pPr>
+        <w:pStyle w:val="ListParagraph"/>
+        <w:numPr>
+          <w:ilvl w:val="1"/>
+          <w:numId w:val="3"/>
+        </w:numPr>
+        <w:ind w:left="1530" w:hanging="1530"/>
+        <w:rPr>
+          <w:rFonts w:ascii="Aptos Narrow" w:eastAsia="Times New Roman" w:hAnsi="Aptos Narrow" w:cs="Times New Roman"/>
+          <w:color w:val="000000"/>
+          <w:kern w:val="0"/>
+          <w:sz w:val="28"/>
+          <w:szCs w:val="28"/>
+          <w14:ligatures w14:val="none"/>
+        </w:rPr>
+      </w:pPr>
+      <w:r>
+        <w:rPr>
+          <w:rFonts w:ascii="Aptos Narrow" w:eastAsia="Times New Roman" w:hAnsi="Aptos Narrow" w:cs="Times New Roman"/>
+          <w:color w:val="000000"/>
+          <w:kern w:val="0"/>
+          <w:sz w:val="28"/>
+          <w:szCs w:val="28"/>
+          <w14:ligatures w14:val="none"/>
+        </w:rPr>
+        <w:t>Projects Section</w:t>
+      </w:r>
+    </w:p>
+    <w:p>
+      <w:pPr>
+        <w:pStyle w:val="ListParagraph"/>
+        <w:numPr>
+          <w:ilvl w:val="1"/>
+          <w:numId w:val="3"/>
+        </w:numPr>
+        <w:ind w:left="1530" w:hanging="1530"/>
+        <w:rPr>
+          <w:rFonts w:ascii="Aptos Narrow" w:eastAsia="Times New Roman" w:hAnsi="Aptos Narrow" w:cs="Times New Roman"/>
+          <w:color w:val="000000"/>
+          <w:kern w:val="0"/>
+          <w:sz w:val="28"/>
+          <w:szCs w:val="28"/>
+          <w14:ligatures w14:val="none"/>
+        </w:rPr>
+      </w:pPr>
+      <w:r>
+        <w:rPr>
+          <w:rFonts w:ascii="Aptos Narrow" w:eastAsia="Times New Roman" w:hAnsi="Aptos Narrow" w:cs="Times New Roman"/>
+          <w:color w:val="000000"/>
+          <w:kern w:val="0"/>
+          <w:sz w:val="28"/>
+          <w:szCs w:val="28"/>
+          <w14:ligatures w14:val="none"/>
+        </w:rPr>
+        <w:t>Contact Section</w:t>
+      </w:r>
+    </w:p>
+    <w:p>
+      <w:pPr>
+        <w:pStyle w:val="ListParagraph"/>
+        <w:numPr>
+          <w:ilvl w:val="1"/>
+          <w:numId w:val="3"/>
+        </w:numPr>
+        <w:ind w:left="1530" w:hanging="1530"/>
+        <w:rPr>
+          <w:rFonts w:ascii="Aptos Narrow" w:eastAsia="Times New Roman" w:hAnsi="Aptos Narrow" w:cs="Times New Roman"/>
+          <w:color w:val="000000"/>
+          <w:kern w:val="0"/>
+          <w:sz w:val="28"/>
+          <w:szCs w:val="28"/>
+          <w14:ligatures w14:val="none"/>
+        </w:rPr>
+      </w:pPr>
+      <w:r>
+        <w:rPr>
+          <w:rFonts w:ascii="Aptos Narrow" w:eastAsia="Times New Roman" w:hAnsi="Aptos Narrow" w:cs="Times New Roman"/>
+          <w:color w:val="000000"/>
+          <w:kern w:val="0"/>
+          <w:sz w:val="28"/>
+          <w:szCs w:val="28"/>
+          <w14:ligatures w14:val="none"/>
+        </w:rPr>
+        <w:t>Footer</w:t>
       </w:r>
     </w:p>
     <w:p>
@@ -1578,31 +2334,257 @@
         <w:pStyle w:val="ListParagraph"/>
         <w:numPr>
           <w:ilvl w:val="0"/>
-          <w:numId w:val="1"/>
-        </w:numPr>
-        <w:rPr>
-          <w:rFonts w:ascii="Aptos Narrow" w:eastAsia="Times New Roman" w:hAnsi="Aptos Narrow" w:cs="Times New Roman"/>
-          <w:b/>
-          <w:bCs/>
-          <w:color w:val="000000"/>
-          <w:kern w:val="0"/>
-          <w:sz w:val="22"/>
-          <w:szCs w:val="22"/>
-          <w14:ligatures w14:val="none"/>
-        </w:rPr>
-      </w:pPr>
-      <w:r>
-        <w:rPr>
-          <w:rFonts w:ascii="Aptos Narrow" w:eastAsia="Times New Roman" w:hAnsi="Aptos Narrow" w:cs="Times New Roman"/>
-          <w:b/>
-          <w:bCs/>
-          <w:color w:val="000000"/>
-          <w:kern w:val="0"/>
-          <w:sz w:val="22"/>
-          <w:szCs w:val="22"/>
-          <w14:ligatures w14:val="none"/>
-        </w:rPr>
-        <w:t>Menu Section</w:t>
+          <w:numId w:val="3"/>
+        </w:numPr>
+        <w:ind w:left="1530" w:hanging="1530"/>
+        <w:rPr>
+          <w:rFonts w:ascii="Aptos Narrow" w:eastAsia="Times New Roman" w:hAnsi="Aptos Narrow" w:cs="Times New Roman"/>
+          <w:color w:val="000000"/>
+          <w:kern w:val="0"/>
+          <w:sz w:val="28"/>
+          <w:szCs w:val="28"/>
+          <w14:ligatures w14:val="none"/>
+        </w:rPr>
+      </w:pPr>
+      <w:r>
+        <w:rPr>
+          <w:rFonts w:ascii="Aptos Narrow" w:eastAsia="Times New Roman" w:hAnsi="Aptos Narrow" w:cs="Times New Roman"/>
+          <w:color w:val="000000"/>
+          <w:kern w:val="0"/>
+          <w:sz w:val="28"/>
+          <w:szCs w:val="28"/>
+          <w14:ligatures w14:val="none"/>
+        </w:rPr>
+        <w:t>Blog</w:t>
+      </w:r>
+    </w:p>
+    <w:p>
+      <w:pPr>
+        <w:pStyle w:val="ListParagraph"/>
+        <w:numPr>
+          <w:ilvl w:val="1"/>
+          <w:numId w:val="3"/>
+        </w:numPr>
+        <w:ind w:left="1530" w:hanging="1530"/>
+        <w:rPr>
+          <w:rFonts w:ascii="Aptos Narrow" w:eastAsia="Times New Roman" w:hAnsi="Aptos Narrow" w:cs="Times New Roman"/>
+          <w:color w:val="000000"/>
+          <w:kern w:val="0"/>
+          <w:sz w:val="28"/>
+          <w:szCs w:val="28"/>
+          <w14:ligatures w14:val="none"/>
+        </w:rPr>
+      </w:pPr>
+      <w:r>
+        <w:rPr>
+          <w:rFonts w:ascii="Aptos Narrow" w:eastAsia="Times New Roman" w:hAnsi="Aptos Narrow" w:cs="Times New Roman"/>
+          <w:color w:val="000000"/>
+          <w:kern w:val="0"/>
+          <w:sz w:val="28"/>
+          <w:szCs w:val="28"/>
+          <w14:ligatures w14:val="none"/>
+        </w:rPr>
+        <w:t xml:space="preserve">Menu </w:t>
+      </w:r>
+      <w:r>
+        <w:rPr>
+          <w:rFonts w:ascii="Aptos Narrow" w:eastAsia="Times New Roman" w:hAnsi="Aptos Narrow" w:cs="Times New Roman"/>
+          <w:color w:val="000000"/>
+          <w:kern w:val="0"/>
+          <w:sz w:val="28"/>
+          <w:szCs w:val="28"/>
+          <w14:ligatures w14:val="none"/>
+        </w:rPr>
+        <w:t>bar</w:t>
+      </w:r>
+    </w:p>
+    <w:p>
+      <w:pPr>
+        <w:pStyle w:val="ListParagraph"/>
+        <w:numPr>
+          <w:ilvl w:val="1"/>
+          <w:numId w:val="3"/>
+        </w:numPr>
+        <w:ind w:left="1530" w:hanging="1530"/>
+        <w:rPr>
+          <w:rFonts w:ascii="Aptos Narrow" w:eastAsia="Times New Roman" w:hAnsi="Aptos Narrow" w:cs="Times New Roman"/>
+          <w:color w:val="000000"/>
+          <w:kern w:val="0"/>
+          <w:sz w:val="28"/>
+          <w:szCs w:val="28"/>
+          <w14:ligatures w14:val="none"/>
+        </w:rPr>
+      </w:pPr>
+      <w:r>
+        <w:rPr>
+          <w:rFonts w:ascii="Aptos Narrow" w:eastAsia="Times New Roman" w:hAnsi="Aptos Narrow" w:cs="Times New Roman"/>
+          <w:color w:val="000000"/>
+          <w:kern w:val="0"/>
+          <w:sz w:val="28"/>
+          <w:szCs w:val="28"/>
+          <w14:ligatures w14:val="none"/>
+        </w:rPr>
+        <w:t>Hero Section</w:t>
+      </w:r>
+    </w:p>
+    <w:p>
+      <w:pPr>
+        <w:pStyle w:val="ListParagraph"/>
+        <w:numPr>
+          <w:ilvl w:val="1"/>
+          <w:numId w:val="3"/>
+        </w:numPr>
+        <w:ind w:left="1530" w:hanging="1530"/>
+        <w:rPr>
+          <w:rFonts w:ascii="Aptos Narrow" w:eastAsia="Times New Roman" w:hAnsi="Aptos Narrow" w:cs="Times New Roman"/>
+          <w:color w:val="000000"/>
+          <w:kern w:val="0"/>
+          <w:sz w:val="28"/>
+          <w:szCs w:val="28"/>
+          <w14:ligatures w14:val="none"/>
+        </w:rPr>
+      </w:pPr>
+      <w:r>
+        <w:rPr>
+          <w:rFonts w:ascii="Aptos Narrow" w:eastAsia="Times New Roman" w:hAnsi="Aptos Narrow" w:cs="Times New Roman"/>
+          <w:color w:val="000000"/>
+          <w:kern w:val="0"/>
+          <w:sz w:val="28"/>
+          <w:szCs w:val="28"/>
+          <w14:ligatures w14:val="none"/>
+        </w:rPr>
+        <w:t>About Me Section</w:t>
+      </w:r>
+    </w:p>
+    <w:p>
+      <w:pPr>
+        <w:pStyle w:val="ListParagraph"/>
+        <w:numPr>
+          <w:ilvl w:val="1"/>
+          <w:numId w:val="3"/>
+        </w:numPr>
+        <w:ind w:left="1530" w:hanging="1530"/>
+        <w:rPr>
+          <w:rFonts w:ascii="Aptos Narrow" w:eastAsia="Times New Roman" w:hAnsi="Aptos Narrow" w:cs="Times New Roman"/>
+          <w:color w:val="000000"/>
+          <w:kern w:val="0"/>
+          <w:sz w:val="28"/>
+          <w:szCs w:val="28"/>
+          <w14:ligatures w14:val="none"/>
+        </w:rPr>
+      </w:pPr>
+      <w:r>
+        <w:rPr>
+          <w:rFonts w:ascii="Aptos Narrow" w:eastAsia="Times New Roman" w:hAnsi="Aptos Narrow" w:cs="Times New Roman"/>
+          <w:color w:val="000000"/>
+          <w:kern w:val="0"/>
+          <w:sz w:val="28"/>
+          <w:szCs w:val="28"/>
+          <w14:ligatures w14:val="none"/>
+        </w:rPr>
+        <w:t>Side Bar</w:t>
+      </w:r>
+    </w:p>
+    <w:p>
+      <w:pPr>
+        <w:pStyle w:val="ListParagraph"/>
+        <w:numPr>
+          <w:ilvl w:val="1"/>
+          <w:numId w:val="3"/>
+        </w:numPr>
+        <w:ind w:left="1530" w:hanging="1530"/>
+        <w:rPr>
+          <w:rFonts w:ascii="Aptos Narrow" w:eastAsia="Times New Roman" w:hAnsi="Aptos Narrow" w:cs="Times New Roman"/>
+          <w:color w:val="000000"/>
+          <w:kern w:val="0"/>
+          <w:sz w:val="28"/>
+          <w:szCs w:val="28"/>
+          <w14:ligatures w14:val="none"/>
+        </w:rPr>
+      </w:pPr>
+      <w:r>
+        <w:rPr>
+          <w:rFonts w:ascii="Aptos Narrow" w:eastAsia="Times New Roman" w:hAnsi="Aptos Narrow" w:cs="Times New Roman"/>
+          <w:color w:val="000000"/>
+          <w:kern w:val="0"/>
+          <w:sz w:val="28"/>
+          <w:szCs w:val="28"/>
+          <w14:ligatures w14:val="none"/>
+        </w:rPr>
+        <w:t>Contact Section</w:t>
+      </w:r>
+    </w:p>
+    <w:p>
+      <w:pPr>
+        <w:pStyle w:val="ListParagraph"/>
+        <w:numPr>
+          <w:ilvl w:val="1"/>
+          <w:numId w:val="3"/>
+        </w:numPr>
+        <w:ind w:left="1530" w:hanging="1530"/>
+        <w:rPr>
+          <w:rFonts w:ascii="Aptos Narrow" w:eastAsia="Times New Roman" w:hAnsi="Aptos Narrow" w:cs="Times New Roman"/>
+          <w:color w:val="000000"/>
+          <w:kern w:val="0"/>
+          <w:sz w:val="28"/>
+          <w:szCs w:val="28"/>
+          <w14:ligatures w14:val="none"/>
+        </w:rPr>
+      </w:pPr>
+      <w:r>
+        <w:rPr>
+          <w:rFonts w:ascii="Aptos Narrow" w:eastAsia="Times New Roman" w:hAnsi="Aptos Narrow" w:cs="Times New Roman"/>
+          <w:color w:val="000000"/>
+          <w:kern w:val="0"/>
+          <w:sz w:val="28"/>
+          <w:szCs w:val="28"/>
+          <w14:ligatures w14:val="none"/>
+        </w:rPr>
+        <w:t>Footer</w:t>
+      </w:r>
+    </w:p>
+    <w:p>
+      <w:pPr>
+        <w:pStyle w:val="ListParagraph"/>
+        <w:ind w:left="1080"/>
+        <w:rPr>
+          <w:rFonts w:ascii="Aptos Narrow" w:eastAsia="Times New Roman" w:hAnsi="Aptos Narrow" w:cs="Times New Roman"/>
+          <w:b/>
+          <w:bCs/>
+          <w:color w:val="000000"/>
+          <w:kern w:val="0"/>
+          <w:sz w:val="44"/>
+          <w:szCs w:val="44"/>
+          <w14:ligatures w14:val="none"/>
+        </w:rPr>
+      </w:pPr>
+    </w:p>
+    <w:p>
+      <w:pPr>
+        <w:rPr>
+          <w:rFonts w:ascii="Aptos Narrow" w:eastAsia="Times New Roman" w:hAnsi="Aptos Narrow" w:cs="Times New Roman"/>
+          <w:b/>
+          <w:bCs/>
+          <w:color w:val="000000"/>
+          <w:kern w:val="0"/>
+          <w:sz w:val="44"/>
+          <w:szCs w:val="44"/>
+          <w14:ligatures w14:val="none"/>
+        </w:rPr>
+      </w:pPr>
+      <w:r>
+        <w:rPr>
+          <w:rFonts w:ascii="Aptos Narrow" w:eastAsia="Times New Roman" w:hAnsi="Aptos Narrow" w:cs="Times New Roman"/>
+          <w:b/>
+          <w:bCs/>
+          <w:color w:val="000000"/>
+          <w:kern w:val="0"/>
+          <w:sz w:val="44"/>
+          <w:szCs w:val="44"/>
+          <w14:ligatures w14:val="none"/>
+        </w:rPr>
+        <w:lastRenderedPageBreak/>
+        <w:br w:type="page"/>
       </w:r>
     </w:p>
     <w:p>
@@ -1610,267 +2592,8 @@
         <w:pStyle w:val="ListParagraph"/>
         <w:numPr>
           <w:ilvl w:val="0"/>
-          <w:numId w:val="1"/>
-        </w:numPr>
-        <w:rPr>
-          <w:rFonts w:ascii="Aptos Narrow" w:eastAsia="Times New Roman" w:hAnsi="Aptos Narrow" w:cs="Times New Roman"/>
-          <w:b/>
-          <w:bCs/>
-          <w:color w:val="000000"/>
-          <w:kern w:val="0"/>
-          <w:sz w:val="22"/>
-          <w:szCs w:val="22"/>
-          <w14:ligatures w14:val="none"/>
-        </w:rPr>
-      </w:pPr>
-      <w:r>
-        <w:rPr>
-          <w:rFonts w:ascii="Aptos Narrow" w:eastAsia="Times New Roman" w:hAnsi="Aptos Narrow" w:cs="Times New Roman"/>
-          <w:b/>
-          <w:bCs/>
-          <w:color w:val="000000"/>
-          <w:kern w:val="0"/>
-          <w:sz w:val="22"/>
-          <w:szCs w:val="22"/>
-          <w14:ligatures w14:val="none"/>
-        </w:rPr>
-        <w:t>Hero Section</w:t>
-      </w:r>
-    </w:p>
-    <w:p>
-      <w:pPr>
-        <w:pStyle w:val="ListParagraph"/>
-        <w:numPr>
-          <w:ilvl w:val="0"/>
-          <w:numId w:val="1"/>
-        </w:numPr>
-        <w:rPr>
-          <w:rFonts w:ascii="Aptos Narrow" w:eastAsia="Times New Roman" w:hAnsi="Aptos Narrow" w:cs="Times New Roman"/>
-          <w:b/>
-          <w:bCs/>
-          <w:color w:val="000000"/>
-          <w:kern w:val="0"/>
-          <w:sz w:val="22"/>
-          <w:szCs w:val="22"/>
-          <w14:ligatures w14:val="none"/>
-        </w:rPr>
-      </w:pPr>
-      <w:r>
-        <w:rPr>
-          <w:rFonts w:ascii="Aptos Narrow" w:eastAsia="Times New Roman" w:hAnsi="Aptos Narrow" w:cs="Times New Roman"/>
-          <w:b/>
-          <w:bCs/>
-          <w:color w:val="000000"/>
-          <w:kern w:val="0"/>
-          <w:sz w:val="22"/>
-          <w:szCs w:val="22"/>
-          <w14:ligatures w14:val="none"/>
-        </w:rPr>
-        <w:t>About Me Section</w:t>
-      </w:r>
-    </w:p>
-    <w:p>
-      <w:pPr>
-        <w:pStyle w:val="ListParagraph"/>
-        <w:numPr>
-          <w:ilvl w:val="0"/>
-          <w:numId w:val="1"/>
-        </w:numPr>
-        <w:rPr>
-          <w:rFonts w:ascii="Aptos Narrow" w:eastAsia="Times New Roman" w:hAnsi="Aptos Narrow" w:cs="Times New Roman"/>
-          <w:b/>
-          <w:bCs/>
-          <w:color w:val="000000"/>
-          <w:kern w:val="0"/>
-          <w:sz w:val="22"/>
-          <w:szCs w:val="22"/>
-          <w14:ligatures w14:val="none"/>
-        </w:rPr>
-      </w:pPr>
-      <w:r>
-        <w:rPr>
-          <w:rFonts w:ascii="Aptos Narrow" w:eastAsia="Times New Roman" w:hAnsi="Aptos Narrow" w:cs="Times New Roman"/>
-          <w:b/>
-          <w:bCs/>
-          <w:color w:val="000000"/>
-          <w:kern w:val="0"/>
-          <w:sz w:val="22"/>
-          <w:szCs w:val="22"/>
-          <w14:ligatures w14:val="none"/>
-        </w:rPr>
-        <w:t>Skills Section</w:t>
-      </w:r>
-    </w:p>
-    <w:p>
-      <w:pPr>
-        <w:pStyle w:val="ListParagraph"/>
-        <w:numPr>
-          <w:ilvl w:val="0"/>
-          <w:numId w:val="1"/>
-        </w:numPr>
-        <w:rPr>
-          <w:rFonts w:ascii="Aptos Narrow" w:eastAsia="Times New Roman" w:hAnsi="Aptos Narrow" w:cs="Times New Roman"/>
-          <w:b/>
-          <w:bCs/>
-          <w:color w:val="000000"/>
-          <w:kern w:val="0"/>
-          <w:sz w:val="22"/>
-          <w:szCs w:val="22"/>
-          <w14:ligatures w14:val="none"/>
-        </w:rPr>
-      </w:pPr>
-      <w:r>
-        <w:rPr>
-          <w:rFonts w:ascii="Aptos Narrow" w:eastAsia="Times New Roman" w:hAnsi="Aptos Narrow" w:cs="Times New Roman"/>
-          <w:b/>
-          <w:bCs/>
-          <w:color w:val="000000"/>
-          <w:kern w:val="0"/>
-          <w:sz w:val="22"/>
-          <w:szCs w:val="22"/>
-          <w14:ligatures w14:val="none"/>
-        </w:rPr>
-        <w:t>Corporate Video</w:t>
-      </w:r>
-    </w:p>
-    <w:p>
-      <w:pPr>
-        <w:pStyle w:val="ListParagraph"/>
-        <w:numPr>
-          <w:ilvl w:val="0"/>
-          <w:numId w:val="1"/>
-        </w:numPr>
-        <w:rPr>
-          <w:rFonts w:ascii="Aptos Narrow" w:eastAsia="Times New Roman" w:hAnsi="Aptos Narrow" w:cs="Times New Roman"/>
-          <w:b/>
-          <w:bCs/>
-          <w:color w:val="000000"/>
-          <w:kern w:val="0"/>
-          <w:sz w:val="22"/>
-          <w:szCs w:val="22"/>
-          <w14:ligatures w14:val="none"/>
-        </w:rPr>
-      </w:pPr>
-      <w:r>
-        <w:rPr>
-          <w:rFonts w:ascii="Aptos Narrow" w:eastAsia="Times New Roman" w:hAnsi="Aptos Narrow" w:cs="Times New Roman"/>
-          <w:b/>
-          <w:bCs/>
-          <w:color w:val="000000"/>
-          <w:kern w:val="0"/>
-          <w:sz w:val="22"/>
-          <w:szCs w:val="22"/>
-          <w14:ligatures w14:val="none"/>
-        </w:rPr>
-        <w:t>Projects Section</w:t>
-      </w:r>
-    </w:p>
-    <w:p>
-      <w:pPr>
-        <w:pStyle w:val="ListParagraph"/>
-        <w:numPr>
-          <w:ilvl w:val="0"/>
-          <w:numId w:val="1"/>
-        </w:numPr>
-        <w:rPr>
-          <w:rFonts w:ascii="Aptos Narrow" w:eastAsia="Times New Roman" w:hAnsi="Aptos Narrow" w:cs="Times New Roman"/>
-          <w:b/>
-          <w:bCs/>
-          <w:color w:val="000000"/>
-          <w:kern w:val="0"/>
-          <w:sz w:val="22"/>
-          <w:szCs w:val="22"/>
-          <w14:ligatures w14:val="none"/>
-        </w:rPr>
-      </w:pPr>
-      <w:r>
-        <w:rPr>
-          <w:rFonts w:ascii="Aptos Narrow" w:eastAsia="Times New Roman" w:hAnsi="Aptos Narrow" w:cs="Times New Roman"/>
-          <w:b/>
-          <w:bCs/>
-          <w:color w:val="000000"/>
-          <w:kern w:val="0"/>
-          <w:sz w:val="22"/>
-          <w:szCs w:val="22"/>
-          <w14:ligatures w14:val="none"/>
-        </w:rPr>
-        <w:t>Contact</w:t>
-      </w:r>
-      <w:r>
-        <w:rPr>
-          <w:rFonts w:ascii="Aptos Narrow" w:eastAsia="Times New Roman" w:hAnsi="Aptos Narrow" w:cs="Times New Roman"/>
-          <w:b/>
-          <w:bCs/>
-          <w:color w:val="000000"/>
-          <w:kern w:val="0"/>
-          <w:sz w:val="22"/>
-          <w:szCs w:val="22"/>
-          <w14:ligatures w14:val="none"/>
-        </w:rPr>
-        <w:t xml:space="preserve"> Section</w:t>
-      </w:r>
-    </w:p>
-    <w:p>
-      <w:pPr>
-        <w:pStyle w:val="ListParagraph"/>
-        <w:numPr>
-          <w:ilvl w:val="0"/>
-          <w:numId w:val="1"/>
-        </w:numPr>
-        <w:rPr>
-          <w:rFonts w:ascii="Aptos Narrow" w:eastAsia="Times New Roman" w:hAnsi="Aptos Narrow" w:cs="Times New Roman"/>
-          <w:b/>
-          <w:bCs/>
-          <w:color w:val="000000"/>
-          <w:kern w:val="0"/>
-          <w:sz w:val="22"/>
-          <w:szCs w:val="22"/>
-          <w14:ligatures w14:val="none"/>
-        </w:rPr>
-      </w:pPr>
-      <w:r>
-        <w:rPr>
-          <w:rFonts w:ascii="Aptos Narrow" w:eastAsia="Times New Roman" w:hAnsi="Aptos Narrow" w:cs="Times New Roman"/>
-          <w:b/>
-          <w:bCs/>
-          <w:color w:val="000000"/>
-          <w:kern w:val="0"/>
-          <w:sz w:val="22"/>
-          <w:szCs w:val="22"/>
-          <w14:ligatures w14:val="none"/>
-        </w:rPr>
-        <w:t>Footer</w:t>
-      </w:r>
-    </w:p>
-    <w:p>
-      <w:pPr>
-        <w:rPr>
-          <w:rFonts w:ascii="Aptos Narrow" w:eastAsia="Times New Roman" w:hAnsi="Aptos Narrow" w:cs="Times New Roman"/>
-          <w:b/>
-          <w:bCs/>
-          <w:color w:val="000000"/>
-          <w:kern w:val="0"/>
-          <w:sz w:val="22"/>
-          <w:szCs w:val="22"/>
-          <w14:ligatures w14:val="none"/>
-        </w:rPr>
-      </w:pPr>
-      <w:r>
-        <w:rPr>
-          <w:rFonts w:ascii="Aptos Narrow" w:eastAsia="Times New Roman" w:hAnsi="Aptos Narrow" w:cs="Times New Roman"/>
-          <w:b/>
-          <w:bCs/>
-          <w:color w:val="000000"/>
-          <w:kern w:val="0"/>
-          <w:sz w:val="22"/>
-          <w:szCs w:val="22"/>
-          <w14:ligatures w14:val="none"/>
-        </w:rPr>
-        <w:br w:type="page"/>
-      </w:r>
-    </w:p>
-    <w:p>
-      <w:pPr>
+          <w:numId w:val="10"/>
+        </w:numPr>
         <w:jc w:val="center"/>
         <w:rPr>
           <w:rFonts w:ascii="Aptos Narrow" w:eastAsia="Times New Roman" w:hAnsi="Aptos Narrow" w:cs="Times New Roman"/>
@@ -1878,24 +2601,50 @@
           <w:bCs/>
           <w:color w:val="000000"/>
           <w:kern w:val="0"/>
-          <w:sz w:val="22"/>
-          <w:szCs w:val="22"/>
-          <w14:ligatures w14:val="none"/>
-        </w:rPr>
-      </w:pPr>
-      <w:r>
-        <w:rPr>
-          <w:rFonts w:ascii="Aptos Narrow" w:eastAsia="Times New Roman" w:hAnsi="Aptos Narrow" w:cs="Times New Roman"/>
-          <w:b/>
-          <w:bCs/>
-          <w:color w:val="000000"/>
-          <w:kern w:val="0"/>
-          <w:sz w:val="22"/>
-          <w:szCs w:val="22"/>
+          <w:sz w:val="44"/>
+          <w:szCs w:val="44"/>
+          <w14:ligatures w14:val="none"/>
+        </w:rPr>
+      </w:pPr>
+      <w:r>
+        <w:rPr>
+          <w:rFonts w:ascii="Aptos Narrow" w:eastAsia="Times New Roman" w:hAnsi="Aptos Narrow" w:cs="Times New Roman"/>
+          <w:b/>
+          <w:bCs/>
+          <w:color w:val="000000"/>
+          <w:kern w:val="0"/>
+          <w:sz w:val="44"/>
+          <w:szCs w:val="44"/>
           <w14:ligatures w14:val="none"/>
         </w:rPr>
         <w:lastRenderedPageBreak/>
-        <w:t>SCREENSHOT OF THE LANDING/HOMEPAGE</w:t>
+        <w:t>LANDING</w:t>
+      </w:r>
+      <w:r>
+        <w:rPr>
+          <w:rFonts w:ascii="Aptos Narrow" w:eastAsia="Times New Roman" w:hAnsi="Aptos Narrow" w:cs="Times New Roman"/>
+          <w:b/>
+          <w:bCs/>
+          <w:color w:val="000000"/>
+          <w:kern w:val="0"/>
+          <w:sz w:val="44"/>
+          <w:szCs w:val="44"/>
+          <w14:ligatures w14:val="none"/>
+        </w:rPr>
+        <w:t xml:space="preserve"> / HOME</w:t>
+      </w:r>
+      <w:r>
+        <w:rPr>
+          <w:rFonts w:ascii="Aptos Narrow" w:eastAsia="Times New Roman" w:hAnsi="Aptos Narrow" w:cs="Times New Roman"/>
+          <w:b/>
+          <w:bCs/>
+          <w:color w:val="000000"/>
+          <w:kern w:val="0"/>
+          <w:sz w:val="44"/>
+          <w:szCs w:val="44"/>
+          <w14:ligatures w14:val="none"/>
+        </w:rPr>
+        <w:t xml:space="preserve"> PAGE</w:t>
       </w:r>
     </w:p>
     <w:p>
@@ -1907,354 +2656,28 @@
           <w:bCs/>
           <w:color w:val="000000"/>
           <w:kern w:val="0"/>
-          <w14:ligatures w14:val="none"/>
-        </w:rPr>
-      </w:pPr>
-      <w:r>
-        <w:rPr>
-          <w:rFonts w:ascii="Aptos Narrow" w:eastAsia="Times New Roman" w:hAnsi="Aptos Narrow" w:cs="Times New Roman"/>
-          <w:b/>
-          <w:bCs/>
-          <w:color w:val="000000"/>
-          <w:kern w:val="0"/>
-          <w:sz w:val="22"/>
-          <w:szCs w:val="22"/>
-          <w14:ligatures w14:val="none"/>
-        </w:rPr>
-        <w:br w:type="page"/>
-      </w:r>
-      <w:r>
-        <w:rPr>
-          <w:rFonts w:ascii="Aptos Narrow" w:eastAsia="Times New Roman" w:hAnsi="Aptos Narrow" w:cs="Times New Roman"/>
-          <w:b/>
-          <w:bCs/>
-          <w:color w:val="000000"/>
-          <w:kern w:val="0"/>
-          <w14:ligatures w14:val="none"/>
-        </w:rPr>
-        <w:lastRenderedPageBreak/>
-        <w:t>MENU SECTION</w:t>
-      </w:r>
-    </w:p>
-    <w:p>
-      <w:pPr>
-        <w:rPr>
-          <w:rFonts w:ascii="Aptos Narrow" w:eastAsia="Times New Roman" w:hAnsi="Aptos Narrow" w:cs="Times New Roman"/>
-          <w:b/>
-          <w:bCs/>
-          <w:color w:val="000000"/>
-          <w:kern w:val="0"/>
-          <w:sz w:val="22"/>
-          <w:szCs w:val="22"/>
-          <w14:ligatures w14:val="none"/>
-        </w:rPr>
-      </w:pPr>
-      <w:r>
-        <w:rPr>
-          <w:rFonts w:ascii="Aptos Narrow" w:eastAsia="Times New Roman" w:hAnsi="Aptos Narrow" w:cs="Times New Roman"/>
-          <w:b/>
-          <w:bCs/>
-          <w:color w:val="000000"/>
-          <w:kern w:val="0"/>
-          <w:sz w:val="22"/>
-          <w:szCs w:val="22"/>
-          <w14:ligatures w14:val="none"/>
-        </w:rPr>
-        <w:t>Overview</w:t>
-      </w:r>
-    </w:p>
-    <w:p>
-      <w:pPr>
-        <w:rPr>
-          <w:rFonts w:ascii="Aptos Narrow" w:eastAsia="Times New Roman" w:hAnsi="Aptos Narrow" w:cs="Times New Roman"/>
-          <w:b/>
-          <w:bCs/>
-          <w:color w:val="000000"/>
-          <w:kern w:val="0"/>
-          <w:sz w:val="22"/>
-          <w:szCs w:val="22"/>
-          <w14:ligatures w14:val="none"/>
-        </w:rPr>
-      </w:pPr>
-      <w:r>
-        <w:rPr>
-          <w:rFonts w:ascii="Aptos Narrow" w:eastAsia="Times New Roman" w:hAnsi="Aptos Narrow" w:cs="Times New Roman"/>
-          <w:b/>
-          <w:bCs/>
-          <w:color w:val="000000"/>
-          <w:kern w:val="0"/>
-          <w:sz w:val="22"/>
-          <w:szCs w:val="22"/>
-          <w14:ligatures w14:val="none"/>
-        </w:rPr>
-        <w:t xml:space="preserve">This section site at the very top of the landing/home page. It occupies </w:t>
-      </w:r>
-      <w:r>
-        <w:rPr>
-          <w:rFonts w:ascii="Aptos Narrow" w:eastAsia="Times New Roman" w:hAnsi="Aptos Narrow" w:cs="Times New Roman"/>
-          <w:b/>
-          <w:bCs/>
-          <w:color w:val="000000"/>
-          <w:kern w:val="0"/>
-          <w:sz w:val="22"/>
-          <w:szCs w:val="22"/>
-          <w14:ligatures w14:val="none"/>
-        </w:rPr>
-        <w:t>100% of the width of the landing page. It is captured in a dark frame with no borders.</w:t>
-      </w:r>
-      <w:r>
-        <w:rPr>
-          <w:rFonts w:ascii="Aptos Narrow" w:eastAsia="Times New Roman" w:hAnsi="Aptos Narrow" w:cs="Times New Roman"/>
-          <w:b/>
-          <w:bCs/>
-          <w:color w:val="000000"/>
-          <w:kern w:val="0"/>
-          <w:sz w:val="22"/>
-          <w:szCs w:val="22"/>
-          <w14:ligatures w14:val="none"/>
-        </w:rPr>
-        <w:t xml:space="preserve"> At the extreme </w:t>
-      </w:r>
-      <w:proofErr w:type="gramStart"/>
-      <w:r>
-        <w:rPr>
-          <w:rFonts w:ascii="Aptos Narrow" w:eastAsia="Times New Roman" w:hAnsi="Aptos Narrow" w:cs="Times New Roman"/>
-          <w:b/>
-          <w:bCs/>
-          <w:color w:val="000000"/>
-          <w:kern w:val="0"/>
-          <w:sz w:val="22"/>
-          <w:szCs w:val="22"/>
-          <w14:ligatures w14:val="none"/>
-        </w:rPr>
-        <w:t>left hand</w:t>
-      </w:r>
-      <w:proofErr w:type="gramEnd"/>
-      <w:r>
-        <w:rPr>
-          <w:rFonts w:ascii="Aptos Narrow" w:eastAsia="Times New Roman" w:hAnsi="Aptos Narrow" w:cs="Times New Roman"/>
-          <w:b/>
-          <w:bCs/>
-          <w:color w:val="000000"/>
-          <w:kern w:val="0"/>
-          <w:sz w:val="22"/>
-          <w:szCs w:val="22"/>
-          <w14:ligatures w14:val="none"/>
-        </w:rPr>
-        <w:t xml:space="preserve"> corner is the logo of Turing Tech LLC. And towards the extreme right, </w:t>
-      </w:r>
-      <w:r>
-        <w:rPr>
-          <w:rFonts w:ascii="Aptos Narrow" w:eastAsia="Times New Roman" w:hAnsi="Aptos Narrow" w:cs="Times New Roman"/>
-          <w:b/>
-          <w:bCs/>
-          <w:color w:val="000000"/>
-          <w:kern w:val="0"/>
-          <w:sz w:val="22"/>
-          <w:szCs w:val="22"/>
-          <w14:ligatures w14:val="none"/>
-        </w:rPr>
-        <w:t>there</w:t>
-      </w:r>
-      <w:r>
-        <w:rPr>
-          <w:rFonts w:ascii="Aptos Narrow" w:eastAsia="Times New Roman" w:hAnsi="Aptos Narrow" w:cs="Times New Roman"/>
-          <w:b/>
-          <w:bCs/>
-          <w:color w:val="000000"/>
-          <w:kern w:val="0"/>
-          <w:sz w:val="22"/>
-          <w:szCs w:val="22"/>
-          <w14:ligatures w14:val="none"/>
-        </w:rPr>
-        <w:t xml:space="preserve"> are four clickable links;</w:t>
-      </w:r>
-    </w:p>
-    <w:p>
-      <w:pPr>
-        <w:pStyle w:val="ListParagraph"/>
-        <w:numPr>
-          <w:ilvl w:val="0"/>
-          <w:numId w:val="1"/>
-        </w:numPr>
-        <w:rPr>
-          <w:rFonts w:ascii="Aptos Narrow" w:eastAsia="Times New Roman" w:hAnsi="Aptos Narrow" w:cs="Times New Roman"/>
-          <w:b/>
-          <w:bCs/>
-          <w:color w:val="000000"/>
-          <w:kern w:val="0"/>
-          <w:sz w:val="22"/>
-          <w:szCs w:val="22"/>
-          <w14:ligatures w14:val="none"/>
-        </w:rPr>
-      </w:pPr>
-      <w:r>
-        <w:rPr>
-          <w:rFonts w:ascii="Aptos Narrow" w:eastAsia="Times New Roman" w:hAnsi="Aptos Narrow" w:cs="Times New Roman"/>
-          <w:b/>
-          <w:bCs/>
-          <w:color w:val="000000"/>
-          <w:kern w:val="0"/>
-          <w:sz w:val="22"/>
-          <w:szCs w:val="22"/>
-          <w14:ligatures w14:val="none"/>
-        </w:rPr>
-        <w:t>Home</w:t>
-      </w:r>
-    </w:p>
-    <w:p>
-      <w:pPr>
-        <w:pStyle w:val="ListParagraph"/>
-        <w:numPr>
-          <w:ilvl w:val="0"/>
-          <w:numId w:val="1"/>
-        </w:numPr>
-        <w:rPr>
-          <w:rFonts w:ascii="Aptos Narrow" w:eastAsia="Times New Roman" w:hAnsi="Aptos Narrow" w:cs="Times New Roman"/>
-          <w:b/>
-          <w:bCs/>
-          <w:color w:val="000000"/>
-          <w:kern w:val="0"/>
-          <w:sz w:val="22"/>
-          <w:szCs w:val="22"/>
-          <w14:ligatures w14:val="none"/>
-        </w:rPr>
-      </w:pPr>
-      <w:r>
-        <w:rPr>
-          <w:rFonts w:ascii="Aptos Narrow" w:eastAsia="Times New Roman" w:hAnsi="Aptos Narrow" w:cs="Times New Roman"/>
-          <w:b/>
-          <w:bCs/>
-          <w:color w:val="000000"/>
-          <w:kern w:val="0"/>
-          <w:sz w:val="22"/>
-          <w:szCs w:val="22"/>
-          <w14:ligatures w14:val="none"/>
-        </w:rPr>
-        <w:t>About Us</w:t>
-      </w:r>
-    </w:p>
-    <w:p>
-      <w:pPr>
-        <w:pStyle w:val="ListParagraph"/>
-        <w:numPr>
-          <w:ilvl w:val="0"/>
-          <w:numId w:val="1"/>
-        </w:numPr>
-        <w:rPr>
-          <w:rFonts w:ascii="Aptos Narrow" w:eastAsia="Times New Roman" w:hAnsi="Aptos Narrow" w:cs="Times New Roman"/>
-          <w:b/>
-          <w:bCs/>
-          <w:color w:val="000000"/>
-          <w:kern w:val="0"/>
-          <w:sz w:val="22"/>
-          <w:szCs w:val="22"/>
-          <w14:ligatures w14:val="none"/>
-        </w:rPr>
-      </w:pPr>
-      <w:r>
-        <w:rPr>
-          <w:rFonts w:ascii="Aptos Narrow" w:eastAsia="Times New Roman" w:hAnsi="Aptos Narrow" w:cs="Times New Roman"/>
-          <w:b/>
-          <w:bCs/>
-          <w:color w:val="000000"/>
-          <w:kern w:val="0"/>
-          <w:sz w:val="22"/>
-          <w:szCs w:val="22"/>
-          <w14:ligatures w14:val="none"/>
-        </w:rPr>
-        <w:t>Team</w:t>
-      </w:r>
-    </w:p>
-    <w:p>
-      <w:pPr>
-        <w:pStyle w:val="ListParagraph"/>
-        <w:numPr>
-          <w:ilvl w:val="0"/>
-          <w:numId w:val="1"/>
-        </w:numPr>
-        <w:rPr>
-          <w:rFonts w:ascii="Aptos Narrow" w:eastAsia="Times New Roman" w:hAnsi="Aptos Narrow" w:cs="Times New Roman"/>
-          <w:b/>
-          <w:bCs/>
-          <w:color w:val="000000"/>
-          <w:kern w:val="0"/>
-          <w:sz w:val="22"/>
-          <w:szCs w:val="22"/>
-          <w14:ligatures w14:val="none"/>
-        </w:rPr>
-      </w:pPr>
-      <w:r>
-        <w:rPr>
-          <w:rFonts w:ascii="Aptos Narrow" w:eastAsia="Times New Roman" w:hAnsi="Aptos Narrow" w:cs="Times New Roman"/>
-          <w:b/>
-          <w:bCs/>
-          <w:color w:val="000000"/>
-          <w:kern w:val="0"/>
-          <w:sz w:val="22"/>
-          <w:szCs w:val="22"/>
-          <w14:ligatures w14:val="none"/>
-        </w:rPr>
-        <w:t>Contact</w:t>
-      </w:r>
-    </w:p>
-    <w:p>
-      <w:pPr>
-        <w:rPr>
-          <w:rFonts w:ascii="Aptos Narrow" w:eastAsia="Times New Roman" w:hAnsi="Aptos Narrow" w:cs="Times New Roman"/>
-          <w:b/>
-          <w:bCs/>
-          <w:color w:val="000000"/>
-          <w:kern w:val="0"/>
-          <w:sz w:val="22"/>
-          <w:szCs w:val="22"/>
-          <w14:ligatures w14:val="none"/>
-        </w:rPr>
-      </w:pPr>
-      <w:r>
-        <w:rPr>
-          <w:rFonts w:ascii="Aptos Narrow" w:eastAsia="Times New Roman" w:hAnsi="Aptos Narrow" w:cs="Times New Roman"/>
-          <w:b/>
-          <w:bCs/>
-          <w:color w:val="000000"/>
-          <w:kern w:val="0"/>
-          <w:sz w:val="22"/>
-          <w:szCs w:val="22"/>
-          <w14:ligatures w14:val="none"/>
-        </w:rPr>
-        <w:t>See a screenshot of the menu section below.</w:t>
-      </w:r>
-    </w:p>
-    <w:p>
-      <w:pPr>
-        <w:rPr>
-          <w:rFonts w:ascii="Aptos Narrow" w:eastAsia="Times New Roman" w:hAnsi="Aptos Narrow" w:cs="Times New Roman"/>
-          <w:b/>
-          <w:bCs/>
-          <w:color w:val="000000"/>
-          <w:kern w:val="0"/>
-          <w:sz w:val="22"/>
-          <w:szCs w:val="22"/>
-          <w14:ligatures w14:val="none"/>
-        </w:rPr>
-      </w:pPr>
-      <w:r>
-        <w:rPr>
-          <w:rFonts w:ascii="Aptos Narrow" w:eastAsia="Times New Roman" w:hAnsi="Aptos Narrow" w:cs="Times New Roman"/>
-          <w:b/>
-          <w:bCs/>
+          <w:sz w:val="28"/>
+          <w:szCs w:val="28"/>
+          <w14:ligatures w14:val="none"/>
+        </w:rPr>
+      </w:pPr>
+      <w:r>
+        <w:rPr>
           <w:noProof/>
-          <w:color w:val="000000"/>
-          <w:kern w:val="0"/>
-          <w:sz w:val="22"/>
-          <w:szCs w:val="22"/>
-          <w14:ligatures w14:val="none"/>
         </w:rPr>
         <w:drawing>
-          <wp:inline distT="0" distB="0" distL="0" distR="0" wp14:anchorId="72FC88DE" wp14:editId="2D4E34FF">
-            <wp:extent cx="5943600" cy="310515"/>
-            <wp:effectExtent l="0" t="0" r="0" b="0"/>
-            <wp:docPr id="366518007" name="Picture 1"/>
+          <wp:anchor distT="0" distB="0" distL="114300" distR="114300" simplePos="0" relativeHeight="251664384" behindDoc="0" locked="0" layoutInCell="1" allowOverlap="1" wp14:anchorId="179E204C" wp14:editId="148DD1AB">
+            <wp:simplePos x="0" y="0"/>
+            <wp:positionH relativeFrom="margin">
+              <wp:posOffset>4179306</wp:posOffset>
+            </wp:positionH>
+            <wp:positionV relativeFrom="page">
+              <wp:posOffset>1423959</wp:posOffset>
+            </wp:positionV>
+            <wp:extent cx="1918335" cy="8221980"/>
+            <wp:effectExtent l="0" t="0" r="5715" b="0"/>
+            <wp:wrapSquare wrapText="bothSides"/>
+            <wp:docPr id="733156039" name="Picture 2"/>
             <wp:cNvGraphicFramePr>
               <a:graphicFrameLocks xmlns:a="http://schemas.openxmlformats.org/drawingml/2006/main" noChangeAspect="1"/>
             </wp:cNvGraphicFramePr>
@@ -2262,23 +2685,1713 @@
               <a:graphicData uri="http://schemas.openxmlformats.org/drawingml/2006/picture">
                 <pic:pic xmlns:pic="http://schemas.openxmlformats.org/drawingml/2006/picture">
                   <pic:nvPicPr>
-                    <pic:cNvPr id="366518007" name=""/>
-                    <pic:cNvPicPr/>
+                    <pic:cNvPr id="0" name="Picture 3"/>
+                    <pic:cNvPicPr>
+                      <a:picLocks noChangeAspect="1" noChangeArrowheads="1"/>
+                    </pic:cNvPicPr>
                   </pic:nvPicPr>
-                  <pic:blipFill>
-                    <a:blip r:embed="rId7"/>
+                  <pic:blipFill rotWithShape="1">
+                    <a:blip r:embed="rId9" cstate="print">
+                      <a:extLst>
+                        <a:ext uri="{28A0092B-C50C-407E-A947-70E740481C1C}">
+                          <a14:useLocalDpi xmlns:a14="http://schemas.microsoft.com/office/drawing/2010/main" val="0"/>
+                        </a:ext>
+                      </a:extLst>
+                    </a:blip>
+                    <a:srcRect t="-1" b="-1029"/>
                     <a:stretch>
                       <a:fillRect/>
                     </a:stretch>
                   </pic:blipFill>
-                  <pic:spPr>
+                  <pic:spPr bwMode="auto">
                     <a:xfrm>
                       <a:off x="0" y="0"/>
-                      <a:ext cx="5943600" cy="310515"/>
+                      <a:ext cx="1918335" cy="8221980"/>
                     </a:xfrm>
                     <a:prstGeom prst="rect">
                       <a:avLst/>
                     </a:prstGeom>
+                    <a:noFill/>
+                    <a:ln>
+                      <a:noFill/>
+                    </a:ln>
+                    <a:extLst>
+                      <a:ext uri="{53640926-AAD7-44D8-BBD7-CCE9431645EC}">
+                        <a14:shadowObscured xmlns:a14="http://schemas.microsoft.com/office/drawing/2010/main"/>
+                      </a:ext>
+                    </a:extLst>
+                  </pic:spPr>
+                </pic:pic>
+              </a:graphicData>
+            </a:graphic>
+            <wp14:sizeRelH relativeFrom="page">
+              <wp14:pctWidth>0</wp14:pctWidth>
+            </wp14:sizeRelH>
+            <wp14:sizeRelV relativeFrom="page">
+              <wp14:pctHeight>0</wp14:pctHeight>
+            </wp14:sizeRelV>
+          </wp:anchor>
+        </w:drawing>
+      </w:r>
+    </w:p>
+    <w:p>
+      <w:pPr>
+        <w:pStyle w:val="ListParagraph"/>
+        <w:numPr>
+          <w:ilvl w:val="1"/>
+          <w:numId w:val="11"/>
+        </w:numPr>
+        <w:ind w:left="1260" w:hanging="900"/>
+        <w:rPr>
+          <w:rFonts w:ascii="Aptos Narrow" w:eastAsia="Times New Roman" w:hAnsi="Aptos Narrow" w:cs="Times New Roman"/>
+          <w:color w:val="000000"/>
+          <w:kern w:val="0"/>
+          <w:sz w:val="28"/>
+          <w:szCs w:val="28"/>
+          <w14:ligatures w14:val="none"/>
+        </w:rPr>
+      </w:pPr>
+      <w:r>
+        <w:rPr>
+          <w:rFonts w:ascii="Aptos Narrow" w:eastAsia="Times New Roman" w:hAnsi="Aptos Narrow" w:cs="Times New Roman"/>
+          <w:color w:val="000000"/>
+          <w:kern w:val="0"/>
+          <w:sz w:val="28"/>
+          <w:szCs w:val="28"/>
+          <w14:ligatures w14:val="none"/>
+        </w:rPr>
+        <w:t xml:space="preserve">Menu </w:t>
+      </w:r>
+      <w:r>
+        <w:rPr>
+          <w:rFonts w:ascii="Aptos Narrow" w:eastAsia="Times New Roman" w:hAnsi="Aptos Narrow" w:cs="Times New Roman"/>
+          <w:color w:val="000000"/>
+          <w:kern w:val="0"/>
+          <w:sz w:val="28"/>
+          <w:szCs w:val="28"/>
+          <w14:ligatures w14:val="none"/>
+        </w:rPr>
+        <w:t>bar</w:t>
+      </w:r>
+    </w:p>
+    <w:p>
+      <w:pPr>
+        <w:pStyle w:val="ListParagraph"/>
+        <w:numPr>
+          <w:ilvl w:val="1"/>
+          <w:numId w:val="11"/>
+        </w:numPr>
+        <w:ind w:left="1260" w:hanging="900"/>
+        <w:rPr>
+          <w:rFonts w:ascii="Aptos Narrow" w:eastAsia="Times New Roman" w:hAnsi="Aptos Narrow" w:cs="Times New Roman"/>
+          <w:color w:val="000000"/>
+          <w:kern w:val="0"/>
+          <w:sz w:val="28"/>
+          <w:szCs w:val="28"/>
+          <w14:ligatures w14:val="none"/>
+        </w:rPr>
+      </w:pPr>
+      <w:r>
+        <w:rPr>
+          <w:rFonts w:ascii="Aptos Narrow" w:eastAsia="Times New Roman" w:hAnsi="Aptos Narrow" w:cs="Times New Roman"/>
+          <w:color w:val="000000"/>
+          <w:kern w:val="0"/>
+          <w:sz w:val="28"/>
+          <w:szCs w:val="28"/>
+          <w14:ligatures w14:val="none"/>
+        </w:rPr>
+        <w:t>Hero Section</w:t>
+      </w:r>
+    </w:p>
+    <w:p>
+      <w:pPr>
+        <w:pStyle w:val="ListParagraph"/>
+        <w:numPr>
+          <w:ilvl w:val="1"/>
+          <w:numId w:val="11"/>
+        </w:numPr>
+        <w:ind w:left="1260" w:hanging="900"/>
+        <w:rPr>
+          <w:rFonts w:ascii="Aptos Narrow" w:eastAsia="Times New Roman" w:hAnsi="Aptos Narrow" w:cs="Times New Roman"/>
+          <w:color w:val="000000"/>
+          <w:kern w:val="0"/>
+          <w:sz w:val="28"/>
+          <w:szCs w:val="28"/>
+          <w14:ligatures w14:val="none"/>
+        </w:rPr>
+      </w:pPr>
+      <w:r>
+        <w:rPr>
+          <w:rFonts w:ascii="Aptos Narrow" w:eastAsia="Times New Roman" w:hAnsi="Aptos Narrow" w:cs="Times New Roman"/>
+          <w:color w:val="000000"/>
+          <w:kern w:val="0"/>
+          <w:sz w:val="28"/>
+          <w:szCs w:val="28"/>
+          <w14:ligatures w14:val="none"/>
+        </w:rPr>
+        <w:t>About Me Section</w:t>
+      </w:r>
+    </w:p>
+    <w:p>
+      <w:pPr>
+        <w:pStyle w:val="ListParagraph"/>
+        <w:numPr>
+          <w:ilvl w:val="1"/>
+          <w:numId w:val="11"/>
+        </w:numPr>
+        <w:ind w:left="1260" w:hanging="900"/>
+        <w:rPr>
+          <w:rFonts w:ascii="Aptos Narrow" w:eastAsia="Times New Roman" w:hAnsi="Aptos Narrow" w:cs="Times New Roman"/>
+          <w:color w:val="000000"/>
+          <w:kern w:val="0"/>
+          <w:sz w:val="28"/>
+          <w:szCs w:val="28"/>
+          <w14:ligatures w14:val="none"/>
+        </w:rPr>
+      </w:pPr>
+      <w:r>
+        <w:rPr>
+          <w:rFonts w:ascii="Aptos Narrow" w:eastAsia="Times New Roman" w:hAnsi="Aptos Narrow" w:cs="Times New Roman"/>
+          <w:color w:val="000000"/>
+          <w:kern w:val="0"/>
+          <w:sz w:val="28"/>
+          <w:szCs w:val="28"/>
+          <w14:ligatures w14:val="none"/>
+        </w:rPr>
+        <w:t>Skills Section</w:t>
+      </w:r>
+    </w:p>
+    <w:p>
+      <w:pPr>
+        <w:pStyle w:val="ListParagraph"/>
+        <w:numPr>
+          <w:ilvl w:val="1"/>
+          <w:numId w:val="11"/>
+        </w:numPr>
+        <w:ind w:left="1260" w:hanging="900"/>
+        <w:rPr>
+          <w:rFonts w:ascii="Aptos Narrow" w:eastAsia="Times New Roman" w:hAnsi="Aptos Narrow" w:cs="Times New Roman"/>
+          <w:color w:val="000000"/>
+          <w:kern w:val="0"/>
+          <w:sz w:val="28"/>
+          <w:szCs w:val="28"/>
+          <w14:ligatures w14:val="none"/>
+        </w:rPr>
+      </w:pPr>
+      <w:r>
+        <w:rPr>
+          <w:rFonts w:ascii="Aptos Narrow" w:eastAsia="Times New Roman" w:hAnsi="Aptos Narrow" w:cs="Times New Roman"/>
+          <w:color w:val="000000"/>
+          <w:kern w:val="0"/>
+          <w:sz w:val="28"/>
+          <w:szCs w:val="28"/>
+          <w14:ligatures w14:val="none"/>
+        </w:rPr>
+        <w:t>Corporate Video</w:t>
+      </w:r>
+    </w:p>
+    <w:p>
+      <w:pPr>
+        <w:pStyle w:val="ListParagraph"/>
+        <w:numPr>
+          <w:ilvl w:val="1"/>
+          <w:numId w:val="11"/>
+        </w:numPr>
+        <w:ind w:left="1260" w:hanging="900"/>
+        <w:rPr>
+          <w:rFonts w:ascii="Aptos Narrow" w:eastAsia="Times New Roman" w:hAnsi="Aptos Narrow" w:cs="Times New Roman"/>
+          <w:color w:val="000000"/>
+          <w:kern w:val="0"/>
+          <w:sz w:val="28"/>
+          <w:szCs w:val="28"/>
+          <w14:ligatures w14:val="none"/>
+        </w:rPr>
+      </w:pPr>
+      <w:r>
+        <w:rPr>
+          <w:rFonts w:ascii="Aptos Narrow" w:eastAsia="Times New Roman" w:hAnsi="Aptos Narrow" w:cs="Times New Roman"/>
+          <w:color w:val="000000"/>
+          <w:kern w:val="0"/>
+          <w:sz w:val="28"/>
+          <w:szCs w:val="28"/>
+          <w14:ligatures w14:val="none"/>
+        </w:rPr>
+        <w:t>Projects Section</w:t>
+      </w:r>
+    </w:p>
+    <w:p>
+      <w:pPr>
+        <w:pStyle w:val="ListParagraph"/>
+        <w:numPr>
+          <w:ilvl w:val="1"/>
+          <w:numId w:val="11"/>
+        </w:numPr>
+        <w:ind w:left="1260" w:hanging="900"/>
+        <w:rPr>
+          <w:rFonts w:ascii="Aptos Narrow" w:eastAsia="Times New Roman" w:hAnsi="Aptos Narrow" w:cs="Times New Roman"/>
+          <w:color w:val="000000"/>
+          <w:kern w:val="0"/>
+          <w:sz w:val="28"/>
+          <w:szCs w:val="28"/>
+          <w14:ligatures w14:val="none"/>
+        </w:rPr>
+      </w:pPr>
+      <w:r>
+        <w:rPr>
+          <w:rFonts w:ascii="Aptos Narrow" w:eastAsia="Times New Roman" w:hAnsi="Aptos Narrow" w:cs="Times New Roman"/>
+          <w:color w:val="000000"/>
+          <w:kern w:val="0"/>
+          <w:sz w:val="28"/>
+          <w:szCs w:val="28"/>
+          <w14:ligatures w14:val="none"/>
+        </w:rPr>
+        <w:t>Contact</w:t>
+      </w:r>
+      <w:r>
+        <w:rPr>
+          <w:rFonts w:ascii="Aptos Narrow" w:eastAsia="Times New Roman" w:hAnsi="Aptos Narrow" w:cs="Times New Roman"/>
+          <w:color w:val="000000"/>
+          <w:kern w:val="0"/>
+          <w:sz w:val="28"/>
+          <w:szCs w:val="28"/>
+          <w14:ligatures w14:val="none"/>
+        </w:rPr>
+        <w:t xml:space="preserve"> Section</w:t>
+      </w:r>
+    </w:p>
+    <w:p>
+      <w:pPr>
+        <w:pStyle w:val="ListParagraph"/>
+        <w:numPr>
+          <w:ilvl w:val="1"/>
+          <w:numId w:val="11"/>
+        </w:numPr>
+        <w:ind w:left="1260" w:hanging="900"/>
+        <w:rPr>
+          <w:rFonts w:ascii="Aptos Narrow" w:eastAsia="Times New Roman" w:hAnsi="Aptos Narrow" w:cs="Times New Roman"/>
+          <w:color w:val="000000"/>
+          <w:kern w:val="0"/>
+          <w:sz w:val="28"/>
+          <w:szCs w:val="28"/>
+          <w14:ligatures w14:val="none"/>
+        </w:rPr>
+      </w:pPr>
+      <w:r>
+        <w:rPr>
+          <w:rFonts w:ascii="Aptos Narrow" w:eastAsia="Times New Roman" w:hAnsi="Aptos Narrow" w:cs="Times New Roman"/>
+          <w:color w:val="000000"/>
+          <w:kern w:val="0"/>
+          <w:sz w:val="28"/>
+          <w:szCs w:val="28"/>
+          <w14:ligatures w14:val="none"/>
+        </w:rPr>
+        <w:t>Footer</w:t>
+      </w:r>
+    </w:p>
+    <w:p>
+      <w:pPr>
+        <w:rPr>
+          <w:rFonts w:ascii="Aptos Narrow" w:eastAsia="Times New Roman" w:hAnsi="Aptos Narrow" w:cs="Times New Roman"/>
+          <w:b/>
+          <w:bCs/>
+          <w:color w:val="000000"/>
+          <w:kern w:val="0"/>
+          <w:sz w:val="22"/>
+          <w:szCs w:val="22"/>
+          <w14:ligatures w14:val="none"/>
+        </w:rPr>
+      </w:pPr>
+      <w:r>
+        <w:rPr>
+          <w:rFonts w:ascii="Aptos Narrow" w:eastAsia="Times New Roman" w:hAnsi="Aptos Narrow" w:cs="Times New Roman"/>
+          <w:b/>
+          <w:bCs/>
+          <w:color w:val="000000"/>
+          <w:kern w:val="0"/>
+          <w:sz w:val="22"/>
+          <w:szCs w:val="22"/>
+          <w14:ligatures w14:val="none"/>
+        </w:rPr>
+        <w:br w:type="page"/>
+      </w:r>
+    </w:p>
+    <w:p>
+      <w:pPr>
+        <w:jc w:val="center"/>
+        <w:rPr>
+          <w:rFonts w:ascii="Aptos Narrow" w:eastAsia="Times New Roman" w:hAnsi="Aptos Narrow" w:cs="Times New Roman"/>
+          <w:b/>
+          <w:bCs/>
+          <w:color w:val="000000"/>
+          <w:kern w:val="0"/>
+          <w:sz w:val="44"/>
+          <w:szCs w:val="44"/>
+          <w14:ligatures w14:val="none"/>
+        </w:rPr>
+      </w:pPr>
+      <w:r>
+        <w:rPr>
+          <w:noProof/>
+        </w:rPr>
+        <w:lastRenderedPageBreak/>
+        <mc:AlternateContent>
+          <mc:Choice Requires="wps">
+            <w:drawing>
+              <wp:anchor distT="0" distB="0" distL="114300" distR="114300" simplePos="0" relativeHeight="251660288" behindDoc="0" locked="0" layoutInCell="1" allowOverlap="1" wp14:anchorId="3BCF1432" wp14:editId="0D10274F">
+                <wp:simplePos x="0" y="0"/>
+                <wp:positionH relativeFrom="margin">
+                  <wp:align>left</wp:align>
+                </wp:positionH>
+                <wp:positionV relativeFrom="paragraph">
+                  <wp:posOffset>0</wp:posOffset>
+                </wp:positionV>
+                <wp:extent cx="1749425" cy="330835"/>
+                <wp:effectExtent l="0" t="0" r="3175" b="12065"/>
+                <wp:wrapSquare wrapText="bothSides"/>
+                <wp:docPr id="1062721285" name="Text Box 1"/>
+                <wp:cNvGraphicFramePr/>
+                <a:graphic xmlns:a="http://schemas.openxmlformats.org/drawingml/2006/main">
+                  <a:graphicData uri="http://schemas.microsoft.com/office/word/2010/wordprocessingShape">
+                    <wps:wsp>
+                      <wps:cNvSpPr txBox="1"/>
+                      <wps:spPr>
+                        <a:xfrm>
+                          <a:off x="0" y="0"/>
+                          <a:ext cx="1749425" cy="330835"/>
+                        </a:xfrm>
+                        <a:prstGeom prst="rect">
+                          <a:avLst/>
+                        </a:prstGeom>
+                        <a:noFill/>
+                        <a:ln>
+                          <a:noFill/>
+                        </a:ln>
+                      </wps:spPr>
+                      <wps:txbx>
+                        <w:txbxContent>
+                          <w:p>
+                            <w:pPr>
+                              <w:pStyle w:val="Caption"/>
+                              <w:rPr>
+                                <w:noProof/>
+                              </w:rPr>
+                            </w:pPr>
+                            <w:r>
+                              <w:rPr>
+                                <w:noProof/>
+                              </w:rPr>
+                              <w:fldChar w:fldCharType="begin"/>
+                            </w:r>
+                            <w:r>
+                              <w:rPr>
+                                <w:noProof/>
+                              </w:rPr>
+                              <w:instrText xml:space="preserve"> SEQ Figure \* ARABIC </w:instrText>
+                            </w:r>
+                            <w:r>
+                              <w:rPr>
+                                <w:noProof/>
+                              </w:rPr>
+                              <w:fldChar w:fldCharType="separate"/>
+                            </w:r>
+                            <w:r>
+                              <w:rPr>
+                                <w:noProof/>
+                              </w:rPr>
+                              <w:t>1</w:t>
+                            </w:r>
+                            <w:r>
+                              <w:rPr>
+                                <w:noProof/>
+                              </w:rPr>
+                              <w:fldChar w:fldCharType="end"/>
+                            </w:r>
+                            <w:r>
+                              <w:t xml:space="preserve">: FULL </w:t>
+                            </w:r>
+                            <w:r>
+                              <w:t>SCREENSHOT OF THE LANDING</w:t>
+                            </w:r>
+                            <w:r>
+                              <w:t xml:space="preserve"> </w:t>
+                            </w:r>
+                            <w:r>
+                              <w:t>/</w:t>
+                            </w:r>
+                            <w:r>
+                              <w:t xml:space="preserve"> </w:t>
+                            </w:r>
+                            <w:r>
+                              <w:t>HOMEPAGE</w:t>
+                            </w:r>
+                          </w:p>
+                        </w:txbxContent>
+                      </wps:txbx>
+                      <wps:bodyPr rot="0" spcFirstLastPara="0" vertOverflow="overflow" horzOverflow="overflow" vert="horz" wrap="square" lIns="0" tIns="0" rIns="0" bIns="0" numCol="1" spcCol="0" rtlCol="0" fromWordArt="0" anchor="t" anchorCtr="0" forceAA="0" compatLnSpc="1">
+                        <a:prstTxWarp prst="textNoShape">
+                          <a:avLst/>
+                        </a:prstTxWarp>
+                        <a:noAutofit/>
+                      </wps:bodyPr>
+                    </wps:wsp>
+                  </a:graphicData>
+                </a:graphic>
+                <wp14:sizeRelH relativeFrom="margin">
+                  <wp14:pctWidth>0</wp14:pctWidth>
+                </wp14:sizeRelH>
+                <wp14:sizeRelV relativeFrom="margin">
+                  <wp14:pctHeight>0</wp14:pctHeight>
+                </wp14:sizeRelV>
+              </wp:anchor>
+            </w:drawing>
+          </mc:Choice>
+          <mc:Fallback>
+            <w:pict>
+              <v:shapetype w14:anchorId="3BCF1432" id="_x0000_t202" coordsize="21600,21600" o:spt="202" path="m,l,21600r21600,l21600,xe">
+                <v:stroke joinstyle="miter"/>
+                <v:path gradientshapeok="t" o:connecttype="rect"/>
+              </v:shapetype>
+              <v:shape id="Text Box 1" o:spid="_x0000_s1026" type="#_x0000_t202" style="position:absolute;left:0;text-align:left;margin-left:0;margin-top:0;width:137.75pt;height:26.05pt;z-index:251660288;visibility:visible;mso-wrap-style:square;mso-width-percent:0;mso-height-percent:0;mso-wrap-distance-left:9pt;mso-wrap-distance-top:0;mso-wrap-distance-right:9pt;mso-wrap-distance-bottom:0;mso-position-horizontal:left;mso-position-horizontal-relative:margin;mso-position-vertical:absolute;mso-position-vertical-relative:text;mso-width-percent:0;mso-height-percent:0;mso-width-relative:margin;mso-height-relative:margin;v-text-anchor:top" o:gfxdata="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" filled="f" stroked="f">
+                <v:textbox inset="0,0,0,0">
+                  <w:txbxContent>
+                    <w:p>
+                      <w:pPr>
+                        <w:pStyle w:val="Caption"/>
+                        <w:rPr>
+                          <w:noProof/>
+                        </w:rPr>
+                      </w:pPr>
+                      <w:r>
+                        <w:rPr>
+                          <w:noProof/>
+                        </w:rPr>
+                        <w:fldChar w:fldCharType="begin"/>
+                      </w:r>
+                      <w:r>
+                        <w:rPr>
+                          <w:noProof/>
+                        </w:rPr>
+                        <w:instrText xml:space="preserve"> SEQ Figure \* ARABIC </w:instrText>
+                      </w:r>
+                      <w:r>
+                        <w:rPr>
+                          <w:noProof/>
+                        </w:rPr>
+                        <w:fldChar w:fldCharType="separate"/>
+                      </w:r>
+                      <w:r>
+                        <w:rPr>
+                          <w:noProof/>
+                        </w:rPr>
+                        <w:t>1</w:t>
+                      </w:r>
+                      <w:r>
+                        <w:rPr>
+                          <w:noProof/>
+                        </w:rPr>
+                        <w:fldChar w:fldCharType="end"/>
+                      </w:r>
+                      <w:r>
+                        <w:t xml:space="preserve">: FULL </w:t>
+                      </w:r>
+                      <w:r>
+                        <w:t>SCREENSHOT OF THE LANDING</w:t>
+                      </w:r>
+                      <w:r>
+                        <w:t xml:space="preserve"> </w:t>
+                      </w:r>
+                      <w:r>
+                        <w:t>/</w:t>
+                      </w:r>
+                      <w:r>
+                        <w:t xml:space="preserve"> </w:t>
+                      </w:r>
+                      <w:r>
+                        <w:t>HOMEPAGE</w:t>
+                      </w:r>
+                    </w:p>
+                  </w:txbxContent>
+                </v:textbox>
+                <w10:wrap type="square" anchorx="margin"/>
+              </v:shape>
+            </w:pict>
+          </mc:Fallback>
+        </mc:AlternateContent>
+      </w:r>
+      <w:r>
+        <w:rPr>
+          <w:noProof/>
+        </w:rPr>
+        <w:drawing>
+          <wp:anchor distT="0" distB="0" distL="114300" distR="114300" simplePos="0" relativeHeight="251658240" behindDoc="0" locked="0" layoutInCell="1" allowOverlap="1" wp14:anchorId="54372892" wp14:editId="17D5D5C1">
+            <wp:simplePos x="0" y="0"/>
+            <wp:positionH relativeFrom="margin">
+              <wp:posOffset>1892300</wp:posOffset>
+            </wp:positionH>
+            <wp:positionV relativeFrom="page">
+              <wp:posOffset>504825</wp:posOffset>
+            </wp:positionV>
+            <wp:extent cx="4067175" cy="8763000"/>
+            <wp:effectExtent l="0" t="0" r="9525" b="0"/>
+            <wp:wrapSquare wrapText="bothSides"/>
+            <wp:docPr id="32734939" name="Picture 2"/>
+            <wp:cNvGraphicFramePr>
+              <a:graphicFrameLocks xmlns:a="http://schemas.openxmlformats.org/drawingml/2006/main" noChangeAspect="1"/>
+            </wp:cNvGraphicFramePr>
+            <a:graphic xmlns:a="http://schemas.openxmlformats.org/drawingml/2006/main">
+              <a:graphicData uri="http://schemas.openxmlformats.org/drawingml/2006/picture">
+                <pic:pic xmlns:pic="http://schemas.openxmlformats.org/drawingml/2006/picture">
+                  <pic:nvPicPr>
+                    <pic:cNvPr id="0" name="Picture 3"/>
+                    <pic:cNvPicPr>
+                      <a:picLocks noChangeAspect="1" noChangeArrowheads="1"/>
+                    </pic:cNvPicPr>
+                  </pic:nvPicPr>
+                  <pic:blipFill rotWithShape="1">
+                    <a:blip r:embed="rId10" cstate="print">
+                      <a:extLst>
+                        <a:ext uri="{28A0092B-C50C-407E-A947-70E740481C1C}">
+                          <a14:useLocalDpi xmlns:a14="http://schemas.microsoft.com/office/drawing/2010/main" val="0"/>
+                        </a:ext>
+                      </a:extLst>
+                    </a:blip>
+                    <a:srcRect t="-1" b="49189"/>
+                    <a:stretch>
+                      <a:fillRect/>
+                    </a:stretch>
+                  </pic:blipFill>
+                  <pic:spPr bwMode="auto">
+                    <a:xfrm>
+                      <a:off x="0" y="0"/>
+                      <a:ext cx="4067175" cy="8763000"/>
+                    </a:xfrm>
+                    <a:prstGeom prst="rect">
+                      <a:avLst/>
+                    </a:prstGeom>
+                    <a:noFill/>
+                    <a:ln>
+                      <a:noFill/>
+                    </a:ln>
+                    <a:extLst>
+                      <a:ext uri="{53640926-AAD7-44D8-BBD7-CCE9431645EC}">
+                        <a14:shadowObscured xmlns:a14="http://schemas.microsoft.com/office/drawing/2010/main"/>
+                      </a:ext>
+                    </a:extLst>
+                  </pic:spPr>
+                </pic:pic>
+              </a:graphicData>
+            </a:graphic>
+            <wp14:sizeRelH relativeFrom="page">
+              <wp14:pctWidth>0</wp14:pctWidth>
+            </wp14:sizeRelH>
+            <wp14:sizeRelV relativeFrom="page">
+              <wp14:pctHeight>0</wp14:pctHeight>
+            </wp14:sizeRelV>
+          </wp:anchor>
+        </w:drawing>
+      </w:r>
+    </w:p>
+    <w:p>
+      <w:pPr>
+        <w:jc w:val="center"/>
+        <w:rPr>
+          <w:rFonts w:ascii="Aptos Narrow" w:eastAsia="Times New Roman" w:hAnsi="Aptos Narrow" w:cs="Times New Roman"/>
+          <w:b/>
+          <w:bCs/>
+          <w:color w:val="000000"/>
+          <w:kern w:val="0"/>
+          <w:sz w:val="44"/>
+          <w:szCs w:val="44"/>
+          <w14:ligatures w14:val="none"/>
+        </w:rPr>
+      </w:pPr>
+    </w:p>
+    <w:p>
+      <w:pPr>
+        <w:jc w:val="center"/>
+        <w:rPr>
+          <w:rFonts w:ascii="Aptos Narrow" w:eastAsia="Times New Roman" w:hAnsi="Aptos Narrow" w:cs="Times New Roman"/>
+          <w:b/>
+          <w:bCs/>
+          <w:color w:val="000000"/>
+          <w:kern w:val="0"/>
+          <w:sz w:val="44"/>
+          <w:szCs w:val="44"/>
+          <w14:ligatures w14:val="none"/>
+        </w:rPr>
+      </w:pPr>
+    </w:p>
+    <w:p>
+      <w:pPr>
+        <w:jc w:val="center"/>
+        <w:rPr>
+          <w:rFonts w:ascii="Aptos Narrow" w:eastAsia="Times New Roman" w:hAnsi="Aptos Narrow" w:cs="Times New Roman"/>
+          <w:b/>
+          <w:bCs/>
+          <w:color w:val="000000"/>
+          <w:kern w:val="0"/>
+          <w:sz w:val="22"/>
+          <w:szCs w:val="22"/>
+          <w14:ligatures w14:val="none"/>
+        </w:rPr>
+      </w:pPr>
+    </w:p>
+    <w:p>
+      <w:pPr>
+        <w:rPr>
+          <w:rFonts w:ascii="Aptos Narrow" w:eastAsia="Times New Roman" w:hAnsi="Aptos Narrow" w:cs="Times New Roman"/>
+          <w:b/>
+          <w:bCs/>
+          <w:color w:val="000000"/>
+          <w:kern w:val="0"/>
+          <w:sz w:val="22"/>
+          <w:szCs w:val="22"/>
+          <w14:ligatures w14:val="none"/>
+        </w:rPr>
+      </w:pPr>
+      <w:r>
+        <w:rPr>
+          <w:rFonts w:ascii="Aptos Narrow" w:eastAsia="Times New Roman" w:hAnsi="Aptos Narrow" w:cs="Times New Roman"/>
+          <w:b/>
+          <w:bCs/>
+          <w:color w:val="000000"/>
+          <w:kern w:val="0"/>
+          <w:sz w:val="22"/>
+          <w:szCs w:val="22"/>
+          <w14:ligatures w14:val="none"/>
+        </w:rPr>
+        <w:br w:type="page"/>
+      </w:r>
+      <w:r>
+        <w:rPr>
+          <w:noProof/>
+        </w:rPr>
+        <w:lastRenderedPageBreak/>
+        <mc:AlternateContent>
+          <mc:Choice Requires="wps">
+            <w:drawing>
+              <wp:anchor distT="0" distB="0" distL="114300" distR="114300" simplePos="0" relativeHeight="251666432" behindDoc="0" locked="0" layoutInCell="1" allowOverlap="1" wp14:anchorId="5A5E6571" wp14:editId="6A0E2C34">
+                <wp:simplePos x="0" y="0"/>
+                <wp:positionH relativeFrom="margin">
+                  <wp:align>left</wp:align>
+                </wp:positionH>
+                <wp:positionV relativeFrom="paragraph">
+                  <wp:posOffset>228600</wp:posOffset>
+                </wp:positionV>
+                <wp:extent cx="1905000" cy="428625"/>
+                <wp:effectExtent l="0" t="0" r="0" b="9525"/>
+                <wp:wrapSquare wrapText="bothSides"/>
+                <wp:docPr id="747773187" name="Text Box 1"/>
+                <wp:cNvGraphicFramePr/>
+                <a:graphic xmlns:a="http://schemas.openxmlformats.org/drawingml/2006/main">
+                  <a:graphicData uri="http://schemas.microsoft.com/office/word/2010/wordprocessingShape">
+                    <wps:wsp>
+                      <wps:cNvSpPr txBox="1"/>
+                      <wps:spPr>
+                        <a:xfrm>
+                          <a:off x="0" y="0"/>
+                          <a:ext cx="1905000" cy="428625"/>
+                        </a:xfrm>
+                        <a:prstGeom prst="rect">
+                          <a:avLst/>
+                        </a:prstGeom>
+                        <a:noFill/>
+                        <a:ln>
+                          <a:noFill/>
+                        </a:ln>
+                      </wps:spPr>
+                      <wps:txbx>
+                        <w:txbxContent>
+                          <w:p>
+                            <w:pPr>
+                              <w:pStyle w:val="Caption"/>
+                              <w:rPr>
+                                <w:rFonts w:ascii="Aptos Narrow" w:eastAsia="Times New Roman" w:hAnsi="Aptos Narrow" w:cs="Times New Roman"/>
+                                <w:color w:val="000000"/>
+                                <w:kern w:val="0"/>
+                                <w:sz w:val="22"/>
+                                <w:szCs w:val="22"/>
+                                <w14:ligatures w14:val="none"/>
+                              </w:rPr>
+                            </w:pPr>
+                            <w:r>
+                              <w:rPr>
+                                <w:rFonts w:ascii="Aptos Narrow" w:eastAsia="Times New Roman" w:hAnsi="Aptos Narrow" w:cs="Times New Roman"/>
+                                <w:color w:val="000000"/>
+                                <w:kern w:val="0"/>
+                                <w:sz w:val="22"/>
+                                <w:szCs w:val="22"/>
+                                <w14:ligatures w14:val="none"/>
+                              </w:rPr>
+                              <w:fldChar w:fldCharType="begin"/>
+                            </w:r>
+                            <w:r>
+                              <w:rPr>
+                                <w:rFonts w:ascii="Aptos Narrow" w:eastAsia="Times New Roman" w:hAnsi="Aptos Narrow" w:cs="Times New Roman"/>
+                                <w:color w:val="000000"/>
+                                <w:kern w:val="0"/>
+                                <w:sz w:val="22"/>
+                                <w:szCs w:val="22"/>
+                                <w14:ligatures w14:val="none"/>
+                              </w:rPr>
+                              <w:instrText xml:space="preserve"> SEQ Figure \* ARABIC </w:instrText>
+                            </w:r>
+                            <w:r>
+                              <w:rPr>
+                                <w:rFonts w:ascii="Aptos Narrow" w:eastAsia="Times New Roman" w:hAnsi="Aptos Narrow" w:cs="Times New Roman"/>
+                                <w:color w:val="000000"/>
+                                <w:kern w:val="0"/>
+                                <w:sz w:val="22"/>
+                                <w:szCs w:val="22"/>
+                                <w14:ligatures w14:val="none"/>
+                              </w:rPr>
+                              <w:fldChar w:fldCharType="separate"/>
+                            </w:r>
+                            <w:r>
+                              <w:rPr>
+                                <w:rFonts w:ascii="Aptos Narrow" w:eastAsia="Times New Roman" w:hAnsi="Aptos Narrow" w:cs="Times New Roman"/>
+                                <w:noProof/>
+                                <w:color w:val="000000"/>
+                                <w:kern w:val="0"/>
+                                <w:sz w:val="22"/>
+                                <w:szCs w:val="22"/>
+                                <w14:ligatures w14:val="none"/>
+                              </w:rPr>
+                              <w:t>2</w:t>
+                            </w:r>
+                            <w:r>
+                              <w:rPr>
+                                <w:rFonts w:ascii="Aptos Narrow" w:eastAsia="Times New Roman" w:hAnsi="Aptos Narrow" w:cs="Times New Roman"/>
+                                <w:color w:val="000000"/>
+                                <w:kern w:val="0"/>
+                                <w:sz w:val="22"/>
+                                <w:szCs w:val="22"/>
+                                <w14:ligatures w14:val="none"/>
+                              </w:rPr>
+                              <w:fldChar w:fldCharType="end"/>
+                            </w:r>
+                            <w:r>
+                              <w:t>: FULL SCREENSHOT OF THE LANDING / HOMEPAGE Contd.</w:t>
+                            </w:r>
+                          </w:p>
+                        </w:txbxContent>
+                      </wps:txbx>
+                      <wps:bodyPr rot="0" spcFirstLastPara="0" vertOverflow="overflow" horzOverflow="overflow" vert="horz" wrap="square" lIns="0" tIns="0" rIns="0" bIns="0" numCol="1" spcCol="0" rtlCol="0" fromWordArt="0" anchor="t" anchorCtr="0" forceAA="0" compatLnSpc="1">
+                        <a:prstTxWarp prst="textNoShape">
+                          <a:avLst/>
+                        </a:prstTxWarp>
+                        <a:noAutofit/>
+                      </wps:bodyPr>
+                    </wps:wsp>
+                  </a:graphicData>
+                </a:graphic>
+                <wp14:sizeRelH relativeFrom="margin">
+                  <wp14:pctWidth>0</wp14:pctWidth>
+                </wp14:sizeRelH>
+                <wp14:sizeRelV relativeFrom="margin">
+                  <wp14:pctHeight>0</wp14:pctHeight>
+                </wp14:sizeRelV>
+              </wp:anchor>
+            </w:drawing>
+          </mc:Choice>
+          <mc:Fallback>
+            <w:pict>
+              <v:shape w14:anchorId="5A5E6571" id="_x0000_s1027" type="#_x0000_t202" style="position:absolute;margin-left:0;margin-top:18pt;width:150pt;height:33.75pt;z-index:251666432;visibility:visible;mso-wrap-style:square;mso-width-percent:0;mso-height-percent:0;mso-wrap-distance-left:9pt;mso-wrap-distance-top:0;mso-wrap-distance-right:9pt;mso-wrap-distance-bottom:0;mso-position-horizontal:left;mso-position-horizontal-relative:margin;mso-position-vertical:absolute;mso-position-vertical-relative:text;mso-width-percent:0;mso-height-percent:0;mso-width-relative:margin;mso-height-relative:margin;v-text-anchor:top" o:gfxdata="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" filled="f" stroked="f">
+                <v:textbox inset="0,0,0,0">
+                  <w:txbxContent>
+                    <w:p>
+                      <w:pPr>
+                        <w:pStyle w:val="Caption"/>
+                        <w:rPr>
+                          <w:rFonts w:ascii="Aptos Narrow" w:eastAsia="Times New Roman" w:hAnsi="Aptos Narrow" w:cs="Times New Roman"/>
+                          <w:color w:val="000000"/>
+                          <w:kern w:val="0"/>
+                          <w:sz w:val="22"/>
+                          <w:szCs w:val="22"/>
+                          <w14:ligatures w14:val="none"/>
+                        </w:rPr>
+                      </w:pPr>
+                      <w:r>
+                        <w:rPr>
+                          <w:rFonts w:ascii="Aptos Narrow" w:eastAsia="Times New Roman" w:hAnsi="Aptos Narrow" w:cs="Times New Roman"/>
+                          <w:color w:val="000000"/>
+                          <w:kern w:val="0"/>
+                          <w:sz w:val="22"/>
+                          <w:szCs w:val="22"/>
+                          <w14:ligatures w14:val="none"/>
+                        </w:rPr>
+                        <w:fldChar w:fldCharType="begin"/>
+                      </w:r>
+                      <w:r>
+                        <w:rPr>
+                          <w:rFonts w:ascii="Aptos Narrow" w:eastAsia="Times New Roman" w:hAnsi="Aptos Narrow" w:cs="Times New Roman"/>
+                          <w:color w:val="000000"/>
+                          <w:kern w:val="0"/>
+                          <w:sz w:val="22"/>
+                          <w:szCs w:val="22"/>
+                          <w14:ligatures w14:val="none"/>
+                        </w:rPr>
+                        <w:instrText xml:space="preserve"> SEQ Figure \* ARABIC </w:instrText>
+                      </w:r>
+                      <w:r>
+                        <w:rPr>
+                          <w:rFonts w:ascii="Aptos Narrow" w:eastAsia="Times New Roman" w:hAnsi="Aptos Narrow" w:cs="Times New Roman"/>
+                          <w:color w:val="000000"/>
+                          <w:kern w:val="0"/>
+                          <w:sz w:val="22"/>
+                          <w:szCs w:val="22"/>
+                          <w14:ligatures w14:val="none"/>
+                        </w:rPr>
+                        <w:fldChar w:fldCharType="separate"/>
+                      </w:r>
+                      <w:r>
+                        <w:rPr>
+                          <w:rFonts w:ascii="Aptos Narrow" w:eastAsia="Times New Roman" w:hAnsi="Aptos Narrow" w:cs="Times New Roman"/>
+                          <w:noProof/>
+                          <w:color w:val="000000"/>
+                          <w:kern w:val="0"/>
+                          <w:sz w:val="22"/>
+                          <w:szCs w:val="22"/>
+                          <w14:ligatures w14:val="none"/>
+                        </w:rPr>
+                        <w:t>2</w:t>
+                      </w:r>
+                      <w:r>
+                        <w:rPr>
+                          <w:rFonts w:ascii="Aptos Narrow" w:eastAsia="Times New Roman" w:hAnsi="Aptos Narrow" w:cs="Times New Roman"/>
+                          <w:color w:val="000000"/>
+                          <w:kern w:val="0"/>
+                          <w:sz w:val="22"/>
+                          <w:szCs w:val="22"/>
+                          <w14:ligatures w14:val="none"/>
+                        </w:rPr>
+                        <w:fldChar w:fldCharType="end"/>
+                      </w:r>
+                      <w:r>
+                        <w:t>: FULL SCREENSHOT OF THE LANDING / HOMEPAGE Contd.</w:t>
+                      </w:r>
+                    </w:p>
+                  </w:txbxContent>
+                </v:textbox>
+                <w10:wrap type="square" anchorx="margin"/>
+              </v:shape>
+            </w:pict>
+          </mc:Fallback>
+        </mc:AlternateContent>
+      </w:r>
+      <w:r>
+        <w:rPr>
+          <w:noProof/>
+        </w:rPr>
+        <w:drawing>
+          <wp:anchor distT="0" distB="0" distL="114300" distR="114300" simplePos="0" relativeHeight="251662336" behindDoc="0" locked="0" layoutInCell="1" allowOverlap="1" wp14:anchorId="0463FA3F" wp14:editId="74CF9DFD">
+            <wp:simplePos x="0" y="0"/>
+            <wp:positionH relativeFrom="margin">
+              <wp:align>right</wp:align>
+            </wp:positionH>
+            <wp:positionV relativeFrom="margin">
+              <wp:posOffset>218440</wp:posOffset>
+            </wp:positionV>
+            <wp:extent cx="3973830" cy="8267065"/>
+            <wp:effectExtent l="0" t="0" r="7620" b="635"/>
+            <wp:wrapSquare wrapText="bothSides"/>
+            <wp:docPr id="1653921310" name="Picture 2"/>
+            <wp:cNvGraphicFramePr>
+              <a:graphicFrameLocks xmlns:a="http://schemas.openxmlformats.org/drawingml/2006/main" noChangeAspect="1"/>
+            </wp:cNvGraphicFramePr>
+            <a:graphic xmlns:a="http://schemas.openxmlformats.org/drawingml/2006/main">
+              <a:graphicData uri="http://schemas.openxmlformats.org/drawingml/2006/picture">
+                <pic:pic xmlns:pic="http://schemas.openxmlformats.org/drawingml/2006/picture">
+                  <pic:nvPicPr>
+                    <pic:cNvPr id="0" name="Picture 3"/>
+                    <pic:cNvPicPr>
+                      <a:picLocks noChangeAspect="1" noChangeArrowheads="1"/>
+                    </pic:cNvPicPr>
+                  </pic:nvPicPr>
+                  <pic:blipFill rotWithShape="1">
+                    <a:blip r:embed="rId10" cstate="print">
+                      <a:extLst>
+                        <a:ext uri="{28A0092B-C50C-407E-A947-70E740481C1C}">
+                          <a14:useLocalDpi xmlns:a14="http://schemas.microsoft.com/office/drawing/2010/main" val="0"/>
+                        </a:ext>
+                      </a:extLst>
+                    </a:blip>
+                    <a:srcRect t="50937"/>
+                    <a:stretch>
+                      <a:fillRect/>
+                    </a:stretch>
+                  </pic:blipFill>
+                  <pic:spPr bwMode="auto">
+                    <a:xfrm>
+                      <a:off x="0" y="0"/>
+                      <a:ext cx="3973830" cy="8267065"/>
+                    </a:xfrm>
+                    <a:prstGeom prst="rect">
+                      <a:avLst/>
+                    </a:prstGeom>
+                    <a:noFill/>
+                    <a:ln>
+                      <a:noFill/>
+                    </a:ln>
+                    <a:extLst>
+                      <a:ext uri="{53640926-AAD7-44D8-BBD7-CCE9431645EC}">
+                        <a14:shadowObscured xmlns:a14="http://schemas.microsoft.com/office/drawing/2010/main"/>
+                      </a:ext>
+                    </a:extLst>
+                  </pic:spPr>
+                </pic:pic>
+              </a:graphicData>
+            </a:graphic>
+            <wp14:sizeRelH relativeFrom="page">
+              <wp14:pctWidth>0</wp14:pctWidth>
+            </wp14:sizeRelH>
+            <wp14:sizeRelV relativeFrom="page">
+              <wp14:pctHeight>0</wp14:pctHeight>
+            </wp14:sizeRelV>
+          </wp:anchor>
+        </w:drawing>
+      </w:r>
+      <w:r>
+        <w:rPr>
+          <w:rFonts w:ascii="Aptos Narrow" w:eastAsia="Times New Roman" w:hAnsi="Aptos Narrow" w:cs="Times New Roman"/>
+          <w:b/>
+          <w:bCs/>
+          <w:color w:val="000000"/>
+          <w:kern w:val="0"/>
+          <w:sz w:val="22"/>
+          <w:szCs w:val="22"/>
+          <w14:ligatures w14:val="none"/>
+        </w:rPr>
+        <w:br w:type="page"/>
+      </w:r>
+    </w:p>
+    <w:p>
+      <w:pPr>
+        <w:jc w:val="center"/>
+        <w:rPr>
+          <w:rFonts w:ascii="Aptos Narrow" w:eastAsia="Times New Roman" w:hAnsi="Aptos Narrow" w:cs="Times New Roman"/>
+          <w:b/>
+          <w:bCs/>
+          <w:color w:val="000000"/>
+          <w:kern w:val="0"/>
+          <w:sz w:val="44"/>
+          <w:szCs w:val="44"/>
+          <w14:ligatures w14:val="none"/>
+        </w:rPr>
+      </w:pPr>
+      <w:r>
+        <w:rPr>
+          <w:rFonts w:ascii="Aptos Narrow" w:eastAsia="Times New Roman" w:hAnsi="Aptos Narrow" w:cs="Times New Roman"/>
+          <w:b/>
+          <w:bCs/>
+          <w:color w:val="000000"/>
+          <w:kern w:val="0"/>
+          <w:sz w:val="44"/>
+          <w:szCs w:val="44"/>
+          <w14:ligatures w14:val="none"/>
+        </w:rPr>
+        <w:lastRenderedPageBreak/>
+        <w:t xml:space="preserve">MENU </w:t>
+      </w:r>
+      <w:r>
+        <w:rPr>
+          <w:rFonts w:ascii="Aptos Narrow" w:eastAsia="Times New Roman" w:hAnsi="Aptos Narrow" w:cs="Times New Roman"/>
+          <w:b/>
+          <w:bCs/>
+          <w:color w:val="000000"/>
+          <w:kern w:val="0"/>
+          <w:sz w:val="44"/>
+          <w:szCs w:val="44"/>
+          <w14:ligatures w14:val="none"/>
+        </w:rPr>
+        <w:t>BAR</w:t>
+      </w:r>
+    </w:p>
+    <w:p>
+      <w:pPr>
+        <w:rPr>
+          <w:rFonts w:ascii="Aptos Narrow" w:eastAsia="Times New Roman" w:hAnsi="Aptos Narrow" w:cs="Times New Roman"/>
+          <w:b/>
+          <w:bCs/>
+          <w:color w:val="000000"/>
+          <w:kern w:val="0"/>
+          <w:sz w:val="40"/>
+          <w:szCs w:val="40"/>
+          <w14:ligatures w14:val="none"/>
+        </w:rPr>
+      </w:pPr>
+      <w:r>
+        <w:rPr>
+          <w:rFonts w:ascii="Aptos Narrow" w:eastAsia="Times New Roman" w:hAnsi="Aptos Narrow" w:cs="Times New Roman"/>
+          <w:b/>
+          <w:bCs/>
+          <w:color w:val="000000"/>
+          <w:kern w:val="0"/>
+          <w:sz w:val="40"/>
+          <w:szCs w:val="40"/>
+          <w14:ligatures w14:val="none"/>
+        </w:rPr>
+        <w:t>Overview</w:t>
+      </w:r>
+    </w:p>
+    <w:p>
+      <w:pPr>
+        <w:rPr>
+          <w:rFonts w:ascii="Aptos Narrow" w:eastAsia="Times New Roman" w:hAnsi="Aptos Narrow" w:cs="Times New Roman"/>
+          <w:color w:val="000000"/>
+          <w:kern w:val="0"/>
+          <w:sz w:val="28"/>
+          <w:szCs w:val="28"/>
+          <w14:ligatures w14:val="none"/>
+        </w:rPr>
+      </w:pPr>
+      <w:r>
+        <w:rPr>
+          <w:rFonts w:ascii="Aptos Narrow" w:eastAsia="Times New Roman" w:hAnsi="Aptos Narrow" w:cs="Times New Roman"/>
+          <w:color w:val="000000"/>
+          <w:kern w:val="0"/>
+          <w:sz w:val="28"/>
+          <w:szCs w:val="28"/>
+          <w14:ligatures w14:val="none"/>
+        </w:rPr>
+        <w:t xml:space="preserve">This </w:t>
+      </w:r>
+      <w:r>
+        <w:rPr>
+          <w:rFonts w:ascii="Aptos Narrow" w:eastAsia="Times New Roman" w:hAnsi="Aptos Narrow" w:cs="Times New Roman"/>
+          <w:color w:val="000000"/>
+          <w:kern w:val="0"/>
+          <w:sz w:val="28"/>
+          <w:szCs w:val="28"/>
+          <w14:ligatures w14:val="none"/>
+        </w:rPr>
+        <w:t xml:space="preserve">feature / </w:t>
+      </w:r>
+      <w:r>
+        <w:rPr>
+          <w:rFonts w:ascii="Aptos Narrow" w:eastAsia="Times New Roman" w:hAnsi="Aptos Narrow" w:cs="Times New Roman"/>
+          <w:color w:val="000000"/>
+          <w:kern w:val="0"/>
+          <w:sz w:val="28"/>
+          <w:szCs w:val="28"/>
+          <w14:ligatures w14:val="none"/>
+        </w:rPr>
+        <w:t xml:space="preserve">section </w:t>
+      </w:r>
+      <w:r>
+        <w:rPr>
+          <w:rFonts w:ascii="Aptos Narrow" w:eastAsia="Times New Roman" w:hAnsi="Aptos Narrow" w:cs="Times New Roman"/>
+          <w:color w:val="000000"/>
+          <w:kern w:val="0"/>
+          <w:sz w:val="28"/>
+          <w:szCs w:val="28"/>
+          <w14:ligatures w14:val="none"/>
+        </w:rPr>
+        <w:t xml:space="preserve">of the </w:t>
+      </w:r>
+      <w:r>
+        <w:rPr>
+          <w:rFonts w:ascii="Aptos Narrow" w:eastAsia="Times New Roman" w:hAnsi="Aptos Narrow" w:cs="Times New Roman"/>
+          <w:color w:val="000000"/>
+          <w:kern w:val="0"/>
+          <w:sz w:val="28"/>
+          <w:szCs w:val="28"/>
+          <w14:ligatures w14:val="none"/>
+        </w:rPr>
+        <w:t>site</w:t>
+      </w:r>
+      <w:r>
+        <w:rPr>
+          <w:rFonts w:ascii="Aptos Narrow" w:eastAsia="Times New Roman" w:hAnsi="Aptos Narrow" w:cs="Times New Roman"/>
+          <w:color w:val="000000"/>
+          <w:kern w:val="0"/>
+          <w:sz w:val="28"/>
+          <w:szCs w:val="28"/>
+          <w14:ligatures w14:val="none"/>
+        </w:rPr>
+        <w:t xml:space="preserve"> is</w:t>
+      </w:r>
+      <w:r>
+        <w:rPr>
+          <w:rFonts w:ascii="Aptos Narrow" w:eastAsia="Times New Roman" w:hAnsi="Aptos Narrow" w:cs="Times New Roman"/>
+          <w:color w:val="000000"/>
+          <w:kern w:val="0"/>
+          <w:sz w:val="28"/>
+          <w:szCs w:val="28"/>
+          <w14:ligatures w14:val="none"/>
+        </w:rPr>
+        <w:t xml:space="preserve"> at the very top of the landing</w:t>
+      </w:r>
+      <w:r>
+        <w:rPr>
+          <w:rFonts w:ascii="Aptos Narrow" w:eastAsia="Times New Roman" w:hAnsi="Aptos Narrow" w:cs="Times New Roman"/>
+          <w:color w:val="000000"/>
+          <w:kern w:val="0"/>
+          <w:sz w:val="28"/>
+          <w:szCs w:val="28"/>
+          <w14:ligatures w14:val="none"/>
+        </w:rPr>
+        <w:t xml:space="preserve"> </w:t>
+      </w:r>
+      <w:r>
+        <w:rPr>
+          <w:rFonts w:ascii="Aptos Narrow" w:eastAsia="Times New Roman" w:hAnsi="Aptos Narrow" w:cs="Times New Roman"/>
+          <w:color w:val="000000"/>
+          <w:kern w:val="0"/>
+          <w:sz w:val="28"/>
+          <w:szCs w:val="28"/>
+          <w14:ligatures w14:val="none"/>
+        </w:rPr>
+        <w:t>/</w:t>
+      </w:r>
+      <w:r>
+        <w:rPr>
+          <w:rFonts w:ascii="Aptos Narrow" w:eastAsia="Times New Roman" w:hAnsi="Aptos Narrow" w:cs="Times New Roman"/>
+          <w:color w:val="000000"/>
+          <w:kern w:val="0"/>
+          <w:sz w:val="28"/>
+          <w:szCs w:val="28"/>
+          <w14:ligatures w14:val="none"/>
+        </w:rPr>
+        <w:t xml:space="preserve"> </w:t>
+      </w:r>
+      <w:r>
+        <w:rPr>
+          <w:rFonts w:ascii="Aptos Narrow" w:eastAsia="Times New Roman" w:hAnsi="Aptos Narrow" w:cs="Times New Roman"/>
+          <w:color w:val="000000"/>
+          <w:kern w:val="0"/>
+          <w:sz w:val="28"/>
+          <w:szCs w:val="28"/>
+          <w14:ligatures w14:val="none"/>
+        </w:rPr>
+        <w:t>home page.</w:t>
+      </w:r>
+      <w:r>
+        <w:rPr>
+          <w:rFonts w:ascii="Aptos Narrow" w:eastAsia="Times New Roman" w:hAnsi="Aptos Narrow" w:cs="Times New Roman"/>
+          <w:color w:val="000000"/>
+          <w:kern w:val="0"/>
+          <w:sz w:val="28"/>
+          <w:szCs w:val="28"/>
+          <w14:ligatures w14:val="none"/>
+        </w:rPr>
+        <w:t xml:space="preserve"> It is a constant feature in all other pages of this website and remains unchanged.</w:t>
+      </w:r>
+      <w:r>
+        <w:rPr>
+          <w:rFonts w:ascii="Aptos Narrow" w:eastAsia="Times New Roman" w:hAnsi="Aptos Narrow" w:cs="Times New Roman"/>
+          <w:color w:val="000000"/>
+          <w:kern w:val="0"/>
+          <w:sz w:val="28"/>
+          <w:szCs w:val="28"/>
+          <w14:ligatures w14:val="none"/>
+        </w:rPr>
+        <w:t xml:space="preserve"> It occupies </w:t>
+      </w:r>
+      <w:r>
+        <w:rPr>
+          <w:rFonts w:ascii="Aptos Narrow" w:eastAsia="Times New Roman" w:hAnsi="Aptos Narrow" w:cs="Times New Roman"/>
+          <w:color w:val="000000"/>
+          <w:kern w:val="0"/>
+          <w:sz w:val="28"/>
+          <w:szCs w:val="28"/>
+          <w14:ligatures w14:val="none"/>
+        </w:rPr>
+        <w:t>100% of the width of the landing page. It is captured in a dark frame with no borders.</w:t>
+      </w:r>
+      <w:r>
+        <w:rPr>
+          <w:rFonts w:ascii="Aptos Narrow" w:eastAsia="Times New Roman" w:hAnsi="Aptos Narrow" w:cs="Times New Roman"/>
+          <w:color w:val="000000"/>
+          <w:kern w:val="0"/>
+          <w:sz w:val="28"/>
+          <w:szCs w:val="28"/>
+          <w14:ligatures w14:val="none"/>
+        </w:rPr>
+        <w:t xml:space="preserve"> Starting from the extreme left to </w:t>
+      </w:r>
+      <w:r>
+        <w:rPr>
+          <w:rFonts w:ascii="Aptos Narrow" w:eastAsia="Times New Roman" w:hAnsi="Aptos Narrow" w:cs="Times New Roman"/>
+          <w:color w:val="000000"/>
+          <w:kern w:val="0"/>
+          <w:sz w:val="28"/>
+          <w:szCs w:val="28"/>
+          <w14:ligatures w14:val="none"/>
+        </w:rPr>
+        <w:t xml:space="preserve">the </w:t>
+      </w:r>
+      <w:r>
+        <w:rPr>
+          <w:rFonts w:ascii="Aptos Narrow" w:eastAsia="Times New Roman" w:hAnsi="Aptos Narrow" w:cs="Times New Roman"/>
+          <w:color w:val="000000"/>
+          <w:kern w:val="0"/>
+          <w:sz w:val="28"/>
+          <w:szCs w:val="28"/>
+          <w14:ligatures w14:val="none"/>
+        </w:rPr>
+        <w:t>far</w:t>
+      </w:r>
+      <w:r>
+        <w:rPr>
+          <w:rFonts w:ascii="Aptos Narrow" w:eastAsia="Times New Roman" w:hAnsi="Aptos Narrow" w:cs="Times New Roman"/>
+          <w:color w:val="000000"/>
+          <w:kern w:val="0"/>
+          <w:sz w:val="28"/>
+          <w:szCs w:val="28"/>
+          <w14:ligatures w14:val="none"/>
+        </w:rPr>
+        <w:t xml:space="preserve"> right</w:t>
+      </w:r>
+      <w:r>
+        <w:rPr>
+          <w:rFonts w:ascii="Aptos Narrow" w:eastAsia="Times New Roman" w:hAnsi="Aptos Narrow" w:cs="Times New Roman"/>
+          <w:color w:val="000000"/>
+          <w:kern w:val="0"/>
+          <w:sz w:val="28"/>
+          <w:szCs w:val="28"/>
+          <w14:ligatures w14:val="none"/>
+        </w:rPr>
+        <w:t xml:space="preserve"> </w:t>
+      </w:r>
+      <w:r>
+        <w:rPr>
+          <w:rFonts w:ascii="Aptos Narrow" w:eastAsia="Times New Roman" w:hAnsi="Aptos Narrow" w:cs="Times New Roman"/>
+          <w:color w:val="000000"/>
+          <w:kern w:val="0"/>
+          <w:sz w:val="28"/>
+          <w:szCs w:val="28"/>
+          <w14:ligatures w14:val="none"/>
+        </w:rPr>
+        <w:t xml:space="preserve">are </w:t>
+      </w:r>
+      <w:r>
+        <w:rPr>
+          <w:rFonts w:ascii="Aptos Narrow" w:eastAsia="Times New Roman" w:hAnsi="Aptos Narrow" w:cs="Times New Roman"/>
+          <w:color w:val="000000"/>
+          <w:kern w:val="0"/>
+          <w:sz w:val="28"/>
+          <w:szCs w:val="28"/>
+          <w14:ligatures w14:val="none"/>
+        </w:rPr>
+        <w:t>six (6) main</w:t>
+      </w:r>
+      <w:r>
+        <w:rPr>
+          <w:rFonts w:ascii="Aptos Narrow" w:eastAsia="Times New Roman" w:hAnsi="Aptos Narrow" w:cs="Times New Roman"/>
+          <w:color w:val="000000"/>
+          <w:kern w:val="0"/>
+          <w:sz w:val="28"/>
+          <w:szCs w:val="28"/>
+          <w14:ligatures w14:val="none"/>
+        </w:rPr>
+        <w:t xml:space="preserve"> clickable links;</w:t>
+      </w:r>
+    </w:p>
+    <w:p>
+      <w:pPr>
+        <w:pStyle w:val="ListParagraph"/>
+        <w:numPr>
+          <w:ilvl w:val="2"/>
+          <w:numId w:val="8"/>
+        </w:numPr>
+        <w:ind w:left="2160" w:hanging="1710"/>
+        <w:rPr>
+          <w:rFonts w:ascii="Aptos Narrow" w:eastAsia="Times New Roman" w:hAnsi="Aptos Narrow" w:cs="Times New Roman"/>
+          <w:color w:val="000000"/>
+          <w:kern w:val="0"/>
+          <w:sz w:val="28"/>
+          <w:szCs w:val="28"/>
+          <w14:ligatures w14:val="none"/>
+        </w:rPr>
+      </w:pPr>
+      <w:r>
+        <w:rPr>
+          <w:rFonts w:ascii="Aptos Narrow" w:eastAsia="Times New Roman" w:hAnsi="Aptos Narrow" w:cs="Times New Roman"/>
+          <w:color w:val="000000"/>
+          <w:kern w:val="0"/>
+          <w:sz w:val="28"/>
+          <w:szCs w:val="28"/>
+          <w14:ligatures w14:val="none"/>
+        </w:rPr>
+        <w:t>Logo</w:t>
+      </w:r>
+    </w:p>
+    <w:p>
+      <w:pPr>
+        <w:pStyle w:val="ListParagraph"/>
+        <w:numPr>
+          <w:ilvl w:val="2"/>
+          <w:numId w:val="8"/>
+        </w:numPr>
+        <w:ind w:left="2160" w:hanging="1710"/>
+        <w:rPr>
+          <w:rFonts w:ascii="Aptos Narrow" w:eastAsia="Times New Roman" w:hAnsi="Aptos Narrow" w:cs="Times New Roman"/>
+          <w:color w:val="000000"/>
+          <w:kern w:val="0"/>
+          <w:sz w:val="28"/>
+          <w:szCs w:val="28"/>
+          <w14:ligatures w14:val="none"/>
+        </w:rPr>
+      </w:pPr>
+      <w:r>
+        <w:rPr>
+          <w:rFonts w:ascii="Aptos Narrow" w:eastAsia="Times New Roman" w:hAnsi="Aptos Narrow" w:cs="Times New Roman"/>
+          <w:color w:val="000000"/>
+          <w:kern w:val="0"/>
+          <w:sz w:val="28"/>
+          <w:szCs w:val="28"/>
+          <w14:ligatures w14:val="none"/>
+        </w:rPr>
+        <w:t>Home</w:t>
+      </w:r>
+    </w:p>
+    <w:p>
+      <w:pPr>
+        <w:pStyle w:val="ListParagraph"/>
+        <w:numPr>
+          <w:ilvl w:val="2"/>
+          <w:numId w:val="8"/>
+        </w:numPr>
+        <w:ind w:left="2160" w:hanging="1710"/>
+        <w:rPr>
+          <w:rFonts w:ascii="Aptos Narrow" w:eastAsia="Times New Roman" w:hAnsi="Aptos Narrow" w:cs="Times New Roman"/>
+          <w:color w:val="000000"/>
+          <w:kern w:val="0"/>
+          <w:sz w:val="28"/>
+          <w:szCs w:val="28"/>
+          <w14:ligatures w14:val="none"/>
+        </w:rPr>
+      </w:pPr>
+      <w:r>
+        <w:rPr>
+          <w:rFonts w:ascii="Aptos Narrow" w:eastAsia="Times New Roman" w:hAnsi="Aptos Narrow" w:cs="Times New Roman"/>
+          <w:color w:val="000000"/>
+          <w:kern w:val="0"/>
+          <w:sz w:val="28"/>
+          <w:szCs w:val="28"/>
+          <w14:ligatures w14:val="none"/>
+        </w:rPr>
+        <w:t>Skills</w:t>
+      </w:r>
+    </w:p>
+    <w:p>
+      <w:pPr>
+        <w:pStyle w:val="ListParagraph"/>
+        <w:numPr>
+          <w:ilvl w:val="3"/>
+          <w:numId w:val="8"/>
+        </w:numPr>
+        <w:ind w:left="2160" w:hanging="1080"/>
+        <w:rPr>
+          <w:rFonts w:ascii="Aptos Narrow" w:eastAsia="Times New Roman" w:hAnsi="Aptos Narrow" w:cs="Times New Roman"/>
+          <w:color w:val="000000"/>
+          <w:kern w:val="0"/>
+          <w:sz w:val="28"/>
+          <w:szCs w:val="28"/>
+          <w14:ligatures w14:val="none"/>
+        </w:rPr>
+      </w:pPr>
+      <w:r>
+        <w:rPr>
+          <w:rFonts w:ascii="Aptos Narrow" w:eastAsia="Times New Roman" w:hAnsi="Aptos Narrow" w:cs="Times New Roman"/>
+          <w:color w:val="000000"/>
+          <w:kern w:val="0"/>
+          <w:sz w:val="28"/>
+          <w:szCs w:val="28"/>
+          <w14:ligatures w14:val="none"/>
+        </w:rPr>
+        <w:t>Frameworks</w:t>
+      </w:r>
+    </w:p>
+    <w:p>
+      <w:pPr>
+        <w:pStyle w:val="ListParagraph"/>
+        <w:numPr>
+          <w:ilvl w:val="3"/>
+          <w:numId w:val="8"/>
+        </w:numPr>
+        <w:ind w:left="2160" w:hanging="1080"/>
+        <w:rPr>
+          <w:rFonts w:ascii="Aptos Narrow" w:eastAsia="Times New Roman" w:hAnsi="Aptos Narrow" w:cs="Times New Roman"/>
+          <w:color w:val="000000"/>
+          <w:kern w:val="0"/>
+          <w:sz w:val="28"/>
+          <w:szCs w:val="28"/>
+          <w14:ligatures w14:val="none"/>
+        </w:rPr>
+      </w:pPr>
+      <w:r>
+        <w:rPr>
+          <w:rFonts w:ascii="Aptos Narrow" w:eastAsia="Times New Roman" w:hAnsi="Aptos Narrow" w:cs="Times New Roman"/>
+          <w:color w:val="000000"/>
+          <w:kern w:val="0"/>
+          <w:sz w:val="28"/>
+          <w:szCs w:val="28"/>
+          <w14:ligatures w14:val="none"/>
+        </w:rPr>
+        <w:t>Currently Learn</w:t>
+      </w:r>
+      <w:r>
+        <w:rPr>
+          <w:rFonts w:ascii="Aptos Narrow" w:eastAsia="Times New Roman" w:hAnsi="Aptos Narrow" w:cs="Times New Roman"/>
+          <w:color w:val="000000"/>
+          <w:kern w:val="0"/>
+          <w:sz w:val="28"/>
+          <w:szCs w:val="28"/>
+          <w14:ligatures w14:val="none"/>
+        </w:rPr>
+        <w:t>ing</w:t>
+      </w:r>
+    </w:p>
+    <w:p>
+      <w:pPr>
+        <w:pStyle w:val="ListParagraph"/>
+        <w:numPr>
+          <w:ilvl w:val="3"/>
+          <w:numId w:val="8"/>
+        </w:numPr>
+        <w:ind w:left="2160" w:hanging="1080"/>
+        <w:rPr>
+          <w:rFonts w:ascii="Aptos Narrow" w:eastAsia="Times New Roman" w:hAnsi="Aptos Narrow" w:cs="Times New Roman"/>
+          <w:color w:val="000000"/>
+          <w:kern w:val="0"/>
+          <w:sz w:val="28"/>
+          <w:szCs w:val="28"/>
+          <w14:ligatures w14:val="none"/>
+        </w:rPr>
+      </w:pPr>
+      <w:r>
+        <w:rPr>
+          <w:rFonts w:ascii="Aptos Narrow" w:eastAsia="Times New Roman" w:hAnsi="Aptos Narrow" w:cs="Times New Roman"/>
+          <w:color w:val="000000"/>
+          <w:kern w:val="0"/>
+          <w:sz w:val="28"/>
+          <w:szCs w:val="28"/>
+          <w14:ligatures w14:val="none"/>
+        </w:rPr>
+        <w:t>Non-Technical Skills</w:t>
+      </w:r>
+    </w:p>
+    <w:p>
+      <w:pPr>
+        <w:pStyle w:val="ListParagraph"/>
+        <w:numPr>
+          <w:ilvl w:val="2"/>
+          <w:numId w:val="8"/>
+        </w:numPr>
+        <w:ind w:left="2160" w:hanging="1710"/>
+        <w:rPr>
+          <w:rFonts w:ascii="Aptos Narrow" w:eastAsia="Times New Roman" w:hAnsi="Aptos Narrow" w:cs="Times New Roman"/>
+          <w:color w:val="000000"/>
+          <w:kern w:val="0"/>
+          <w:sz w:val="28"/>
+          <w:szCs w:val="28"/>
+          <w14:ligatures w14:val="none"/>
+        </w:rPr>
+      </w:pPr>
+      <w:r>
+        <w:rPr>
+          <w:rFonts w:ascii="Aptos Narrow" w:eastAsia="Times New Roman" w:hAnsi="Aptos Narrow" w:cs="Times New Roman"/>
+          <w:color w:val="000000"/>
+          <w:kern w:val="0"/>
+          <w:sz w:val="28"/>
+          <w:szCs w:val="28"/>
+          <w14:ligatures w14:val="none"/>
+        </w:rPr>
+        <w:t>Projects</w:t>
+      </w:r>
+    </w:p>
+    <w:p>
+      <w:pPr>
+        <w:pStyle w:val="ListParagraph"/>
+        <w:numPr>
+          <w:ilvl w:val="2"/>
+          <w:numId w:val="8"/>
+        </w:numPr>
+        <w:ind w:left="2160" w:hanging="1710"/>
+        <w:rPr>
+          <w:rFonts w:ascii="Aptos Narrow" w:eastAsia="Times New Roman" w:hAnsi="Aptos Narrow" w:cs="Times New Roman"/>
+          <w:color w:val="000000"/>
+          <w:kern w:val="0"/>
+          <w:sz w:val="28"/>
+          <w:szCs w:val="28"/>
+          <w14:ligatures w14:val="none"/>
+        </w:rPr>
+      </w:pPr>
+      <w:r>
+        <w:rPr>
+          <w:rFonts w:ascii="Aptos Narrow" w:eastAsia="Times New Roman" w:hAnsi="Aptos Narrow" w:cs="Times New Roman"/>
+          <w:color w:val="000000"/>
+          <w:kern w:val="0"/>
+          <w:sz w:val="28"/>
+          <w:szCs w:val="28"/>
+          <w14:ligatures w14:val="none"/>
+        </w:rPr>
+        <w:t>Blog</w:t>
+      </w:r>
+    </w:p>
+    <w:p>
+      <w:pPr>
+        <w:pStyle w:val="ListParagraph"/>
+        <w:numPr>
+          <w:ilvl w:val="2"/>
+          <w:numId w:val="8"/>
+        </w:numPr>
+        <w:ind w:left="2160" w:hanging="1710"/>
+        <w:rPr>
+          <w:rFonts w:ascii="Aptos Narrow" w:eastAsia="Times New Roman" w:hAnsi="Aptos Narrow" w:cs="Times New Roman"/>
+          <w:color w:val="000000"/>
+          <w:kern w:val="0"/>
+          <w:sz w:val="28"/>
+          <w:szCs w:val="28"/>
+          <w14:ligatures w14:val="none"/>
+        </w:rPr>
+      </w:pPr>
+      <w:r>
+        <w:rPr>
+          <w:rFonts w:ascii="Aptos Narrow" w:eastAsia="Times New Roman" w:hAnsi="Aptos Narrow" w:cs="Times New Roman"/>
+          <w:color w:val="000000"/>
+          <w:kern w:val="0"/>
+          <w:sz w:val="28"/>
+          <w:szCs w:val="28"/>
+          <w14:ligatures w14:val="none"/>
+        </w:rPr>
+        <w:t>Theme Toggle</w:t>
+      </w:r>
+    </w:p>
+    <w:p>
+      <w:pPr>
+        <w:pStyle w:val="ListParagraph"/>
+        <w:numPr>
+          <w:ilvl w:val="2"/>
+          <w:numId w:val="8"/>
+        </w:numPr>
+        <w:ind w:left="2160" w:hanging="1710"/>
+        <w:rPr>
+          <w:rFonts w:ascii="Aptos Narrow" w:eastAsia="Times New Roman" w:hAnsi="Aptos Narrow" w:cs="Times New Roman"/>
+          <w:color w:val="000000"/>
+          <w:kern w:val="0"/>
+          <w:sz w:val="28"/>
+          <w:szCs w:val="28"/>
+          <w14:ligatures w14:val="none"/>
+        </w:rPr>
+      </w:pPr>
+      <w:r>
+        <w:rPr>
+          <w:rFonts w:ascii="Aptos Narrow" w:eastAsia="Times New Roman" w:hAnsi="Aptos Narrow" w:cs="Times New Roman"/>
+          <w:color w:val="000000"/>
+          <w:kern w:val="0"/>
+          <w:sz w:val="28"/>
+          <w:szCs w:val="28"/>
+          <w14:ligatures w14:val="none"/>
+        </w:rPr>
+        <w:t>Let’s Talk (Contact) Button</w:t>
+      </w:r>
+    </w:p>
+    <w:p>
+      <w:pPr>
+        <w:rPr>
+          <w:rFonts w:ascii="Aptos Narrow" w:eastAsia="Times New Roman" w:hAnsi="Aptos Narrow" w:cs="Times New Roman"/>
+          <w:color w:val="000000"/>
+          <w:kern w:val="0"/>
+          <w:sz w:val="4"/>
+          <w:szCs w:val="4"/>
+          <w14:ligatures w14:val="none"/>
+        </w:rPr>
+      </w:pPr>
+    </w:p>
+    <w:p>
+      <w:pPr>
+        <w:pStyle w:val="Caption"/>
+        <w:keepNext/>
+      </w:pPr>
+      <w:r>
+        <w:fldChar w:fldCharType="begin"/>
+      </w:r>
+      <w:r>
+        <w:instrText xml:space="preserve"> SEQ Figure \* ARABIC </w:instrText>
+      </w:r>
+      <w:r>
+        <w:fldChar w:fldCharType="separate"/>
+      </w:r>
+      <w:r>
+        <w:rPr>
+          <w:noProof/>
+        </w:rPr>
+        <w:t>3</w:t>
+      </w:r>
+      <w:r>
+        <w:fldChar w:fldCharType="end"/>
+      </w:r>
+      <w:r>
+        <w:t>: SCREENSHOT OF THE MENU BAR</w:t>
+      </w:r>
+    </w:p>
+    <w:p>
+      <w:pPr>
+        <w:rPr>
+          <w:rFonts w:ascii="Aptos Narrow" w:eastAsia="Times New Roman" w:hAnsi="Aptos Narrow" w:cs="Times New Roman"/>
+          <w:b/>
+          <w:bCs/>
+          <w:color w:val="000000"/>
+          <w:kern w:val="0"/>
+          <w:sz w:val="22"/>
+          <w:szCs w:val="22"/>
+          <w14:ligatures w14:val="none"/>
+        </w:rPr>
+      </w:pPr>
+      <w:r>
+        <w:rPr>
+          <w:noProof/>
+        </w:rPr>
+        <w:drawing>
+          <wp:inline distT="0" distB="0" distL="0" distR="0" wp14:anchorId="1774EAD7" wp14:editId="2AEB105E">
+            <wp:extent cx="6518981" cy="474453"/>
+            <wp:effectExtent l="0" t="0" r="0" b="0"/>
+            <wp:docPr id="219463050" name="Picture 3"/>
+            <wp:cNvGraphicFramePr>
+              <a:graphicFrameLocks xmlns:a="http://schemas.openxmlformats.org/drawingml/2006/main" noChangeAspect="1"/>
+            </wp:cNvGraphicFramePr>
+            <a:graphic xmlns:a="http://schemas.openxmlformats.org/drawingml/2006/main">
+              <a:graphicData uri="http://schemas.openxmlformats.org/drawingml/2006/picture">
+                <pic:pic xmlns:pic="http://schemas.openxmlformats.org/drawingml/2006/picture">
+                  <pic:nvPicPr>
+                    <pic:cNvPr id="0" name="Picture 5"/>
+                    <pic:cNvPicPr>
+                      <a:picLocks noChangeAspect="1" noChangeArrowheads="1"/>
+                    </pic:cNvPicPr>
+                  </pic:nvPicPr>
+                  <pic:blipFill rotWithShape="1">
+                    <a:blip r:embed="rId11">
+                      <a:extLst>
+                        <a:ext uri="{28A0092B-C50C-407E-A947-70E740481C1C}">
+                          <a14:useLocalDpi xmlns:a14="http://schemas.microsoft.com/office/drawing/2010/main" val="0"/>
+                        </a:ext>
+                      </a:extLst>
+                    </a:blip>
+                    <a:srcRect l="10219" t="-1" r="10800" b="-25711"/>
+                    <a:stretch>
+                      <a:fillRect/>
+                    </a:stretch>
+                  </pic:blipFill>
+                  <pic:spPr bwMode="auto">
+                    <a:xfrm>
+                      <a:off x="0" y="0"/>
+                      <a:ext cx="6692845" cy="487107"/>
+                    </a:xfrm>
+                    <a:prstGeom prst="rect">
+                      <a:avLst/>
+                    </a:prstGeom>
+                    <a:noFill/>
+                    <a:ln>
+                      <a:noFill/>
+                    </a:ln>
+                    <a:extLst>
+                      <a:ext uri="{53640926-AAD7-44D8-BBD7-CCE9431645EC}">
+                        <a14:shadowObscured xmlns:a14="http://schemas.microsoft.com/office/drawing/2010/main"/>
+                      </a:ext>
+                    </a:extLst>
                   </pic:spPr>
                 </pic:pic>
               </a:graphicData>
@@ -2291,204 +4404,1710 @@
       <w:pPr>
         <w:pStyle w:val="ListParagraph"/>
         <w:numPr>
+          <w:ilvl w:val="2"/>
+          <w:numId w:val="9"/>
+        </w:numPr>
+        <w:ind w:left="2340" w:hanging="1620"/>
+        <w:rPr>
+          <w:rFonts w:ascii="Aptos Narrow" w:eastAsia="Times New Roman" w:hAnsi="Aptos Narrow" w:cs="Times New Roman"/>
+          <w:b/>
+          <w:bCs/>
+          <w:color w:val="000000"/>
+          <w:kern w:val="0"/>
+          <w:sz w:val="28"/>
+          <w:szCs w:val="28"/>
+          <w14:ligatures w14:val="none"/>
+        </w:rPr>
+      </w:pPr>
+      <w:r>
+        <w:rPr>
+          <w:rFonts w:ascii="Aptos Narrow" w:eastAsia="Times New Roman" w:hAnsi="Aptos Narrow" w:cs="Times New Roman"/>
+          <w:b/>
+          <w:bCs/>
+          <w:color w:val="000000"/>
+          <w:kern w:val="0"/>
+          <w:sz w:val="28"/>
+          <w:szCs w:val="28"/>
+          <w14:ligatures w14:val="none"/>
+        </w:rPr>
+        <w:t>Logo</w:t>
+      </w:r>
+    </w:p>
+    <w:p>
+      <w:pPr>
+        <w:ind w:left="720"/>
+        <w:rPr>
+          <w:rFonts w:ascii="Aptos Narrow" w:eastAsia="Times New Roman" w:hAnsi="Aptos Narrow" w:cs="Times New Roman"/>
+          <w:color w:val="000000"/>
+          <w:kern w:val="0"/>
+          <w:sz w:val="28"/>
+          <w:szCs w:val="28"/>
+          <w14:ligatures w14:val="none"/>
+        </w:rPr>
+      </w:pPr>
+      <w:r>
+        <w:rPr>
+          <w:rFonts w:ascii="Aptos Narrow" w:eastAsia="Times New Roman" w:hAnsi="Aptos Narrow" w:cs="Times New Roman"/>
+          <w:color w:val="000000"/>
+          <w:kern w:val="0"/>
+          <w:sz w:val="28"/>
+          <w:szCs w:val="28"/>
+          <w14:ligatures w14:val="none"/>
+        </w:rPr>
+        <w:t xml:space="preserve">This </w:t>
+      </w:r>
+      <w:r>
+        <w:rPr>
+          <w:rFonts w:ascii="Aptos Narrow" w:eastAsia="Times New Roman" w:hAnsi="Aptos Narrow" w:cs="Times New Roman"/>
+          <w:color w:val="000000"/>
+          <w:kern w:val="0"/>
+          <w:sz w:val="28"/>
+          <w:szCs w:val="28"/>
+          <w14:ligatures w14:val="none"/>
+        </w:rPr>
+        <w:t>is captured on the leftmost corner of the menu bar. It shows the corporate branding</w:t>
+      </w:r>
+      <w:r>
+        <w:rPr>
+          <w:rFonts w:ascii="Aptos Narrow" w:eastAsia="Times New Roman" w:hAnsi="Aptos Narrow" w:cs="Times New Roman"/>
+          <w:color w:val="000000"/>
+          <w:kern w:val="0"/>
+          <w:sz w:val="28"/>
+          <w:szCs w:val="28"/>
+          <w14:ligatures w14:val="none"/>
+        </w:rPr>
+        <w:t xml:space="preserve"> / personal crest</w:t>
+      </w:r>
+      <w:r>
+        <w:rPr>
+          <w:rFonts w:ascii="Aptos Narrow" w:eastAsia="Times New Roman" w:hAnsi="Aptos Narrow" w:cs="Times New Roman"/>
+          <w:color w:val="000000"/>
+          <w:kern w:val="0"/>
+          <w:sz w:val="28"/>
+          <w:szCs w:val="28"/>
+          <w14:ligatures w14:val="none"/>
+        </w:rPr>
+        <w:t xml:space="preserve"> of the website</w:t>
+      </w:r>
+      <w:r>
+        <w:rPr>
+          <w:rFonts w:ascii="Aptos Narrow" w:eastAsia="Times New Roman" w:hAnsi="Aptos Narrow" w:cs="Times New Roman"/>
+          <w:color w:val="000000"/>
+          <w:kern w:val="0"/>
+          <w:sz w:val="28"/>
+          <w:szCs w:val="28"/>
+          <w14:ligatures w14:val="none"/>
+        </w:rPr>
+        <w:t xml:space="preserve"> owner</w:t>
+      </w:r>
+      <w:r>
+        <w:rPr>
+          <w:rFonts w:ascii="Aptos Narrow" w:eastAsia="Times New Roman" w:hAnsi="Aptos Narrow" w:cs="Times New Roman"/>
+          <w:color w:val="000000"/>
+          <w:kern w:val="0"/>
+          <w:sz w:val="28"/>
+          <w:szCs w:val="28"/>
+          <w14:ligatures w14:val="none"/>
+        </w:rPr>
+        <w:t xml:space="preserve"> (Michael</w:t>
+      </w:r>
+      <w:r>
+        <w:rPr>
+          <w:rFonts w:ascii="Aptos Narrow" w:eastAsia="Times New Roman" w:hAnsi="Aptos Narrow" w:cs="Times New Roman"/>
+          <w:color w:val="000000"/>
+          <w:kern w:val="0"/>
+          <w:sz w:val="28"/>
+          <w:szCs w:val="28"/>
+          <w14:ligatures w14:val="none"/>
+        </w:rPr>
+        <w:t xml:space="preserve"> </w:t>
+      </w:r>
+      <w:r>
+        <w:rPr>
+          <w:rFonts w:ascii="Aptos Narrow" w:eastAsia="Times New Roman" w:hAnsi="Aptos Narrow" w:cs="Times New Roman"/>
+          <w:color w:val="000000"/>
+          <w:kern w:val="0"/>
+          <w:sz w:val="28"/>
+          <w:szCs w:val="28"/>
+          <w14:ligatures w14:val="none"/>
+        </w:rPr>
+        <w:t>Jinks) and links directly to the home domain at index.html</w:t>
+      </w:r>
+    </w:p>
+    <w:p>
+      <w:pPr>
+        <w:keepNext/>
+        <w:ind w:left="720"/>
+        <w:jc w:val="center"/>
+      </w:pPr>
+      <w:r>
+        <w:rPr>
+          <w:noProof/>
+        </w:rPr>
+        <w:drawing>
+          <wp:inline distT="0" distB="0" distL="0" distR="0" wp14:anchorId="35A11E94" wp14:editId="202BC495">
+            <wp:extent cx="2085975" cy="856535"/>
+            <wp:effectExtent l="0" t="0" r="0" b="1270"/>
+            <wp:docPr id="96971651" name="Picture 1"/>
+            <wp:cNvGraphicFramePr>
+              <a:graphicFrameLocks xmlns:a="http://schemas.openxmlformats.org/drawingml/2006/main" noChangeAspect="1"/>
+            </wp:cNvGraphicFramePr>
+            <a:graphic xmlns:a="http://schemas.openxmlformats.org/drawingml/2006/main">
+              <a:graphicData uri="http://schemas.openxmlformats.org/drawingml/2006/picture">
+                <pic:pic xmlns:pic="http://schemas.openxmlformats.org/drawingml/2006/picture">
+                  <pic:nvPicPr>
+                    <pic:cNvPr id="0" name="Picture 1"/>
+                    <pic:cNvPicPr>
+                      <a:picLocks noChangeAspect="1" noChangeArrowheads="1"/>
+                    </pic:cNvPicPr>
+                  </pic:nvPicPr>
+                  <pic:blipFill>
+                    <a:blip r:embed="rId8">
+                      <a:extLst>
+                        <a:ext uri="{28A0092B-C50C-407E-A947-70E740481C1C}">
+                          <a14:useLocalDpi xmlns:a14="http://schemas.microsoft.com/office/drawing/2010/main" val="0"/>
+                        </a:ext>
+                      </a:extLst>
+                    </a:blip>
+                    <a:srcRect/>
+                    <a:stretch>
+                      <a:fillRect/>
+                    </a:stretch>
+                  </pic:blipFill>
+                  <pic:spPr bwMode="auto">
+                    <a:xfrm>
+                      <a:off x="0" y="0"/>
+                      <a:ext cx="2109392" cy="866150"/>
+                    </a:xfrm>
+                    <a:prstGeom prst="rect">
+                      <a:avLst/>
+                    </a:prstGeom>
+                    <a:noFill/>
+                    <a:ln>
+                      <a:noFill/>
+                    </a:ln>
+                  </pic:spPr>
+                </pic:pic>
+              </a:graphicData>
+            </a:graphic>
+          </wp:inline>
+        </w:drawing>
+      </w:r>
+    </w:p>
+    <w:p>
+      <w:pPr>
+        <w:pStyle w:val="Caption"/>
+        <w:jc w:val="center"/>
+        <w:rPr>
+          <w:rFonts w:ascii="Aptos Narrow" w:eastAsia="Times New Roman" w:hAnsi="Aptos Narrow" w:cs="Times New Roman"/>
+          <w:color w:val="000000"/>
+          <w:kern w:val="0"/>
+          <w:sz w:val="28"/>
+          <w:szCs w:val="28"/>
+          <w14:ligatures w14:val="none"/>
+        </w:rPr>
+      </w:pPr>
+      <w:r>
+        <w:rPr>
+          <w:rFonts w:ascii="Aptos Narrow" w:eastAsia="Times New Roman" w:hAnsi="Aptos Narrow" w:cs="Times New Roman"/>
+          <w:color w:val="000000"/>
+          <w:kern w:val="0"/>
+          <w:sz w:val="28"/>
+          <w:szCs w:val="28"/>
+          <w14:ligatures w14:val="none"/>
+        </w:rPr>
+        <w:fldChar w:fldCharType="begin"/>
+      </w:r>
+      <w:r>
+        <w:rPr>
+          <w:rFonts w:ascii="Aptos Narrow" w:eastAsia="Times New Roman" w:hAnsi="Aptos Narrow" w:cs="Times New Roman"/>
+          <w:color w:val="000000"/>
+          <w:kern w:val="0"/>
+          <w:sz w:val="28"/>
+          <w:szCs w:val="28"/>
+          <w14:ligatures w14:val="none"/>
+        </w:rPr>
+        <w:instrText xml:space="preserve"> SEQ Figure \* ARABIC </w:instrText>
+      </w:r>
+      <w:r>
+        <w:rPr>
+          <w:rFonts w:ascii="Aptos Narrow" w:eastAsia="Times New Roman" w:hAnsi="Aptos Narrow" w:cs="Times New Roman"/>
+          <w:color w:val="000000"/>
+          <w:kern w:val="0"/>
+          <w:sz w:val="28"/>
+          <w:szCs w:val="28"/>
+          <w14:ligatures w14:val="none"/>
+        </w:rPr>
+        <w:fldChar w:fldCharType="separate"/>
+      </w:r>
+      <w:r>
+        <w:rPr>
+          <w:rFonts w:ascii="Aptos Narrow" w:eastAsia="Times New Roman" w:hAnsi="Aptos Narrow" w:cs="Times New Roman"/>
+          <w:noProof/>
+          <w:color w:val="000000"/>
+          <w:kern w:val="0"/>
+          <w:sz w:val="28"/>
+          <w:szCs w:val="28"/>
+          <w14:ligatures w14:val="none"/>
+        </w:rPr>
+        <w:t>4</w:t>
+      </w:r>
+      <w:r>
+        <w:rPr>
+          <w:rFonts w:ascii="Aptos Narrow" w:eastAsia="Times New Roman" w:hAnsi="Aptos Narrow" w:cs="Times New Roman"/>
+          <w:color w:val="000000"/>
+          <w:kern w:val="0"/>
+          <w:sz w:val="28"/>
+          <w:szCs w:val="28"/>
+          <w14:ligatures w14:val="none"/>
+        </w:rPr>
+        <w:fldChar w:fldCharType="end"/>
+      </w:r>
+      <w:r>
+        <w:t>: WEBSITE LOGO</w:t>
+      </w:r>
+    </w:p>
+    <w:p>
+      <w:pPr>
+        <w:rPr>
+          <w:rFonts w:ascii="Aptos Narrow" w:eastAsia="Times New Roman" w:hAnsi="Aptos Narrow" w:cs="Times New Roman"/>
+          <w:b/>
+          <w:bCs/>
+          <w:color w:val="000000"/>
+          <w:kern w:val="0"/>
+          <w:sz w:val="28"/>
+          <w:szCs w:val="28"/>
+          <w14:ligatures w14:val="none"/>
+        </w:rPr>
+      </w:pPr>
+      <w:r>
+        <w:rPr>
+          <w:rFonts w:ascii="Aptos Narrow" w:eastAsia="Times New Roman" w:hAnsi="Aptos Narrow" w:cs="Times New Roman"/>
+          <w:b/>
+          <w:bCs/>
+          <w:color w:val="000000"/>
+          <w:kern w:val="0"/>
+          <w:sz w:val="28"/>
+          <w:szCs w:val="28"/>
+          <w14:ligatures w14:val="none"/>
+        </w:rPr>
+        <w:br w:type="page"/>
+      </w:r>
+    </w:p>
+    <w:p>
+      <w:pPr>
+        <w:pStyle w:val="ListParagraph"/>
+        <w:numPr>
+          <w:ilvl w:val="2"/>
+          <w:numId w:val="9"/>
+        </w:numPr>
+        <w:ind w:left="2340" w:hanging="1620"/>
+        <w:rPr>
+          <w:rFonts w:ascii="Aptos Narrow" w:eastAsia="Times New Roman" w:hAnsi="Aptos Narrow" w:cs="Times New Roman"/>
+          <w:b/>
+          <w:bCs/>
+          <w:color w:val="000000"/>
+          <w:kern w:val="0"/>
+          <w:sz w:val="28"/>
+          <w:szCs w:val="28"/>
+          <w14:ligatures w14:val="none"/>
+        </w:rPr>
+      </w:pPr>
+      <w:r>
+        <w:rPr>
+          <w:rFonts w:ascii="Aptos Narrow" w:eastAsia="Times New Roman" w:hAnsi="Aptos Narrow" w:cs="Times New Roman"/>
+          <w:b/>
+          <w:bCs/>
+          <w:color w:val="000000"/>
+          <w:kern w:val="0"/>
+          <w:sz w:val="28"/>
+          <w:szCs w:val="28"/>
+          <w14:ligatures w14:val="none"/>
+        </w:rPr>
+        <w:lastRenderedPageBreak/>
+        <w:t>Home</w:t>
+      </w:r>
+    </w:p>
+    <w:p>
+      <w:pPr>
+        <w:ind w:left="720"/>
+        <w:rPr>
+          <w:rFonts w:ascii="Aptos Narrow" w:eastAsia="Times New Roman" w:hAnsi="Aptos Narrow" w:cs="Times New Roman"/>
+          <w:color w:val="000000"/>
+          <w:kern w:val="0"/>
+          <w:sz w:val="28"/>
+          <w:szCs w:val="28"/>
+          <w14:ligatures w14:val="none"/>
+        </w:rPr>
+      </w:pPr>
+      <w:r>
+        <w:rPr>
+          <w:rFonts w:ascii="Aptos Narrow" w:eastAsia="Times New Roman" w:hAnsi="Aptos Narrow" w:cs="Times New Roman"/>
+          <w:color w:val="000000"/>
+          <w:kern w:val="0"/>
+          <w:sz w:val="28"/>
+          <w:szCs w:val="28"/>
+          <w14:ligatures w14:val="none"/>
+        </w:rPr>
+        <w:t xml:space="preserve">This </w:t>
+      </w:r>
+      <w:r>
+        <w:rPr>
+          <w:rFonts w:ascii="Aptos Narrow" w:eastAsia="Times New Roman" w:hAnsi="Aptos Narrow" w:cs="Times New Roman"/>
+          <w:color w:val="000000"/>
+          <w:kern w:val="0"/>
+          <w:sz w:val="28"/>
+          <w:szCs w:val="28"/>
+          <w14:ligatures w14:val="none"/>
+        </w:rPr>
+        <w:t>link</w:t>
+      </w:r>
+      <w:r>
+        <w:rPr>
+          <w:rFonts w:ascii="Aptos Narrow" w:eastAsia="Times New Roman" w:hAnsi="Aptos Narrow" w:cs="Times New Roman"/>
+          <w:color w:val="000000"/>
+          <w:kern w:val="0"/>
+          <w:sz w:val="28"/>
+          <w:szCs w:val="28"/>
+          <w14:ligatures w14:val="none"/>
+        </w:rPr>
+        <w:t xml:space="preserve"> </w:t>
+      </w:r>
+      <w:r>
+        <w:rPr>
+          <w:rFonts w:ascii="Aptos Narrow" w:eastAsia="Times New Roman" w:hAnsi="Aptos Narrow" w:cs="Times New Roman"/>
+          <w:color w:val="000000"/>
+          <w:kern w:val="0"/>
+          <w:sz w:val="28"/>
+          <w:szCs w:val="28"/>
+          <w14:ligatures w14:val="none"/>
+        </w:rPr>
+        <w:t>the user to the hero section of this</w:t>
+      </w:r>
+      <w:r>
+        <w:rPr>
+          <w:rFonts w:ascii="Aptos Narrow" w:eastAsia="Times New Roman" w:hAnsi="Aptos Narrow" w:cs="Times New Roman"/>
+          <w:color w:val="000000"/>
+          <w:kern w:val="0"/>
+          <w:sz w:val="28"/>
+          <w:szCs w:val="28"/>
+          <w14:ligatures w14:val="none"/>
+        </w:rPr>
+        <w:t xml:space="preserve"> landing</w:t>
+      </w:r>
+      <w:r>
+        <w:rPr>
+          <w:rFonts w:ascii="Aptos Narrow" w:eastAsia="Times New Roman" w:hAnsi="Aptos Narrow" w:cs="Times New Roman"/>
+          <w:color w:val="000000"/>
+          <w:kern w:val="0"/>
+          <w:sz w:val="28"/>
+          <w:szCs w:val="28"/>
+          <w14:ligatures w14:val="none"/>
+        </w:rPr>
+        <w:t xml:space="preserve"> </w:t>
+      </w:r>
+      <w:r>
+        <w:rPr>
+          <w:rFonts w:ascii="Aptos Narrow" w:eastAsia="Times New Roman" w:hAnsi="Aptos Narrow" w:cs="Times New Roman"/>
+          <w:color w:val="000000"/>
+          <w:kern w:val="0"/>
+          <w:sz w:val="28"/>
+          <w:szCs w:val="28"/>
+          <w14:ligatures w14:val="none"/>
+        </w:rPr>
+        <w:t>/</w:t>
+      </w:r>
+      <w:r>
+        <w:rPr>
+          <w:rFonts w:ascii="Aptos Narrow" w:eastAsia="Times New Roman" w:hAnsi="Aptos Narrow" w:cs="Times New Roman"/>
+          <w:color w:val="000000"/>
+          <w:kern w:val="0"/>
+          <w:sz w:val="28"/>
+          <w:szCs w:val="28"/>
+          <w14:ligatures w14:val="none"/>
+        </w:rPr>
+        <w:t xml:space="preserve"> </w:t>
+      </w:r>
+      <w:r>
+        <w:rPr>
+          <w:rFonts w:ascii="Aptos Narrow" w:eastAsia="Times New Roman" w:hAnsi="Aptos Narrow" w:cs="Times New Roman"/>
+          <w:color w:val="000000"/>
+          <w:kern w:val="0"/>
+          <w:sz w:val="28"/>
+          <w:szCs w:val="28"/>
+          <w14:ligatures w14:val="none"/>
+        </w:rPr>
+        <w:t>home</w:t>
+      </w:r>
+      <w:r>
+        <w:rPr>
+          <w:rFonts w:ascii="Aptos Narrow" w:eastAsia="Times New Roman" w:hAnsi="Aptos Narrow" w:cs="Times New Roman"/>
+          <w:color w:val="000000"/>
+          <w:kern w:val="0"/>
+          <w:sz w:val="28"/>
+          <w:szCs w:val="28"/>
+          <w14:ligatures w14:val="none"/>
+        </w:rPr>
+        <w:t xml:space="preserve"> pag</w:t>
+      </w:r>
+      <w:r>
+        <w:rPr>
+          <w:rFonts w:ascii="Aptos Narrow" w:eastAsia="Times New Roman" w:hAnsi="Aptos Narrow" w:cs="Times New Roman"/>
+          <w:color w:val="000000"/>
+          <w:kern w:val="0"/>
+          <w:sz w:val="28"/>
+          <w:szCs w:val="28"/>
+          <w14:ligatures w14:val="none"/>
+        </w:rPr>
+        <w:t>e</w:t>
+      </w:r>
+      <w:r>
+        <w:rPr>
+          <w:rFonts w:ascii="Aptos Narrow" w:eastAsia="Times New Roman" w:hAnsi="Aptos Narrow" w:cs="Times New Roman"/>
+          <w:color w:val="000000"/>
+          <w:kern w:val="0"/>
+          <w:sz w:val="28"/>
+          <w:szCs w:val="28"/>
+          <w14:ligatures w14:val="none"/>
+        </w:rPr>
+        <w:t xml:space="preserve">. </w:t>
+      </w:r>
+      <w:r>
+        <w:rPr>
+          <w:rFonts w:ascii="Aptos Narrow" w:eastAsia="Times New Roman" w:hAnsi="Aptos Narrow" w:cs="Times New Roman"/>
+          <w:color w:val="000000"/>
+          <w:kern w:val="0"/>
+          <w:sz w:val="28"/>
+          <w:szCs w:val="28"/>
+          <w14:ligatures w14:val="none"/>
+        </w:rPr>
+        <w:t>See more details</w:t>
+      </w:r>
+      <w:r>
+        <w:rPr>
+          <w:rFonts w:ascii="Aptos Narrow" w:eastAsia="Times New Roman" w:hAnsi="Aptos Narrow" w:cs="Times New Roman"/>
+          <w:color w:val="000000"/>
+          <w:kern w:val="0"/>
+          <w:sz w:val="28"/>
+          <w:szCs w:val="28"/>
+          <w14:ligatures w14:val="none"/>
+        </w:rPr>
+        <w:t xml:space="preserve"> of the hero section</w:t>
+      </w:r>
+      <w:r>
+        <w:rPr>
+          <w:rFonts w:ascii="Aptos Narrow" w:eastAsia="Times New Roman" w:hAnsi="Aptos Narrow" w:cs="Times New Roman"/>
+          <w:color w:val="000000"/>
+          <w:kern w:val="0"/>
+          <w:sz w:val="28"/>
+          <w:szCs w:val="28"/>
+          <w14:ligatures w14:val="none"/>
+        </w:rPr>
+        <w:t xml:space="preserve"> in 1.2. below.</w:t>
+      </w:r>
+    </w:p>
+    <w:p>
+      <w:pPr>
+        <w:pStyle w:val="ListParagraph"/>
+        <w:ind w:left="2340"/>
+        <w:rPr>
+          <w:rFonts w:ascii="Aptos Narrow" w:eastAsia="Times New Roman" w:hAnsi="Aptos Narrow" w:cs="Times New Roman"/>
+          <w:color w:val="000000"/>
+          <w:kern w:val="0"/>
+          <w:sz w:val="28"/>
+          <w:szCs w:val="28"/>
+          <w14:ligatures w14:val="none"/>
+        </w:rPr>
+      </w:pPr>
+    </w:p>
+    <w:p>
+      <w:pPr>
+        <w:pStyle w:val="ListParagraph"/>
+        <w:numPr>
+          <w:ilvl w:val="2"/>
+          <w:numId w:val="9"/>
+        </w:numPr>
+        <w:ind w:left="2340" w:hanging="1620"/>
+        <w:rPr>
+          <w:rFonts w:ascii="Aptos Narrow" w:eastAsia="Times New Roman" w:hAnsi="Aptos Narrow" w:cs="Times New Roman"/>
+          <w:b/>
+          <w:bCs/>
+          <w:color w:val="000000"/>
+          <w:kern w:val="0"/>
+          <w:sz w:val="28"/>
+          <w:szCs w:val="28"/>
+          <w14:ligatures w14:val="none"/>
+        </w:rPr>
+      </w:pPr>
+      <w:r>
+        <w:rPr>
+          <w:rFonts w:ascii="Aptos Narrow" w:eastAsia="Times New Roman" w:hAnsi="Aptos Narrow" w:cs="Times New Roman"/>
+          <w:b/>
+          <w:bCs/>
+          <w:color w:val="000000"/>
+          <w:kern w:val="0"/>
+          <w:sz w:val="28"/>
+          <w:szCs w:val="28"/>
+          <w14:ligatures w14:val="none"/>
+        </w:rPr>
+        <w:t>Skills</w:t>
+      </w:r>
+    </w:p>
+    <w:p>
+      <w:pPr>
+        <w:pStyle w:val="ListParagraph"/>
+        <w:rPr>
+          <w:rFonts w:ascii="Aptos Narrow" w:eastAsia="Times New Roman" w:hAnsi="Aptos Narrow" w:cs="Times New Roman"/>
+          <w:color w:val="000000"/>
+          <w:kern w:val="0"/>
+          <w:sz w:val="28"/>
+          <w:szCs w:val="28"/>
+          <w14:ligatures w14:val="none"/>
+        </w:rPr>
+      </w:pPr>
+      <w:r>
+        <w:rPr>
+          <w:noProof/>
+        </w:rPr>
+        <mc:AlternateContent>
+          <mc:Choice Requires="wps">
+            <w:drawing>
+              <wp:anchor distT="0" distB="0" distL="114300" distR="114300" simplePos="0" relativeHeight="251669504" behindDoc="0" locked="0" layoutInCell="1" allowOverlap="1" wp14:anchorId="16DDC34A" wp14:editId="069F8EA1">
+                <wp:simplePos x="0" y="0"/>
+                <wp:positionH relativeFrom="margin">
+                  <wp:align>center</wp:align>
+                </wp:positionH>
+                <wp:positionV relativeFrom="paragraph">
+                  <wp:posOffset>2835275</wp:posOffset>
+                </wp:positionV>
+                <wp:extent cx="2905125" cy="635"/>
+                <wp:effectExtent l="0" t="0" r="9525" b="0"/>
+                <wp:wrapTopAndBottom/>
+                <wp:docPr id="862669036" name="Text Box 1"/>
+                <wp:cNvGraphicFramePr/>
+                <a:graphic xmlns:a="http://schemas.openxmlformats.org/drawingml/2006/main">
+                  <a:graphicData uri="http://schemas.microsoft.com/office/word/2010/wordprocessingShape">
+                    <wps:wsp>
+                      <wps:cNvSpPr txBox="1"/>
+                      <wps:spPr>
+                        <a:xfrm>
+                          <a:off x="0" y="0"/>
+                          <a:ext cx="2905125" cy="635"/>
+                        </a:xfrm>
+                        <a:prstGeom prst="rect">
+                          <a:avLst/>
+                        </a:prstGeom>
+                        <a:noFill/>
+                        <a:ln>
+                          <a:noFill/>
+                        </a:ln>
+                      </wps:spPr>
+                      <wps:txbx>
+                        <w:txbxContent>
+                          <w:p>
+                            <w:pPr>
+                              <w:pStyle w:val="Caption"/>
+                              <w:rPr>
+                                <w:noProof/>
+                              </w:rPr>
+                            </w:pPr>
+                            <w:r>
+                              <w:rPr>
+                                <w:noProof/>
+                              </w:rPr>
+                              <w:fldChar w:fldCharType="begin"/>
+                            </w:r>
+                            <w:r>
+                              <w:rPr>
+                                <w:noProof/>
+                              </w:rPr>
+                              <w:instrText xml:space="preserve"> SEQ Figure \* ARABIC </w:instrText>
+                            </w:r>
+                            <w:r>
+                              <w:rPr>
+                                <w:noProof/>
+                              </w:rPr>
+                              <w:fldChar w:fldCharType="separate"/>
+                            </w:r>
+                            <w:r>
+                              <w:rPr>
+                                <w:noProof/>
+                              </w:rPr>
+                              <w:t>5</w:t>
+                            </w:r>
+                            <w:r>
+                              <w:rPr>
+                                <w:noProof/>
+                              </w:rPr>
+                              <w:fldChar w:fldCharType="end"/>
+                            </w:r>
+                            <w:r>
+                              <w:t>: THE SKILLS SUB-MENU</w:t>
+                            </w:r>
+                          </w:p>
+                        </w:txbxContent>
+                      </wps:txbx>
+                      <wps:bodyPr rot="0" spcFirstLastPara="0" vertOverflow="overflow" horzOverflow="overflow" vert="horz" wrap="square" lIns="0" tIns="0" rIns="0" bIns="0" numCol="1" spcCol="0" rtlCol="0" fromWordArt="0" anchor="t" anchorCtr="0" forceAA="0" compatLnSpc="1">
+                        <a:prstTxWarp prst="textNoShape">
+                          <a:avLst/>
+                        </a:prstTxWarp>
+                        <a:spAutoFit/>
+                      </wps:bodyPr>
+                    </wps:wsp>
+                  </a:graphicData>
+                </a:graphic>
+                <wp14:sizeRelH relativeFrom="margin">
+                  <wp14:pctWidth>0</wp14:pctWidth>
+                </wp14:sizeRelH>
+              </wp:anchor>
+            </w:drawing>
+          </mc:Choice>
+          <mc:Fallback>
+            <w:pict>
+              <v:shape w14:anchorId="16DDC34A" id="_x0000_s1028" type="#_x0000_t202" style="position:absolute;left:0;text-align:left;margin-left:0;margin-top:223.25pt;width:228.75pt;height:.05pt;z-index:251669504;visibility:visible;mso-wrap-style:square;mso-width-percent:0;mso-wrap-distance-left:9pt;mso-wrap-distance-top:0;mso-wrap-distance-right:9pt;mso-wrap-distance-bottom:0;mso-position-horizontal:center;mso-position-horizontal-relative:margin;mso-position-vertical:absolute;mso-position-vertical-relative:text;mso-width-percent:0;mso-width-relative:margin;v-text-anchor:top" o:gfxdata="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" filled="f" stroked="f">
+                <v:textbox style="mso-fit-shape-to-text:t" inset="0,0,0,0">
+                  <w:txbxContent>
+                    <w:p>
+                      <w:pPr>
+                        <w:pStyle w:val="Caption"/>
+                        <w:rPr>
+                          <w:noProof/>
+                        </w:rPr>
+                      </w:pPr>
+                      <w:r>
+                        <w:rPr>
+                          <w:noProof/>
+                        </w:rPr>
+                        <w:fldChar w:fldCharType="begin"/>
+                      </w:r>
+                      <w:r>
+                        <w:rPr>
+                          <w:noProof/>
+                        </w:rPr>
+                        <w:instrText xml:space="preserve"> SEQ Figure \* ARABIC </w:instrText>
+                      </w:r>
+                      <w:r>
+                        <w:rPr>
+                          <w:noProof/>
+                        </w:rPr>
+                        <w:fldChar w:fldCharType="separate"/>
+                      </w:r>
+                      <w:r>
+                        <w:rPr>
+                          <w:noProof/>
+                        </w:rPr>
+                        <w:t>5</w:t>
+                      </w:r>
+                      <w:r>
+                        <w:rPr>
+                          <w:noProof/>
+                        </w:rPr>
+                        <w:fldChar w:fldCharType="end"/>
+                      </w:r>
+                      <w:r>
+                        <w:t>: THE SKILLS SUB-MENU</w:t>
+                      </w:r>
+                    </w:p>
+                  </w:txbxContent>
+                </v:textbox>
+                <w10:wrap type="topAndBottom" anchorx="margin"/>
+              </v:shape>
+            </w:pict>
+          </mc:Fallback>
+        </mc:AlternateContent>
+      </w:r>
+      <w:r>
+        <w:rPr>
+          <w:noProof/>
+        </w:rPr>
+        <w:drawing>
+          <wp:anchor distT="0" distB="0" distL="114300" distR="114300" simplePos="0" relativeHeight="251667456" behindDoc="0" locked="0" layoutInCell="1" allowOverlap="1" wp14:anchorId="356ADF99" wp14:editId="4AA1656C">
+            <wp:simplePos x="0" y="0"/>
+            <wp:positionH relativeFrom="margin">
+              <wp:align>center</wp:align>
+            </wp:positionH>
+            <wp:positionV relativeFrom="page">
+              <wp:posOffset>3057525</wp:posOffset>
+            </wp:positionV>
+            <wp:extent cx="3800475" cy="1981200"/>
+            <wp:effectExtent l="0" t="0" r="9525" b="0"/>
+            <wp:wrapTopAndBottom/>
+            <wp:docPr id="1628135821" name="Picture 4"/>
+            <wp:cNvGraphicFramePr>
+              <a:graphicFrameLocks xmlns:a="http://schemas.openxmlformats.org/drawingml/2006/main" noChangeAspect="1"/>
+            </wp:cNvGraphicFramePr>
+            <a:graphic xmlns:a="http://schemas.openxmlformats.org/drawingml/2006/main">
+              <a:graphicData uri="http://schemas.openxmlformats.org/drawingml/2006/picture">
+                <pic:pic xmlns:pic="http://schemas.openxmlformats.org/drawingml/2006/picture">
+                  <pic:nvPicPr>
+                    <pic:cNvPr id="0" name="Picture 7"/>
+                    <pic:cNvPicPr>
+                      <a:picLocks noChangeAspect="1" noChangeArrowheads="1"/>
+                    </pic:cNvPicPr>
+                  </pic:nvPicPr>
+                  <pic:blipFill>
+                    <a:blip r:embed="rId12">
+                      <a:extLst>
+                        <a:ext uri="{28A0092B-C50C-407E-A947-70E740481C1C}">
+                          <a14:useLocalDpi xmlns:a14="http://schemas.microsoft.com/office/drawing/2010/main" val="0"/>
+                        </a:ext>
+                      </a:extLst>
+                    </a:blip>
+                    <a:srcRect/>
+                    <a:stretch>
+                      <a:fillRect/>
+                    </a:stretch>
+                  </pic:blipFill>
+                  <pic:spPr bwMode="auto">
+                    <a:xfrm>
+                      <a:off x="0" y="0"/>
+                      <a:ext cx="3800475" cy="1981200"/>
+                    </a:xfrm>
+                    <a:prstGeom prst="rect">
+                      <a:avLst/>
+                    </a:prstGeom>
+                    <a:noFill/>
+                    <a:ln>
+                      <a:noFill/>
+                    </a:ln>
+                  </pic:spPr>
+                </pic:pic>
+              </a:graphicData>
+            </a:graphic>
+          </wp:anchor>
+        </w:drawing>
+      </w:r>
+      <w:r>
+        <w:rPr>
+          <w:rFonts w:ascii="Aptos Narrow" w:eastAsia="Times New Roman" w:hAnsi="Aptos Narrow" w:cs="Times New Roman"/>
+          <w:color w:val="000000"/>
+          <w:kern w:val="0"/>
+          <w:sz w:val="28"/>
+          <w:szCs w:val="28"/>
+          <w14:ligatures w14:val="none"/>
+        </w:rPr>
+        <w:t xml:space="preserve">This </w:t>
+      </w:r>
+      <w:r>
+        <w:rPr>
+          <w:rFonts w:ascii="Aptos Narrow" w:eastAsia="Times New Roman" w:hAnsi="Aptos Narrow" w:cs="Times New Roman"/>
+          <w:color w:val="000000"/>
+          <w:kern w:val="0"/>
+          <w:sz w:val="28"/>
+          <w:szCs w:val="28"/>
+          <w14:ligatures w14:val="none"/>
+        </w:rPr>
+        <w:t xml:space="preserve">is </w:t>
+      </w:r>
+      <w:r>
+        <w:rPr>
+          <w:rFonts w:ascii="Aptos Narrow" w:eastAsia="Times New Roman" w:hAnsi="Aptos Narrow" w:cs="Times New Roman"/>
+          <w:color w:val="000000"/>
+          <w:kern w:val="0"/>
+          <w:sz w:val="28"/>
+          <w:szCs w:val="28"/>
+          <w14:ligatures w14:val="none"/>
+        </w:rPr>
+        <w:t>a link</w:t>
+      </w:r>
+      <w:r>
+        <w:rPr>
+          <w:rFonts w:ascii="Aptos Narrow" w:eastAsia="Times New Roman" w:hAnsi="Aptos Narrow" w:cs="Times New Roman"/>
+          <w:color w:val="000000"/>
+          <w:kern w:val="0"/>
+          <w:sz w:val="28"/>
+          <w:szCs w:val="28"/>
+          <w14:ligatures w14:val="none"/>
+        </w:rPr>
+        <w:t xml:space="preserve"> to the skills section of </w:t>
+      </w:r>
+      <w:r>
+        <w:rPr>
+          <w:rFonts w:ascii="Aptos Narrow" w:eastAsia="Times New Roman" w:hAnsi="Aptos Narrow" w:cs="Times New Roman"/>
+          <w:color w:val="000000"/>
+          <w:kern w:val="0"/>
+          <w:sz w:val="28"/>
+          <w:szCs w:val="28"/>
+          <w14:ligatures w14:val="none"/>
+        </w:rPr>
+        <w:t>the website. It has three sub-links accessible on a mouse hover or simple tap;</w:t>
+      </w:r>
+    </w:p>
+    <w:p>
+      <w:pPr>
+        <w:pStyle w:val="ListParagraph"/>
+        <w:rPr>
+          <w:rFonts w:ascii="Aptos Narrow" w:eastAsia="Times New Roman" w:hAnsi="Aptos Narrow" w:cs="Times New Roman"/>
+          <w:b/>
+          <w:bCs/>
+          <w:color w:val="000000"/>
+          <w:kern w:val="0"/>
+          <w:sz w:val="28"/>
+          <w:szCs w:val="28"/>
+          <w14:ligatures w14:val="none"/>
+        </w:rPr>
+      </w:pPr>
+    </w:p>
+    <w:p>
+      <w:pPr>
+        <w:pStyle w:val="ListParagraph"/>
+        <w:ind w:left="2340"/>
+        <w:rPr>
+          <w:rFonts w:ascii="Aptos Narrow" w:eastAsia="Times New Roman" w:hAnsi="Aptos Narrow" w:cs="Times New Roman"/>
+          <w:b/>
+          <w:bCs/>
+          <w:color w:val="000000"/>
+          <w:kern w:val="0"/>
+          <w:sz w:val="28"/>
+          <w:szCs w:val="28"/>
+          <w14:ligatures w14:val="none"/>
+        </w:rPr>
+      </w:pPr>
+    </w:p>
+    <w:p>
+      <w:pPr>
+        <w:pStyle w:val="ListParagraph"/>
+        <w:numPr>
+          <w:ilvl w:val="3"/>
+          <w:numId w:val="9"/>
+        </w:numPr>
+        <w:ind w:left="2340" w:hanging="1620"/>
+        <w:rPr>
+          <w:rFonts w:ascii="Aptos Narrow" w:eastAsia="Times New Roman" w:hAnsi="Aptos Narrow" w:cs="Times New Roman"/>
+          <w:b/>
+          <w:bCs/>
+          <w:color w:val="000000"/>
+          <w:kern w:val="0"/>
+          <w:sz w:val="28"/>
+          <w:szCs w:val="28"/>
+          <w14:ligatures w14:val="none"/>
+        </w:rPr>
+      </w:pPr>
+      <w:r>
+        <w:rPr>
+          <w:rFonts w:ascii="Aptos Narrow" w:eastAsia="Times New Roman" w:hAnsi="Aptos Narrow" w:cs="Times New Roman"/>
+          <w:b/>
+          <w:bCs/>
+          <w:color w:val="000000"/>
+          <w:kern w:val="0"/>
+          <w:sz w:val="28"/>
+          <w:szCs w:val="28"/>
+          <w14:ligatures w14:val="none"/>
+        </w:rPr>
+        <w:t>Frameworks</w:t>
+      </w:r>
+    </w:p>
+    <w:p>
+      <w:pPr>
+        <w:ind w:left="720"/>
+        <w:rPr>
+          <w:rFonts w:ascii="Aptos Narrow" w:eastAsia="Times New Roman" w:hAnsi="Aptos Narrow" w:cs="Times New Roman"/>
+          <w:b/>
+          <w:bCs/>
+          <w:color w:val="000000"/>
+          <w:kern w:val="0"/>
+          <w:sz w:val="28"/>
+          <w:szCs w:val="28"/>
+          <w14:ligatures w14:val="none"/>
+        </w:rPr>
+      </w:pPr>
+      <w:r>
+        <w:rPr>
+          <w:rFonts w:ascii="Aptos Narrow" w:eastAsia="Times New Roman" w:hAnsi="Aptos Narrow" w:cs="Times New Roman"/>
+          <w:color w:val="000000"/>
+          <w:kern w:val="0"/>
+          <w:sz w:val="28"/>
+          <w:szCs w:val="28"/>
+          <w14:ligatures w14:val="none"/>
+        </w:rPr>
+        <w:t>This shows the full landing page starting from the Hero Section. It has within it a Hero section</w:t>
+      </w:r>
+    </w:p>
+    <w:p>
+      <w:pPr>
+        <w:pStyle w:val="ListParagraph"/>
+        <w:numPr>
+          <w:ilvl w:val="3"/>
+          <w:numId w:val="9"/>
+        </w:numPr>
+        <w:ind w:left="2340" w:hanging="1620"/>
+        <w:rPr>
+          <w:rFonts w:ascii="Aptos Narrow" w:eastAsia="Times New Roman" w:hAnsi="Aptos Narrow" w:cs="Times New Roman"/>
+          <w:b/>
+          <w:bCs/>
+          <w:color w:val="000000"/>
+          <w:kern w:val="0"/>
+          <w:sz w:val="28"/>
+          <w:szCs w:val="28"/>
+          <w14:ligatures w14:val="none"/>
+        </w:rPr>
+      </w:pPr>
+      <w:r>
+        <w:rPr>
+          <w:rFonts w:ascii="Aptos Narrow" w:eastAsia="Times New Roman" w:hAnsi="Aptos Narrow" w:cs="Times New Roman"/>
+          <w:b/>
+          <w:bCs/>
+          <w:color w:val="000000"/>
+          <w:kern w:val="0"/>
+          <w:sz w:val="28"/>
+          <w:szCs w:val="28"/>
+          <w14:ligatures w14:val="none"/>
+        </w:rPr>
+        <w:t>Currently Learn</w:t>
+      </w:r>
+      <w:r>
+        <w:rPr>
+          <w:rFonts w:ascii="Aptos Narrow" w:eastAsia="Times New Roman" w:hAnsi="Aptos Narrow" w:cs="Times New Roman"/>
+          <w:b/>
+          <w:bCs/>
+          <w:color w:val="000000"/>
+          <w:kern w:val="0"/>
+          <w:sz w:val="28"/>
+          <w:szCs w:val="28"/>
+          <w14:ligatures w14:val="none"/>
+        </w:rPr>
+        <w:t>ing</w:t>
+      </w:r>
+    </w:p>
+    <w:p>
+      <w:pPr>
+        <w:ind w:left="720"/>
+        <w:rPr>
+          <w:rFonts w:ascii="Aptos Narrow" w:eastAsia="Times New Roman" w:hAnsi="Aptos Narrow" w:cs="Times New Roman"/>
+          <w:b/>
+          <w:bCs/>
+          <w:color w:val="000000"/>
+          <w:kern w:val="0"/>
+          <w:sz w:val="28"/>
+          <w:szCs w:val="28"/>
+          <w14:ligatures w14:val="none"/>
+        </w:rPr>
+      </w:pPr>
+      <w:r>
+        <w:rPr>
+          <w:rFonts w:ascii="Aptos Narrow" w:eastAsia="Times New Roman" w:hAnsi="Aptos Narrow" w:cs="Times New Roman"/>
+          <w:color w:val="000000"/>
+          <w:kern w:val="0"/>
+          <w:sz w:val="28"/>
+          <w:szCs w:val="28"/>
+          <w14:ligatures w14:val="none"/>
+        </w:rPr>
+        <w:t>This shows the full landing page starting from the Hero Section. It has within it a Hero section</w:t>
+      </w:r>
+    </w:p>
+    <w:p>
+      <w:pPr>
+        <w:pStyle w:val="ListParagraph"/>
+        <w:numPr>
+          <w:ilvl w:val="3"/>
+          <w:numId w:val="9"/>
+        </w:numPr>
+        <w:ind w:left="2340" w:hanging="1620"/>
+        <w:rPr>
+          <w:rFonts w:ascii="Aptos Narrow" w:eastAsia="Times New Roman" w:hAnsi="Aptos Narrow" w:cs="Times New Roman"/>
+          <w:b/>
+          <w:bCs/>
+          <w:color w:val="000000"/>
+          <w:kern w:val="0"/>
+          <w:sz w:val="28"/>
+          <w:szCs w:val="28"/>
+          <w14:ligatures w14:val="none"/>
+        </w:rPr>
+      </w:pPr>
+      <w:r>
+        <w:rPr>
+          <w:rFonts w:ascii="Aptos Narrow" w:eastAsia="Times New Roman" w:hAnsi="Aptos Narrow" w:cs="Times New Roman"/>
+          <w:b/>
+          <w:bCs/>
+          <w:color w:val="000000"/>
+          <w:kern w:val="0"/>
+          <w:sz w:val="28"/>
+          <w:szCs w:val="28"/>
+          <w14:ligatures w14:val="none"/>
+        </w:rPr>
+        <w:t>Non-Technical Skills</w:t>
+      </w:r>
+    </w:p>
+    <w:p>
+      <w:pPr>
+        <w:ind w:left="720"/>
+        <w:rPr>
+          <w:rFonts w:ascii="Aptos Narrow" w:eastAsia="Times New Roman" w:hAnsi="Aptos Narrow" w:cs="Times New Roman"/>
+          <w:color w:val="000000"/>
+          <w:kern w:val="0"/>
+          <w:sz w:val="28"/>
+          <w:szCs w:val="28"/>
+          <w14:ligatures w14:val="none"/>
+        </w:rPr>
+      </w:pPr>
+      <w:r>
+        <w:rPr>
+          <w:rFonts w:ascii="Aptos Narrow" w:eastAsia="Times New Roman" w:hAnsi="Aptos Narrow" w:cs="Times New Roman"/>
+          <w:color w:val="000000"/>
+          <w:kern w:val="0"/>
+          <w:sz w:val="28"/>
+          <w:szCs w:val="28"/>
+          <w14:ligatures w14:val="none"/>
+        </w:rPr>
+        <w:t>This shows the full landing page starting from the Hero Section. It has within it a Hero section</w:t>
+      </w:r>
+    </w:p>
+    <w:p>
+      <w:pPr>
+        <w:pStyle w:val="ListParagraph"/>
+        <w:ind w:left="2340"/>
+        <w:rPr>
+          <w:rFonts w:ascii="Aptos Narrow" w:eastAsia="Times New Roman" w:hAnsi="Aptos Narrow" w:cs="Times New Roman"/>
+          <w:b/>
+          <w:bCs/>
+          <w:color w:val="000000"/>
+          <w:kern w:val="0"/>
+          <w:sz w:val="28"/>
+          <w:szCs w:val="28"/>
+          <w14:ligatures w14:val="none"/>
+        </w:rPr>
+      </w:pPr>
+    </w:p>
+    <w:p>
+      <w:pPr>
+        <w:pStyle w:val="ListParagraph"/>
+        <w:numPr>
+          <w:ilvl w:val="2"/>
+          <w:numId w:val="9"/>
+        </w:numPr>
+        <w:ind w:left="2340" w:hanging="1620"/>
+        <w:rPr>
+          <w:rFonts w:ascii="Aptos Narrow" w:eastAsia="Times New Roman" w:hAnsi="Aptos Narrow" w:cs="Times New Roman"/>
+          <w:b/>
+          <w:bCs/>
+          <w:color w:val="000000"/>
+          <w:kern w:val="0"/>
+          <w:sz w:val="28"/>
+          <w:szCs w:val="28"/>
+          <w14:ligatures w14:val="none"/>
+        </w:rPr>
+      </w:pPr>
+      <w:r>
+        <w:rPr>
+          <w:rFonts w:ascii="Aptos Narrow" w:eastAsia="Times New Roman" w:hAnsi="Aptos Narrow" w:cs="Times New Roman"/>
+          <w:b/>
+          <w:bCs/>
+          <w:color w:val="000000"/>
+          <w:kern w:val="0"/>
+          <w:sz w:val="28"/>
+          <w:szCs w:val="28"/>
+          <w14:ligatures w14:val="none"/>
+        </w:rPr>
+        <w:t>Projects</w:t>
+      </w:r>
+    </w:p>
+    <w:p>
+      <w:pPr>
+        <w:ind w:left="720"/>
+        <w:rPr>
+          <w:rFonts w:ascii="Aptos Narrow" w:eastAsia="Times New Roman" w:hAnsi="Aptos Narrow" w:cs="Times New Roman"/>
+          <w:color w:val="000000"/>
+          <w:kern w:val="0"/>
+          <w:sz w:val="28"/>
+          <w:szCs w:val="28"/>
+          <w14:ligatures w14:val="none"/>
+        </w:rPr>
+      </w:pPr>
+      <w:r>
+        <w:rPr>
+          <w:rFonts w:ascii="Aptos Narrow" w:eastAsia="Times New Roman" w:hAnsi="Aptos Narrow" w:cs="Times New Roman"/>
+          <w:color w:val="000000"/>
+          <w:kern w:val="0"/>
+          <w:sz w:val="28"/>
+          <w:szCs w:val="28"/>
+          <w14:ligatures w14:val="none"/>
+        </w:rPr>
+        <w:lastRenderedPageBreak/>
+        <w:t>This shows the full landing page starting from the Hero Section. It has within it a Hero section</w:t>
+      </w:r>
+    </w:p>
+    <w:p>
+      <w:pPr>
+        <w:pStyle w:val="ListParagraph"/>
+        <w:ind w:left="2340"/>
+        <w:rPr>
+          <w:rFonts w:ascii="Aptos Narrow" w:eastAsia="Times New Roman" w:hAnsi="Aptos Narrow" w:cs="Times New Roman"/>
+          <w:b/>
+          <w:bCs/>
+          <w:color w:val="000000"/>
+          <w:kern w:val="0"/>
+          <w:sz w:val="28"/>
+          <w:szCs w:val="28"/>
+          <w14:ligatures w14:val="none"/>
+        </w:rPr>
+      </w:pPr>
+    </w:p>
+    <w:p>
+      <w:pPr>
+        <w:pStyle w:val="ListParagraph"/>
+        <w:numPr>
+          <w:ilvl w:val="2"/>
+          <w:numId w:val="9"/>
+        </w:numPr>
+        <w:ind w:left="2340" w:hanging="1620"/>
+        <w:rPr>
+          <w:rFonts w:ascii="Aptos Narrow" w:eastAsia="Times New Roman" w:hAnsi="Aptos Narrow" w:cs="Times New Roman"/>
+          <w:b/>
+          <w:bCs/>
+          <w:color w:val="000000"/>
+          <w:kern w:val="0"/>
+          <w:sz w:val="28"/>
+          <w:szCs w:val="28"/>
+          <w14:ligatures w14:val="none"/>
+        </w:rPr>
+      </w:pPr>
+      <w:r>
+        <w:rPr>
+          <w:rFonts w:ascii="Aptos Narrow" w:eastAsia="Times New Roman" w:hAnsi="Aptos Narrow" w:cs="Times New Roman"/>
+          <w:b/>
+          <w:bCs/>
+          <w:color w:val="000000"/>
+          <w:kern w:val="0"/>
+          <w:sz w:val="28"/>
+          <w:szCs w:val="28"/>
+          <w14:ligatures w14:val="none"/>
+        </w:rPr>
+        <w:t>Blog</w:t>
+      </w:r>
+    </w:p>
+    <w:p>
+      <w:pPr>
+        <w:ind w:left="720"/>
+        <w:rPr>
+          <w:rFonts w:ascii="Aptos Narrow" w:eastAsia="Times New Roman" w:hAnsi="Aptos Narrow" w:cs="Times New Roman"/>
+          <w:color w:val="000000"/>
+          <w:kern w:val="0"/>
+          <w:sz w:val="28"/>
+          <w:szCs w:val="28"/>
+          <w14:ligatures w14:val="none"/>
+        </w:rPr>
+      </w:pPr>
+      <w:r>
+        <w:rPr>
+          <w:rFonts w:ascii="Aptos Narrow" w:eastAsia="Times New Roman" w:hAnsi="Aptos Narrow" w:cs="Times New Roman"/>
+          <w:color w:val="000000"/>
+          <w:kern w:val="0"/>
+          <w:sz w:val="28"/>
+          <w:szCs w:val="28"/>
+          <w14:ligatures w14:val="none"/>
+        </w:rPr>
+        <w:t>This shows the full landing page starting from the Hero Section. It has within it a Hero section</w:t>
+      </w:r>
+    </w:p>
+    <w:p>
+      <w:pPr>
+        <w:pStyle w:val="ListParagraph"/>
+        <w:ind w:left="2340"/>
+        <w:rPr>
+          <w:rFonts w:ascii="Aptos Narrow" w:eastAsia="Times New Roman" w:hAnsi="Aptos Narrow" w:cs="Times New Roman"/>
+          <w:b/>
+          <w:bCs/>
+          <w:color w:val="000000"/>
+          <w:kern w:val="0"/>
+          <w:sz w:val="28"/>
+          <w:szCs w:val="28"/>
+          <w14:ligatures w14:val="none"/>
+        </w:rPr>
+      </w:pPr>
+    </w:p>
+    <w:p>
+      <w:pPr>
+        <w:pStyle w:val="ListParagraph"/>
+        <w:numPr>
+          <w:ilvl w:val="2"/>
+          <w:numId w:val="9"/>
+        </w:numPr>
+        <w:ind w:left="2340" w:hanging="1620"/>
+        <w:rPr>
+          <w:rFonts w:ascii="Aptos Narrow" w:eastAsia="Times New Roman" w:hAnsi="Aptos Narrow" w:cs="Times New Roman"/>
+          <w:b/>
+          <w:bCs/>
+          <w:color w:val="000000"/>
+          <w:kern w:val="0"/>
+          <w:sz w:val="28"/>
+          <w:szCs w:val="28"/>
+          <w14:ligatures w14:val="none"/>
+        </w:rPr>
+      </w:pPr>
+      <w:r>
+        <w:rPr>
+          <w:rFonts w:ascii="Aptos Narrow" w:eastAsia="Times New Roman" w:hAnsi="Aptos Narrow" w:cs="Times New Roman"/>
+          <w:b/>
+          <w:bCs/>
+          <w:color w:val="000000"/>
+          <w:kern w:val="0"/>
+          <w:sz w:val="28"/>
+          <w:szCs w:val="28"/>
+          <w14:ligatures w14:val="none"/>
+        </w:rPr>
+        <w:t>Theme Toggle</w:t>
+      </w:r>
+    </w:p>
+    <w:p>
+      <w:pPr>
+        <w:ind w:left="720"/>
+        <w:rPr>
+          <w:rFonts w:ascii="Aptos Narrow" w:eastAsia="Times New Roman" w:hAnsi="Aptos Narrow" w:cs="Times New Roman"/>
+          <w:color w:val="000000"/>
+          <w:kern w:val="0"/>
+          <w:sz w:val="28"/>
+          <w:szCs w:val="28"/>
+          <w14:ligatures w14:val="none"/>
+        </w:rPr>
+      </w:pPr>
+      <w:r>
+        <w:rPr>
+          <w:rFonts w:ascii="Aptos Narrow" w:eastAsia="Times New Roman" w:hAnsi="Aptos Narrow" w:cs="Times New Roman"/>
+          <w:color w:val="000000"/>
+          <w:kern w:val="0"/>
+          <w:sz w:val="28"/>
+          <w:szCs w:val="28"/>
+          <w14:ligatures w14:val="none"/>
+        </w:rPr>
+        <w:t>This shows the full landing page starting from the Hero Section. It has within it a Hero section</w:t>
+      </w:r>
+    </w:p>
+    <w:p>
+      <w:pPr>
+        <w:pStyle w:val="ListParagraph"/>
+        <w:ind w:left="2340"/>
+        <w:rPr>
+          <w:rFonts w:ascii="Aptos Narrow" w:eastAsia="Times New Roman" w:hAnsi="Aptos Narrow" w:cs="Times New Roman"/>
+          <w:b/>
+          <w:bCs/>
+          <w:color w:val="000000"/>
+          <w:kern w:val="0"/>
+          <w:sz w:val="28"/>
+          <w:szCs w:val="28"/>
+          <w14:ligatures w14:val="none"/>
+        </w:rPr>
+      </w:pPr>
+    </w:p>
+    <w:p>
+      <w:pPr>
+        <w:pStyle w:val="ListParagraph"/>
+        <w:numPr>
+          <w:ilvl w:val="2"/>
+          <w:numId w:val="9"/>
+        </w:numPr>
+        <w:ind w:left="2340" w:hanging="1620"/>
+        <w:rPr>
+          <w:rFonts w:ascii="Aptos Narrow" w:eastAsia="Times New Roman" w:hAnsi="Aptos Narrow" w:cs="Times New Roman"/>
+          <w:b/>
+          <w:bCs/>
+          <w:color w:val="000000"/>
+          <w:kern w:val="0"/>
+          <w:sz w:val="28"/>
+          <w:szCs w:val="28"/>
+          <w14:ligatures w14:val="none"/>
+        </w:rPr>
+      </w:pPr>
+      <w:r>
+        <w:rPr>
+          <w:rFonts w:ascii="Aptos Narrow" w:eastAsia="Times New Roman" w:hAnsi="Aptos Narrow" w:cs="Times New Roman"/>
+          <w:b/>
+          <w:bCs/>
+          <w:color w:val="000000"/>
+          <w:kern w:val="0"/>
+          <w:sz w:val="28"/>
+          <w:szCs w:val="28"/>
+          <w14:ligatures w14:val="none"/>
+        </w:rPr>
+        <w:t>Let’s Talk (Contact) Button</w:t>
+      </w:r>
+    </w:p>
+    <w:p>
+      <w:pPr>
+        <w:ind w:left="720"/>
+        <w:rPr>
+          <w:rFonts w:ascii="Aptos Narrow" w:eastAsia="Times New Roman" w:hAnsi="Aptos Narrow" w:cs="Times New Roman"/>
+          <w:b/>
+          <w:bCs/>
+          <w:color w:val="000000"/>
+          <w:kern w:val="0"/>
+          <w:sz w:val="28"/>
+          <w:szCs w:val="28"/>
+          <w14:ligatures w14:val="none"/>
+        </w:rPr>
+      </w:pPr>
+      <w:r>
+        <w:rPr>
+          <w:rFonts w:ascii="Aptos Narrow" w:eastAsia="Times New Roman" w:hAnsi="Aptos Narrow" w:cs="Times New Roman"/>
+          <w:color w:val="000000"/>
+          <w:kern w:val="0"/>
+          <w:sz w:val="28"/>
+          <w:szCs w:val="28"/>
+          <w14:ligatures w14:val="none"/>
+        </w:rPr>
+        <w:t>This shows the full landing page starting from the Hero Section. It has within it a Hero section</w:t>
+      </w:r>
+    </w:p>
+    <w:p>
+      <w:pPr>
+        <w:rPr>
+          <w:rFonts w:ascii="Aptos Narrow" w:eastAsia="Times New Roman" w:hAnsi="Aptos Narrow" w:cs="Times New Roman"/>
+          <w:b/>
+          <w:bCs/>
+          <w:color w:val="000000"/>
+          <w:kern w:val="0"/>
+          <w:sz w:val="22"/>
+          <w:szCs w:val="22"/>
+          <w14:ligatures w14:val="none"/>
+        </w:rPr>
+      </w:pPr>
+    </w:p>
+    <w:p>
+      <w:pPr>
+        <w:rPr>
+          <w:rFonts w:ascii="Aptos Narrow" w:eastAsia="Times New Roman" w:hAnsi="Aptos Narrow" w:cs="Times New Roman"/>
+          <w:b/>
+          <w:bCs/>
+          <w:color w:val="000000"/>
+          <w:kern w:val="0"/>
+          <w:sz w:val="22"/>
+          <w:szCs w:val="22"/>
+          <w14:ligatures w14:val="none"/>
+        </w:rPr>
+      </w:pPr>
+    </w:p>
+    <w:p>
+      <w:pPr>
+        <w:pStyle w:val="ListParagraph"/>
+        <w:numPr>
+          <w:ilvl w:val="1"/>
+          <w:numId w:val="7"/>
+        </w:numPr>
+        <w:rPr>
+          <w:rFonts w:ascii="Aptos Narrow" w:eastAsia="Times New Roman" w:hAnsi="Aptos Narrow" w:cs="Times New Roman"/>
+          <w:color w:val="000000"/>
+          <w:kern w:val="0"/>
+          <w:sz w:val="28"/>
+          <w:szCs w:val="28"/>
+          <w14:ligatures w14:val="none"/>
+        </w:rPr>
+      </w:pPr>
+      <w:r>
+        <w:rPr>
+          <w:rFonts w:ascii="Aptos Narrow" w:eastAsia="Times New Roman" w:hAnsi="Aptos Narrow" w:cs="Times New Roman"/>
+          <w:color w:val="000000"/>
+          <w:kern w:val="0"/>
+          <w:sz w:val="28"/>
+          <w:szCs w:val="28"/>
+          <w14:ligatures w14:val="none"/>
+        </w:rPr>
+        <w:t>Menu Section</w:t>
+      </w:r>
+    </w:p>
+    <w:p>
+      <w:pPr>
+        <w:pStyle w:val="ListParagraph"/>
+        <w:numPr>
+          <w:ilvl w:val="1"/>
+          <w:numId w:val="7"/>
+        </w:numPr>
+        <w:ind w:left="1620" w:hanging="1260"/>
+        <w:rPr>
+          <w:rFonts w:ascii="Aptos Narrow" w:eastAsia="Times New Roman" w:hAnsi="Aptos Narrow" w:cs="Times New Roman"/>
+          <w:color w:val="000000"/>
+          <w:kern w:val="0"/>
+          <w:sz w:val="28"/>
+          <w:szCs w:val="28"/>
+          <w14:ligatures w14:val="none"/>
+        </w:rPr>
+      </w:pPr>
+      <w:r>
+        <w:rPr>
+          <w:rFonts w:ascii="Aptos Narrow" w:eastAsia="Times New Roman" w:hAnsi="Aptos Narrow" w:cs="Times New Roman"/>
+          <w:color w:val="000000"/>
+          <w:kern w:val="0"/>
+          <w:sz w:val="28"/>
+          <w:szCs w:val="28"/>
+          <w14:ligatures w14:val="none"/>
+        </w:rPr>
+        <w:t>Hero Section</w:t>
+      </w:r>
+    </w:p>
+    <w:p>
+      <w:pPr>
+        <w:pStyle w:val="ListParagraph"/>
+        <w:numPr>
+          <w:ilvl w:val="1"/>
+          <w:numId w:val="7"/>
+        </w:numPr>
+        <w:ind w:left="1620" w:hanging="1260"/>
+        <w:rPr>
+          <w:rFonts w:ascii="Aptos Narrow" w:eastAsia="Times New Roman" w:hAnsi="Aptos Narrow" w:cs="Times New Roman"/>
+          <w:color w:val="000000"/>
+          <w:kern w:val="0"/>
+          <w:sz w:val="28"/>
+          <w:szCs w:val="28"/>
+          <w14:ligatures w14:val="none"/>
+        </w:rPr>
+      </w:pPr>
+      <w:r>
+        <w:rPr>
+          <w:rFonts w:ascii="Aptos Narrow" w:eastAsia="Times New Roman" w:hAnsi="Aptos Narrow" w:cs="Times New Roman"/>
+          <w:color w:val="000000"/>
+          <w:kern w:val="0"/>
+          <w:sz w:val="28"/>
+          <w:szCs w:val="28"/>
+          <w14:ligatures w14:val="none"/>
+        </w:rPr>
+        <w:t>About Me Section</w:t>
+      </w:r>
+    </w:p>
+    <w:p>
+      <w:pPr>
+        <w:pStyle w:val="ListParagraph"/>
+        <w:numPr>
+          <w:ilvl w:val="1"/>
+          <w:numId w:val="7"/>
+        </w:numPr>
+        <w:ind w:left="1620" w:hanging="1260"/>
+        <w:rPr>
+          <w:rFonts w:ascii="Aptos Narrow" w:eastAsia="Times New Roman" w:hAnsi="Aptos Narrow" w:cs="Times New Roman"/>
+          <w:color w:val="000000"/>
+          <w:kern w:val="0"/>
+          <w:sz w:val="28"/>
+          <w:szCs w:val="28"/>
+          <w14:ligatures w14:val="none"/>
+        </w:rPr>
+      </w:pPr>
+      <w:r>
+        <w:rPr>
+          <w:rFonts w:ascii="Aptos Narrow" w:eastAsia="Times New Roman" w:hAnsi="Aptos Narrow" w:cs="Times New Roman"/>
+          <w:color w:val="000000"/>
+          <w:kern w:val="0"/>
+          <w:sz w:val="28"/>
+          <w:szCs w:val="28"/>
+          <w14:ligatures w14:val="none"/>
+        </w:rPr>
+        <w:t>Skills Section</w:t>
+      </w:r>
+    </w:p>
+    <w:p>
+      <w:pPr>
+        <w:pStyle w:val="ListParagraph"/>
+        <w:numPr>
+          <w:ilvl w:val="1"/>
+          <w:numId w:val="7"/>
+        </w:numPr>
+        <w:ind w:left="1620" w:hanging="1260"/>
+        <w:rPr>
+          <w:rFonts w:ascii="Aptos Narrow" w:eastAsia="Times New Roman" w:hAnsi="Aptos Narrow" w:cs="Times New Roman"/>
+          <w:color w:val="000000"/>
+          <w:kern w:val="0"/>
+          <w:sz w:val="28"/>
+          <w:szCs w:val="28"/>
+          <w14:ligatures w14:val="none"/>
+        </w:rPr>
+      </w:pPr>
+      <w:r>
+        <w:rPr>
+          <w:rFonts w:ascii="Aptos Narrow" w:eastAsia="Times New Roman" w:hAnsi="Aptos Narrow" w:cs="Times New Roman"/>
+          <w:color w:val="000000"/>
+          <w:kern w:val="0"/>
+          <w:sz w:val="28"/>
+          <w:szCs w:val="28"/>
+          <w14:ligatures w14:val="none"/>
+        </w:rPr>
+        <w:t>Corporate Video</w:t>
+      </w:r>
+    </w:p>
+    <w:p>
+      <w:pPr>
+        <w:pStyle w:val="ListParagraph"/>
+        <w:numPr>
+          <w:ilvl w:val="1"/>
+          <w:numId w:val="7"/>
+        </w:numPr>
+        <w:ind w:left="1620" w:hanging="1260"/>
+        <w:rPr>
+          <w:rFonts w:ascii="Aptos Narrow" w:eastAsia="Times New Roman" w:hAnsi="Aptos Narrow" w:cs="Times New Roman"/>
+          <w:color w:val="000000"/>
+          <w:kern w:val="0"/>
+          <w:sz w:val="28"/>
+          <w:szCs w:val="28"/>
+          <w14:ligatures w14:val="none"/>
+        </w:rPr>
+      </w:pPr>
+      <w:r>
+        <w:rPr>
+          <w:rFonts w:ascii="Aptos Narrow" w:eastAsia="Times New Roman" w:hAnsi="Aptos Narrow" w:cs="Times New Roman"/>
+          <w:color w:val="000000"/>
+          <w:kern w:val="0"/>
+          <w:sz w:val="28"/>
+          <w:szCs w:val="28"/>
+          <w14:ligatures w14:val="none"/>
+        </w:rPr>
+        <w:t>Projects Section</w:t>
+      </w:r>
+    </w:p>
+    <w:p>
+      <w:pPr>
+        <w:pStyle w:val="ListParagraph"/>
+        <w:numPr>
+          <w:ilvl w:val="1"/>
+          <w:numId w:val="7"/>
+        </w:numPr>
+        <w:ind w:left="1620" w:hanging="1260"/>
+        <w:rPr>
+          <w:rFonts w:ascii="Aptos Narrow" w:eastAsia="Times New Roman" w:hAnsi="Aptos Narrow" w:cs="Times New Roman"/>
+          <w:color w:val="000000"/>
+          <w:kern w:val="0"/>
+          <w:sz w:val="28"/>
+          <w:szCs w:val="28"/>
+          <w14:ligatures w14:val="none"/>
+        </w:rPr>
+      </w:pPr>
+      <w:r>
+        <w:rPr>
+          <w:rFonts w:ascii="Aptos Narrow" w:eastAsia="Times New Roman" w:hAnsi="Aptos Narrow" w:cs="Times New Roman"/>
+          <w:color w:val="000000"/>
+          <w:kern w:val="0"/>
+          <w:sz w:val="28"/>
+          <w:szCs w:val="28"/>
+          <w14:ligatures w14:val="none"/>
+        </w:rPr>
+        <w:t>Contact Section</w:t>
+      </w:r>
+    </w:p>
+    <w:p>
+      <w:pPr>
+        <w:pStyle w:val="ListParagraph"/>
+        <w:numPr>
+          <w:ilvl w:val="1"/>
+          <w:numId w:val="7"/>
+        </w:numPr>
+        <w:ind w:left="1620" w:hanging="1260"/>
+        <w:rPr>
+          <w:rFonts w:ascii="Aptos Narrow" w:eastAsia="Times New Roman" w:hAnsi="Aptos Narrow" w:cs="Times New Roman"/>
+          <w:color w:val="000000"/>
+          <w:kern w:val="0"/>
+          <w:sz w:val="28"/>
+          <w:szCs w:val="28"/>
+          <w14:ligatures w14:val="none"/>
+        </w:rPr>
+      </w:pPr>
+      <w:r>
+        <w:rPr>
+          <w:rFonts w:ascii="Aptos Narrow" w:eastAsia="Times New Roman" w:hAnsi="Aptos Narrow" w:cs="Times New Roman"/>
+          <w:color w:val="000000"/>
+          <w:kern w:val="0"/>
+          <w:sz w:val="28"/>
+          <w:szCs w:val="28"/>
+          <w14:ligatures w14:val="none"/>
+        </w:rPr>
+        <w:t>Footer</w:t>
+      </w:r>
+    </w:p>
+    <w:p>
+      <w:pPr>
+        <w:rPr>
+          <w:rFonts w:ascii="Aptos Narrow" w:eastAsia="Times New Roman" w:hAnsi="Aptos Narrow" w:cs="Times New Roman"/>
+          <w:b/>
+          <w:bCs/>
+          <w:color w:val="000000"/>
+          <w:kern w:val="0"/>
+          <w:sz w:val="22"/>
+          <w:szCs w:val="22"/>
+          <w14:ligatures w14:val="none"/>
+        </w:rPr>
+      </w:pPr>
+    </w:p>
+    <w:p>
+      <w:pPr>
+        <w:rPr>
+          <w:rFonts w:ascii="Aptos Narrow" w:eastAsia="Times New Roman" w:hAnsi="Aptos Narrow" w:cs="Times New Roman"/>
+          <w:b/>
+          <w:bCs/>
+          <w:color w:val="000000"/>
+          <w:kern w:val="0"/>
+          <w:sz w:val="22"/>
+          <w:szCs w:val="22"/>
+          <w14:ligatures w14:val="none"/>
+        </w:rPr>
+      </w:pPr>
+    </w:p>
+    <w:p>
+      <w:pPr>
+        <w:rPr>
+          <w:rFonts w:ascii="Aptos Narrow" w:eastAsia="Times New Roman" w:hAnsi="Aptos Narrow" w:cs="Times New Roman"/>
+          <w:b/>
+          <w:bCs/>
+          <w:color w:val="000000"/>
+          <w:kern w:val="0"/>
+          <w:sz w:val="22"/>
+          <w:szCs w:val="22"/>
+          <w14:ligatures w14:val="none"/>
+        </w:rPr>
+      </w:pPr>
+      <w:r>
+        <w:rPr>
+          <w:rFonts w:ascii="Aptos Narrow" w:eastAsia="Times New Roman" w:hAnsi="Aptos Narrow" w:cs="Times New Roman"/>
+          <w:b/>
+          <w:bCs/>
+          <w:color w:val="000000"/>
+          <w:kern w:val="0"/>
+          <w:sz w:val="22"/>
+          <w:szCs w:val="22"/>
+          <w14:ligatures w14:val="none"/>
+        </w:rPr>
+        <w:br w:type="page"/>
+      </w:r>
+    </w:p>
+    <w:p>
+      <w:pPr>
+        <w:rPr>
+          <w:rFonts w:ascii="Aptos Narrow" w:eastAsia="Times New Roman" w:hAnsi="Aptos Narrow" w:cs="Times New Roman"/>
+          <w:b/>
+          <w:bCs/>
+          <w:color w:val="000000"/>
+          <w:kern w:val="0"/>
+          <w:sz w:val="22"/>
+          <w:szCs w:val="22"/>
+          <w14:ligatures w14:val="none"/>
+        </w:rPr>
+      </w:pPr>
+      <w:r>
+        <w:rPr>
+          <w:rFonts w:ascii="Aptos Narrow" w:eastAsia="Times New Roman" w:hAnsi="Aptos Narrow" w:cs="Times New Roman"/>
+          <w:b/>
+          <w:bCs/>
+          <w:color w:val="000000"/>
+          <w:kern w:val="0"/>
+          <w:sz w:val="22"/>
+          <w:szCs w:val="22"/>
+          <w14:ligatures w14:val="none"/>
+        </w:rPr>
+        <w:lastRenderedPageBreak/>
+        <w:t>// Guide</w:t>
+      </w:r>
+    </w:p>
+    <w:p>
+      <w:pPr>
+        <w:pStyle w:val="ListParagraph"/>
+        <w:numPr>
           <w:ilvl w:val="0"/>
-          <w:numId w:val="1"/>
-        </w:numPr>
-        <w:rPr>
-          <w:rFonts w:ascii="Aptos Narrow" w:eastAsia="Times New Roman" w:hAnsi="Aptos Narrow" w:cs="Times New Roman"/>
-          <w:b/>
-          <w:bCs/>
-          <w:color w:val="000000"/>
-          <w:kern w:val="0"/>
-          <w:sz w:val="22"/>
-          <w:szCs w:val="22"/>
-          <w14:ligatures w14:val="none"/>
-        </w:rPr>
-      </w:pPr>
-    </w:p>
-    <w:p>
-      <w:pPr>
-        <w:rPr>
-          <w:rFonts w:ascii="Aptos Narrow" w:eastAsia="Times New Roman" w:hAnsi="Aptos Narrow" w:cs="Times New Roman"/>
-          <w:b/>
-          <w:bCs/>
-          <w:color w:val="000000"/>
-          <w:kern w:val="0"/>
-          <w:sz w:val="22"/>
-          <w:szCs w:val="22"/>
-          <w14:ligatures w14:val="none"/>
-        </w:rPr>
-      </w:pPr>
-    </w:p>
-    <w:p>
-      <w:pPr>
-        <w:rPr>
-          <w:rFonts w:ascii="Aptos Narrow" w:eastAsia="Times New Roman" w:hAnsi="Aptos Narrow" w:cs="Times New Roman"/>
-          <w:b/>
-          <w:bCs/>
-          <w:color w:val="000000"/>
-          <w:kern w:val="0"/>
-          <w:sz w:val="22"/>
-          <w:szCs w:val="22"/>
-          <w14:ligatures w14:val="none"/>
-        </w:rPr>
-      </w:pPr>
-    </w:p>
-    <w:p>
-      <w:pPr>
-        <w:rPr>
-          <w:rFonts w:ascii="Aptos Narrow" w:eastAsia="Times New Roman" w:hAnsi="Aptos Narrow" w:cs="Times New Roman"/>
-          <w:b/>
-          <w:bCs/>
-          <w:color w:val="000000"/>
-          <w:kern w:val="0"/>
-          <w:sz w:val="22"/>
-          <w:szCs w:val="22"/>
-          <w14:ligatures w14:val="none"/>
-        </w:rPr>
-      </w:pPr>
-      <w:proofErr w:type="gramStart"/>
-      <w:r>
-        <w:rPr>
-          <w:rFonts w:ascii="Aptos Narrow" w:eastAsia="Times New Roman" w:hAnsi="Aptos Narrow" w:cs="Times New Roman"/>
-          <w:b/>
-          <w:bCs/>
-          <w:color w:val="000000"/>
-          <w:kern w:val="0"/>
-          <w:sz w:val="22"/>
-          <w:szCs w:val="22"/>
-          <w14:ligatures w14:val="none"/>
-        </w:rPr>
-        <w:t>1.0  Home</w:t>
-      </w:r>
-      <w:proofErr w:type="gramEnd"/>
-      <w:r>
-        <w:rPr>
-          <w:rFonts w:ascii="Aptos Narrow" w:eastAsia="Times New Roman" w:hAnsi="Aptos Narrow" w:cs="Times New Roman"/>
-          <w:b/>
-          <w:bCs/>
-          <w:color w:val="000000"/>
-          <w:kern w:val="0"/>
-          <w:sz w:val="22"/>
-          <w:szCs w:val="22"/>
-          <w14:ligatures w14:val="none"/>
-        </w:rPr>
-        <w:t>/Landing Page</w:t>
-      </w:r>
-    </w:p>
-    <w:p>
-      <w:pPr>
-        <w:rPr>
-          <w:rFonts w:ascii="Aptos Narrow" w:eastAsia="Times New Roman" w:hAnsi="Aptos Narrow" w:cs="Times New Roman"/>
-          <w:b/>
-          <w:bCs/>
-          <w:color w:val="000000"/>
-          <w:kern w:val="0"/>
-          <w:sz w:val="22"/>
-          <w:szCs w:val="22"/>
-          <w14:ligatures w14:val="none"/>
-        </w:rPr>
-      </w:pPr>
-      <w:r>
-        <w:rPr>
-          <w:rFonts w:ascii="Aptos Narrow" w:eastAsia="Times New Roman" w:hAnsi="Aptos Narrow" w:cs="Times New Roman"/>
-          <w:b/>
-          <w:bCs/>
-          <w:color w:val="000000"/>
-          <w:kern w:val="0"/>
-          <w:sz w:val="22"/>
-          <w:szCs w:val="22"/>
-          <w14:ligatures w14:val="none"/>
-        </w:rPr>
-        <w:t>2.0 About Us</w:t>
-      </w:r>
-    </w:p>
-    <w:p>
-      <w:pPr>
-        <w:rPr>
-          <w:rFonts w:ascii="Aptos Narrow" w:eastAsia="Times New Roman" w:hAnsi="Aptos Narrow" w:cs="Times New Roman"/>
-          <w:b/>
-          <w:bCs/>
-          <w:color w:val="000000"/>
-          <w:kern w:val="0"/>
-          <w:sz w:val="22"/>
-          <w:szCs w:val="22"/>
-          <w14:ligatures w14:val="none"/>
-        </w:rPr>
-      </w:pPr>
-      <w:r>
-        <w:rPr>
-          <w:rFonts w:ascii="Aptos Narrow" w:eastAsia="Times New Roman" w:hAnsi="Aptos Narrow" w:cs="Times New Roman"/>
-          <w:b/>
-          <w:bCs/>
-          <w:color w:val="000000"/>
-          <w:kern w:val="0"/>
-          <w:sz w:val="22"/>
-          <w:szCs w:val="22"/>
-          <w14:ligatures w14:val="none"/>
-        </w:rPr>
-        <w:t>3.0 Team</w:t>
-      </w:r>
-    </w:p>
-    <w:p>
-      <w:pPr>
-        <w:rPr>
-          <w:rFonts w:ascii="Aptos Narrow" w:eastAsia="Times New Roman" w:hAnsi="Aptos Narrow" w:cs="Times New Roman"/>
-          <w:b/>
-          <w:bCs/>
-          <w:color w:val="000000"/>
-          <w:kern w:val="0"/>
-          <w:sz w:val="22"/>
-          <w:szCs w:val="22"/>
-          <w14:ligatures w14:val="none"/>
-        </w:rPr>
-      </w:pPr>
-      <w:r>
-        <w:rPr>
-          <w:rFonts w:ascii="Aptos Narrow" w:eastAsia="Times New Roman" w:hAnsi="Aptos Narrow" w:cs="Times New Roman"/>
-          <w:b/>
-          <w:bCs/>
-          <w:color w:val="000000"/>
-          <w:kern w:val="0"/>
-          <w:sz w:val="22"/>
-          <w:szCs w:val="22"/>
-          <w14:ligatures w14:val="none"/>
-        </w:rPr>
-        <w:t>4.0 Contact</w:t>
-      </w:r>
-    </w:p>
-    <w:p>
-      <w:pPr>
-        <w:rPr>
-          <w:rFonts w:ascii="Aptos Narrow" w:eastAsia="Times New Roman" w:hAnsi="Aptos Narrow" w:cs="Times New Roman"/>
-          <w:b/>
-          <w:bCs/>
-          <w:color w:val="000000"/>
-          <w:kern w:val="0"/>
-          <w:sz w:val="22"/>
-          <w:szCs w:val="22"/>
-          <w14:ligatures w14:val="none"/>
-        </w:rPr>
-      </w:pPr>
-    </w:p>
-    <w:p>
-      <w:pPr>
-        <w:rPr>
-          <w:rFonts w:ascii="Aptos Narrow" w:eastAsia="Times New Roman" w:hAnsi="Aptos Narrow" w:cs="Times New Roman"/>
-          <w:b/>
-          <w:bCs/>
-          <w:color w:val="000000"/>
-          <w:kern w:val="0"/>
-          <w:sz w:val="22"/>
-          <w:szCs w:val="22"/>
-          <w14:ligatures w14:val="none"/>
-        </w:rPr>
-      </w:pPr>
-      <w:r>
-        <w:rPr>
-          <w:rFonts w:ascii="Aptos Narrow" w:eastAsia="Times New Roman" w:hAnsi="Aptos Narrow" w:cs="Times New Roman"/>
-          <w:b/>
-          <w:bCs/>
+          <w:numId w:val="12"/>
+        </w:numPr>
+        <w:rPr>
+          <w:rFonts w:ascii="Aptos Narrow" w:eastAsia="Times New Roman" w:hAnsi="Aptos Narrow" w:cs="Times New Roman"/>
+          <w:color w:val="000000"/>
+          <w:kern w:val="0"/>
+          <w:sz w:val="22"/>
+          <w:szCs w:val="22"/>
+          <w14:ligatures w14:val="none"/>
+        </w:rPr>
+      </w:pPr>
+      <w:r>
+        <w:rPr>
+          <w:rFonts w:ascii="Aptos Narrow" w:eastAsia="Times New Roman" w:hAnsi="Aptos Narrow" w:cs="Times New Roman"/>
           <w:color w:val="000000"/>
           <w:kern w:val="0"/>
           <w:sz w:val="22"/>
@@ -2500,366 +6119,1187 @@
     </w:p>
     <w:p>
       <w:pPr>
-        <w:rPr>
-          <w:rFonts w:ascii="Aptos Narrow" w:eastAsia="Times New Roman" w:hAnsi="Aptos Narrow" w:cs="Times New Roman"/>
-          <w:b/>
-          <w:bCs/>
-          <w:color w:val="000000"/>
-          <w:kern w:val="0"/>
-          <w:sz w:val="22"/>
-          <w:szCs w:val="22"/>
-          <w14:ligatures w14:val="none"/>
-        </w:rPr>
-      </w:pPr>
-      <w:r>
-        <w:rPr>
-          <w:rFonts w:ascii="Aptos Narrow" w:eastAsia="Times New Roman" w:hAnsi="Aptos Narrow" w:cs="Times New Roman"/>
-          <w:b/>
-          <w:bCs/>
-          <w:color w:val="000000"/>
-          <w:kern w:val="0"/>
-          <w:sz w:val="22"/>
-          <w:szCs w:val="22"/>
-          <w14:ligatures w14:val="none"/>
-        </w:rPr>
-        <w:t>1.1 - Menu Section</w:t>
-      </w:r>
-    </w:p>
-    <w:p>
-      <w:pPr>
-        <w:rPr>
-          <w:rFonts w:ascii="Aptos Narrow" w:eastAsia="Times New Roman" w:hAnsi="Aptos Narrow" w:cs="Times New Roman"/>
-          <w:b/>
-          <w:bCs/>
-          <w:color w:val="000000"/>
-          <w:kern w:val="0"/>
-          <w:sz w:val="22"/>
-          <w:szCs w:val="22"/>
-          <w14:ligatures w14:val="none"/>
-        </w:rPr>
-      </w:pPr>
-      <w:r>
-        <w:rPr>
-          <w:rFonts w:ascii="Aptos Narrow" w:eastAsia="Times New Roman" w:hAnsi="Aptos Narrow" w:cs="Times New Roman"/>
-          <w:b/>
-          <w:bCs/>
-          <w:color w:val="000000"/>
-          <w:kern w:val="0"/>
-          <w:sz w:val="22"/>
-          <w:szCs w:val="22"/>
-          <w14:ligatures w14:val="none"/>
-        </w:rPr>
-        <w:t>Comment 1 - This section seats on top of the landing page</w:t>
-      </w:r>
-    </w:p>
-    <w:p>
-      <w:pPr>
-        <w:rPr>
-          <w:rFonts w:ascii="Aptos Narrow" w:eastAsia="Times New Roman" w:hAnsi="Aptos Narrow" w:cs="Times New Roman"/>
-          <w:b/>
-          <w:bCs/>
-          <w:color w:val="000000"/>
-          <w:kern w:val="0"/>
-          <w:sz w:val="22"/>
-          <w:szCs w:val="22"/>
-          <w14:ligatures w14:val="none"/>
-        </w:rPr>
-      </w:pPr>
-      <w:r>
-        <w:rPr>
-          <w:rFonts w:ascii="Aptos Narrow" w:eastAsia="Times New Roman" w:hAnsi="Aptos Narrow" w:cs="Times New Roman"/>
-          <w:b/>
-          <w:bCs/>
-          <w:color w:val="000000"/>
-          <w:kern w:val="0"/>
-          <w:sz w:val="22"/>
-          <w:szCs w:val="22"/>
-          <w14:ligatures w14:val="none"/>
-        </w:rPr>
-        <w:t>Comment 2 - This section is not all captured in one frame. It is distributed across the top of the page.</w:t>
-      </w:r>
-    </w:p>
-    <w:p>
-      <w:pPr>
-        <w:rPr>
-          <w:rFonts w:ascii="Aptos Narrow" w:eastAsia="Times New Roman" w:hAnsi="Aptos Narrow" w:cs="Times New Roman"/>
-          <w:b/>
-          <w:bCs/>
-          <w:color w:val="000000"/>
-          <w:kern w:val="0"/>
-          <w:sz w:val="22"/>
-          <w:szCs w:val="22"/>
-          <w14:ligatures w14:val="none"/>
-        </w:rPr>
-      </w:pPr>
-      <w:r>
-        <w:rPr>
-          <w:rFonts w:ascii="Aptos Narrow" w:eastAsia="Times New Roman" w:hAnsi="Aptos Narrow" w:cs="Times New Roman"/>
-          <w:b/>
-          <w:bCs/>
-          <w:color w:val="000000"/>
-          <w:kern w:val="0"/>
-          <w:sz w:val="22"/>
-          <w:szCs w:val="22"/>
-          <w14:ligatures w14:val="none"/>
-        </w:rPr>
-        <w:t xml:space="preserve">Comment 3 </w:t>
-      </w:r>
-      <w:proofErr w:type="gramStart"/>
-      <w:r>
-        <w:rPr>
-          <w:rFonts w:ascii="Aptos Narrow" w:eastAsia="Times New Roman" w:hAnsi="Aptos Narrow" w:cs="Times New Roman"/>
-          <w:b/>
-          <w:bCs/>
-          <w:color w:val="000000"/>
-          <w:kern w:val="0"/>
-          <w:sz w:val="22"/>
-          <w:szCs w:val="22"/>
-          <w14:ligatures w14:val="none"/>
-        </w:rPr>
-        <w:t>-  The</w:t>
-      </w:r>
-      <w:proofErr w:type="gramEnd"/>
-      <w:r>
-        <w:rPr>
-          <w:rFonts w:ascii="Aptos Narrow" w:eastAsia="Times New Roman" w:hAnsi="Aptos Narrow" w:cs="Times New Roman"/>
-          <w:b/>
-          <w:bCs/>
-          <w:color w:val="000000"/>
-          <w:kern w:val="0"/>
-          <w:sz w:val="22"/>
-          <w:szCs w:val="22"/>
-          <w14:ligatures w14:val="none"/>
-        </w:rPr>
-        <w:t xml:space="preserve"> corporate logo seats on the </w:t>
-      </w:r>
-      <w:proofErr w:type="gramStart"/>
-      <w:r>
-        <w:rPr>
-          <w:rFonts w:ascii="Aptos Narrow" w:eastAsia="Times New Roman" w:hAnsi="Aptos Narrow" w:cs="Times New Roman"/>
-          <w:b/>
-          <w:bCs/>
-          <w:color w:val="000000"/>
-          <w:kern w:val="0"/>
-          <w:sz w:val="22"/>
-          <w:szCs w:val="22"/>
-          <w14:ligatures w14:val="none"/>
-        </w:rPr>
-        <w:t>left hand</w:t>
-      </w:r>
-      <w:proofErr w:type="gramEnd"/>
-      <w:r>
-        <w:rPr>
-          <w:rFonts w:ascii="Aptos Narrow" w:eastAsia="Times New Roman" w:hAnsi="Aptos Narrow" w:cs="Times New Roman"/>
-          <w:b/>
-          <w:bCs/>
-          <w:color w:val="000000"/>
-          <w:kern w:val="0"/>
-          <w:sz w:val="22"/>
-          <w:szCs w:val="22"/>
-          <w14:ligatures w14:val="none"/>
-        </w:rPr>
-        <w:t xml:space="preserve"> top corner while the rest of the menu items are on the </w:t>
-      </w:r>
-      <w:proofErr w:type="gramStart"/>
-      <w:r>
-        <w:rPr>
-          <w:rFonts w:ascii="Aptos Narrow" w:eastAsia="Times New Roman" w:hAnsi="Aptos Narrow" w:cs="Times New Roman"/>
-          <w:b/>
-          <w:bCs/>
-          <w:color w:val="000000"/>
-          <w:kern w:val="0"/>
-          <w:sz w:val="22"/>
-          <w:szCs w:val="22"/>
-          <w14:ligatures w14:val="none"/>
-        </w:rPr>
-        <w:t>right hand</w:t>
-      </w:r>
-      <w:proofErr w:type="gramEnd"/>
-      <w:r>
-        <w:rPr>
-          <w:rFonts w:ascii="Aptos Narrow" w:eastAsia="Times New Roman" w:hAnsi="Aptos Narrow" w:cs="Times New Roman"/>
-          <w:b/>
-          <w:bCs/>
-          <w:color w:val="000000"/>
-          <w:kern w:val="0"/>
-          <w:sz w:val="22"/>
-          <w:szCs w:val="22"/>
-          <w14:ligatures w14:val="none"/>
-        </w:rPr>
-        <w:t xml:space="preserve"> side.</w:t>
-      </w:r>
-    </w:p>
-    <w:p>
-      <w:pPr>
-        <w:rPr>
-          <w:rFonts w:ascii="Aptos Narrow" w:eastAsia="Times New Roman" w:hAnsi="Aptos Narrow" w:cs="Times New Roman"/>
-          <w:b/>
-          <w:bCs/>
-          <w:color w:val="000000"/>
-          <w:kern w:val="0"/>
-          <w:sz w:val="22"/>
-          <w:szCs w:val="22"/>
-          <w14:ligatures w14:val="none"/>
-        </w:rPr>
-      </w:pPr>
-      <w:r>
-        <w:rPr>
-          <w:rFonts w:ascii="Aptos Narrow" w:eastAsia="Times New Roman" w:hAnsi="Aptos Narrow" w:cs="Times New Roman"/>
-          <w:b/>
-          <w:bCs/>
-          <w:color w:val="000000"/>
-          <w:kern w:val="0"/>
-          <w:sz w:val="22"/>
-          <w:szCs w:val="22"/>
-          <w14:ligatures w14:val="none"/>
-        </w:rPr>
-        <w:t xml:space="preserve">Comment 4 </w:t>
-      </w:r>
-      <w:proofErr w:type="gramStart"/>
-      <w:r>
-        <w:rPr>
-          <w:rFonts w:ascii="Aptos Narrow" w:eastAsia="Times New Roman" w:hAnsi="Aptos Narrow" w:cs="Times New Roman"/>
-          <w:b/>
-          <w:bCs/>
-          <w:color w:val="000000"/>
-          <w:kern w:val="0"/>
-          <w:sz w:val="22"/>
-          <w:szCs w:val="22"/>
-          <w14:ligatures w14:val="none"/>
-        </w:rPr>
-        <w:t>-  Apart</w:t>
-      </w:r>
-      <w:proofErr w:type="gramEnd"/>
-      <w:r>
-        <w:rPr>
-          <w:rFonts w:ascii="Aptos Narrow" w:eastAsia="Times New Roman" w:hAnsi="Aptos Narrow" w:cs="Times New Roman"/>
-          <w:b/>
-          <w:bCs/>
-          <w:color w:val="000000"/>
-          <w:kern w:val="0"/>
-          <w:sz w:val="22"/>
-          <w:szCs w:val="22"/>
-          <w14:ligatures w14:val="none"/>
-        </w:rPr>
-        <w:t xml:space="preserve"> from the logo, each of the other items is clickable. They open to separate pages each.</w:t>
-      </w:r>
-    </w:p>
-    <w:p>
-      <w:pPr>
-        <w:rPr>
-          <w:rFonts w:ascii="Aptos Narrow" w:eastAsia="Times New Roman" w:hAnsi="Aptos Narrow" w:cs="Times New Roman"/>
-          <w:b/>
-          <w:bCs/>
-          <w:color w:val="000000"/>
-          <w:kern w:val="0"/>
-          <w:sz w:val="22"/>
-          <w:szCs w:val="22"/>
-          <w14:ligatures w14:val="none"/>
-        </w:rPr>
-      </w:pPr>
-      <w:r>
-        <w:rPr>
-          <w:rFonts w:ascii="Aptos Narrow" w:eastAsia="Times New Roman" w:hAnsi="Aptos Narrow" w:cs="Times New Roman"/>
-          <w:b/>
-          <w:bCs/>
-          <w:color w:val="000000"/>
-          <w:kern w:val="0"/>
-          <w:sz w:val="22"/>
-          <w:szCs w:val="22"/>
-          <w14:ligatures w14:val="none"/>
-        </w:rPr>
-        <w:t xml:space="preserve">1.1.1 </w:t>
-      </w:r>
-      <w:proofErr w:type="gramStart"/>
-      <w:r>
-        <w:rPr>
-          <w:rFonts w:ascii="Aptos Narrow" w:eastAsia="Times New Roman" w:hAnsi="Aptos Narrow" w:cs="Times New Roman"/>
-          <w:b/>
-          <w:bCs/>
-          <w:color w:val="000000"/>
-          <w:kern w:val="0"/>
-          <w:sz w:val="22"/>
-          <w:szCs w:val="22"/>
-          <w14:ligatures w14:val="none"/>
-        </w:rPr>
-        <w:t>-  Corporate</w:t>
-      </w:r>
-      <w:proofErr w:type="gramEnd"/>
-      <w:r>
-        <w:rPr>
-          <w:rFonts w:ascii="Aptos Narrow" w:eastAsia="Times New Roman" w:hAnsi="Aptos Narrow" w:cs="Times New Roman"/>
-          <w:b/>
-          <w:bCs/>
-          <w:color w:val="000000"/>
-          <w:kern w:val="0"/>
-          <w:sz w:val="22"/>
-          <w:szCs w:val="22"/>
-          <w14:ligatures w14:val="none"/>
-        </w:rPr>
-        <w:t xml:space="preserve"> Logo</w:t>
-      </w:r>
-    </w:p>
-    <w:p>
-      <w:pPr>
-        <w:rPr>
-          <w:rFonts w:ascii="Aptos Narrow" w:eastAsia="Times New Roman" w:hAnsi="Aptos Narrow" w:cs="Times New Roman"/>
-          <w:b/>
-          <w:bCs/>
-          <w:color w:val="000000"/>
-          <w:kern w:val="0"/>
-          <w:sz w:val="22"/>
-          <w:szCs w:val="22"/>
-          <w14:ligatures w14:val="none"/>
-        </w:rPr>
-      </w:pPr>
-      <w:r>
-        <w:rPr>
-          <w:rFonts w:ascii="Aptos Narrow" w:eastAsia="Times New Roman" w:hAnsi="Aptos Narrow" w:cs="Times New Roman"/>
-          <w:b/>
-          <w:bCs/>
-          <w:color w:val="000000"/>
-          <w:kern w:val="0"/>
-          <w:sz w:val="22"/>
-          <w:szCs w:val="22"/>
-          <w14:ligatures w14:val="none"/>
-        </w:rPr>
-        <w:t xml:space="preserve">1.1.2 </w:t>
-      </w:r>
-      <w:proofErr w:type="gramStart"/>
-      <w:r>
-        <w:rPr>
-          <w:rFonts w:ascii="Aptos Narrow" w:eastAsia="Times New Roman" w:hAnsi="Aptos Narrow" w:cs="Times New Roman"/>
-          <w:b/>
-          <w:bCs/>
-          <w:color w:val="000000"/>
-          <w:kern w:val="0"/>
-          <w:sz w:val="22"/>
-          <w:szCs w:val="22"/>
-          <w14:ligatures w14:val="none"/>
-        </w:rPr>
-        <w:t>-  Home</w:t>
-      </w:r>
-      <w:proofErr w:type="gramEnd"/>
-    </w:p>
-    <w:p>
-      <w:pPr>
-        <w:rPr>
-          <w:rFonts w:ascii="Aptos Narrow" w:eastAsia="Times New Roman" w:hAnsi="Aptos Narrow" w:cs="Times New Roman"/>
-          <w:b/>
-          <w:bCs/>
-          <w:color w:val="000000"/>
-          <w:kern w:val="0"/>
-          <w:sz w:val="22"/>
-          <w:szCs w:val="22"/>
-          <w14:ligatures w14:val="none"/>
-        </w:rPr>
-      </w:pPr>
-      <w:r>
-        <w:rPr>
-          <w:rFonts w:ascii="Aptos Narrow" w:eastAsia="Times New Roman" w:hAnsi="Aptos Narrow" w:cs="Times New Roman"/>
-          <w:b/>
-          <w:bCs/>
+        <w:pStyle w:val="ListParagraph"/>
+        <w:numPr>
+          <w:ilvl w:val="1"/>
+          <w:numId w:val="12"/>
+        </w:numPr>
+        <w:rPr>
+          <w:rFonts w:ascii="Aptos Narrow" w:eastAsia="Times New Roman" w:hAnsi="Aptos Narrow" w:cs="Times New Roman"/>
+          <w:color w:val="000000"/>
+          <w:kern w:val="0"/>
+          <w:sz w:val="22"/>
+          <w:szCs w:val="22"/>
+          <w14:ligatures w14:val="none"/>
+        </w:rPr>
+      </w:pPr>
+      <w:r>
+        <w:rPr>
+          <w:rFonts w:ascii="Aptos Narrow" w:eastAsia="Times New Roman" w:hAnsi="Aptos Narrow" w:cs="Times New Roman"/>
+          <w:color w:val="000000"/>
+          <w:kern w:val="0"/>
+          <w:sz w:val="22"/>
+          <w:szCs w:val="22"/>
+          <w14:ligatures w14:val="none"/>
+        </w:rPr>
+        <w:t>Menu Section</w:t>
+      </w:r>
+    </w:p>
+    <w:p>
+      <w:pPr>
+        <w:pStyle w:val="ListParagraph"/>
+        <w:numPr>
+          <w:ilvl w:val="2"/>
+          <w:numId w:val="12"/>
+        </w:numPr>
+        <w:rPr>
+          <w:rFonts w:ascii="Aptos Narrow" w:eastAsia="Times New Roman" w:hAnsi="Aptos Narrow" w:cs="Times New Roman"/>
+          <w:color w:val="000000"/>
+          <w:kern w:val="0"/>
+          <w:sz w:val="22"/>
+          <w:szCs w:val="22"/>
+          <w14:ligatures w14:val="none"/>
+        </w:rPr>
+      </w:pPr>
+      <w:r>
+        <w:rPr>
+          <w:rFonts w:ascii="Aptos Narrow" w:eastAsia="Times New Roman" w:hAnsi="Aptos Narrow" w:cs="Times New Roman"/>
+          <w:color w:val="000000"/>
+          <w:kern w:val="0"/>
+          <w:sz w:val="22"/>
+          <w:szCs w:val="22"/>
+          <w14:ligatures w14:val="none"/>
+        </w:rPr>
+        <w:t>Corporate Logo</w:t>
+      </w:r>
+    </w:p>
+    <w:p>
+      <w:pPr>
+        <w:pStyle w:val="ListParagraph"/>
+        <w:numPr>
+          <w:ilvl w:val="2"/>
+          <w:numId w:val="12"/>
+        </w:numPr>
+        <w:rPr>
+          <w:rFonts w:ascii="Aptos Narrow" w:eastAsia="Times New Roman" w:hAnsi="Aptos Narrow" w:cs="Times New Roman"/>
+          <w:color w:val="000000"/>
+          <w:kern w:val="0"/>
+          <w:sz w:val="22"/>
+          <w:szCs w:val="22"/>
+          <w14:ligatures w14:val="none"/>
+        </w:rPr>
+      </w:pPr>
+      <w:r>
+        <w:rPr>
+          <w:rFonts w:ascii="Aptos Narrow" w:eastAsia="Times New Roman" w:hAnsi="Aptos Narrow" w:cs="Times New Roman"/>
+          <w:color w:val="000000"/>
+          <w:kern w:val="0"/>
+          <w:sz w:val="22"/>
+          <w:szCs w:val="22"/>
+          <w14:ligatures w14:val="none"/>
+        </w:rPr>
+        <w:t>Home</w:t>
+      </w:r>
+    </w:p>
+    <w:p>
+      <w:pPr>
+        <w:pStyle w:val="ListParagraph"/>
+        <w:numPr>
+          <w:ilvl w:val="2"/>
+          <w:numId w:val="12"/>
+        </w:numPr>
+        <w:rPr>
+          <w:rFonts w:ascii="Aptos Narrow" w:eastAsia="Times New Roman" w:hAnsi="Aptos Narrow" w:cs="Times New Roman"/>
+          <w:color w:val="000000"/>
+          <w:kern w:val="0"/>
+          <w:sz w:val="22"/>
+          <w:szCs w:val="22"/>
+          <w14:ligatures w14:val="none"/>
+        </w:rPr>
+      </w:pPr>
+      <w:r>
+        <w:rPr>
+          <w:rFonts w:ascii="Aptos Narrow" w:eastAsia="Times New Roman" w:hAnsi="Aptos Narrow" w:cs="Times New Roman"/>
+          <w:color w:val="000000"/>
+          <w:kern w:val="0"/>
+          <w:sz w:val="22"/>
+          <w:szCs w:val="22"/>
+          <w14:ligatures w14:val="none"/>
+        </w:rPr>
+        <w:t>About Us</w:t>
+      </w:r>
+    </w:p>
+    <w:p>
+      <w:pPr>
+        <w:pStyle w:val="ListParagraph"/>
+        <w:numPr>
+          <w:ilvl w:val="2"/>
+          <w:numId w:val="12"/>
+        </w:numPr>
+        <w:rPr>
+          <w:rFonts w:ascii="Aptos Narrow" w:eastAsia="Times New Roman" w:hAnsi="Aptos Narrow" w:cs="Times New Roman"/>
+          <w:color w:val="000000"/>
+          <w:kern w:val="0"/>
+          <w:sz w:val="22"/>
+          <w:szCs w:val="22"/>
+          <w14:ligatures w14:val="none"/>
+        </w:rPr>
+      </w:pPr>
+      <w:r>
+        <w:rPr>
+          <w:rFonts w:ascii="Aptos Narrow" w:eastAsia="Times New Roman" w:hAnsi="Aptos Narrow" w:cs="Times New Roman"/>
+          <w:color w:val="000000"/>
+          <w:kern w:val="0"/>
+          <w:sz w:val="22"/>
+          <w:szCs w:val="22"/>
+          <w14:ligatures w14:val="none"/>
+        </w:rPr>
+        <w:t>Skills</w:t>
+      </w:r>
+    </w:p>
+    <w:p>
+      <w:pPr>
+        <w:pStyle w:val="ListParagraph"/>
+        <w:numPr>
+          <w:ilvl w:val="2"/>
+          <w:numId w:val="12"/>
+        </w:numPr>
+        <w:rPr>
+          <w:rFonts w:ascii="Aptos Narrow" w:eastAsia="Times New Roman" w:hAnsi="Aptos Narrow" w:cs="Times New Roman"/>
+          <w:color w:val="000000"/>
+          <w:kern w:val="0"/>
+          <w:sz w:val="22"/>
+          <w:szCs w:val="22"/>
+          <w14:ligatures w14:val="none"/>
+        </w:rPr>
+      </w:pPr>
+      <w:r>
+        <w:rPr>
+          <w:rFonts w:ascii="Aptos Narrow" w:eastAsia="Times New Roman" w:hAnsi="Aptos Narrow" w:cs="Times New Roman"/>
+          <w:color w:val="000000"/>
+          <w:kern w:val="0"/>
+          <w:sz w:val="22"/>
+          <w:szCs w:val="22"/>
+          <w14:ligatures w14:val="none"/>
+        </w:rPr>
+        <w:t>Project</w:t>
+      </w:r>
+    </w:p>
+    <w:p>
+      <w:pPr>
+        <w:pStyle w:val="ListParagraph"/>
+        <w:numPr>
+          <w:ilvl w:val="2"/>
+          <w:numId w:val="12"/>
+        </w:numPr>
+        <w:rPr>
+          <w:rFonts w:ascii="Aptos Narrow" w:eastAsia="Times New Roman" w:hAnsi="Aptos Narrow" w:cs="Times New Roman"/>
+          <w:color w:val="000000"/>
+          <w:kern w:val="0"/>
+          <w:sz w:val="22"/>
+          <w:szCs w:val="22"/>
+          <w14:ligatures w14:val="none"/>
+        </w:rPr>
+      </w:pPr>
+      <w:r>
+        <w:rPr>
+          <w:rFonts w:ascii="Aptos Narrow" w:eastAsia="Times New Roman" w:hAnsi="Aptos Narrow" w:cs="Times New Roman"/>
+          <w:color w:val="000000"/>
+          <w:kern w:val="0"/>
+          <w:sz w:val="22"/>
+          <w:szCs w:val="22"/>
+          <w14:ligatures w14:val="none"/>
+        </w:rPr>
+        <w:t>Contact</w:t>
+      </w:r>
+    </w:p>
+    <w:p>
+      <w:pPr>
+        <w:pStyle w:val="ListParagraph"/>
+        <w:numPr>
+          <w:ilvl w:val="1"/>
+          <w:numId w:val="12"/>
+        </w:numPr>
+        <w:rPr>
+          <w:rFonts w:ascii="Aptos Narrow" w:eastAsia="Times New Roman" w:hAnsi="Aptos Narrow" w:cs="Times New Roman"/>
+          <w:color w:val="000000"/>
+          <w:kern w:val="0"/>
+          <w:sz w:val="22"/>
+          <w:szCs w:val="22"/>
+          <w14:ligatures w14:val="none"/>
+        </w:rPr>
+      </w:pPr>
+      <w:r>
+        <w:rPr>
+          <w:rFonts w:ascii="Aptos Narrow" w:eastAsia="Times New Roman" w:hAnsi="Aptos Narrow" w:cs="Times New Roman"/>
+          <w:color w:val="000000"/>
+          <w:kern w:val="0"/>
+          <w:sz w:val="22"/>
+          <w:szCs w:val="22"/>
+          <w14:ligatures w14:val="none"/>
+        </w:rPr>
+        <w:t>Hero section</w:t>
+      </w:r>
+    </w:p>
+    <w:p>
+      <w:pPr>
+        <w:pStyle w:val="ListParagraph"/>
+        <w:numPr>
+          <w:ilvl w:val="1"/>
+          <w:numId w:val="12"/>
+        </w:numPr>
+        <w:rPr>
+          <w:rFonts w:ascii="Aptos Narrow" w:eastAsia="Times New Roman" w:hAnsi="Aptos Narrow" w:cs="Times New Roman"/>
+          <w:color w:val="000000"/>
+          <w:kern w:val="0"/>
+          <w:sz w:val="22"/>
+          <w:szCs w:val="22"/>
+          <w14:ligatures w14:val="none"/>
+        </w:rPr>
+      </w:pPr>
+      <w:r>
+        <w:rPr>
+          <w:rFonts w:ascii="Aptos Narrow" w:eastAsia="Times New Roman" w:hAnsi="Aptos Narrow" w:cs="Times New Roman"/>
+          <w:color w:val="000000"/>
+          <w:kern w:val="0"/>
+          <w:sz w:val="22"/>
+          <w:szCs w:val="22"/>
+          <w14:ligatures w14:val="none"/>
+        </w:rPr>
+        <w:t>Corporate Video</w:t>
+      </w:r>
+    </w:p>
+    <w:p>
+      <w:pPr>
+        <w:pStyle w:val="ListParagraph"/>
+        <w:numPr>
+          <w:ilvl w:val="1"/>
+          <w:numId w:val="12"/>
+        </w:numPr>
+        <w:rPr>
+          <w:rFonts w:ascii="Aptos Narrow" w:eastAsia="Times New Roman" w:hAnsi="Aptos Narrow" w:cs="Times New Roman"/>
+          <w:color w:val="000000"/>
+          <w:kern w:val="0"/>
+          <w:sz w:val="22"/>
+          <w:szCs w:val="22"/>
+          <w14:ligatures w14:val="none"/>
+        </w:rPr>
+      </w:pPr>
+      <w:r>
+        <w:rPr>
+          <w:rFonts w:ascii="Aptos Narrow" w:eastAsia="Times New Roman" w:hAnsi="Aptos Narrow" w:cs="Times New Roman"/>
+          <w:color w:val="000000"/>
+          <w:kern w:val="0"/>
+          <w:sz w:val="22"/>
+          <w:szCs w:val="22"/>
+          <w14:ligatures w14:val="none"/>
+        </w:rPr>
+        <w:t>Footer</w:t>
+      </w:r>
+    </w:p>
+    <w:p>
+      <w:pPr>
+        <w:pStyle w:val="ListParagraph"/>
+        <w:numPr>
+          <w:ilvl w:val="2"/>
+          <w:numId w:val="12"/>
+        </w:numPr>
+        <w:rPr>
+          <w:rFonts w:ascii="Aptos Narrow" w:eastAsia="Times New Roman" w:hAnsi="Aptos Narrow" w:cs="Times New Roman"/>
+          <w:color w:val="000000"/>
+          <w:kern w:val="0"/>
+          <w:sz w:val="22"/>
+          <w:szCs w:val="22"/>
+          <w14:ligatures w14:val="none"/>
+        </w:rPr>
+      </w:pPr>
+      <w:r>
+        <w:rPr>
+          <w:rFonts w:ascii="Aptos Narrow" w:eastAsia="Times New Roman" w:hAnsi="Aptos Narrow" w:cs="Times New Roman"/>
+          <w:color w:val="000000"/>
+          <w:kern w:val="0"/>
+          <w:sz w:val="22"/>
+          <w:szCs w:val="22"/>
+          <w14:ligatures w14:val="none"/>
+        </w:rPr>
+        <w:t>Logo</w:t>
+      </w:r>
+    </w:p>
+    <w:p>
+      <w:pPr>
+        <w:pStyle w:val="ListParagraph"/>
+        <w:numPr>
+          <w:ilvl w:val="2"/>
+          <w:numId w:val="12"/>
+        </w:numPr>
+        <w:rPr>
+          <w:rFonts w:ascii="Aptos Narrow" w:eastAsia="Times New Roman" w:hAnsi="Aptos Narrow" w:cs="Times New Roman"/>
+          <w:color w:val="000000"/>
+          <w:kern w:val="0"/>
+          <w:sz w:val="22"/>
+          <w:szCs w:val="22"/>
+          <w14:ligatures w14:val="none"/>
+        </w:rPr>
+      </w:pPr>
+      <w:r>
+        <w:rPr>
+          <w:rFonts w:ascii="Aptos Narrow" w:eastAsia="Times New Roman" w:hAnsi="Aptos Narrow" w:cs="Times New Roman"/>
+          <w:color w:val="000000"/>
+          <w:kern w:val="0"/>
+          <w:sz w:val="22"/>
+          <w:szCs w:val="22"/>
+          <w14:ligatures w14:val="none"/>
+        </w:rPr>
+        <w:t>Copyright</w:t>
+      </w:r>
+    </w:p>
+    <w:p>
+      <w:pPr>
+        <w:pStyle w:val="ListParagraph"/>
+        <w:numPr>
+          <w:ilvl w:val="2"/>
+          <w:numId w:val="12"/>
+        </w:numPr>
+        <w:rPr>
+          <w:rFonts w:ascii="Aptos Narrow" w:eastAsia="Times New Roman" w:hAnsi="Aptos Narrow" w:cs="Times New Roman"/>
+          <w:color w:val="000000"/>
+          <w:kern w:val="0"/>
+          <w:sz w:val="22"/>
+          <w:szCs w:val="22"/>
+          <w14:ligatures w14:val="none"/>
+        </w:rPr>
+      </w:pPr>
+      <w:r>
+        <w:rPr>
+          <w:rFonts w:ascii="Aptos Narrow" w:eastAsia="Times New Roman" w:hAnsi="Aptos Narrow" w:cs="Times New Roman"/>
+          <w:color w:val="000000"/>
+          <w:kern w:val="0"/>
+          <w:sz w:val="22"/>
+          <w:szCs w:val="22"/>
+          <w14:ligatures w14:val="none"/>
+        </w:rPr>
+        <w:t>Social media links</w:t>
+      </w:r>
+    </w:p>
+    <w:p>
+      <w:pPr>
+        <w:pStyle w:val="ListParagraph"/>
+        <w:numPr>
+          <w:ilvl w:val="0"/>
+          <w:numId w:val="12"/>
+        </w:numPr>
+        <w:rPr>
+          <w:rFonts w:ascii="Aptos Narrow" w:eastAsia="Times New Roman" w:hAnsi="Aptos Narrow" w:cs="Times New Roman"/>
+          <w:color w:val="000000"/>
+          <w:kern w:val="0"/>
+          <w:sz w:val="22"/>
+          <w:szCs w:val="22"/>
+          <w14:ligatures w14:val="none"/>
+        </w:rPr>
+      </w:pPr>
+      <w:r>
+        <w:rPr>
+          <w:rFonts w:ascii="Aptos Narrow" w:eastAsia="Times New Roman" w:hAnsi="Aptos Narrow" w:cs="Times New Roman"/>
+          <w:color w:val="000000"/>
+          <w:kern w:val="0"/>
+          <w:sz w:val="22"/>
+          <w:szCs w:val="22"/>
+          <w14:ligatures w14:val="none"/>
+        </w:rPr>
+        <w:t>About</w:t>
+      </w:r>
+    </w:p>
+    <w:p>
+      <w:pPr>
+        <w:pStyle w:val="ListParagraph"/>
+        <w:numPr>
+          <w:ilvl w:val="1"/>
+          <w:numId w:val="12"/>
+        </w:numPr>
+        <w:rPr>
+          <w:rFonts w:ascii="Aptos Narrow" w:eastAsia="Times New Roman" w:hAnsi="Aptos Narrow" w:cs="Times New Roman"/>
+          <w:color w:val="000000"/>
+          <w:kern w:val="0"/>
+          <w:sz w:val="22"/>
+          <w:szCs w:val="22"/>
+          <w14:ligatures w14:val="none"/>
+        </w:rPr>
+      </w:pPr>
+      <w:r>
+        <w:rPr>
+          <w:rFonts w:ascii="Aptos Narrow" w:eastAsia="Times New Roman" w:hAnsi="Aptos Narrow" w:cs="Times New Roman"/>
+          <w:color w:val="000000"/>
+          <w:kern w:val="0"/>
+          <w:sz w:val="22"/>
+          <w:szCs w:val="22"/>
+          <w14:ligatures w14:val="none"/>
+        </w:rPr>
+        <w:t>Menu Section</w:t>
+      </w:r>
+    </w:p>
+    <w:p>
+      <w:pPr>
+        <w:pStyle w:val="ListParagraph"/>
+        <w:numPr>
+          <w:ilvl w:val="1"/>
+          <w:numId w:val="12"/>
+        </w:numPr>
+        <w:rPr>
+          <w:rFonts w:ascii="Aptos Narrow" w:eastAsia="Times New Roman" w:hAnsi="Aptos Narrow" w:cs="Times New Roman"/>
+          <w:color w:val="000000"/>
+          <w:kern w:val="0"/>
+          <w:sz w:val="22"/>
+          <w:szCs w:val="22"/>
+          <w14:ligatures w14:val="none"/>
+        </w:rPr>
+      </w:pPr>
+      <w:r>
+        <w:rPr>
+          <w:rFonts w:ascii="Aptos Narrow" w:eastAsia="Times New Roman" w:hAnsi="Aptos Narrow" w:cs="Times New Roman"/>
+          <w:color w:val="000000"/>
+          <w:kern w:val="0"/>
+          <w:sz w:val="22"/>
+          <w:szCs w:val="22"/>
+          <w14:ligatures w14:val="none"/>
+        </w:rPr>
+        <w:t>Main</w:t>
+      </w:r>
+      <w:r>
+        <w:rPr>
+          <w:rFonts w:ascii="Aptos Narrow" w:eastAsia="Times New Roman" w:hAnsi="Aptos Narrow" w:cs="Times New Roman"/>
+          <w:color w:val="000000"/>
+          <w:kern w:val="0"/>
+          <w:sz w:val="22"/>
+          <w:szCs w:val="22"/>
+          <w14:ligatures w14:val="none"/>
+        </w:rPr>
+        <w:t xml:space="preserve"> section</w:t>
+      </w:r>
+    </w:p>
+    <w:p>
+      <w:pPr>
+        <w:pStyle w:val="ListParagraph"/>
+        <w:numPr>
+          <w:ilvl w:val="1"/>
+          <w:numId w:val="12"/>
+        </w:numPr>
+        <w:rPr>
+          <w:rFonts w:ascii="Aptos Narrow" w:eastAsia="Times New Roman" w:hAnsi="Aptos Narrow" w:cs="Times New Roman"/>
+          <w:color w:val="000000"/>
+          <w:kern w:val="0"/>
+          <w:sz w:val="22"/>
+          <w:szCs w:val="22"/>
+          <w14:ligatures w14:val="none"/>
+        </w:rPr>
+      </w:pPr>
+      <w:r>
+        <w:rPr>
+          <w:rFonts w:ascii="Aptos Narrow" w:eastAsia="Times New Roman" w:hAnsi="Aptos Narrow" w:cs="Times New Roman"/>
+          <w:color w:val="000000"/>
+          <w:kern w:val="0"/>
+          <w:sz w:val="22"/>
+          <w:szCs w:val="22"/>
+          <w14:ligatures w14:val="none"/>
+        </w:rPr>
+        <w:t>Footer</w:t>
+      </w:r>
+    </w:p>
+    <w:p>
+      <w:pPr>
+        <w:pStyle w:val="ListParagraph"/>
+        <w:numPr>
+          <w:ilvl w:val="2"/>
+          <w:numId w:val="12"/>
+        </w:numPr>
+        <w:rPr>
+          <w:rFonts w:ascii="Aptos Narrow" w:eastAsia="Times New Roman" w:hAnsi="Aptos Narrow" w:cs="Times New Roman"/>
+          <w:color w:val="000000"/>
+          <w:kern w:val="0"/>
+          <w:sz w:val="22"/>
+          <w:szCs w:val="22"/>
+          <w14:ligatures w14:val="none"/>
+        </w:rPr>
+      </w:pPr>
+      <w:r>
+        <w:rPr>
+          <w:rFonts w:ascii="Aptos Narrow" w:eastAsia="Times New Roman" w:hAnsi="Aptos Narrow" w:cs="Times New Roman"/>
+          <w:color w:val="000000"/>
+          <w:kern w:val="0"/>
+          <w:sz w:val="22"/>
+          <w:szCs w:val="22"/>
+          <w14:ligatures w14:val="none"/>
+        </w:rPr>
+        <w:t>Logo</w:t>
+      </w:r>
+    </w:p>
+    <w:p>
+      <w:pPr>
+        <w:pStyle w:val="ListParagraph"/>
+        <w:numPr>
+          <w:ilvl w:val="2"/>
+          <w:numId w:val="12"/>
+        </w:numPr>
+        <w:rPr>
+          <w:rFonts w:ascii="Aptos Narrow" w:eastAsia="Times New Roman" w:hAnsi="Aptos Narrow" w:cs="Times New Roman"/>
+          <w:color w:val="000000"/>
+          <w:kern w:val="0"/>
+          <w:sz w:val="22"/>
+          <w:szCs w:val="22"/>
+          <w14:ligatures w14:val="none"/>
+        </w:rPr>
+      </w:pPr>
+      <w:r>
+        <w:rPr>
+          <w:rFonts w:ascii="Aptos Narrow" w:eastAsia="Times New Roman" w:hAnsi="Aptos Narrow" w:cs="Times New Roman"/>
+          <w:color w:val="000000"/>
+          <w:kern w:val="0"/>
+          <w:sz w:val="22"/>
+          <w:szCs w:val="22"/>
+          <w14:ligatures w14:val="none"/>
+        </w:rPr>
+        <w:t>Copyright</w:t>
+      </w:r>
+    </w:p>
+    <w:p>
+      <w:pPr>
+        <w:pStyle w:val="ListParagraph"/>
+        <w:numPr>
+          <w:ilvl w:val="2"/>
+          <w:numId w:val="12"/>
+        </w:numPr>
+        <w:rPr>
+          <w:rFonts w:ascii="Aptos Narrow" w:eastAsia="Times New Roman" w:hAnsi="Aptos Narrow" w:cs="Times New Roman"/>
+          <w:color w:val="000000"/>
+          <w:kern w:val="0"/>
+          <w:sz w:val="22"/>
+          <w:szCs w:val="22"/>
+          <w14:ligatures w14:val="none"/>
+        </w:rPr>
+      </w:pPr>
+      <w:r>
+        <w:rPr>
+          <w:rFonts w:ascii="Aptos Narrow" w:eastAsia="Times New Roman" w:hAnsi="Aptos Narrow" w:cs="Times New Roman"/>
+          <w:color w:val="000000"/>
+          <w:kern w:val="0"/>
+          <w:sz w:val="22"/>
+          <w:szCs w:val="22"/>
+          <w14:ligatures w14:val="none"/>
+        </w:rPr>
+        <w:t>Social media links</w:t>
+      </w:r>
+    </w:p>
+    <w:p>
+      <w:pPr>
+        <w:pStyle w:val="ListParagraph"/>
+        <w:numPr>
+          <w:ilvl w:val="0"/>
+          <w:numId w:val="12"/>
+        </w:numPr>
+        <w:rPr>
+          <w:rFonts w:ascii="Aptos Narrow" w:eastAsia="Times New Roman" w:hAnsi="Aptos Narrow" w:cs="Times New Roman"/>
+          <w:color w:val="000000"/>
+          <w:kern w:val="0"/>
+          <w:sz w:val="22"/>
+          <w:szCs w:val="22"/>
+          <w14:ligatures w14:val="none"/>
+        </w:rPr>
+      </w:pPr>
+      <w:r>
+        <w:rPr>
+          <w:rFonts w:ascii="Aptos Narrow" w:eastAsia="Times New Roman" w:hAnsi="Aptos Narrow" w:cs="Times New Roman"/>
+          <w:color w:val="000000"/>
+          <w:kern w:val="0"/>
+          <w:sz w:val="22"/>
+          <w:szCs w:val="22"/>
+          <w14:ligatures w14:val="none"/>
+        </w:rPr>
+        <w:t>Skills</w:t>
+      </w:r>
+    </w:p>
+    <w:p>
+      <w:pPr>
+        <w:pStyle w:val="ListParagraph"/>
+        <w:numPr>
+          <w:ilvl w:val="1"/>
+          <w:numId w:val="12"/>
+        </w:numPr>
+        <w:rPr>
+          <w:rFonts w:ascii="Aptos Narrow" w:eastAsia="Times New Roman" w:hAnsi="Aptos Narrow" w:cs="Times New Roman"/>
+          <w:color w:val="000000"/>
+          <w:kern w:val="0"/>
+          <w:sz w:val="22"/>
+          <w:szCs w:val="22"/>
+          <w14:ligatures w14:val="none"/>
+        </w:rPr>
+      </w:pPr>
+      <w:r>
+        <w:rPr>
+          <w:rFonts w:ascii="Aptos Narrow" w:eastAsia="Times New Roman" w:hAnsi="Aptos Narrow" w:cs="Times New Roman"/>
+          <w:color w:val="000000"/>
+          <w:kern w:val="0"/>
+          <w:sz w:val="22"/>
+          <w:szCs w:val="22"/>
+          <w14:ligatures w14:val="none"/>
+        </w:rPr>
+        <w:t>Menu Section</w:t>
+      </w:r>
+    </w:p>
+    <w:p>
+      <w:pPr>
+        <w:pStyle w:val="ListParagraph"/>
+        <w:numPr>
+          <w:ilvl w:val="1"/>
+          <w:numId w:val="12"/>
+        </w:numPr>
+        <w:rPr>
+          <w:rFonts w:ascii="Aptos Narrow" w:eastAsia="Times New Roman" w:hAnsi="Aptos Narrow" w:cs="Times New Roman"/>
+          <w:color w:val="000000"/>
+          <w:kern w:val="0"/>
+          <w:sz w:val="22"/>
+          <w:szCs w:val="22"/>
+          <w14:ligatures w14:val="none"/>
+        </w:rPr>
+      </w:pPr>
+      <w:r>
+        <w:rPr>
+          <w:rFonts w:ascii="Aptos Narrow" w:eastAsia="Times New Roman" w:hAnsi="Aptos Narrow" w:cs="Times New Roman"/>
+          <w:color w:val="000000"/>
+          <w:kern w:val="0"/>
+          <w:sz w:val="22"/>
+          <w:szCs w:val="22"/>
+          <w14:ligatures w14:val="none"/>
+        </w:rPr>
+        <w:t>Main section</w:t>
+      </w:r>
+    </w:p>
+    <w:p>
+      <w:pPr>
+        <w:pStyle w:val="ListParagraph"/>
+        <w:numPr>
+          <w:ilvl w:val="1"/>
+          <w:numId w:val="12"/>
+        </w:numPr>
+        <w:rPr>
+          <w:rFonts w:ascii="Aptos Narrow" w:eastAsia="Times New Roman" w:hAnsi="Aptos Narrow" w:cs="Times New Roman"/>
+          <w:color w:val="000000"/>
+          <w:kern w:val="0"/>
+          <w:sz w:val="22"/>
+          <w:szCs w:val="22"/>
+          <w14:ligatures w14:val="none"/>
+        </w:rPr>
+      </w:pPr>
+      <w:r>
+        <w:rPr>
+          <w:rFonts w:ascii="Aptos Narrow" w:eastAsia="Times New Roman" w:hAnsi="Aptos Narrow" w:cs="Times New Roman"/>
+          <w:color w:val="000000"/>
+          <w:kern w:val="0"/>
+          <w:sz w:val="22"/>
+          <w:szCs w:val="22"/>
+          <w14:ligatures w14:val="none"/>
+        </w:rPr>
+        <w:t>Footer</w:t>
+      </w:r>
+    </w:p>
+    <w:p>
+      <w:pPr>
+        <w:pStyle w:val="ListParagraph"/>
+        <w:numPr>
+          <w:ilvl w:val="2"/>
+          <w:numId w:val="12"/>
+        </w:numPr>
+        <w:rPr>
+          <w:rFonts w:ascii="Aptos Narrow" w:eastAsia="Times New Roman" w:hAnsi="Aptos Narrow" w:cs="Times New Roman"/>
+          <w:color w:val="000000"/>
+          <w:kern w:val="0"/>
+          <w:sz w:val="22"/>
+          <w:szCs w:val="22"/>
+          <w14:ligatures w14:val="none"/>
+        </w:rPr>
+      </w:pPr>
+      <w:r>
+        <w:rPr>
+          <w:rFonts w:ascii="Aptos Narrow" w:eastAsia="Times New Roman" w:hAnsi="Aptos Narrow" w:cs="Times New Roman"/>
+          <w:color w:val="000000"/>
+          <w:kern w:val="0"/>
+          <w:sz w:val="22"/>
+          <w:szCs w:val="22"/>
+          <w14:ligatures w14:val="none"/>
+        </w:rPr>
+        <w:t>Logo</w:t>
+      </w:r>
+    </w:p>
+    <w:p>
+      <w:pPr>
+        <w:pStyle w:val="ListParagraph"/>
+        <w:numPr>
+          <w:ilvl w:val="2"/>
+          <w:numId w:val="12"/>
+        </w:numPr>
+        <w:rPr>
+          <w:rFonts w:ascii="Aptos Narrow" w:eastAsia="Times New Roman" w:hAnsi="Aptos Narrow" w:cs="Times New Roman"/>
+          <w:color w:val="000000"/>
+          <w:kern w:val="0"/>
+          <w:sz w:val="22"/>
+          <w:szCs w:val="22"/>
+          <w14:ligatures w14:val="none"/>
+        </w:rPr>
+      </w:pPr>
+      <w:r>
+        <w:rPr>
+          <w:rFonts w:ascii="Aptos Narrow" w:eastAsia="Times New Roman" w:hAnsi="Aptos Narrow" w:cs="Times New Roman"/>
+          <w:color w:val="000000"/>
+          <w:kern w:val="0"/>
+          <w:sz w:val="22"/>
+          <w:szCs w:val="22"/>
+          <w14:ligatures w14:val="none"/>
+        </w:rPr>
+        <w:t>Copyright</w:t>
+      </w:r>
+    </w:p>
+    <w:p>
+      <w:pPr>
+        <w:pStyle w:val="ListParagraph"/>
+        <w:numPr>
+          <w:ilvl w:val="2"/>
+          <w:numId w:val="12"/>
+        </w:numPr>
+        <w:rPr>
+          <w:rFonts w:ascii="Aptos Narrow" w:eastAsia="Times New Roman" w:hAnsi="Aptos Narrow" w:cs="Times New Roman"/>
+          <w:color w:val="000000"/>
+          <w:kern w:val="0"/>
+          <w:sz w:val="22"/>
+          <w:szCs w:val="22"/>
+          <w14:ligatures w14:val="none"/>
+        </w:rPr>
+      </w:pPr>
+      <w:r>
+        <w:rPr>
+          <w:rFonts w:ascii="Aptos Narrow" w:eastAsia="Times New Roman" w:hAnsi="Aptos Narrow" w:cs="Times New Roman"/>
+          <w:color w:val="000000"/>
+          <w:kern w:val="0"/>
+          <w:sz w:val="22"/>
+          <w:szCs w:val="22"/>
+          <w14:ligatures w14:val="none"/>
+        </w:rPr>
+        <w:t>Social media links</w:t>
+      </w:r>
+    </w:p>
+    <w:p>
+      <w:pPr>
+        <w:pStyle w:val="ListParagraph"/>
+        <w:numPr>
+          <w:ilvl w:val="0"/>
+          <w:numId w:val="12"/>
+        </w:numPr>
+        <w:rPr>
+          <w:rFonts w:ascii="Aptos Narrow" w:eastAsia="Times New Roman" w:hAnsi="Aptos Narrow" w:cs="Times New Roman"/>
+          <w:color w:val="000000"/>
+          <w:kern w:val="0"/>
+          <w:sz w:val="22"/>
+          <w:szCs w:val="22"/>
+          <w14:ligatures w14:val="none"/>
+        </w:rPr>
+      </w:pPr>
+      <w:r>
+        <w:rPr>
+          <w:rFonts w:ascii="Aptos Narrow" w:eastAsia="Times New Roman" w:hAnsi="Aptos Narrow" w:cs="Times New Roman"/>
+          <w:color w:val="000000"/>
+          <w:kern w:val="0"/>
+          <w:sz w:val="22"/>
+          <w:szCs w:val="22"/>
+          <w14:ligatures w14:val="none"/>
+        </w:rPr>
+        <w:t>Project</w:t>
+      </w:r>
+    </w:p>
+    <w:p>
+      <w:pPr>
+        <w:pStyle w:val="ListParagraph"/>
+        <w:numPr>
+          <w:ilvl w:val="1"/>
+          <w:numId w:val="12"/>
+        </w:numPr>
+        <w:rPr>
+          <w:rFonts w:ascii="Aptos Narrow" w:eastAsia="Times New Roman" w:hAnsi="Aptos Narrow" w:cs="Times New Roman"/>
+          <w:color w:val="000000"/>
+          <w:kern w:val="0"/>
+          <w:sz w:val="22"/>
+          <w:szCs w:val="22"/>
+          <w14:ligatures w14:val="none"/>
+        </w:rPr>
+      </w:pPr>
+      <w:r>
+        <w:rPr>
+          <w:rFonts w:ascii="Aptos Narrow" w:eastAsia="Times New Roman" w:hAnsi="Aptos Narrow" w:cs="Times New Roman"/>
+          <w:color w:val="000000"/>
+          <w:kern w:val="0"/>
+          <w:sz w:val="22"/>
+          <w:szCs w:val="22"/>
+          <w14:ligatures w14:val="none"/>
+        </w:rPr>
+        <w:t>Menu Section</w:t>
+      </w:r>
+    </w:p>
+    <w:p>
+      <w:pPr>
+        <w:pStyle w:val="ListParagraph"/>
+        <w:numPr>
+          <w:ilvl w:val="1"/>
+          <w:numId w:val="12"/>
+        </w:numPr>
+        <w:rPr>
+          <w:rFonts w:ascii="Aptos Narrow" w:eastAsia="Times New Roman" w:hAnsi="Aptos Narrow" w:cs="Times New Roman"/>
+          <w:color w:val="000000"/>
+          <w:kern w:val="0"/>
+          <w:sz w:val="22"/>
+          <w:szCs w:val="22"/>
+          <w14:ligatures w14:val="none"/>
+        </w:rPr>
+      </w:pPr>
+      <w:r>
+        <w:rPr>
+          <w:rFonts w:ascii="Aptos Narrow" w:eastAsia="Times New Roman" w:hAnsi="Aptos Narrow" w:cs="Times New Roman"/>
+          <w:color w:val="000000"/>
+          <w:kern w:val="0"/>
+          <w:sz w:val="22"/>
+          <w:szCs w:val="22"/>
+          <w14:ligatures w14:val="none"/>
+        </w:rPr>
+        <w:t>Main</w:t>
+      </w:r>
+      <w:r>
+        <w:rPr>
+          <w:rFonts w:ascii="Aptos Narrow" w:eastAsia="Times New Roman" w:hAnsi="Aptos Narrow" w:cs="Times New Roman"/>
+          <w:color w:val="000000"/>
+          <w:kern w:val="0"/>
+          <w:sz w:val="22"/>
+          <w:szCs w:val="22"/>
+          <w14:ligatures w14:val="none"/>
+        </w:rPr>
+        <w:t xml:space="preserve"> section</w:t>
+      </w:r>
+    </w:p>
+    <w:p>
+      <w:pPr>
+        <w:pStyle w:val="ListParagraph"/>
+        <w:numPr>
+          <w:ilvl w:val="1"/>
+          <w:numId w:val="12"/>
+        </w:numPr>
+        <w:rPr>
+          <w:rFonts w:ascii="Aptos Narrow" w:eastAsia="Times New Roman" w:hAnsi="Aptos Narrow" w:cs="Times New Roman"/>
+          <w:color w:val="000000"/>
+          <w:kern w:val="0"/>
+          <w:sz w:val="22"/>
+          <w:szCs w:val="22"/>
+          <w14:ligatures w14:val="none"/>
+        </w:rPr>
+      </w:pPr>
+      <w:r>
+        <w:rPr>
+          <w:rFonts w:ascii="Aptos Narrow" w:eastAsia="Times New Roman" w:hAnsi="Aptos Narrow" w:cs="Times New Roman"/>
+          <w:color w:val="000000"/>
+          <w:kern w:val="0"/>
+          <w:sz w:val="22"/>
+          <w:szCs w:val="22"/>
+          <w14:ligatures w14:val="none"/>
+        </w:rPr>
+        <w:t>Footer</w:t>
+      </w:r>
+    </w:p>
+    <w:p>
+      <w:pPr>
+        <w:pStyle w:val="ListParagraph"/>
+        <w:numPr>
+          <w:ilvl w:val="2"/>
+          <w:numId w:val="12"/>
+        </w:numPr>
+        <w:rPr>
+          <w:rFonts w:ascii="Aptos Narrow" w:eastAsia="Times New Roman" w:hAnsi="Aptos Narrow" w:cs="Times New Roman"/>
+          <w:color w:val="000000"/>
+          <w:kern w:val="0"/>
+          <w:sz w:val="22"/>
+          <w:szCs w:val="22"/>
+          <w14:ligatures w14:val="none"/>
+        </w:rPr>
+      </w:pPr>
+      <w:r>
+        <w:rPr>
+          <w:rFonts w:ascii="Aptos Narrow" w:eastAsia="Times New Roman" w:hAnsi="Aptos Narrow" w:cs="Times New Roman"/>
+          <w:color w:val="000000"/>
+          <w:kern w:val="0"/>
+          <w:sz w:val="22"/>
+          <w:szCs w:val="22"/>
+          <w14:ligatures w14:val="none"/>
+        </w:rPr>
+        <w:t>Logo</w:t>
+      </w:r>
+    </w:p>
+    <w:p>
+      <w:pPr>
+        <w:pStyle w:val="ListParagraph"/>
+        <w:numPr>
+          <w:ilvl w:val="2"/>
+          <w:numId w:val="12"/>
+        </w:numPr>
+        <w:rPr>
+          <w:rFonts w:ascii="Aptos Narrow" w:eastAsia="Times New Roman" w:hAnsi="Aptos Narrow" w:cs="Times New Roman"/>
+          <w:color w:val="000000"/>
+          <w:kern w:val="0"/>
+          <w:sz w:val="22"/>
+          <w:szCs w:val="22"/>
+          <w14:ligatures w14:val="none"/>
+        </w:rPr>
+      </w:pPr>
+      <w:r>
+        <w:rPr>
+          <w:rFonts w:ascii="Aptos Narrow" w:eastAsia="Times New Roman" w:hAnsi="Aptos Narrow" w:cs="Times New Roman"/>
+          <w:color w:val="000000"/>
+          <w:kern w:val="0"/>
+          <w:sz w:val="22"/>
+          <w:szCs w:val="22"/>
+          <w14:ligatures w14:val="none"/>
+        </w:rPr>
+        <w:t>Copyright</w:t>
+      </w:r>
+    </w:p>
+    <w:p>
+      <w:pPr>
+        <w:pStyle w:val="ListParagraph"/>
+        <w:numPr>
+          <w:ilvl w:val="2"/>
+          <w:numId w:val="12"/>
+        </w:numPr>
+        <w:rPr>
+          <w:rFonts w:ascii="Aptos Narrow" w:eastAsia="Times New Roman" w:hAnsi="Aptos Narrow" w:cs="Times New Roman"/>
+          <w:color w:val="000000"/>
+          <w:kern w:val="0"/>
+          <w:sz w:val="22"/>
+          <w:szCs w:val="22"/>
+          <w14:ligatures w14:val="none"/>
+        </w:rPr>
+      </w:pPr>
+      <w:r>
+        <w:rPr>
+          <w:rFonts w:ascii="Aptos Narrow" w:eastAsia="Times New Roman" w:hAnsi="Aptos Narrow" w:cs="Times New Roman"/>
+          <w:color w:val="000000"/>
+          <w:kern w:val="0"/>
+          <w:sz w:val="22"/>
+          <w:szCs w:val="22"/>
+          <w14:ligatures w14:val="none"/>
+        </w:rPr>
+        <w:t>Social media links</w:t>
+      </w:r>
+    </w:p>
+    <w:p>
+      <w:pPr>
+        <w:pStyle w:val="ListParagraph"/>
+        <w:numPr>
+          <w:ilvl w:val="0"/>
+          <w:numId w:val="12"/>
+        </w:numPr>
+        <w:rPr>
+          <w:rFonts w:ascii="Aptos Narrow" w:eastAsia="Times New Roman" w:hAnsi="Aptos Narrow" w:cs="Times New Roman"/>
+          <w:color w:val="000000"/>
+          <w:kern w:val="0"/>
+          <w:sz w:val="22"/>
+          <w:szCs w:val="22"/>
+          <w14:ligatures w14:val="none"/>
+        </w:rPr>
+      </w:pPr>
+      <w:r>
+        <w:rPr>
+          <w:rFonts w:ascii="Aptos Narrow" w:eastAsia="Times New Roman" w:hAnsi="Aptos Narrow" w:cs="Times New Roman"/>
+          <w:color w:val="000000"/>
+          <w:kern w:val="0"/>
+          <w:sz w:val="22"/>
+          <w:szCs w:val="22"/>
+          <w14:ligatures w14:val="none"/>
+        </w:rPr>
+        <w:t>Contact</w:t>
+      </w:r>
+      <w:r>
+        <w:rPr>
+          <w:rFonts w:ascii="Aptos Narrow" w:eastAsia="Times New Roman" w:hAnsi="Aptos Narrow" w:cs="Times New Roman"/>
+          <w:color w:val="000000"/>
+          <w:kern w:val="0"/>
+          <w:sz w:val="22"/>
+          <w:szCs w:val="22"/>
+          <w14:ligatures w14:val="none"/>
+        </w:rPr>
+        <w:t xml:space="preserve"> </w:t>
+      </w:r>
+    </w:p>
+    <w:p>
+      <w:pPr>
+        <w:pStyle w:val="ListParagraph"/>
+        <w:numPr>
+          <w:ilvl w:val="1"/>
+          <w:numId w:val="12"/>
+        </w:numPr>
+        <w:rPr>
+          <w:rFonts w:ascii="Aptos Narrow" w:eastAsia="Times New Roman" w:hAnsi="Aptos Narrow" w:cs="Times New Roman"/>
+          <w:color w:val="000000"/>
+          <w:kern w:val="0"/>
+          <w:sz w:val="22"/>
+          <w:szCs w:val="22"/>
+          <w14:ligatures w14:val="none"/>
+        </w:rPr>
+      </w:pPr>
+      <w:r>
+        <w:rPr>
+          <w:rFonts w:ascii="Aptos Narrow" w:eastAsia="Times New Roman" w:hAnsi="Aptos Narrow" w:cs="Times New Roman"/>
+          <w:color w:val="000000"/>
+          <w:kern w:val="0"/>
+          <w:sz w:val="22"/>
+          <w:szCs w:val="22"/>
+          <w14:ligatures w14:val="none"/>
+        </w:rPr>
+        <w:t>Menu Section</w:t>
+      </w:r>
+    </w:p>
+    <w:p>
+      <w:pPr>
+        <w:pStyle w:val="ListParagraph"/>
+        <w:numPr>
+          <w:ilvl w:val="1"/>
+          <w:numId w:val="12"/>
+        </w:numPr>
+        <w:rPr>
+          <w:rFonts w:ascii="Aptos Narrow" w:eastAsia="Times New Roman" w:hAnsi="Aptos Narrow" w:cs="Times New Roman"/>
+          <w:color w:val="000000"/>
+          <w:kern w:val="0"/>
+          <w:sz w:val="22"/>
+          <w:szCs w:val="22"/>
+          <w14:ligatures w14:val="none"/>
+        </w:rPr>
+      </w:pPr>
+      <w:r>
+        <w:rPr>
+          <w:rFonts w:ascii="Aptos Narrow" w:eastAsia="Times New Roman" w:hAnsi="Aptos Narrow" w:cs="Times New Roman"/>
+          <w:color w:val="000000"/>
+          <w:kern w:val="0"/>
+          <w:sz w:val="22"/>
+          <w:szCs w:val="22"/>
+          <w14:ligatures w14:val="none"/>
+        </w:rPr>
+        <w:t>Main</w:t>
+      </w:r>
+      <w:r>
+        <w:rPr>
+          <w:rFonts w:ascii="Aptos Narrow" w:eastAsia="Times New Roman" w:hAnsi="Aptos Narrow" w:cs="Times New Roman"/>
+          <w:color w:val="000000"/>
+          <w:kern w:val="0"/>
+          <w:sz w:val="22"/>
+          <w:szCs w:val="22"/>
+          <w14:ligatures w14:val="none"/>
+        </w:rPr>
+        <w:t xml:space="preserve"> section</w:t>
+      </w:r>
+    </w:p>
+    <w:p>
+      <w:pPr>
+        <w:pStyle w:val="ListParagraph"/>
+        <w:numPr>
+          <w:ilvl w:val="1"/>
+          <w:numId w:val="12"/>
+        </w:numPr>
+        <w:rPr>
+          <w:rFonts w:ascii="Aptos Narrow" w:eastAsia="Times New Roman" w:hAnsi="Aptos Narrow" w:cs="Times New Roman"/>
+          <w:color w:val="000000"/>
+          <w:kern w:val="0"/>
+          <w:sz w:val="22"/>
+          <w:szCs w:val="22"/>
+          <w14:ligatures w14:val="none"/>
+        </w:rPr>
+      </w:pPr>
+      <w:r>
+        <w:rPr>
+          <w:rFonts w:ascii="Aptos Narrow" w:eastAsia="Times New Roman" w:hAnsi="Aptos Narrow" w:cs="Times New Roman"/>
+          <w:color w:val="000000"/>
+          <w:kern w:val="0"/>
+          <w:sz w:val="22"/>
+          <w:szCs w:val="22"/>
+          <w14:ligatures w14:val="none"/>
+        </w:rPr>
+        <w:t>Footer</w:t>
+      </w:r>
+    </w:p>
+    <w:p>
+      <w:pPr>
+        <w:pStyle w:val="ListParagraph"/>
+        <w:numPr>
+          <w:ilvl w:val="2"/>
+          <w:numId w:val="12"/>
+        </w:numPr>
+        <w:rPr>
+          <w:rFonts w:ascii="Aptos Narrow" w:eastAsia="Times New Roman" w:hAnsi="Aptos Narrow" w:cs="Times New Roman"/>
+          <w:color w:val="000000"/>
+          <w:kern w:val="0"/>
+          <w:sz w:val="22"/>
+          <w:szCs w:val="22"/>
+          <w14:ligatures w14:val="none"/>
+        </w:rPr>
+      </w:pPr>
+      <w:r>
+        <w:rPr>
+          <w:rFonts w:ascii="Aptos Narrow" w:eastAsia="Times New Roman" w:hAnsi="Aptos Narrow" w:cs="Times New Roman"/>
+          <w:color w:val="000000"/>
+          <w:kern w:val="0"/>
+          <w:sz w:val="22"/>
+          <w:szCs w:val="22"/>
+          <w14:ligatures w14:val="none"/>
+        </w:rPr>
+        <w:t>Logo</w:t>
+      </w:r>
+    </w:p>
+    <w:p>
+      <w:pPr>
+        <w:pStyle w:val="ListParagraph"/>
+        <w:numPr>
+          <w:ilvl w:val="2"/>
+          <w:numId w:val="12"/>
+        </w:numPr>
+        <w:rPr>
+          <w:rFonts w:ascii="Aptos Narrow" w:eastAsia="Times New Roman" w:hAnsi="Aptos Narrow" w:cs="Times New Roman"/>
+          <w:color w:val="000000"/>
+          <w:kern w:val="0"/>
+          <w:sz w:val="22"/>
+          <w:szCs w:val="22"/>
+          <w14:ligatures w14:val="none"/>
+        </w:rPr>
+      </w:pPr>
+      <w:r>
+        <w:rPr>
+          <w:rFonts w:ascii="Aptos Narrow" w:eastAsia="Times New Roman" w:hAnsi="Aptos Narrow" w:cs="Times New Roman"/>
+          <w:color w:val="000000"/>
+          <w:kern w:val="0"/>
+          <w:sz w:val="22"/>
+          <w:szCs w:val="22"/>
+          <w14:ligatures w14:val="none"/>
+        </w:rPr>
+        <w:t>Copyright</w:t>
+      </w:r>
+    </w:p>
+    <w:p>
+      <w:pPr>
+        <w:pStyle w:val="ListParagraph"/>
+        <w:numPr>
+          <w:ilvl w:val="2"/>
+          <w:numId w:val="12"/>
+        </w:numPr>
+        <w:rPr>
+          <w:rFonts w:ascii="Aptos Narrow" w:eastAsia="Times New Roman" w:hAnsi="Aptos Narrow" w:cs="Times New Roman"/>
+          <w:color w:val="000000"/>
+          <w:kern w:val="0"/>
+          <w:sz w:val="22"/>
+          <w:szCs w:val="22"/>
+          <w14:ligatures w14:val="none"/>
+        </w:rPr>
+      </w:pPr>
+      <w:r>
+        <w:rPr>
+          <w:rFonts w:ascii="Aptos Narrow" w:eastAsia="Times New Roman" w:hAnsi="Aptos Narrow" w:cs="Times New Roman"/>
           <w:color w:val="000000"/>
           <w:kern w:val="0"/>
           <w:sz w:val="22"/>
@@ -2867,193 +7307,55 @@
           <w14:ligatures w14:val="none"/>
         </w:rPr>
         <w:lastRenderedPageBreak/>
-        <w:t xml:space="preserve">1.1.3 </w:t>
-      </w:r>
-      <w:proofErr w:type="gramStart"/>
-      <w:r>
-        <w:rPr>
-          <w:rFonts w:ascii="Aptos Narrow" w:eastAsia="Times New Roman" w:hAnsi="Aptos Narrow" w:cs="Times New Roman"/>
-          <w:b/>
-          <w:bCs/>
-          <w:color w:val="000000"/>
-          <w:kern w:val="0"/>
-          <w:sz w:val="22"/>
-          <w:szCs w:val="22"/>
-          <w14:ligatures w14:val="none"/>
-        </w:rPr>
-        <w:t>-  About</w:t>
-      </w:r>
-      <w:proofErr w:type="gramEnd"/>
-      <w:r>
-        <w:rPr>
-          <w:rFonts w:ascii="Aptos Narrow" w:eastAsia="Times New Roman" w:hAnsi="Aptos Narrow" w:cs="Times New Roman"/>
-          <w:b/>
-          <w:bCs/>
-          <w:color w:val="000000"/>
-          <w:kern w:val="0"/>
-          <w:sz w:val="22"/>
-          <w:szCs w:val="22"/>
-          <w14:ligatures w14:val="none"/>
-        </w:rPr>
-        <w:t xml:space="preserve"> Us</w:t>
-      </w:r>
-    </w:p>
-    <w:p>
-      <w:pPr>
-        <w:rPr>
-          <w:rFonts w:ascii="Aptos Narrow" w:eastAsia="Times New Roman" w:hAnsi="Aptos Narrow" w:cs="Times New Roman"/>
-          <w:b/>
-          <w:bCs/>
-          <w:color w:val="000000"/>
-          <w:kern w:val="0"/>
-          <w:sz w:val="22"/>
-          <w:szCs w:val="22"/>
-          <w14:ligatures w14:val="none"/>
-        </w:rPr>
-      </w:pPr>
-      <w:r>
-        <w:rPr>
-          <w:rFonts w:ascii="Aptos Narrow" w:eastAsia="Times New Roman" w:hAnsi="Aptos Narrow" w:cs="Times New Roman"/>
-          <w:b/>
-          <w:bCs/>
-          <w:color w:val="000000"/>
-          <w:kern w:val="0"/>
-          <w:sz w:val="22"/>
-          <w:szCs w:val="22"/>
-          <w14:ligatures w14:val="none"/>
-        </w:rPr>
-        <w:t xml:space="preserve">1.1.4 </w:t>
-      </w:r>
-      <w:proofErr w:type="gramStart"/>
-      <w:r>
-        <w:rPr>
-          <w:rFonts w:ascii="Aptos Narrow" w:eastAsia="Times New Roman" w:hAnsi="Aptos Narrow" w:cs="Times New Roman"/>
-          <w:b/>
-          <w:bCs/>
-          <w:color w:val="000000"/>
-          <w:kern w:val="0"/>
-          <w:sz w:val="22"/>
-          <w:szCs w:val="22"/>
-          <w14:ligatures w14:val="none"/>
-        </w:rPr>
-        <w:t>-  Team</w:t>
-      </w:r>
-      <w:proofErr w:type="gramEnd"/>
-    </w:p>
-    <w:p>
-      <w:pPr>
-        <w:rPr>
-          <w:rFonts w:ascii="Aptos Narrow" w:eastAsia="Times New Roman" w:hAnsi="Aptos Narrow" w:cs="Times New Roman"/>
-          <w:b/>
-          <w:bCs/>
-          <w:color w:val="000000"/>
-          <w:kern w:val="0"/>
-          <w:sz w:val="22"/>
-          <w:szCs w:val="22"/>
-          <w14:ligatures w14:val="none"/>
-        </w:rPr>
-      </w:pPr>
-      <w:r>
-        <w:rPr>
-          <w:rFonts w:ascii="Aptos Narrow" w:eastAsia="Times New Roman" w:hAnsi="Aptos Narrow" w:cs="Times New Roman"/>
-          <w:b/>
-          <w:bCs/>
-          <w:color w:val="000000"/>
-          <w:kern w:val="0"/>
-          <w:sz w:val="22"/>
-          <w:szCs w:val="22"/>
-          <w14:ligatures w14:val="none"/>
-        </w:rPr>
-        <w:t xml:space="preserve">1.1.5 </w:t>
-      </w:r>
-      <w:proofErr w:type="gramStart"/>
-      <w:r>
-        <w:rPr>
-          <w:rFonts w:ascii="Aptos Narrow" w:eastAsia="Times New Roman" w:hAnsi="Aptos Narrow" w:cs="Times New Roman"/>
-          <w:b/>
-          <w:bCs/>
-          <w:color w:val="000000"/>
-          <w:kern w:val="0"/>
-          <w:sz w:val="22"/>
-          <w:szCs w:val="22"/>
-          <w14:ligatures w14:val="none"/>
-        </w:rPr>
-        <w:t>-  Contact</w:t>
-      </w:r>
-      <w:proofErr w:type="gramEnd"/>
-    </w:p>
-    <w:p>
-      <w:pPr>
-        <w:rPr>
-          <w:rFonts w:ascii="Aptos Narrow" w:eastAsia="Times New Roman" w:hAnsi="Aptos Narrow" w:cs="Times New Roman"/>
-          <w:b/>
-          <w:bCs/>
-          <w:color w:val="000000"/>
-          <w:kern w:val="0"/>
-          <w:sz w:val="22"/>
-          <w:szCs w:val="22"/>
-          <w14:ligatures w14:val="none"/>
-        </w:rPr>
-      </w:pPr>
-      <w:r>
-        <w:rPr>
-          <w:rFonts w:ascii="Aptos Narrow" w:eastAsia="Times New Roman" w:hAnsi="Aptos Narrow" w:cs="Times New Roman"/>
-          <w:b/>
-          <w:bCs/>
-          <w:color w:val="000000"/>
-          <w:kern w:val="0"/>
-          <w:sz w:val="22"/>
-          <w:szCs w:val="22"/>
-          <w14:ligatures w14:val="none"/>
-        </w:rPr>
-        <w:t>1.2 - Hero section</w:t>
-      </w:r>
-    </w:p>
-    <w:p>
-      <w:pPr>
-        <w:rPr>
-          <w:rFonts w:ascii="Aptos Narrow" w:eastAsia="Times New Roman" w:hAnsi="Aptos Narrow" w:cs="Times New Roman"/>
-          <w:b/>
-          <w:bCs/>
-          <w:color w:val="000000"/>
-          <w:kern w:val="0"/>
-          <w:sz w:val="22"/>
-          <w:szCs w:val="22"/>
-          <w14:ligatures w14:val="none"/>
-        </w:rPr>
-      </w:pPr>
-      <w:r>
-        <w:rPr>
-          <w:rFonts w:ascii="Aptos Narrow" w:eastAsia="Times New Roman" w:hAnsi="Aptos Narrow" w:cs="Times New Roman"/>
-          <w:b/>
-          <w:bCs/>
-          <w:color w:val="000000"/>
-          <w:kern w:val="0"/>
-          <w:sz w:val="22"/>
-          <w:szCs w:val="22"/>
-          <w14:ligatures w14:val="none"/>
-        </w:rPr>
-        <w:t>1.3 - Main Section</w:t>
-      </w:r>
-    </w:p>
-    <w:p>
-      <w:r>
-        <w:rPr>
-          <w:rFonts w:ascii="Aptos Narrow" w:eastAsia="Times New Roman" w:hAnsi="Aptos Narrow" w:cs="Times New Roman"/>
-          <w:b/>
-          <w:bCs/>
-          <w:color w:val="000000"/>
-          <w:kern w:val="0"/>
-          <w:sz w:val="22"/>
-          <w:szCs w:val="22"/>
-          <w14:ligatures w14:val="none"/>
-        </w:rPr>
-        <w:t>1.4 - Footer</w:t>
-      </w:r>
+        <w:t>Social media links</w:t>
+      </w:r>
+    </w:p>
+    <w:p>
+      <w:pPr>
+        <w:rPr>
+          <w:rFonts w:ascii="Aptos Narrow" w:eastAsia="Times New Roman" w:hAnsi="Aptos Narrow" w:cs="Times New Roman"/>
+          <w:b/>
+          <w:bCs/>
+          <w:color w:val="000000"/>
+          <w:kern w:val="0"/>
+          <w:sz w:val="22"/>
+          <w:szCs w:val="22"/>
+          <w14:ligatures w14:val="none"/>
+        </w:rPr>
+      </w:pPr>
+    </w:p>
+    <w:p>
+      <w:pPr>
+        <w:rPr>
+          <w:rFonts w:ascii="Aptos Narrow" w:eastAsia="Times New Roman" w:hAnsi="Aptos Narrow" w:cs="Times New Roman"/>
+          <w:b/>
+          <w:bCs/>
+          <w:color w:val="000000"/>
+          <w:kern w:val="0"/>
+          <w:sz w:val="22"/>
+          <w:szCs w:val="22"/>
+          <w14:ligatures w14:val="none"/>
+        </w:rPr>
+      </w:pPr>
+    </w:p>
+    <w:p>
+      <w:pPr>
+        <w:rPr>
+          <w:rFonts w:ascii="Aptos Narrow" w:eastAsia="Times New Roman" w:hAnsi="Aptos Narrow" w:cs="Times New Roman"/>
+          <w:b/>
+          <w:bCs/>
+          <w:color w:val="000000"/>
+          <w:kern w:val="0"/>
+          <w:sz w:val="22"/>
+          <w:szCs w:val="22"/>
+          <w14:ligatures w14:val="none"/>
+        </w:rPr>
+      </w:pPr>
     </w:p>
     <w:sectPr>
+      <w:footerReference w:type="default" r:id="rId13"/>
       <w:pgSz w:w="12240" w:h="15840"/>
-      <w:pgMar w:top="1440" w:right="1440" w:bottom="1440" w:left="1440" w:header="720" w:footer="720" w:gutter="0"/>
+      <w:pgMar w:top="1440" w:right="1440" w:bottom="540" w:left="1440" w:header="720" w:footer="0" w:gutter="0"/>
       <w:cols w:space="720"/>
       <w:docGrid w:linePitch="360"/>
     </w:sectPr>
@@ -3061,9 +7363,219 @@
 </w:document>
 </file>
 
+<file path=word/endnotes.xml><?xml version="1.0" encoding="utf-8"?>
+<w:endnotes xmlns:wpc="http://schemas.microsoft.com/office/word/2010/wordprocessingCanvas" xmlns:cx="http://schemas.microsoft.com/office/drawing/2014/chartex" xmlns:cx1="http://schemas.microsoft.com/office/drawing/2015/9/8/chartex" xmlns:cx2="http://schemas.microsoft.com/office/drawing/2015/10/21/chartex" xmlns:cx3="http://schemas.microsoft.com/office/drawing/2016/5/9/chartex" xmlns:cx4="http://schemas.microsoft.com/office/drawing/2016/5/10/chartex" xmlns:cx5="http://schemas.microsoft.com/office/drawing/2016/5/11/chartex" xmlns:cx6="http://schemas.microsoft.com/office/drawing/2016/5/12/chartex" xmlns:cx7="http://schemas.microsoft.com/office/drawing/2016/5/13/chartex" xmlns:cx8="http://schemas.microsoft.com/office/drawing/2016/5/14/chartex" xmlns:mc="http://schemas.openxmlformats.org/markup-compatibility/2006" xmlns:aink="http://schemas.microsoft.com/office/drawing/2016/ink" xmlns:am3d="http://schemas.microsoft.com/office/drawing/2017/model3d" xmlns:o="urn:schemas-microsoft-com:office:office" xmlns:oel="http://schemas.microsoft.com/office/2019/extlst" xmlns:r="http://schemas.openxmlformats.org/officeDocument/2006/relationships" xmlns:m="http://schemas.openxmlformats.org/officeDocument/2006/math" xmlns:v="urn:schemas-microsoft-com:vml" xmlns:wp14="http://schemas.microsoft.com/office/word/2010/wordprocessingDrawing" xmlns:wp="http://schemas.openxmlformats.org/drawingml/2006/wordprocessingDrawing" xmlns:w10="urn:schemas-microsoft-com:office:word" xmlns:w="http://schemas.openxmlformats.org/wordprocessingml/2006/main" xmlns:w14="http://schemas.microsoft.com/office/word/2010/wordml" xmlns:w15="http://schemas.microsoft.com/office/word/2012/wordml" xmlns:w16cei="http://schemas.microsoft.com/office/word/2026/wordml/cei" xmlns:w16cex="http://schemas.microsoft.com/office/word/2018/wordml/cex" xmlns:w16cid="http://schemas.microsoft.com/office/word/2016/wordml/cid" xmlns:w16="http://schemas.microsoft.com/office/word/2018/wordml" xmlns:w16du="http://schemas.microsoft.com/office/word/2023/wordml/word16du" xmlns:w16sdtdh="http://schemas.microsoft.com/office/word/2020/wordml/sdtdatahash" xmlns:w16sdtfl="http://schemas.microsoft.com/office/word/2024/wordml/sdtformatlock" xmlns:w16se="http://schemas.microsoft.com/office/word/2015/wordml/symex" xmlns:wpg="http://schemas.microsoft.com/office/word/2010/wordprocessingGroup" xmlns:wpi="http://schemas.microsoft.com/office/word/2010/wordprocessingInk" xmlns:wne="http://schemas.microsoft.com/office/word/2006/wordml" xmlns:wps="http://schemas.microsoft.com/office/word/2010/wordprocessingShape" mc:Ignorable="w14 w15 w16se w16cid w16 w16cex w16sdtdh w16sdtfl w16du wp14">
+  <w:endnote w:type="separator" w:id="-1">
+    <w:p>
+      <w:pPr>
+        <w:spacing w:after="0" w:line="240" w:lineRule="auto"/>
+      </w:pPr>
+      <w:r>
+        <w:separator/>
+      </w:r>
+    </w:p>
+  </w:endnote>
+  <w:endnote w:type="continuationSeparator" w:id="0">
+    <w:p>
+      <w:pPr>
+        <w:spacing w:after="0" w:line="240" w:lineRule="auto"/>
+      </w:pPr>
+      <w:r>
+        <w:continuationSeparator/>
+      </w:r>
+    </w:p>
+  </w:endnote>
+</w:endnotes>
+</file>
+
+<file path=word/footer1.xml><?xml version="1.0" encoding="utf-8"?>
+<w:ftr xmlns:wpc="http://schemas.microsoft.com/office/word/2010/wordprocessingCanvas" xmlns:cx="http://schemas.microsoft.com/office/drawing/2014/chartex" xmlns:cx1="http://schemas.microsoft.com/office/drawing/2015/9/8/chartex" xmlns:cx2="http://schemas.microsoft.com/office/drawing/2015/10/21/chartex" xmlns:cx3="http://schemas.microsoft.com/office/drawing/2016/5/9/chartex" xmlns:cx4="http://schemas.microsoft.com/office/drawing/2016/5/10/chartex" xmlns:cx5="http://schemas.microsoft.com/office/drawing/2016/5/11/chartex" xmlns:cx6="http://schemas.microsoft.com/office/drawing/2016/5/12/chartex" xmlns:cx7="http://schemas.microsoft.com/office/drawing/2016/5/13/chartex" xmlns:cx8="http://schemas.microsoft.com/office/drawing/2016/5/14/chartex" xmlns:mc="http://schemas.openxmlformats.org/markup-compatibility/2006" xmlns:aink="http://schemas.microsoft.com/office/drawing/2016/ink" xmlns:am3d="http://schemas.microsoft.com/office/drawing/2017/model3d" xmlns:o="urn:schemas-microsoft-com:office:office" xmlns:oel="http://schemas.microsoft.com/office/2019/extlst" xmlns:r="http://schemas.openxmlformats.org/officeDocument/2006/relationships" xmlns:m="http://schemas.openxmlformats.org/officeDocument/2006/math" xmlns:v="urn:schemas-microsoft-com:vml" xmlns:wp14="http://schemas.microsoft.com/office/word/2010/wordprocessingDrawing" xmlns:wp="http://schemas.openxmlformats.org/drawingml/2006/wordprocessingDrawing" xmlns:w10="urn:schemas-microsoft-com:office:word" xmlns:w="http://schemas.openxmlformats.org/wordprocessingml/2006/main" xmlns:w14="http://schemas.microsoft.com/office/word/2010/wordml" xmlns:w15="http://schemas.microsoft.com/office/word/2012/wordml" xmlns:w16cei="http://schemas.microsoft.com/office/word/2026/wordml/cei" xmlns:w16cex="http://schemas.microsoft.com/office/word/2018/wordml/cex" xmlns:w16cid="http://schemas.microsoft.com/office/word/2016/wordml/cid" xmlns:w16="http://schemas.microsoft.com/office/word/2018/wordml" xmlns:w16du="http://schemas.microsoft.com/office/word/2023/wordml/word16du" xmlns:w16sdtdh="http://schemas.microsoft.com/office/word/2020/wordml/sdtdatahash" xmlns:w16sdtfl="http://schemas.microsoft.com/office/word/2024/wordml/sdtformatlock" xmlns:w16se="http://schemas.microsoft.com/office/word/2015/wordml/symex" xmlns:wpg="http://schemas.microsoft.com/office/word/2010/wordprocessingGroup" xmlns:wpi="http://schemas.microsoft.com/office/word/2010/wordprocessingInk" xmlns:wne="http://schemas.microsoft.com/office/word/2006/wordml" xmlns:wps="http://schemas.microsoft.com/office/word/2010/wordprocessingShape" mc:Ignorable="w14 w15 w16se w16cid w16 w16cex w16sdtdh w16sdtfl w16du wp14">
+  <w:sdt>
+    <w:sdtPr>
+      <w:id w:val="1499377748"/>
+      <w:docPartObj>
+        <w:docPartGallery w:val="Page Numbers (Bottom of Page)"/>
+        <w:docPartUnique/>
+      </w:docPartObj>
+    </w:sdtPr>
+    <w:sdtEndPr>
+      <w:rPr>
+        <w:color w:val="7F7F7F" w:themeColor="background1" w:themeShade="7F"/>
+        <w:spacing w:val="60"/>
+      </w:rPr>
+    </w:sdtEndPr>
+    <w:sdtContent>
+      <w:p>
+        <w:pPr>
+          <w:pStyle w:val="Footer"/>
+          <w:pBdr>
+            <w:top w:val="single" w:sz="4" w:space="31" w:color="D9D9D9" w:themeColor="background1" w:themeShade="D9"/>
+          </w:pBdr>
+          <w:spacing w:line="120" w:lineRule="auto"/>
+          <w:jc w:val="right"/>
+        </w:pPr>
+        <w:r>
+          <w:fldChar w:fldCharType="begin"/>
+        </w:r>
+        <w:r>
+          <w:instrText xml:space="preserve"> PAGE   \* MERGEFORMAT </w:instrText>
+        </w:r>
+        <w:r>
+          <w:fldChar w:fldCharType="separate"/>
+        </w:r>
+        <w:r>
+          <w:rPr>
+            <w:noProof/>
+          </w:rPr>
+          <w:t>2</w:t>
+        </w:r>
+        <w:r>
+          <w:rPr>
+            <w:noProof/>
+          </w:rPr>
+          <w:fldChar w:fldCharType="end"/>
+        </w:r>
+        <w:r>
+          <w:t xml:space="preserve"> | </w:t>
+        </w:r>
+        <w:r>
+          <w:rPr>
+            <w:color w:val="7F7F7F" w:themeColor="background1" w:themeShade="7F"/>
+            <w:spacing w:val="60"/>
+          </w:rPr>
+          <w:t>Page</w:t>
+        </w:r>
+      </w:p>
+    </w:sdtContent>
+  </w:sdt>
+  <w:p>
+    <w:pPr>
+      <w:pStyle w:val="Footer"/>
+    </w:pPr>
+  </w:p>
+</w:ftr>
+</file>
+
+<file path=word/footnotes.xml><?xml version="1.0" encoding="utf-8"?>
+<w:footnotes xmlns:wpc="http://schemas.microsoft.com/office/word/2010/wordprocessingCanvas" xmlns:cx="http://schemas.microsoft.com/office/drawing/2014/chartex" xmlns:cx1="http://schemas.microsoft.com/office/drawing/2015/9/8/chartex" xmlns:cx2="http://schemas.microsoft.com/office/drawing/2015/10/21/chartex" xmlns:cx3="http://schemas.microsoft.com/office/drawing/2016/5/9/chartex" xmlns:cx4="http://schemas.microsoft.com/office/drawing/2016/5/10/chartex" xmlns:cx5="http://schemas.microsoft.com/office/drawing/2016/5/11/chartex" xmlns:cx6="http://schemas.microsoft.com/office/drawing/2016/5/12/chartex" xmlns:cx7="http://schemas.microsoft.com/office/drawing/2016/5/13/chartex" xmlns:cx8="http://schemas.microsoft.com/office/drawing/2016/5/14/chartex" xmlns:mc="http://schemas.openxmlformats.org/markup-compatibility/2006" xmlns:aink="http://schemas.microsoft.com/office/drawing/2016/ink" xmlns:am3d="http://schemas.microsoft.com/office/drawing/2017/model3d" xmlns:o="urn:schemas-microsoft-com:office:office" xmlns:oel="http://schemas.microsoft.com/office/2019/extlst" xmlns:r="http://schemas.openxmlformats.org/officeDocument/2006/relationships" xmlns:m="http://schemas.openxmlformats.org/officeDocument/2006/math" xmlns:v="urn:schemas-microsoft-com:vml" xmlns:wp14="http://schemas.microsoft.com/office/word/2010/wordprocessingDrawing" xmlns:wp="http://schemas.openxmlformats.org/drawingml/2006/wordprocessingDrawing" xmlns:w10="urn:schemas-microsoft-com:office:word" xmlns:w="http://schemas.openxmlformats.org/wordprocessingml/2006/main" xmlns:w14="http://schemas.microsoft.com/office/word/2010/wordml" xmlns:w15="http://schemas.microsoft.com/office/word/2012/wordml" xmlns:w16cei="http://schemas.microsoft.com/office/word/2026/wordml/cei" xmlns:w16cex="http://schemas.microsoft.com/office/word/2018/wordml/cex" xmlns:w16cid="http://schemas.microsoft.com/office/word/2016/wordml/cid" xmlns:w16="http://schemas.microsoft.com/office/word/2018/wordml" xmlns:w16du="http://schemas.microsoft.com/office/word/2023/wordml/word16du" xmlns:w16sdtdh="http://schemas.microsoft.com/office/word/2020/wordml/sdtdatahash" xmlns:w16sdtfl="http://schemas.microsoft.com/office/word/2024/wordml/sdtformatlock" xmlns:w16se="http://schemas.microsoft.com/office/word/2015/wordml/symex" xmlns:wpg="http://schemas.microsoft.com/office/word/2010/wordprocessingGroup" xmlns:wpi="http://schemas.microsoft.com/office/word/2010/wordprocessingInk" xmlns:wne="http://schemas.microsoft.com/office/word/2006/wordml" xmlns:wps="http://schemas.microsoft.com/office/word/2010/wordprocessingShape" mc:Ignorable="w14 w15 w16se w16cid w16 w16cex w16sdtdh w16sdtfl w16du wp14">
+  <w:footnote w:type="separator" w:id="-1">
+    <w:p>
+      <w:pPr>
+        <w:spacing w:after="0" w:line="240" w:lineRule="auto"/>
+      </w:pPr>
+      <w:r>
+        <w:separator/>
+      </w:r>
+    </w:p>
+  </w:footnote>
+  <w:footnote w:type="continuationSeparator" w:id="0">
+    <w:p>
+      <w:pPr>
+        <w:spacing w:after="0" w:line="240" w:lineRule="auto"/>
+      </w:pPr>
+      <w:r>
+        <w:continuationSeparator/>
+      </w:r>
+    </w:p>
+  </w:footnote>
+</w:footnotes>
+</file>
+
 <file path=word/numbering.xml><?xml version="1.0" encoding="utf-8"?>
-<w:numbering xmlns:wpc="http://schemas.microsoft.com/office/word/2010/wordprocessingCanvas" xmlns:cx="http://schemas.microsoft.com/office/drawing/2014/chartex" xmlns:cx1="http://schemas.microsoft.com/office/drawing/2015/9/8/chartex" xmlns:cx2="http://schemas.microsoft.com/office/drawing/2015/10/21/chartex" xmlns:cx3="http://schemas.microsoft.com/office/drawing/2016/5/9/chartex" xmlns:cx4="http://schemas.microsoft.com/office/drawing/2016/5/10/chartex" xmlns:cx5="http://schemas.microsoft.com/office/drawing/2016/5/11/chartex" xmlns:cx6="http://schemas.microsoft.com/office/drawing/2016/5/12/chartex" xmlns:cx7="http://schemas.microsoft.com/office/drawing/2016/5/13/chartex" xmlns:cx8="http://schemas.microsoft.com/office/drawing/2016/5/14/chartex" xmlns:mc="http://schemas.openxmlformats.org/markup-compatibility/2006" xmlns:aink="http://schemas.microsoft.com/office/drawing/2016/ink" xmlns:am3d="http://schemas.microsoft.com/office/drawing/2017/model3d" xmlns:o="urn:schemas-microsoft-com:office:office" xmlns:oel="http://schemas.microsoft.com/office/2019/extlst" xmlns:r="http://schemas.openxmlformats.org/officeDocument/2006/relationships" xmlns:m="http://schemas.openxmlformats.org/officeDocument/2006/math" xmlns:v="urn:schemas-microsoft-com:vml" xmlns:wp14="http://schemas.microsoft.com/office/word/2010/wordprocessingDrawing" xmlns:wp="http://schemas.openxmlformats.org/drawingml/2006/wordprocessingDrawing" xmlns:w10="urn:schemas-microsoft-com:office:word" xmlns:w="http://schemas.openxmlformats.org/wordprocessingml/2006/main" xmlns:w14="http://schemas.microsoft.com/office/word/2010/wordml" xmlns:w15="http://schemas.microsoft.com/office/word/2012/wordml" xmlns:w16cex="http://schemas.microsoft.com/office/word/2018/wordml/cex" xmlns:w16cid="http://schemas.microsoft.com/office/word/2016/wordml/cid" xmlns:w16="http://schemas.microsoft.com/office/word/2018/wordml" xmlns:w16du="http://schemas.microsoft.com/office/word/2023/wordml/word16du" xmlns:w16sdtdh="http://schemas.microsoft.com/office/word/2020/wordml/sdtdatahash" xmlns:w16sdtfl="http://schemas.microsoft.com/office/word/2024/wordml/sdtformatlock" xmlns:w16se="http://schemas.microsoft.com/office/word/2015/wordml/symex" xmlns:wpg="http://schemas.microsoft.com/office/word/2010/wordprocessingGroup" xmlns:wpi="http://schemas.microsoft.com/office/word/2010/wordprocessingInk" xmlns:wne="http://schemas.microsoft.com/office/word/2006/wordml" xmlns:wps="http://schemas.microsoft.com/office/word/2010/wordprocessingShape" mc:Ignorable="w14 w15 w16se w16cid w16 w16cex w16sdtdh w16sdtfl w16du wp14">
+<w:numbering xmlns:wpc="http://schemas.microsoft.com/office/word/2010/wordprocessingCanvas" xmlns:cx="http://schemas.microsoft.com/office/drawing/2014/chartex" xmlns:cx1="http://schemas.microsoft.com/office/drawing/2015/9/8/chartex" xmlns:cx2="http://schemas.microsoft.com/office/drawing/2015/10/21/chartex" xmlns:cx3="http://schemas.microsoft.com/office/drawing/2016/5/9/chartex" xmlns:cx4="http://schemas.microsoft.com/office/drawing/2016/5/10/chartex" xmlns:cx5="http://schemas.microsoft.com/office/drawing/2016/5/11/chartex" xmlns:cx6="http://schemas.microsoft.com/office/drawing/2016/5/12/chartex" xmlns:cx7="http://schemas.microsoft.com/office/drawing/2016/5/13/chartex" xmlns:cx8="http://schemas.microsoft.com/office/drawing/2016/5/14/chartex" xmlns:mc="http://schemas.openxmlformats.org/markup-compatibility/2006" xmlns:aink="http://schemas.microsoft.com/office/drawing/2016/ink" xmlns:am3d="http://schemas.microsoft.com/office/drawing/2017/model3d" xmlns:o="urn:schemas-microsoft-com:office:office" xmlns:oel="http://schemas.microsoft.com/office/2019/extlst" xmlns:r="http://schemas.openxmlformats.org/officeDocument/2006/relationships" xmlns:m="http://schemas.openxmlformats.org/officeDocument/2006/math" xmlns:v="urn:schemas-microsoft-com:vml" xmlns:wp14="http://schemas.microsoft.com/office/word/2010/wordprocessingDrawing" xmlns:wp="http://schemas.openxmlformats.org/drawingml/2006/wordprocessingDrawing" xmlns:w10="urn:schemas-microsoft-com:office:word" xmlns:w="http://schemas.openxmlformats.org/wordprocessingml/2006/main" xmlns:w14="http://schemas.microsoft.com/office/word/2010/wordml" xmlns:w15="http://schemas.microsoft.com/office/word/2012/wordml" xmlns:w16cei="http://schemas.microsoft.com/office/word/2026/wordml/cei" xmlns:w16cex="http://schemas.microsoft.com/office/word/2018/wordml/cex" xmlns:w16cid="http://schemas.microsoft.com/office/word/2016/wordml/cid" xmlns:w16="http://schemas.microsoft.com/office/word/2018/wordml" xmlns:w16du="http://schemas.microsoft.com/office/word/2023/wordml/word16du" xmlns:w16sdtdh="http://schemas.microsoft.com/office/word/2020/wordml/sdtdatahash" xmlns:w16sdtfl="http://schemas.microsoft.com/office/word/2024/wordml/sdtformatlock" xmlns:w16se="http://schemas.microsoft.com/office/word/2015/wordml/symex" xmlns:wpg="http://schemas.microsoft.com/office/word/2010/wordprocessingGroup" xmlns:wpi="http://schemas.microsoft.com/office/word/2010/wordprocessingInk" xmlns:wne="http://schemas.microsoft.com/office/word/2006/wordml" xmlns:wps="http://schemas.microsoft.com/office/word/2010/wordprocessingShape" mc:Ignorable="w14 w15 w16se w16cid w16 w16cex w16sdtdh w16sdtfl w16du wp14">
   <w:abstractNum w:abstractNumId="0" w15:restartNumberingAfterBreak="0">
+    <w:nsid w:val="07AF636C"/>
+    <w:multiLevelType w:val="multilevel"/>
+    <w:tmpl w:val="0409001F"/>
+    <w:lvl w:ilvl="0">
+      <w:start w:val="1"/>
+      <w:numFmt w:val="decimal"/>
+      <w:lvlText w:val="%1."/>
+      <w:lvlJc w:val="left"/>
+      <w:pPr>
+        <w:ind w:left="360" w:hanging="360"/>
+      </w:pPr>
+    </w:lvl>
+    <w:lvl w:ilvl="1">
+      <w:start w:val="1"/>
+      <w:numFmt w:val="decimal"/>
+      <w:lvlText w:val="%1.%2."/>
+      <w:lvlJc w:val="left"/>
+      <w:pPr>
+        <w:ind w:left="792" w:hanging="432"/>
+      </w:pPr>
+    </w:lvl>
+    <w:lvl w:ilvl="2">
+      <w:start w:val="1"/>
+      <w:numFmt w:val="decimal"/>
+      <w:lvlText w:val="%1.%2.%3."/>
+      <w:lvlJc w:val="left"/>
+      <w:pPr>
+        <w:ind w:left="1224" w:hanging="504"/>
+      </w:pPr>
+    </w:lvl>
+    <w:lvl w:ilvl="3">
+      <w:start w:val="1"/>
+      <w:numFmt w:val="decimal"/>
+      <w:lvlText w:val="%1.%2.%3.%4."/>
+      <w:lvlJc w:val="left"/>
+      <w:pPr>
+        <w:ind w:left="1728" w:hanging="648"/>
+      </w:pPr>
+    </w:lvl>
+    <w:lvl w:ilvl="4">
+      <w:start w:val="1"/>
+      <w:numFmt w:val="decimal"/>
+      <w:lvlText w:val="%1.%2.%3.%4.%5."/>
+      <w:lvlJc w:val="left"/>
+      <w:pPr>
+        <w:ind w:left="2232" w:hanging="792"/>
+      </w:pPr>
+    </w:lvl>
+    <w:lvl w:ilvl="5">
+      <w:start w:val="1"/>
+      <w:numFmt w:val="decimal"/>
+      <w:lvlText w:val="%1.%2.%3.%4.%5.%6."/>
+      <w:lvlJc w:val="left"/>
+      <w:pPr>
+        <w:ind w:left="2736" w:hanging="936"/>
+      </w:pPr>
+    </w:lvl>
+    <w:lvl w:ilvl="6">
+      <w:start w:val="1"/>
+      <w:numFmt w:val="decimal"/>
+      <w:lvlText w:val="%1.%2.%3.%4.%5.%6.%7."/>
+      <w:lvlJc w:val="left"/>
+      <w:pPr>
+        <w:ind w:left="3240" w:hanging="1080"/>
+      </w:pPr>
+    </w:lvl>
+    <w:lvl w:ilvl="7">
+      <w:start w:val="1"/>
+      <w:numFmt w:val="decimal"/>
+      <w:lvlText w:val="%1.%2.%3.%4.%5.%6.%7.%8."/>
+      <w:lvlJc w:val="left"/>
+      <w:pPr>
+        <w:ind w:left="3744" w:hanging="1224"/>
+      </w:pPr>
+    </w:lvl>
+    <w:lvl w:ilvl="8">
+      <w:start w:val="1"/>
+      <w:numFmt w:val="decimal"/>
+      <w:lvlText w:val="%1.%2.%3.%4.%5.%6.%7.%8.%9."/>
+      <w:lvlJc w:val="left"/>
+      <w:pPr>
+        <w:ind w:left="4320" w:hanging="1440"/>
+      </w:pPr>
+    </w:lvl>
+  </w:abstractNum>
+  <w:abstractNum w:abstractNumId="1" w15:restartNumberingAfterBreak="0">
+    <w:nsid w:val="0D274F37"/>
+    <w:multiLevelType w:val="multilevel"/>
+    <w:tmpl w:val="EF0E6CEE"/>
+    <w:numStyleLink w:val="Style1"/>
+  </w:abstractNum>
+  <w:abstractNum w:abstractNumId="2" w15:restartNumberingAfterBreak="0">
     <w:nsid w:val="16BA0D3D"/>
     <w:multiLevelType w:val="hybridMultilevel"/>
     <w:tmpl w:val="E5569EA6"/>
@@ -3153,7 +7665,578 @@
       </w:pPr>
     </w:lvl>
   </w:abstractNum>
-  <w:abstractNum w:abstractNumId="1" w15:restartNumberingAfterBreak="0">
+  <w:abstractNum w:abstractNumId="3" w15:restartNumberingAfterBreak="0">
+    <w:nsid w:val="2E1B76EF"/>
+    <w:multiLevelType w:val="multilevel"/>
+    <w:tmpl w:val="0409001F"/>
+    <w:lvl w:ilvl="0">
+      <w:start w:val="1"/>
+      <w:numFmt w:val="decimal"/>
+      <w:lvlText w:val="%1."/>
+      <w:lvlJc w:val="left"/>
+      <w:pPr>
+        <w:ind w:left="360" w:hanging="360"/>
+      </w:pPr>
+    </w:lvl>
+    <w:lvl w:ilvl="1">
+      <w:start w:val="1"/>
+      <w:numFmt w:val="decimal"/>
+      <w:lvlText w:val="%1.%2."/>
+      <w:lvlJc w:val="left"/>
+      <w:pPr>
+        <w:ind w:left="792" w:hanging="432"/>
+      </w:pPr>
+    </w:lvl>
+    <w:lvl w:ilvl="2">
+      <w:start w:val="1"/>
+      <w:numFmt w:val="decimal"/>
+      <w:lvlText w:val="%1.%2.%3."/>
+      <w:lvlJc w:val="left"/>
+      <w:pPr>
+        <w:ind w:left="1224" w:hanging="504"/>
+      </w:pPr>
+    </w:lvl>
+    <w:lvl w:ilvl="3">
+      <w:start w:val="1"/>
+      <w:numFmt w:val="decimal"/>
+      <w:lvlText w:val="%1.%2.%3.%4."/>
+      <w:lvlJc w:val="left"/>
+      <w:pPr>
+        <w:ind w:left="1728" w:hanging="648"/>
+      </w:pPr>
+    </w:lvl>
+    <w:lvl w:ilvl="4">
+      <w:start w:val="1"/>
+      <w:numFmt w:val="decimal"/>
+      <w:lvlText w:val="%1.%2.%3.%4.%5."/>
+      <w:lvlJc w:val="left"/>
+      <w:pPr>
+        <w:ind w:left="2232" w:hanging="792"/>
+      </w:pPr>
+    </w:lvl>
+    <w:lvl w:ilvl="5">
+      <w:start w:val="1"/>
+      <w:numFmt w:val="decimal"/>
+      <w:lvlText w:val="%1.%2.%3.%4.%5.%6."/>
+      <w:lvlJc w:val="left"/>
+      <w:pPr>
+        <w:ind w:left="2736" w:hanging="936"/>
+      </w:pPr>
+    </w:lvl>
+    <w:lvl w:ilvl="6">
+      <w:start w:val="1"/>
+      <w:numFmt w:val="decimal"/>
+      <w:lvlText w:val="%1.%2.%3.%4.%5.%6.%7."/>
+      <w:lvlJc w:val="left"/>
+      <w:pPr>
+        <w:ind w:left="3240" w:hanging="1080"/>
+      </w:pPr>
+    </w:lvl>
+    <w:lvl w:ilvl="7">
+      <w:start w:val="1"/>
+      <w:numFmt w:val="decimal"/>
+      <w:lvlText w:val="%1.%2.%3.%4.%5.%6.%7.%8."/>
+      <w:lvlJc w:val="left"/>
+      <w:pPr>
+        <w:ind w:left="3744" w:hanging="1224"/>
+      </w:pPr>
+    </w:lvl>
+    <w:lvl w:ilvl="8">
+      <w:start w:val="1"/>
+      <w:numFmt w:val="decimal"/>
+      <w:lvlText w:val="%1.%2.%3.%4.%5.%6.%7.%8.%9."/>
+      <w:lvlJc w:val="left"/>
+      <w:pPr>
+        <w:ind w:left="4320" w:hanging="1440"/>
+      </w:pPr>
+    </w:lvl>
+  </w:abstractNum>
+  <w:abstractNum w:abstractNumId="4" w15:restartNumberingAfterBreak="0">
+    <w:nsid w:val="353F6372"/>
+    <w:multiLevelType w:val="multilevel"/>
+    <w:tmpl w:val="EF0E6CEE"/>
+    <w:styleLink w:val="Style1"/>
+    <w:lvl w:ilvl="0">
+      <w:start w:val="1"/>
+      <w:numFmt w:val="decimal"/>
+      <w:lvlText w:val="%1.0"/>
+      <w:lvlJc w:val="left"/>
+      <w:pPr>
+        <w:ind w:left="360" w:hanging="360"/>
+      </w:pPr>
+      <w:rPr>
+        <w:rFonts w:hint="default"/>
+      </w:rPr>
+    </w:lvl>
+    <w:lvl w:ilvl="1">
+      <w:start w:val="1"/>
+      <w:numFmt w:val="decimal"/>
+      <w:lvlText w:val="%1.%2."/>
+      <w:lvlJc w:val="left"/>
+      <w:pPr>
+        <w:ind w:left="792" w:hanging="432"/>
+      </w:pPr>
+      <w:rPr>
+        <w:rFonts w:hint="default"/>
+      </w:rPr>
+    </w:lvl>
+    <w:lvl w:ilvl="2">
+      <w:start w:val="1"/>
+      <w:numFmt w:val="decimal"/>
+      <w:lvlText w:val="%1.%2.%3."/>
+      <w:lvlJc w:val="left"/>
+      <w:pPr>
+        <w:ind w:left="1224" w:hanging="504"/>
+      </w:pPr>
+      <w:rPr>
+        <w:rFonts w:hint="default"/>
+      </w:rPr>
+    </w:lvl>
+    <w:lvl w:ilvl="3">
+      <w:start w:val="1"/>
+      <w:numFmt w:val="decimal"/>
+      <w:lvlText w:val="%1.%2.%3.%4."/>
+      <w:lvlJc w:val="left"/>
+      <w:pPr>
+        <w:ind w:left="1728" w:hanging="648"/>
+      </w:pPr>
+      <w:rPr>
+        <w:rFonts w:hint="default"/>
+      </w:rPr>
+    </w:lvl>
+    <w:lvl w:ilvl="4">
+      <w:start w:val="1"/>
+      <w:numFmt w:val="decimal"/>
+      <w:lvlText w:val="%1.%2.%3.%4.%5."/>
+      <w:lvlJc w:val="left"/>
+      <w:pPr>
+        <w:ind w:left="2232" w:hanging="792"/>
+      </w:pPr>
+      <w:rPr>
+        <w:rFonts w:hint="default"/>
+      </w:rPr>
+    </w:lvl>
+    <w:lvl w:ilvl="5">
+      <w:start w:val="1"/>
+      <w:numFmt w:val="decimal"/>
+      <w:lvlText w:val="%1.%2.%3.%4.%5.%6."/>
+      <w:lvlJc w:val="left"/>
+      <w:pPr>
+        <w:ind w:left="2736" w:hanging="936"/>
+      </w:pPr>
+      <w:rPr>
+        <w:rFonts w:hint="default"/>
+      </w:rPr>
+    </w:lvl>
+    <w:lvl w:ilvl="6">
+      <w:start w:val="1"/>
+      <w:numFmt w:val="decimal"/>
+      <w:lvlText w:val="%1.%2.%3.%4.%5.%6.%7."/>
+      <w:lvlJc w:val="left"/>
+      <w:pPr>
+        <w:ind w:left="3240" w:hanging="1080"/>
+      </w:pPr>
+      <w:rPr>
+        <w:rFonts w:hint="default"/>
+      </w:rPr>
+    </w:lvl>
+    <w:lvl w:ilvl="7">
+      <w:start w:val="1"/>
+      <w:numFmt w:val="decimal"/>
+      <w:lvlText w:val="%1.%2.%3.%4.%5.%6.%7.%8."/>
+      <w:lvlJc w:val="left"/>
+      <w:pPr>
+        <w:ind w:left="3744" w:hanging="1224"/>
+      </w:pPr>
+      <w:rPr>
+        <w:rFonts w:hint="default"/>
+      </w:rPr>
+    </w:lvl>
+    <w:lvl w:ilvl="8">
+      <w:start w:val="1"/>
+      <w:numFmt w:val="decimal"/>
+      <w:lvlText w:val="%1.%2.%3.%4.%5.%6.%7.%8.%9."/>
+      <w:lvlJc w:val="left"/>
+      <w:pPr>
+        <w:ind w:left="4320" w:hanging="1440"/>
+      </w:pPr>
+      <w:rPr>
+        <w:rFonts w:hint="default"/>
+      </w:rPr>
+    </w:lvl>
+  </w:abstractNum>
+  <w:abstractNum w:abstractNumId="5" w15:restartNumberingAfterBreak="0">
+    <w:nsid w:val="3A5C1735"/>
+    <w:multiLevelType w:val="multilevel"/>
+    <w:tmpl w:val="0409001F"/>
+    <w:lvl w:ilvl="0">
+      <w:start w:val="1"/>
+      <w:numFmt w:val="decimal"/>
+      <w:lvlText w:val="%1."/>
+      <w:lvlJc w:val="left"/>
+      <w:pPr>
+        <w:ind w:left="360" w:hanging="360"/>
+      </w:pPr>
+    </w:lvl>
+    <w:lvl w:ilvl="1">
+      <w:start w:val="1"/>
+      <w:numFmt w:val="decimal"/>
+      <w:lvlText w:val="%1.%2."/>
+      <w:lvlJc w:val="left"/>
+      <w:pPr>
+        <w:ind w:left="792" w:hanging="432"/>
+      </w:pPr>
+    </w:lvl>
+    <w:lvl w:ilvl="2">
+      <w:start w:val="1"/>
+      <w:numFmt w:val="decimal"/>
+      <w:lvlText w:val="%1.%2.%3."/>
+      <w:lvlJc w:val="left"/>
+      <w:pPr>
+        <w:ind w:left="1224" w:hanging="504"/>
+      </w:pPr>
+    </w:lvl>
+    <w:lvl w:ilvl="3">
+      <w:start w:val="1"/>
+      <w:numFmt w:val="decimal"/>
+      <w:lvlText w:val="%1.%2.%3.%4."/>
+      <w:lvlJc w:val="left"/>
+      <w:pPr>
+        <w:ind w:left="1728" w:hanging="648"/>
+      </w:pPr>
+    </w:lvl>
+    <w:lvl w:ilvl="4">
+      <w:start w:val="1"/>
+      <w:numFmt w:val="decimal"/>
+      <w:lvlText w:val="%1.%2.%3.%4.%5."/>
+      <w:lvlJc w:val="left"/>
+      <w:pPr>
+        <w:ind w:left="2232" w:hanging="792"/>
+      </w:pPr>
+    </w:lvl>
+    <w:lvl w:ilvl="5">
+      <w:start w:val="1"/>
+      <w:numFmt w:val="decimal"/>
+      <w:lvlText w:val="%1.%2.%3.%4.%5.%6."/>
+      <w:lvlJc w:val="left"/>
+      <w:pPr>
+        <w:ind w:left="2736" w:hanging="936"/>
+      </w:pPr>
+    </w:lvl>
+    <w:lvl w:ilvl="6">
+      <w:start w:val="1"/>
+      <w:numFmt w:val="decimal"/>
+      <w:lvlText w:val="%1.%2.%3.%4.%5.%6.%7."/>
+      <w:lvlJc w:val="left"/>
+      <w:pPr>
+        <w:ind w:left="3240" w:hanging="1080"/>
+      </w:pPr>
+    </w:lvl>
+    <w:lvl w:ilvl="7">
+      <w:start w:val="1"/>
+      <w:numFmt w:val="decimal"/>
+      <w:lvlText w:val="%1.%2.%3.%4.%5.%6.%7.%8."/>
+      <w:lvlJc w:val="left"/>
+      <w:pPr>
+        <w:ind w:left="3744" w:hanging="1224"/>
+      </w:pPr>
+    </w:lvl>
+    <w:lvl w:ilvl="8">
+      <w:start w:val="1"/>
+      <w:numFmt w:val="decimal"/>
+      <w:lvlText w:val="%1.%2.%3.%4.%5.%6.%7.%8.%9."/>
+      <w:lvlJc w:val="left"/>
+      <w:pPr>
+        <w:ind w:left="4320" w:hanging="1440"/>
+      </w:pPr>
+    </w:lvl>
+  </w:abstractNum>
+  <w:abstractNum w:abstractNumId="6" w15:restartNumberingAfterBreak="0">
+    <w:nsid w:val="4A7F1FBE"/>
+    <w:multiLevelType w:val="multilevel"/>
+    <w:tmpl w:val="C478E5C4"/>
+    <w:lvl w:ilvl="0">
+      <w:start w:val="1"/>
+      <w:numFmt w:val="decimal"/>
+      <w:lvlText w:val="%1.0"/>
+      <w:lvlJc w:val="left"/>
+      <w:pPr>
+        <w:ind w:left="1080" w:hanging="720"/>
+      </w:pPr>
+      <w:rPr>
+        <w:rFonts w:hint="default"/>
+      </w:rPr>
+    </w:lvl>
+    <w:lvl w:ilvl="1">
+      <w:start w:val="1"/>
+      <w:numFmt w:val="decimal"/>
+      <w:lvlText w:val="%1.%2"/>
+      <w:lvlJc w:val="left"/>
+      <w:pPr>
+        <w:ind w:left="1800" w:hanging="720"/>
+      </w:pPr>
+      <w:rPr>
+        <w:rFonts w:hint="default"/>
+      </w:rPr>
+    </w:lvl>
+    <w:lvl w:ilvl="2">
+      <w:start w:val="1"/>
+      <w:numFmt w:val="decimal"/>
+      <w:lvlText w:val="%1.%2.%3"/>
+      <w:lvlJc w:val="left"/>
+      <w:pPr>
+        <w:ind w:left="2880" w:hanging="1080"/>
+      </w:pPr>
+      <w:rPr>
+        <w:rFonts w:hint="default"/>
+      </w:rPr>
+    </w:lvl>
+    <w:lvl w:ilvl="3">
+      <w:start w:val="1"/>
+      <w:numFmt w:val="decimal"/>
+      <w:lvlText w:val="%1.%2.%3.%4"/>
+      <w:lvlJc w:val="left"/>
+      <w:pPr>
+        <w:ind w:left="3960" w:hanging="1440"/>
+      </w:pPr>
+      <w:rPr>
+        <w:rFonts w:hint="default"/>
+      </w:rPr>
+    </w:lvl>
+    <w:lvl w:ilvl="4">
+      <w:start w:val="1"/>
+      <w:numFmt w:val="decimal"/>
+      <w:lvlText w:val="%1.%2.%3.%4.%5"/>
+      <w:lvlJc w:val="left"/>
+      <w:pPr>
+        <w:ind w:left="5040" w:hanging="1800"/>
+      </w:pPr>
+      <w:rPr>
+        <w:rFonts w:hint="default"/>
+      </w:rPr>
+    </w:lvl>
+    <w:lvl w:ilvl="5">
+      <w:start w:val="1"/>
+      <w:numFmt w:val="decimal"/>
+      <w:lvlText w:val="%1.%2.%3.%4.%5.%6"/>
+      <w:lvlJc w:val="left"/>
+      <w:pPr>
+        <w:ind w:left="6120" w:hanging="2160"/>
+      </w:pPr>
+      <w:rPr>
+        <w:rFonts w:hint="default"/>
+      </w:rPr>
+    </w:lvl>
+    <w:lvl w:ilvl="6">
+      <w:start w:val="1"/>
+      <w:numFmt w:val="decimal"/>
+      <w:lvlText w:val="%1.%2.%3.%4.%5.%6.%7"/>
+      <w:lvlJc w:val="left"/>
+      <w:pPr>
+        <w:ind w:left="7200" w:hanging="2520"/>
+      </w:pPr>
+      <w:rPr>
+        <w:rFonts w:hint="default"/>
+      </w:rPr>
+    </w:lvl>
+    <w:lvl w:ilvl="7">
+      <w:start w:val="1"/>
+      <w:numFmt w:val="decimal"/>
+      <w:lvlText w:val="%1.%2.%3.%4.%5.%6.%7.%8"/>
+      <w:lvlJc w:val="left"/>
+      <w:pPr>
+        <w:ind w:left="8280" w:hanging="2880"/>
+      </w:pPr>
+      <w:rPr>
+        <w:rFonts w:hint="default"/>
+      </w:rPr>
+    </w:lvl>
+    <w:lvl w:ilvl="8">
+      <w:start w:val="1"/>
+      <w:numFmt w:val="decimal"/>
+      <w:lvlText w:val="%1.%2.%3.%4.%5.%6.%7.%8.%9"/>
+      <w:lvlJc w:val="left"/>
+      <w:pPr>
+        <w:ind w:left="9360" w:hanging="3240"/>
+      </w:pPr>
+      <w:rPr>
+        <w:rFonts w:hint="default"/>
+      </w:rPr>
+    </w:lvl>
+  </w:abstractNum>
+  <w:abstractNum w:abstractNumId="7" w15:restartNumberingAfterBreak="0">
+    <w:nsid w:val="5DA12637"/>
+    <w:multiLevelType w:val="multilevel"/>
+    <w:tmpl w:val="0409001F"/>
+    <w:lvl w:ilvl="0">
+      <w:start w:val="1"/>
+      <w:numFmt w:val="decimal"/>
+      <w:lvlText w:val="%1."/>
+      <w:lvlJc w:val="left"/>
+      <w:pPr>
+        <w:ind w:left="360" w:hanging="360"/>
+      </w:pPr>
+    </w:lvl>
+    <w:lvl w:ilvl="1">
+      <w:start w:val="1"/>
+      <w:numFmt w:val="decimal"/>
+      <w:lvlText w:val="%1.%2."/>
+      <w:lvlJc w:val="left"/>
+      <w:pPr>
+        <w:ind w:left="792" w:hanging="432"/>
+      </w:pPr>
+    </w:lvl>
+    <w:lvl w:ilvl="2">
+      <w:start w:val="1"/>
+      <w:numFmt w:val="decimal"/>
+      <w:lvlText w:val="%1.%2.%3."/>
+      <w:lvlJc w:val="left"/>
+      <w:pPr>
+        <w:ind w:left="1224" w:hanging="504"/>
+      </w:pPr>
+    </w:lvl>
+    <w:lvl w:ilvl="3">
+      <w:start w:val="1"/>
+      <w:numFmt w:val="decimal"/>
+      <w:lvlText w:val="%1.%2.%3.%4."/>
+      <w:lvlJc w:val="left"/>
+      <w:pPr>
+        <w:ind w:left="1728" w:hanging="648"/>
+      </w:pPr>
+    </w:lvl>
+    <w:lvl w:ilvl="4">
+      <w:start w:val="1"/>
+      <w:numFmt w:val="decimal"/>
+      <w:lvlText w:val="%1.%2.%3.%4.%5."/>
+      <w:lvlJc w:val="left"/>
+      <w:pPr>
+        <w:ind w:left="2232" w:hanging="792"/>
+      </w:pPr>
+    </w:lvl>
+    <w:lvl w:ilvl="5">
+      <w:start w:val="1"/>
+      <w:numFmt w:val="decimal"/>
+      <w:lvlText w:val="%1.%2.%3.%4.%5.%6."/>
+      <w:lvlJc w:val="left"/>
+      <w:pPr>
+        <w:ind w:left="2736" w:hanging="936"/>
+      </w:pPr>
+    </w:lvl>
+    <w:lvl w:ilvl="6">
+      <w:start w:val="1"/>
+      <w:numFmt w:val="decimal"/>
+      <w:lvlText w:val="%1.%2.%3.%4.%5.%6.%7."/>
+      <w:lvlJc w:val="left"/>
+      <w:pPr>
+        <w:ind w:left="3240" w:hanging="1080"/>
+      </w:pPr>
+    </w:lvl>
+    <w:lvl w:ilvl="7">
+      <w:start w:val="1"/>
+      <w:numFmt w:val="decimal"/>
+      <w:lvlText w:val="%1.%2.%3.%4.%5.%6.%7.%8."/>
+      <w:lvlJc w:val="left"/>
+      <w:pPr>
+        <w:ind w:left="3744" w:hanging="1224"/>
+      </w:pPr>
+    </w:lvl>
+    <w:lvl w:ilvl="8">
+      <w:start w:val="1"/>
+      <w:numFmt w:val="decimal"/>
+      <w:lvlText w:val="%1.%2.%3.%4.%5.%6.%7.%8.%9."/>
+      <w:lvlJc w:val="left"/>
+      <w:pPr>
+        <w:ind w:left="4320" w:hanging="1440"/>
+      </w:pPr>
+    </w:lvl>
+  </w:abstractNum>
+  <w:abstractNum w:abstractNumId="8" w15:restartNumberingAfterBreak="0">
+    <w:nsid w:val="6E213695"/>
+    <w:multiLevelType w:val="multilevel"/>
+    <w:tmpl w:val="0409001F"/>
+    <w:lvl w:ilvl="0">
+      <w:start w:val="1"/>
+      <w:numFmt w:val="decimal"/>
+      <w:lvlText w:val="%1."/>
+      <w:lvlJc w:val="left"/>
+      <w:pPr>
+        <w:ind w:left="360" w:hanging="360"/>
+      </w:pPr>
+    </w:lvl>
+    <w:lvl w:ilvl="1">
+      <w:start w:val="1"/>
+      <w:numFmt w:val="decimal"/>
+      <w:lvlText w:val="%1.%2."/>
+      <w:lvlJc w:val="left"/>
+      <w:pPr>
+        <w:ind w:left="792" w:hanging="432"/>
+      </w:pPr>
+    </w:lvl>
+    <w:lvl w:ilvl="2">
+      <w:start w:val="1"/>
+      <w:numFmt w:val="decimal"/>
+      <w:lvlText w:val="%1.%2.%3."/>
+      <w:lvlJc w:val="left"/>
+      <w:pPr>
+        <w:ind w:left="1224" w:hanging="504"/>
+      </w:pPr>
+    </w:lvl>
+    <w:lvl w:ilvl="3">
+      <w:start w:val="1"/>
+      <w:numFmt w:val="decimal"/>
+      <w:lvlText w:val="%1.%2.%3.%4."/>
+      <w:lvlJc w:val="left"/>
+      <w:pPr>
+        <w:ind w:left="1728" w:hanging="648"/>
+      </w:pPr>
+    </w:lvl>
+    <w:lvl w:ilvl="4">
+      <w:start w:val="1"/>
+      <w:numFmt w:val="decimal"/>
+      <w:lvlText w:val="%1.%2.%3.%4.%5."/>
+      <w:lvlJc w:val="left"/>
+      <w:pPr>
+        <w:ind w:left="2232" w:hanging="792"/>
+      </w:pPr>
+    </w:lvl>
+    <w:lvl w:ilvl="5">
+      <w:start w:val="1"/>
+      <w:numFmt w:val="decimal"/>
+      <w:lvlText w:val="%1.%2.%3.%4.%5.%6."/>
+      <w:lvlJc w:val="left"/>
+      <w:pPr>
+        <w:ind w:left="2736" w:hanging="936"/>
+      </w:pPr>
+    </w:lvl>
+    <w:lvl w:ilvl="6">
+      <w:start w:val="1"/>
+      <w:numFmt w:val="decimal"/>
+      <w:lvlText w:val="%1.%2.%3.%4.%5.%6.%7."/>
+      <w:lvlJc w:val="left"/>
+      <w:pPr>
+        <w:ind w:left="3240" w:hanging="1080"/>
+      </w:pPr>
+    </w:lvl>
+    <w:lvl w:ilvl="7">
+      <w:start w:val="1"/>
+      <w:numFmt w:val="decimal"/>
+      <w:lvlText w:val="%1.%2.%3.%4.%5.%6.%7.%8."/>
+      <w:lvlJc w:val="left"/>
+      <w:pPr>
+        <w:ind w:left="3744" w:hanging="1224"/>
+      </w:pPr>
+    </w:lvl>
+    <w:lvl w:ilvl="8">
+      <w:start w:val="1"/>
+      <w:numFmt w:val="decimal"/>
+      <w:lvlText w:val="%1.%2.%3.%4.%5.%6.%7.%8.%9."/>
+      <w:lvlJc w:val="left"/>
+      <w:pPr>
+        <w:ind w:left="4320" w:hanging="1440"/>
+      </w:pPr>
+    </w:lvl>
+  </w:abstractNum>
+  <w:abstractNum w:abstractNumId="9" w15:restartNumberingAfterBreak="0">
     <w:nsid w:val="71855758"/>
     <w:multiLevelType w:val="hybridMultilevel"/>
     <w:tmpl w:val="89D88DF0"/>
@@ -3169,7 +8252,7 @@
         <w:rFonts w:ascii="Aptos Narrow" w:eastAsia="Times New Roman" w:hAnsi="Aptos Narrow" w:cs="Times New Roman" w:hint="default"/>
       </w:rPr>
     </w:lvl>
-    <w:lvl w:ilvl="1" w:tplc="04090003" w:tentative="1">
+    <w:lvl w:ilvl="1" w:tplc="04090003">
       <w:start w:val="1"/>
       <w:numFmt w:val="bullet"/>
       <w:lvlText w:val="o"/>
@@ -3266,11 +8349,240 @@
       </w:rPr>
     </w:lvl>
   </w:abstractNum>
+  <w:abstractNum w:abstractNumId="10" w15:restartNumberingAfterBreak="0">
+    <w:nsid w:val="735B35FB"/>
+    <w:multiLevelType w:val="multilevel"/>
+    <w:tmpl w:val="195A0604"/>
+    <w:lvl w:ilvl="0">
+      <w:start w:val="1"/>
+      <w:numFmt w:val="decimal"/>
+      <w:lvlText w:val="%1.0"/>
+      <w:lvlJc w:val="left"/>
+      <w:pPr>
+        <w:ind w:left="720" w:hanging="720"/>
+      </w:pPr>
+      <w:rPr>
+        <w:rFonts w:hint="default"/>
+      </w:rPr>
+    </w:lvl>
+    <w:lvl w:ilvl="1">
+      <w:start w:val="1"/>
+      <w:numFmt w:val="decimal"/>
+      <w:lvlText w:val="%1.%2"/>
+      <w:lvlJc w:val="left"/>
+      <w:pPr>
+        <w:ind w:left="1440" w:hanging="720"/>
+      </w:pPr>
+      <w:rPr>
+        <w:rFonts w:hint="default"/>
+      </w:rPr>
+    </w:lvl>
+    <w:lvl w:ilvl="2">
+      <w:start w:val="1"/>
+      <w:numFmt w:val="decimal"/>
+      <w:lvlText w:val="%1.%2.%3"/>
+      <w:lvlJc w:val="left"/>
+      <w:pPr>
+        <w:ind w:left="2520" w:hanging="1080"/>
+      </w:pPr>
+      <w:rPr>
+        <w:rFonts w:hint="default"/>
+      </w:rPr>
+    </w:lvl>
+    <w:lvl w:ilvl="3">
+      <w:start w:val="1"/>
+      <w:numFmt w:val="decimal"/>
+      <w:lvlText w:val="%1.%2.%3.%4"/>
+      <w:lvlJc w:val="left"/>
+      <w:pPr>
+        <w:ind w:left="3600" w:hanging="1440"/>
+      </w:pPr>
+      <w:rPr>
+        <w:rFonts w:hint="default"/>
+      </w:rPr>
+    </w:lvl>
+    <w:lvl w:ilvl="4">
+      <w:start w:val="1"/>
+      <w:numFmt w:val="decimal"/>
+      <w:lvlText w:val="%1.%2.%3.%4.%5"/>
+      <w:lvlJc w:val="left"/>
+      <w:pPr>
+        <w:ind w:left="4680" w:hanging="1800"/>
+      </w:pPr>
+      <w:rPr>
+        <w:rFonts w:hint="default"/>
+      </w:rPr>
+    </w:lvl>
+    <w:lvl w:ilvl="5">
+      <w:start w:val="1"/>
+      <w:numFmt w:val="decimal"/>
+      <w:lvlText w:val="%1.%2.%3.%4.%5.%6"/>
+      <w:lvlJc w:val="left"/>
+      <w:pPr>
+        <w:ind w:left="5760" w:hanging="2160"/>
+      </w:pPr>
+      <w:rPr>
+        <w:rFonts w:hint="default"/>
+      </w:rPr>
+    </w:lvl>
+    <w:lvl w:ilvl="6">
+      <w:start w:val="1"/>
+      <w:numFmt w:val="decimal"/>
+      <w:lvlText w:val="%1.%2.%3.%4.%5.%6.%7"/>
+      <w:lvlJc w:val="left"/>
+      <w:pPr>
+        <w:ind w:left="6840" w:hanging="2520"/>
+      </w:pPr>
+      <w:rPr>
+        <w:rFonts w:hint="default"/>
+      </w:rPr>
+    </w:lvl>
+    <w:lvl w:ilvl="7">
+      <w:start w:val="1"/>
+      <w:numFmt w:val="decimal"/>
+      <w:lvlText w:val="%1.%2.%3.%4.%5.%6.%7.%8"/>
+      <w:lvlJc w:val="left"/>
+      <w:pPr>
+        <w:ind w:left="7920" w:hanging="2880"/>
+      </w:pPr>
+      <w:rPr>
+        <w:rFonts w:hint="default"/>
+      </w:rPr>
+    </w:lvl>
+    <w:lvl w:ilvl="8">
+      <w:start w:val="1"/>
+      <w:numFmt w:val="decimal"/>
+      <w:lvlText w:val="%1.%2.%3.%4.%5.%6.%7.%8.%9"/>
+      <w:lvlJc w:val="left"/>
+      <w:pPr>
+        <w:ind w:left="9000" w:hanging="3240"/>
+      </w:pPr>
+      <w:rPr>
+        <w:rFonts w:hint="default"/>
+      </w:rPr>
+    </w:lvl>
+  </w:abstractNum>
+  <w:abstractNum w:abstractNumId="11" w15:restartNumberingAfterBreak="0">
+    <w:nsid w:val="7E5307A3"/>
+    <w:multiLevelType w:val="multilevel"/>
+    <w:tmpl w:val="0409001F"/>
+    <w:lvl w:ilvl="0">
+      <w:start w:val="1"/>
+      <w:numFmt w:val="decimal"/>
+      <w:lvlText w:val="%1."/>
+      <w:lvlJc w:val="left"/>
+      <w:pPr>
+        <w:ind w:left="360" w:hanging="360"/>
+      </w:pPr>
+    </w:lvl>
+    <w:lvl w:ilvl="1">
+      <w:start w:val="1"/>
+      <w:numFmt w:val="decimal"/>
+      <w:lvlText w:val="%1.%2."/>
+      <w:lvlJc w:val="left"/>
+      <w:pPr>
+        <w:ind w:left="792" w:hanging="432"/>
+      </w:pPr>
+    </w:lvl>
+    <w:lvl w:ilvl="2">
+      <w:start w:val="1"/>
+      <w:numFmt w:val="decimal"/>
+      <w:lvlText w:val="%1.%2.%3."/>
+      <w:lvlJc w:val="left"/>
+      <w:pPr>
+        <w:ind w:left="1224" w:hanging="504"/>
+      </w:pPr>
+    </w:lvl>
+    <w:lvl w:ilvl="3">
+      <w:start w:val="1"/>
+      <w:numFmt w:val="decimal"/>
+      <w:lvlText w:val="%1.%2.%3.%4."/>
+      <w:lvlJc w:val="left"/>
+      <w:pPr>
+        <w:ind w:left="1728" w:hanging="648"/>
+      </w:pPr>
+    </w:lvl>
+    <w:lvl w:ilvl="4">
+      <w:start w:val="1"/>
+      <w:numFmt w:val="decimal"/>
+      <w:lvlText w:val="%1.%2.%3.%4.%5."/>
+      <w:lvlJc w:val="left"/>
+      <w:pPr>
+        <w:ind w:left="2232" w:hanging="792"/>
+      </w:pPr>
+    </w:lvl>
+    <w:lvl w:ilvl="5">
+      <w:start w:val="1"/>
+      <w:numFmt w:val="decimal"/>
+      <w:lvlText w:val="%1.%2.%3.%4.%5.%6."/>
+      <w:lvlJc w:val="left"/>
+      <w:pPr>
+        <w:ind w:left="2736" w:hanging="936"/>
+      </w:pPr>
+    </w:lvl>
+    <w:lvl w:ilvl="6">
+      <w:start w:val="1"/>
+      <w:numFmt w:val="decimal"/>
+      <w:lvlText w:val="%1.%2.%3.%4.%5.%6.%7."/>
+      <w:lvlJc w:val="left"/>
+      <w:pPr>
+        <w:ind w:left="3240" w:hanging="1080"/>
+      </w:pPr>
+    </w:lvl>
+    <w:lvl w:ilvl="7">
+      <w:start w:val="1"/>
+      <w:numFmt w:val="decimal"/>
+      <w:lvlText w:val="%1.%2.%3.%4.%5.%6.%7.%8."/>
+      <w:lvlJc w:val="left"/>
+      <w:pPr>
+        <w:ind w:left="3744" w:hanging="1224"/>
+      </w:pPr>
+    </w:lvl>
+    <w:lvl w:ilvl="8">
+      <w:start w:val="1"/>
+      <w:numFmt w:val="decimal"/>
+      <w:lvlText w:val="%1.%2.%3.%4.%5.%6.%7.%8.%9."/>
+      <w:lvlJc w:val="left"/>
+      <w:pPr>
+        <w:ind w:left="4320" w:hanging="1440"/>
+      </w:pPr>
+    </w:lvl>
+  </w:abstractNum>
   <w:num w:numId="1" w16cid:durableId="679434833">
+    <w:abstractNumId w:val="9"/>
+  </w:num>
+  <w:num w:numId="2" w16cid:durableId="1019239650">
+    <w:abstractNumId w:val="2"/>
+  </w:num>
+  <w:num w:numId="3" w16cid:durableId="549802506">
+    <w:abstractNumId w:val="0"/>
+  </w:num>
+  <w:num w:numId="4" w16cid:durableId="259140006">
+    <w:abstractNumId w:val="10"/>
+  </w:num>
+  <w:num w:numId="5" w16cid:durableId="1207716302">
+    <w:abstractNumId w:val="4"/>
+  </w:num>
+  <w:num w:numId="6" w16cid:durableId="2144538821">
     <w:abstractNumId w:val="1"/>
   </w:num>
-  <w:num w:numId="2" w16cid:durableId="1019239650">
-    <w:abstractNumId w:val="0"/>
+  <w:num w:numId="7" w16cid:durableId="1141385320">
+    <w:abstractNumId w:val="7"/>
+  </w:num>
+  <w:num w:numId="8" w16cid:durableId="1660452156">
+    <w:abstractNumId w:val="5"/>
+  </w:num>
+  <w:num w:numId="9" w16cid:durableId="648706719">
+    <w:abstractNumId w:val="11"/>
+  </w:num>
+  <w:num w:numId="10" w16cid:durableId="522011149">
+    <w:abstractNumId w:val="6"/>
+  </w:num>
+  <w:num w:numId="11" w16cid:durableId="274798504">
+    <w:abstractNumId w:val="3"/>
+  </w:num>
+  <w:num w:numId="12" w16cid:durableId="1201165490">
+    <w:abstractNumId w:val="8"/>
   </w:num>
 </w:numbering>
 </file>
@@ -4215,6 +9527,79 @@
       <w:shd w:val="clear" w:color="auto" w:fill="E1DFDD"/>
     </w:rPr>
   </w:style>
+  <w:style w:type="paragraph" w:styleId="Caption">
+    <w:name w:val="caption"/>
+    <w:basedOn w:val="Normal"/>
+    <w:next w:val="Normal"/>
+    <w:uiPriority w:val="35"/>
+    <w:unhideWhenUsed/>
+    <w:qFormat/>
+    <w:rsid w:val="002E5C04"/>
+    <w:pPr>
+      <w:spacing w:after="200" w:line="240" w:lineRule="auto"/>
+    </w:pPr>
+    <w:rPr>
+      <w:i/>
+      <w:iCs/>
+      <w:color w:val="0E2841" w:themeColor="text2"/>
+      <w:sz w:val="18"/>
+      <w:szCs w:val="18"/>
+    </w:rPr>
+  </w:style>
+  <w:style w:type="numbering" w:customStyle="1" w:styleId="Style1">
+    <w:name w:val="Style1"/>
+    <w:uiPriority w:val="99"/>
+    <w:rsid w:val="00404B0D"/>
+    <w:pPr>
+      <w:numPr>
+        <w:numId w:val="5"/>
+      </w:numPr>
+    </w:pPr>
+  </w:style>
+  <w:style w:type="paragraph" w:styleId="Header">
+    <w:name w:val="header"/>
+    <w:basedOn w:val="Normal"/>
+    <w:link w:val="HeaderChar"/>
+    <w:uiPriority w:val="99"/>
+    <w:unhideWhenUsed/>
+    <w:rsid w:val="0010574E"/>
+    <w:pPr>
+      <w:tabs>
+        <w:tab w:val="center" w:pos="4680"/>
+        <w:tab w:val="right" w:pos="9360"/>
+      </w:tabs>
+      <w:spacing w:after="0" w:line="240" w:lineRule="auto"/>
+    </w:pPr>
+  </w:style>
+  <w:style w:type="character" w:customStyle="1" w:styleId="HeaderChar">
+    <w:name w:val="Header Char"/>
+    <w:basedOn w:val="DefaultParagraphFont"/>
+    <w:link w:val="Header"/>
+    <w:uiPriority w:val="99"/>
+    <w:rsid w:val="0010574E"/>
+  </w:style>
+  <w:style w:type="paragraph" w:styleId="Footer">
+    <w:name w:val="footer"/>
+    <w:basedOn w:val="Normal"/>
+    <w:link w:val="FooterChar"/>
+    <w:uiPriority w:val="99"/>
+    <w:unhideWhenUsed/>
+    <w:rsid w:val="0010574E"/>
+    <w:pPr>
+      <w:tabs>
+        <w:tab w:val="center" w:pos="4680"/>
+        <w:tab w:val="right" w:pos="9360"/>
+      </w:tabs>
+      <w:spacing w:after="0" w:line="240" w:lineRule="auto"/>
+    </w:pPr>
+  </w:style>
+  <w:style w:type="character" w:customStyle="1" w:styleId="FooterChar">
+    <w:name w:val="Footer Char"/>
+    <w:basedOn w:val="DefaultParagraphFont"/>
+    <w:link w:val="Footer"/>
+    <w:uiPriority w:val="99"/>
+    <w:rsid w:val="0010574E"/>
+  </w:style>
 </w:styles>
 </file>
 

--- a/dewey-documentation.docx
+++ b/dewey-documentation.docx
@@ -1756,7 +1756,7 @@
           <w:ilvl w:val="1"/>
           <w:numId w:val="3"/>
         </w:numPr>
-        <w:ind w:left="1530" w:hanging="1530"/>
+        <w:ind w:left="1530" w:hanging="1260"/>
         <w:rPr>
           <w:rFonts w:ascii="Aptos Narrow" w:eastAsia="Times New Roman" w:hAnsi="Aptos Narrow" w:cs="Times New Roman"/>
           <w:color w:val="000000"/>
@@ -1796,7 +1796,7 @@
           <w:ilvl w:val="2"/>
           <w:numId w:val="3"/>
         </w:numPr>
-        <w:ind w:left="1530" w:hanging="1080"/>
+        <w:ind w:left="1530" w:hanging="900"/>
         <w:rPr>
           <w:rFonts w:ascii="Aptos Narrow" w:eastAsia="Times New Roman" w:hAnsi="Aptos Narrow" w:cs="Times New Roman"/>
           <w:color w:val="000000"/>
@@ -1825,7 +1825,7 @@
           <w:ilvl w:val="2"/>
           <w:numId w:val="3"/>
         </w:numPr>
-        <w:ind w:left="1530" w:hanging="1080"/>
+        <w:ind w:left="1530" w:hanging="900"/>
         <w:rPr>
           <w:rFonts w:ascii="Aptos Narrow" w:eastAsia="Times New Roman" w:hAnsi="Aptos Narrow" w:cs="Times New Roman"/>
           <w:color w:val="000000"/>
@@ -1854,7 +1854,7 @@
           <w:ilvl w:val="2"/>
           <w:numId w:val="3"/>
         </w:numPr>
-        <w:ind w:left="1530" w:hanging="1080"/>
+        <w:ind w:left="1530" w:hanging="900"/>
         <w:rPr>
           <w:rFonts w:ascii="Aptos Narrow" w:eastAsia="Times New Roman" w:hAnsi="Aptos Narrow" w:cs="Times New Roman"/>
           <w:color w:val="000000"/>
@@ -1883,7 +1883,7 @@
           <w:ilvl w:val="2"/>
           <w:numId w:val="3"/>
         </w:numPr>
-        <w:ind w:left="1530" w:hanging="1080"/>
+        <w:ind w:left="1530" w:hanging="900"/>
         <w:rPr>
           <w:rFonts w:ascii="Aptos Narrow" w:eastAsia="Times New Roman" w:hAnsi="Aptos Narrow" w:cs="Times New Roman"/>
           <w:color w:val="000000"/>
@@ -1912,7 +1912,7 @@
           <w:ilvl w:val="2"/>
           <w:numId w:val="3"/>
         </w:numPr>
-        <w:ind w:left="1530" w:hanging="1080"/>
+        <w:ind w:left="1530" w:hanging="900"/>
         <w:rPr>
           <w:rFonts w:ascii="Aptos Narrow" w:eastAsia="Times New Roman" w:hAnsi="Aptos Narrow" w:cs="Times New Roman"/>
           <w:color w:val="000000"/>
@@ -1941,7 +1941,7 @@
           <w:ilvl w:val="2"/>
           <w:numId w:val="3"/>
         </w:numPr>
-        <w:ind w:left="1530" w:hanging="1080"/>
+        <w:ind w:left="1530" w:hanging="900"/>
         <w:rPr>
           <w:rFonts w:ascii="Aptos Narrow" w:eastAsia="Times New Roman" w:hAnsi="Aptos Narrow" w:cs="Times New Roman"/>
           <w:color w:val="000000"/>
@@ -1970,7 +1970,7 @@
           <w:ilvl w:val="1"/>
           <w:numId w:val="3"/>
         </w:numPr>
-        <w:ind w:left="1530" w:hanging="1530"/>
+        <w:ind w:left="1530" w:hanging="1260"/>
         <w:rPr>
           <w:rFonts w:ascii="Aptos Narrow" w:eastAsia="Times New Roman" w:hAnsi="Aptos Narrow" w:cs="Times New Roman"/>
           <w:color w:val="000000"/>
@@ -1999,7 +1999,7 @@
           <w:ilvl w:val="2"/>
           <w:numId w:val="3"/>
         </w:numPr>
-        <w:ind w:left="1530" w:hanging="1080"/>
+        <w:ind w:left="1530" w:hanging="900"/>
         <w:rPr>
           <w:rFonts w:ascii="Aptos Narrow" w:eastAsia="Times New Roman" w:hAnsi="Aptos Narrow" w:cs="Times New Roman"/>
           <w:color w:val="000000"/>
@@ -2028,7 +2028,7 @@
           <w:ilvl w:val="2"/>
           <w:numId w:val="3"/>
         </w:numPr>
-        <w:ind w:left="1530" w:hanging="1080"/>
+        <w:ind w:left="1530" w:hanging="900"/>
         <w:rPr>
           <w:rFonts w:ascii="Aptos Narrow" w:eastAsia="Times New Roman" w:hAnsi="Aptos Narrow" w:cs="Times New Roman"/>
           <w:color w:val="000000"/>
@@ -2057,7 +2057,7 @@
           <w:ilvl w:val="2"/>
           <w:numId w:val="3"/>
         </w:numPr>
-        <w:ind w:left="1530" w:hanging="1080"/>
+        <w:ind w:left="1530" w:hanging="900"/>
         <w:rPr>
           <w:rFonts w:ascii="Aptos Narrow" w:eastAsia="Times New Roman" w:hAnsi="Aptos Narrow" w:cs="Times New Roman"/>
           <w:color w:val="000000"/>
@@ -2086,7 +2086,7 @@
           <w:ilvl w:val="2"/>
           <w:numId w:val="3"/>
         </w:numPr>
-        <w:ind w:left="1530" w:hanging="1080"/>
+        <w:ind w:left="1530" w:hanging="900"/>
         <w:rPr>
           <w:rFonts w:ascii="Aptos Narrow" w:eastAsia="Times New Roman" w:hAnsi="Aptos Narrow" w:cs="Times New Roman"/>
           <w:color w:val="000000"/>
@@ -2115,7 +2115,7 @@
           <w:ilvl w:val="2"/>
           <w:numId w:val="3"/>
         </w:numPr>
-        <w:ind w:left="1530" w:hanging="1080"/>
+        <w:ind w:left="1530" w:hanging="900"/>
         <w:rPr>
           <w:rFonts w:ascii="Aptos Narrow" w:eastAsia="Times New Roman" w:hAnsi="Aptos Narrow" w:cs="Times New Roman"/>
           <w:color w:val="000000"/>
@@ -2144,7 +2144,7 @@
           <w:ilvl w:val="1"/>
           <w:numId w:val="3"/>
         </w:numPr>
-        <w:ind w:left="1530" w:hanging="1530"/>
+        <w:ind w:left="1530" w:hanging="1260"/>
         <w:rPr>
           <w:rFonts w:ascii="Aptos Narrow" w:eastAsia="Times New Roman" w:hAnsi="Aptos Narrow" w:cs="Times New Roman"/>
           <w:color w:val="000000"/>
@@ -2173,7 +2173,7 @@
           <w:ilvl w:val="2"/>
           <w:numId w:val="3"/>
         </w:numPr>
-        <w:ind w:left="1530" w:hanging="1530"/>
+        <w:ind w:left="1530" w:hanging="900"/>
         <w:rPr>
           <w:rFonts w:ascii="Aptos Narrow" w:eastAsia="Times New Roman" w:hAnsi="Aptos Narrow" w:cs="Times New Roman"/>
           <w:color w:val="000000"/>
@@ -2191,7 +2191,7 @@
           <w:ilvl w:val="1"/>
           <w:numId w:val="3"/>
         </w:numPr>
-        <w:ind w:left="1530" w:hanging="1530"/>
+        <w:ind w:left="1530" w:hanging="1260"/>
         <w:rPr>
           <w:rFonts w:ascii="Aptos Narrow" w:eastAsia="Times New Roman" w:hAnsi="Aptos Narrow" w:cs="Times New Roman"/>
           <w:color w:val="000000"/>
@@ -2220,7 +2220,7 @@
           <w:ilvl w:val="1"/>
           <w:numId w:val="3"/>
         </w:numPr>
-        <w:ind w:left="1530" w:hanging="1530"/>
+        <w:ind w:left="1530" w:hanging="1260"/>
         <w:rPr>
           <w:rFonts w:ascii="Aptos Narrow" w:eastAsia="Times New Roman" w:hAnsi="Aptos Narrow" w:cs="Times New Roman"/>
           <w:color w:val="000000"/>
@@ -2249,7 +2249,7 @@
           <w:ilvl w:val="1"/>
           <w:numId w:val="3"/>
         </w:numPr>
-        <w:ind w:left="1530" w:hanging="1530"/>
+        <w:ind w:left="1530" w:hanging="1260"/>
         <w:rPr>
           <w:rFonts w:ascii="Aptos Narrow" w:eastAsia="Times New Roman" w:hAnsi="Aptos Narrow" w:cs="Times New Roman"/>
           <w:color w:val="000000"/>
@@ -2278,7 +2278,7 @@
           <w:ilvl w:val="1"/>
           <w:numId w:val="3"/>
         </w:numPr>
-        <w:ind w:left="1530" w:hanging="1530"/>
+        <w:ind w:left="1530" w:hanging="1260"/>
         <w:rPr>
           <w:rFonts w:ascii="Aptos Narrow" w:eastAsia="Times New Roman" w:hAnsi="Aptos Narrow" w:cs="Times New Roman"/>
           <w:color w:val="000000"/>
@@ -2307,7 +2307,7 @@
           <w:ilvl w:val="1"/>
           <w:numId w:val="3"/>
         </w:numPr>
-        <w:ind w:left="1530" w:hanging="1530"/>
+        <w:ind w:left="1530" w:hanging="1260"/>
         <w:rPr>
           <w:rFonts w:ascii="Aptos Narrow" w:eastAsia="Times New Roman" w:hAnsi="Aptos Narrow" w:cs="Times New Roman"/>
           <w:color w:val="000000"/>
@@ -2646,6 +2646,20 @@
         </w:rPr>
         <w:t xml:space="preserve"> PAGE</w:t>
       </w:r>
+    </w:p>
+    <w:p>
+      <w:pPr>
+        <w:rPr>
+          <w:rFonts w:ascii="Aptos Narrow" w:eastAsia="Times New Roman" w:hAnsi="Aptos Narrow" w:cs="Times New Roman"/>
+          <w:b/>
+          <w:bCs/>
+          <w:color w:val="000000"/>
+          <w:kern w:val="0"/>
+          <w:sz w:val="28"/>
+          <w:szCs w:val="28"/>
+          <w14:ligatures w14:val="none"/>
+        </w:rPr>
+      </w:pPr>
     </w:p>
     <w:p>
       <w:pPr>
@@ -4407,7 +4421,7 @@
           <w:ilvl w:val="2"/>
           <w:numId w:val="9"/>
         </w:numPr>
-        <w:ind w:left="2340" w:hanging="1620"/>
+        <w:ind w:left="720" w:hanging="720"/>
         <w:rPr>
           <w:rFonts w:ascii="Aptos Narrow" w:eastAsia="Times New Roman" w:hAnsi="Aptos Narrow" w:cs="Times New Roman"/>
           <w:b/>
@@ -4435,7 +4449,6 @@
     </w:p>
     <w:p>
       <w:pPr>
-        <w:ind w:left="720"/>
         <w:rPr>
           <w:rFonts w:ascii="Aptos Narrow" w:eastAsia="Times New Roman" w:hAnsi="Aptos Narrow" w:cs="Times New Roman"/>
           <w:color w:val="000000"/>
@@ -5782,6 +5795,7 @@
           <w:ilvl w:val="1"/>
           <w:numId w:val="7"/>
         </w:numPr>
+        <w:ind w:left="1620" w:hanging="1260"/>
         <w:rPr>
           <w:rFonts w:ascii="Aptos Narrow" w:eastAsia="Times New Roman" w:hAnsi="Aptos Narrow" w:cs="Times New Roman"/>
           <w:color w:val="000000"/>
